--- a/API_SECURITY_RISK_ANALYSIS_REPORT.docx
+++ b/API_SECURITY_RISK_ANALYSIS_REPORT.docx
@@ -729,6 +729,7 @@
     </w:p>
     <w:tbl>
       <w:tblPr>
+        <w:tblStyle w:val="4"/>
         <w:tblW w:w="0" w:type="auto"/>
         <w:tblCellSpacing w:w="15" w:type="dxa"/>
         <w:tblInd w:w="0" w:type="dxa"/>
@@ -740,7 +741,7 @@
           <w:insideH w:val="none" w:color="auto" w:sz="0" w:space="0"/>
           <w:insideV w:val="none" w:color="auto" w:sz="0" w:space="0"/>
         </w:tblBorders>
-        <w:shd w:val="clear"/>
+        <w:shd w:val="clear" w:color="auto" w:fill="auto"/>
         <w:tblLayout w:type="autofit"/>
         <w:tblCellMar>
           <w:top w:w="15" w:type="dxa"/>
@@ -763,7 +764,7 @@
             <w:insideH w:val="none" w:color="auto" w:sz="0" w:space="0"/>
             <w:insideV w:val="none" w:color="auto" w:sz="0" w:space="0"/>
           </w:tblBorders>
-          <w:shd w:val="clear"/>
+          <w:shd w:val="clear" w:color="auto" w:fill="auto"/>
           <w:tblCellMar>
             <w:top w:w="15" w:type="dxa"/>
             <w:left w:w="15" w:type="dxa"/>
@@ -777,7 +778,7 @@
         <w:tc>
           <w:tcPr>
             <w:tcW w:w="0" w:type="auto"/>
-            <w:shd w:val="clear"/>
+            <w:shd w:val="clear" w:color="auto" w:fill="auto"/>
             <w:vAlign w:val="center"/>
           </w:tcPr>
           <w:p>
@@ -812,7 +813,7 @@
         <w:tc>
           <w:tcPr>
             <w:tcW w:w="0" w:type="auto"/>
-            <w:shd w:val="clear"/>
+            <w:shd w:val="clear" w:color="auto" w:fill="auto"/>
             <w:vAlign w:val="center"/>
           </w:tcPr>
           <w:p>
@@ -868,7 +869,7 @@
         <w:tc>
           <w:tcPr>
             <w:tcW w:w="0" w:type="auto"/>
-            <w:shd w:val="clear"/>
+            <w:shd w:val="clear" w:color="auto" w:fill="auto"/>
             <w:vAlign w:val="center"/>
           </w:tcPr>
           <w:p>
@@ -899,7 +900,7 @@
         <w:tc>
           <w:tcPr>
             <w:tcW w:w="0" w:type="auto"/>
-            <w:shd w:val="clear"/>
+            <w:shd w:val="clear" w:color="auto" w:fill="auto"/>
             <w:vAlign w:val="center"/>
           </w:tcPr>
           <w:p>
@@ -924,6 +925,90 @@
                 <w:lang w:val="en-US" w:eastAsia="zh-CN" w:bidi="ar"/>
               </w:rPr>
               <w:t>Sending API requests and analyzing responses</w:t>
+            </w:r>
+          </w:p>
+        </w:tc>
+      </w:tr>
+      <w:tr>
+        <w:tblPrEx>
+          <w:tblBorders>
+            <w:top w:val="none" w:color="auto" w:sz="0" w:space="0"/>
+            <w:left w:val="none" w:color="auto" w:sz="0" w:space="0"/>
+            <w:bottom w:val="none" w:color="auto" w:sz="0" w:space="0"/>
+            <w:right w:val="none" w:color="auto" w:sz="0" w:space="0"/>
+            <w:insideH w:val="none" w:color="auto" w:sz="0" w:space="0"/>
+            <w:insideV w:val="none" w:color="auto" w:sz="0" w:space="0"/>
+          </w:tblBorders>
+          <w:shd w:val="clear" w:color="auto" w:fill="auto"/>
+          <w:tblCellMar>
+            <w:top w:w="15" w:type="dxa"/>
+            <w:left w:w="15" w:type="dxa"/>
+            <w:bottom w:w="15" w:type="dxa"/>
+            <w:right w:w="15" w:type="dxa"/>
+          </w:tblCellMar>
+        </w:tblPrEx>
+        <w:trPr>
+          <w:tblCellSpacing w:w="15" w:type="dxa"/>
+        </w:trPr>
+        <w:tc>
+          <w:tcPr>
+            <w:tcW w:w="0" w:type="auto"/>
+            <w:shd w:val="clear" w:color="auto" w:fill="auto"/>
+            <w:vAlign w:val="center"/>
+          </w:tcPr>
+          <w:p>
+            <w:pPr>
+              <w:keepNext w:val="0"/>
+              <w:keepLines w:val="0"/>
+              <w:widowControl/>
+              <w:suppressLineNumbers w:val="0"/>
+              <w:jc w:val="left"/>
+              <w:rPr>
+                <w:rFonts w:hint="default" w:ascii="Arial" w:hAnsi="Arial" w:cs="Arial"/>
+                <w:sz w:val="28"/>
+                <w:szCs w:val="28"/>
+              </w:rPr>
+            </w:pPr>
+            <w:r>
+              <w:rPr>
+                <w:rFonts w:hint="default" w:ascii="Arial" w:hAnsi="Arial" w:eastAsia="SimSun" w:cs="Arial"/>
+                <w:kern w:val="0"/>
+                <w:sz w:val="28"/>
+                <w:szCs w:val="28"/>
+                <w:lang w:val="en-US" w:eastAsia="zh-CN" w:bidi="ar"/>
+              </w:rPr>
+              <w:t>Browser DevTools</w:t>
+            </w:r>
+          </w:p>
+        </w:tc>
+        <w:tc>
+          <w:tcPr>
+            <w:tcW w:w="0" w:type="auto"/>
+            <w:shd w:val="clear" w:color="auto" w:fill="auto"/>
+            <w:vAlign w:val="center"/>
+          </w:tcPr>
+          <w:p>
+            <w:pPr>
+              <w:keepNext w:val="0"/>
+              <w:keepLines w:val="0"/>
+              <w:widowControl/>
+              <w:suppressLineNumbers w:val="0"/>
+              <w:jc w:val="left"/>
+              <w:rPr>
+                <w:rFonts w:hint="default" w:ascii="Arial" w:hAnsi="Arial" w:cs="Arial"/>
+                <w:sz w:val="28"/>
+                <w:szCs w:val="28"/>
+              </w:rPr>
+            </w:pPr>
+            <w:r>
+              <w:rPr>
+                <w:rFonts w:hint="default" w:ascii="Arial" w:hAnsi="Arial" w:eastAsia="SimSun" w:cs="Arial"/>
+                <w:kern w:val="0"/>
+                <w:sz w:val="28"/>
+                <w:szCs w:val="28"/>
+                <w:lang w:val="en-US" w:eastAsia="zh-CN" w:bidi="ar"/>
+              </w:rPr>
+              <w:t>Additional header inspection</w:t>
             </w:r>
           </w:p>
         </w:tc>
@@ -951,90 +1036,7 @@
         <w:tc>
           <w:tcPr>
             <w:tcW w:w="0" w:type="auto"/>
-            <w:shd w:val="clear"/>
-            <w:vAlign w:val="center"/>
-          </w:tcPr>
-          <w:p>
-            <w:pPr>
-              <w:keepNext w:val="0"/>
-              <w:keepLines w:val="0"/>
-              <w:widowControl/>
-              <w:suppressLineNumbers w:val="0"/>
-              <w:jc w:val="left"/>
-              <w:rPr>
-                <w:rFonts w:hint="default" w:ascii="Arial" w:hAnsi="Arial" w:cs="Arial"/>
-                <w:sz w:val="28"/>
-                <w:szCs w:val="28"/>
-              </w:rPr>
-            </w:pPr>
-            <w:r>
-              <w:rPr>
-                <w:rFonts w:hint="default" w:ascii="Arial" w:hAnsi="Arial" w:eastAsia="SimSun" w:cs="Arial"/>
-                <w:kern w:val="0"/>
-                <w:sz w:val="28"/>
-                <w:szCs w:val="28"/>
-                <w:lang w:val="en-US" w:eastAsia="zh-CN" w:bidi="ar"/>
-              </w:rPr>
-              <w:t>Browser DevTools</w:t>
-            </w:r>
-          </w:p>
-        </w:tc>
-        <w:tc>
-          <w:tcPr>
-            <w:tcW w:w="0" w:type="auto"/>
-            <w:shd w:val="clear"/>
-            <w:vAlign w:val="center"/>
-          </w:tcPr>
-          <w:p>
-            <w:pPr>
-              <w:keepNext w:val="0"/>
-              <w:keepLines w:val="0"/>
-              <w:widowControl/>
-              <w:suppressLineNumbers w:val="0"/>
-              <w:jc w:val="left"/>
-              <w:rPr>
-                <w:rFonts w:hint="default" w:ascii="Arial" w:hAnsi="Arial" w:cs="Arial"/>
-                <w:sz w:val="28"/>
-                <w:szCs w:val="28"/>
-              </w:rPr>
-            </w:pPr>
-            <w:r>
-              <w:rPr>
-                <w:rFonts w:hint="default" w:ascii="Arial" w:hAnsi="Arial" w:eastAsia="SimSun" w:cs="Arial"/>
-                <w:kern w:val="0"/>
-                <w:sz w:val="28"/>
-                <w:szCs w:val="28"/>
-                <w:lang w:val="en-US" w:eastAsia="zh-CN" w:bidi="ar"/>
-              </w:rPr>
-              <w:t>Additional header inspection</w:t>
-            </w:r>
-          </w:p>
-        </w:tc>
-      </w:tr>
-      <w:tr>
-        <w:tblPrEx>
-          <w:tblBorders>
-            <w:top w:val="none" w:color="auto" w:sz="0" w:space="0"/>
-            <w:left w:val="none" w:color="auto" w:sz="0" w:space="0"/>
-            <w:bottom w:val="none" w:color="auto" w:sz="0" w:space="0"/>
-            <w:right w:val="none" w:color="auto" w:sz="0" w:space="0"/>
-            <w:insideH w:val="none" w:color="auto" w:sz="0" w:space="0"/>
-            <w:insideV w:val="none" w:color="auto" w:sz="0" w:space="0"/>
-          </w:tblBorders>
-          <w:tblCellMar>
-            <w:top w:w="15" w:type="dxa"/>
-            <w:left w:w="15" w:type="dxa"/>
-            <w:bottom w:w="15" w:type="dxa"/>
-            <w:right w:w="15" w:type="dxa"/>
-          </w:tblCellMar>
-        </w:tblPrEx>
-        <w:trPr>
-          <w:tblCellSpacing w:w="15" w:type="dxa"/>
-        </w:trPr>
-        <w:tc>
-          <w:tcPr>
-            <w:tcW w:w="0" w:type="auto"/>
-            <w:shd w:val="clear"/>
+            <w:shd w:val="clear" w:color="auto" w:fill="auto"/>
             <w:vAlign w:val="center"/>
           </w:tcPr>
           <w:p>
@@ -1065,7 +1067,7 @@
         <w:tc>
           <w:tcPr>
             <w:tcW w:w="0" w:type="auto"/>
-            <w:shd w:val="clear"/>
+            <w:shd w:val="clear" w:color="auto" w:fill="auto"/>
             <w:vAlign w:val="center"/>
           </w:tcPr>
           <w:p>
@@ -1288,6 +1290,7 @@
         <w:keepLines w:val="0"/>
         <w:widowControl/>
         <w:numPr>
+          <w:ilvl w:val="0"/>
           <w:numId w:val="0"/>
         </w:numPr>
         <w:suppressLineNumbers w:val="0"/>
@@ -1305,6 +1308,7 @@
         <w:keepLines w:val="0"/>
         <w:widowControl/>
         <w:numPr>
+          <w:ilvl w:val="0"/>
           <w:numId w:val="0"/>
         </w:numPr>
         <w:suppressLineNumbers w:val="0"/>
@@ -1322,6 +1326,7 @@
         <w:keepLines w:val="0"/>
         <w:widowControl/>
         <w:numPr>
+          <w:ilvl w:val="0"/>
           <w:numId w:val="0"/>
         </w:numPr>
         <w:suppressLineNumbers w:val="0"/>
@@ -1339,6 +1344,7 @@
         <w:keepLines w:val="0"/>
         <w:widowControl/>
         <w:numPr>
+          <w:ilvl w:val="0"/>
           <w:numId w:val="0"/>
         </w:numPr>
         <w:suppressLineNumbers w:val="0"/>
@@ -1356,6 +1362,7 @@
         <w:keepLines w:val="0"/>
         <w:widowControl/>
         <w:numPr>
+          <w:ilvl w:val="0"/>
           <w:numId w:val="0"/>
         </w:numPr>
         <w:suppressLineNumbers w:val="0"/>
@@ -1373,6 +1380,7 @@
         <w:keepLines w:val="0"/>
         <w:widowControl/>
         <w:numPr>
+          <w:ilvl w:val="0"/>
           <w:numId w:val="0"/>
         </w:numPr>
         <w:suppressLineNumbers w:val="0"/>
@@ -1390,6 +1398,7 @@
         <w:keepLines w:val="0"/>
         <w:widowControl/>
         <w:numPr>
+          <w:ilvl w:val="0"/>
           <w:numId w:val="0"/>
         </w:numPr>
         <w:suppressLineNumbers w:val="0"/>
@@ -1407,6 +1416,7 @@
         <w:keepLines w:val="0"/>
         <w:widowControl/>
         <w:numPr>
+          <w:ilvl w:val="0"/>
           <w:numId w:val="0"/>
         </w:numPr>
         <w:suppressLineNumbers w:val="0"/>
@@ -1428,6 +1438,7 @@
     </w:p>
     <w:tbl>
       <w:tblPr>
+        <w:tblStyle w:val="4"/>
         <w:tblW w:w="0" w:type="auto"/>
         <w:tblCellSpacing w:w="15" w:type="dxa"/>
         <w:tblInd w:w="0" w:type="dxa"/>
@@ -1439,7 +1450,7 @@
           <w:insideH w:val="none" w:color="auto" w:sz="0" w:space="0"/>
           <w:insideV w:val="none" w:color="auto" w:sz="0" w:space="0"/>
         </w:tblBorders>
-        <w:shd w:val="clear"/>
+        <w:shd w:val="clear" w:color="auto" w:fill="auto"/>
         <w:tblLayout w:type="autofit"/>
         <w:tblCellMar>
           <w:top w:w="15" w:type="dxa"/>
@@ -1462,7 +1473,6 @@
             <w:insideH w:val="none" w:color="auto" w:sz="0" w:space="0"/>
             <w:insideV w:val="none" w:color="auto" w:sz="0" w:space="0"/>
           </w:tblBorders>
-          <w:shd w:val="clear"/>
           <w:tblCellMar>
             <w:top w:w="15" w:type="dxa"/>
             <w:left w:w="15" w:type="dxa"/>
@@ -1476,7 +1486,7 @@
         <w:tc>
           <w:tcPr>
             <w:tcW w:w="0" w:type="auto"/>
-            <w:shd w:val="clear"/>
+            <w:shd w:val="clear" w:color="auto" w:fill="auto"/>
             <w:vAlign w:val="center"/>
           </w:tcPr>
           <w:p>
@@ -1511,7 +1521,7 @@
         <w:tc>
           <w:tcPr>
             <w:tcW w:w="0" w:type="auto"/>
-            <w:shd w:val="clear"/>
+            <w:shd w:val="clear" w:color="auto" w:fill="auto"/>
             <w:vAlign w:val="center"/>
           </w:tcPr>
           <w:p>
@@ -1554,7 +1564,6 @@
             <w:insideH w:val="none" w:color="auto" w:sz="0" w:space="0"/>
             <w:insideV w:val="none" w:color="auto" w:sz="0" w:space="0"/>
           </w:tblBorders>
-          <w:shd w:val="clear"/>
           <w:tblCellMar>
             <w:top w:w="15" w:type="dxa"/>
             <w:left w:w="15" w:type="dxa"/>
@@ -1568,7 +1577,7 @@
         <w:tc>
           <w:tcPr>
             <w:tcW w:w="0" w:type="auto"/>
-            <w:shd w:val="clear"/>
+            <w:shd w:val="clear" w:color="auto" w:fill="auto"/>
             <w:vAlign w:val="center"/>
           </w:tcPr>
           <w:p>
@@ -1600,7 +1609,7 @@
         <w:tc>
           <w:tcPr>
             <w:tcW w:w="0" w:type="auto"/>
-            <w:shd w:val="clear"/>
+            <w:shd w:val="clear" w:color="auto" w:fill="auto"/>
             <w:vAlign w:val="center"/>
           </w:tcPr>
           <w:p>
@@ -1639,7 +1648,6 @@
             <w:insideH w:val="none" w:color="auto" w:sz="0" w:space="0"/>
             <w:insideV w:val="none" w:color="auto" w:sz="0" w:space="0"/>
           </w:tblBorders>
-          <w:shd w:val="clear"/>
           <w:tblCellMar>
             <w:top w:w="15" w:type="dxa"/>
             <w:left w:w="15" w:type="dxa"/>
@@ -1653,7 +1661,7 @@
         <w:tc>
           <w:tcPr>
             <w:tcW w:w="0" w:type="auto"/>
-            <w:shd w:val="clear"/>
+            <w:shd w:val="clear" w:color="auto" w:fill="auto"/>
             <w:vAlign w:val="center"/>
           </w:tcPr>
           <w:p>
@@ -1685,7 +1693,7 @@
         <w:tc>
           <w:tcPr>
             <w:tcW w:w="0" w:type="auto"/>
-            <w:shd w:val="clear"/>
+            <w:shd w:val="clear" w:color="auto" w:fill="auto"/>
             <w:vAlign w:val="center"/>
           </w:tcPr>
           <w:p>
@@ -1763,7 +1771,6 @@
             <w:insideH w:val="none" w:color="auto" w:sz="0" w:space="0"/>
             <w:insideV w:val="none" w:color="auto" w:sz="0" w:space="0"/>
           </w:tblBorders>
-          <w:shd w:val="clear"/>
           <w:tblCellMar>
             <w:top w:w="15" w:type="dxa"/>
             <w:left w:w="15" w:type="dxa"/>
@@ -1777,7 +1784,7 @@
         <w:tc>
           <w:tcPr>
             <w:tcW w:w="0" w:type="auto"/>
-            <w:shd w:val="clear"/>
+            <w:shd w:val="clear" w:color="auto" w:fill="auto"/>
             <w:vAlign w:val="center"/>
           </w:tcPr>
           <w:p>
@@ -1809,7 +1816,7 @@
         <w:tc>
           <w:tcPr>
             <w:tcW w:w="0" w:type="auto"/>
-            <w:shd w:val="clear"/>
+            <w:shd w:val="clear" w:color="auto" w:fill="auto"/>
             <w:vAlign w:val="center"/>
           </w:tcPr>
           <w:p>
@@ -1848,7 +1855,6 @@
             <w:insideH w:val="none" w:color="auto" w:sz="0" w:space="0"/>
             <w:insideV w:val="none" w:color="auto" w:sz="0" w:space="0"/>
           </w:tblBorders>
-          <w:shd w:val="clear"/>
           <w:tblCellMar>
             <w:top w:w="15" w:type="dxa"/>
             <w:left w:w="15" w:type="dxa"/>
@@ -1862,7 +1868,7 @@
         <w:tc>
           <w:tcPr>
             <w:tcW w:w="0" w:type="auto"/>
-            <w:shd w:val="clear"/>
+            <w:shd w:val="clear" w:color="auto" w:fill="auto"/>
             <w:vAlign w:val="center"/>
           </w:tcPr>
           <w:p>
@@ -1894,7 +1900,7 @@
         <w:tc>
           <w:tcPr>
             <w:tcW w:w="0" w:type="auto"/>
-            <w:shd w:val="clear"/>
+            <w:shd w:val="clear" w:color="auto" w:fill="auto"/>
             <w:vAlign w:val="center"/>
           </w:tcPr>
           <w:p>
@@ -1933,7 +1939,6 @@
             <w:insideH w:val="none" w:color="auto" w:sz="0" w:space="0"/>
             <w:insideV w:val="none" w:color="auto" w:sz="0" w:space="0"/>
           </w:tblBorders>
-          <w:shd w:val="clear"/>
           <w:tblCellMar>
             <w:top w:w="15" w:type="dxa"/>
             <w:left w:w="15" w:type="dxa"/>
@@ -1947,7 +1952,7 @@
         <w:tc>
           <w:tcPr>
             <w:tcW w:w="0" w:type="auto"/>
-            <w:shd w:val="clear"/>
+            <w:shd w:val="clear" w:color="auto" w:fill="auto"/>
             <w:vAlign w:val="center"/>
           </w:tcPr>
           <w:p>
@@ -1979,7 +1984,7 @@
         <w:tc>
           <w:tcPr>
             <w:tcW w:w="0" w:type="auto"/>
-            <w:shd w:val="clear"/>
+            <w:shd w:val="clear" w:color="auto" w:fill="auto"/>
             <w:vAlign w:val="center"/>
           </w:tcPr>
           <w:p>
@@ -2018,7 +2023,7 @@
             <w:insideH w:val="none" w:color="auto" w:sz="0" w:space="0"/>
             <w:insideV w:val="none" w:color="auto" w:sz="0" w:space="0"/>
           </w:tblBorders>
-          <w:shd w:val="clear"/>
+          <w:shd w:val="clear" w:color="auto" w:fill="auto"/>
           <w:tblCellMar>
             <w:top w:w="15" w:type="dxa"/>
             <w:left w:w="15" w:type="dxa"/>
@@ -2032,7 +2037,7 @@
         <w:tc>
           <w:tcPr>
             <w:tcW w:w="0" w:type="auto"/>
-            <w:shd w:val="clear"/>
+            <w:shd w:val="clear" w:color="auto" w:fill="auto"/>
             <w:vAlign w:val="center"/>
           </w:tcPr>
           <w:p>
@@ -2064,7 +2069,7 @@
         <w:tc>
           <w:tcPr>
             <w:tcW w:w="0" w:type="auto"/>
-            <w:shd w:val="clear"/>
+            <w:shd w:val="clear" w:color="auto" w:fill="auto"/>
             <w:vAlign w:val="center"/>
           </w:tcPr>
           <w:p>
@@ -2103,7 +2108,7 @@
             <w:insideH w:val="none" w:color="auto" w:sz="0" w:space="0"/>
             <w:insideV w:val="none" w:color="auto" w:sz="0" w:space="0"/>
           </w:tblBorders>
-          <w:shd w:val="clear"/>
+          <w:shd w:val="clear" w:color="auto" w:fill="auto"/>
           <w:tblCellMar>
             <w:top w:w="15" w:type="dxa"/>
             <w:left w:w="15" w:type="dxa"/>
@@ -2117,7 +2122,7 @@
         <w:tc>
           <w:tcPr>
             <w:tcW w:w="0" w:type="auto"/>
-            <w:shd w:val="clear"/>
+            <w:shd w:val="clear" w:color="auto" w:fill="auto"/>
             <w:vAlign w:val="center"/>
           </w:tcPr>
           <w:p>
@@ -2149,7 +2154,7 @@
         <w:tc>
           <w:tcPr>
             <w:tcW w:w="0" w:type="auto"/>
-            <w:shd w:val="clear"/>
+            <w:shd w:val="clear" w:color="auto" w:fill="auto"/>
             <w:vAlign w:val="center"/>
           </w:tcPr>
           <w:p>
@@ -2188,7 +2193,6 @@
             <w:insideH w:val="none" w:color="auto" w:sz="0" w:space="0"/>
             <w:insideV w:val="none" w:color="auto" w:sz="0" w:space="0"/>
           </w:tblBorders>
-          <w:shd w:val="clear"/>
           <w:tblCellMar>
             <w:top w:w="15" w:type="dxa"/>
             <w:left w:w="15" w:type="dxa"/>
@@ -2202,7 +2206,7 @@
         <w:tc>
           <w:tcPr>
             <w:tcW w:w="0" w:type="auto"/>
-            <w:shd w:val="clear"/>
+            <w:shd w:val="clear" w:color="auto" w:fill="auto"/>
             <w:vAlign w:val="center"/>
           </w:tcPr>
           <w:p>
@@ -2234,7 +2238,7 @@
         <w:tc>
           <w:tcPr>
             <w:tcW w:w="0" w:type="auto"/>
-            <w:shd w:val="clear"/>
+            <w:shd w:val="clear" w:color="auto" w:fill="auto"/>
             <w:vAlign w:val="center"/>
           </w:tcPr>
           <w:p>
@@ -2273,7 +2277,7 @@
             <w:insideH w:val="none" w:color="auto" w:sz="0" w:space="0"/>
             <w:insideV w:val="none" w:color="auto" w:sz="0" w:space="0"/>
           </w:tblBorders>
-          <w:shd w:val="clear"/>
+          <w:shd w:val="clear" w:color="auto" w:fill="auto"/>
           <w:tblCellMar>
             <w:top w:w="15" w:type="dxa"/>
             <w:left w:w="15" w:type="dxa"/>
@@ -2287,7 +2291,7 @@
         <w:tc>
           <w:tcPr>
             <w:tcW w:w="0" w:type="auto"/>
-            <w:shd w:val="clear"/>
+            <w:shd w:val="clear" w:color="auto" w:fill="auto"/>
             <w:vAlign w:val="center"/>
           </w:tcPr>
           <w:p>
@@ -2319,7 +2323,7 @@
         <w:tc>
           <w:tcPr>
             <w:tcW w:w="0" w:type="auto"/>
-            <w:shd w:val="clear"/>
+            <w:shd w:val="clear" w:color="auto" w:fill="auto"/>
             <w:vAlign w:val="center"/>
           </w:tcPr>
           <w:p>
@@ -2358,7 +2362,7 @@
             <w:insideH w:val="none" w:color="auto" w:sz="0" w:space="0"/>
             <w:insideV w:val="none" w:color="auto" w:sz="0" w:space="0"/>
           </w:tblBorders>
-          <w:shd w:val="clear"/>
+          <w:shd w:val="clear" w:color="auto" w:fill="auto"/>
           <w:tblCellMar>
             <w:top w:w="15" w:type="dxa"/>
             <w:left w:w="15" w:type="dxa"/>
@@ -2372,7 +2376,7 @@
         <w:tc>
           <w:tcPr>
             <w:tcW w:w="0" w:type="auto"/>
-            <w:shd w:val="clear"/>
+            <w:shd w:val="clear" w:color="auto" w:fill="auto"/>
             <w:vAlign w:val="center"/>
           </w:tcPr>
           <w:p>
@@ -2404,7 +2408,7 @@
         <w:tc>
           <w:tcPr>
             <w:tcW w:w="0" w:type="auto"/>
-            <w:shd w:val="clear"/>
+            <w:shd w:val="clear" w:color="auto" w:fill="auto"/>
             <w:vAlign w:val="center"/>
           </w:tcPr>
           <w:p>
@@ -2458,6 +2462,7 @@
     </w:p>
     <w:tbl>
       <w:tblPr>
+        <w:tblStyle w:val="4"/>
         <w:tblW w:w="0" w:type="auto"/>
         <w:tblCellSpacing w:w="15" w:type="dxa"/>
         <w:tblInd w:w="0" w:type="dxa"/>
@@ -2469,7 +2474,7 @@
           <w:insideH w:val="none" w:color="auto" w:sz="0" w:space="0"/>
           <w:insideV w:val="none" w:color="auto" w:sz="0" w:space="0"/>
         </w:tblBorders>
-        <w:shd w:val="clear"/>
+        <w:shd w:val="clear" w:color="auto" w:fill="auto"/>
         <w:tblLayout w:type="autofit"/>
         <w:tblCellMar>
           <w:top w:w="15" w:type="dxa"/>
@@ -2492,7 +2497,7 @@
             <w:insideH w:val="none" w:color="auto" w:sz="0" w:space="0"/>
             <w:insideV w:val="none" w:color="auto" w:sz="0" w:space="0"/>
           </w:tblBorders>
-          <w:shd w:val="clear"/>
+          <w:shd w:val="clear" w:color="auto" w:fill="auto"/>
           <w:tblCellMar>
             <w:top w:w="15" w:type="dxa"/>
             <w:left w:w="15" w:type="dxa"/>
@@ -2506,7 +2511,7 @@
         <w:tc>
           <w:tcPr>
             <w:tcW w:w="0" w:type="auto"/>
-            <w:shd w:val="clear"/>
+            <w:shd w:val="clear" w:color="auto" w:fill="auto"/>
             <w:vAlign w:val="center"/>
           </w:tcPr>
           <w:p>
@@ -2541,7 +2546,7 @@
         <w:tc>
           <w:tcPr>
             <w:tcW w:w="0" w:type="auto"/>
-            <w:shd w:val="clear"/>
+            <w:shd w:val="clear" w:color="auto" w:fill="auto"/>
             <w:vAlign w:val="center"/>
           </w:tcPr>
           <w:p>
@@ -2584,6 +2589,7 @@
             <w:insideH w:val="none" w:color="auto" w:sz="0" w:space="0"/>
             <w:insideV w:val="none" w:color="auto" w:sz="0" w:space="0"/>
           </w:tblBorders>
+          <w:shd w:val="clear" w:color="auto" w:fill="auto"/>
           <w:tblCellMar>
             <w:top w:w="15" w:type="dxa"/>
             <w:left w:w="15" w:type="dxa"/>
@@ -2597,7 +2603,7 @@
         <w:tc>
           <w:tcPr>
             <w:tcW w:w="0" w:type="auto"/>
-            <w:shd w:val="clear"/>
+            <w:shd w:val="clear" w:color="auto" w:fill="auto"/>
             <w:vAlign w:val="center"/>
           </w:tcPr>
           <w:p>
@@ -2628,7 +2634,7 @@
         <w:tc>
           <w:tcPr>
             <w:tcW w:w="0" w:type="auto"/>
-            <w:shd w:val="clear"/>
+            <w:shd w:val="clear" w:color="auto" w:fill="auto"/>
             <w:vAlign w:val="center"/>
           </w:tcPr>
           <w:p>
@@ -2667,6 +2673,7 @@
             <w:insideH w:val="none" w:color="auto" w:sz="0" w:space="0"/>
             <w:insideV w:val="none" w:color="auto" w:sz="0" w:space="0"/>
           </w:tblBorders>
+          <w:shd w:val="clear" w:color="auto" w:fill="auto"/>
           <w:tblCellMar>
             <w:top w:w="15" w:type="dxa"/>
             <w:left w:w="15" w:type="dxa"/>
@@ -2680,7 +2687,7 @@
         <w:tc>
           <w:tcPr>
             <w:tcW w:w="0" w:type="auto"/>
-            <w:shd w:val="clear"/>
+            <w:shd w:val="clear" w:color="auto" w:fill="auto"/>
             <w:vAlign w:val="center"/>
           </w:tcPr>
           <w:p>
@@ -2711,7 +2718,7 @@
         <w:tc>
           <w:tcPr>
             <w:tcW w:w="0" w:type="auto"/>
-            <w:shd w:val="clear"/>
+            <w:shd w:val="clear" w:color="auto" w:fill="auto"/>
             <w:vAlign w:val="center"/>
           </w:tcPr>
           <w:p>
@@ -2750,7 +2757,7 @@
             <w:insideH w:val="none" w:color="auto" w:sz="0" w:space="0"/>
             <w:insideV w:val="none" w:color="auto" w:sz="0" w:space="0"/>
           </w:tblBorders>
-          <w:shd w:val="clear"/>
+          <w:shd w:val="clear" w:color="auto" w:fill="auto"/>
           <w:tblCellMar>
             <w:top w:w="15" w:type="dxa"/>
             <w:left w:w="15" w:type="dxa"/>
@@ -2764,7 +2771,7 @@
         <w:tc>
           <w:tcPr>
             <w:tcW w:w="0" w:type="auto"/>
-            <w:shd w:val="clear"/>
+            <w:shd w:val="clear" w:color="auto" w:fill="auto"/>
             <w:vAlign w:val="center"/>
           </w:tcPr>
           <w:p>
@@ -2795,7 +2802,7 @@
         <w:tc>
           <w:tcPr>
             <w:tcW w:w="0" w:type="auto"/>
-            <w:shd w:val="clear"/>
+            <w:shd w:val="clear" w:color="auto" w:fill="auto"/>
             <w:vAlign w:val="center"/>
           </w:tcPr>
           <w:p>
@@ -3001,6 +3008,7 @@
     </w:p>
     <w:tbl>
       <w:tblPr>
+        <w:tblStyle w:val="4"/>
         <w:tblW w:w="0" w:type="auto"/>
         <w:tblCellSpacing w:w="15" w:type="dxa"/>
         <w:tblInd w:w="0" w:type="dxa"/>
@@ -3012,7 +3020,7 @@
           <w:insideH w:val="none" w:color="auto" w:sz="0" w:space="0"/>
           <w:insideV w:val="none" w:color="auto" w:sz="0" w:space="0"/>
         </w:tblBorders>
-        <w:shd w:val="clear"/>
+        <w:shd w:val="clear" w:color="auto" w:fill="auto"/>
         <w:tblLayout w:type="autofit"/>
         <w:tblCellMar>
           <w:top w:w="15" w:type="dxa"/>
@@ -3035,7 +3043,7 @@
             <w:insideH w:val="none" w:color="auto" w:sz="0" w:space="0"/>
             <w:insideV w:val="none" w:color="auto" w:sz="0" w:space="0"/>
           </w:tblBorders>
-          <w:shd w:val="clear"/>
+          <w:shd w:val="clear" w:color="auto" w:fill="auto"/>
           <w:tblCellMar>
             <w:top w:w="15" w:type="dxa"/>
             <w:left w:w="15" w:type="dxa"/>
@@ -3049,7 +3057,7 @@
         <w:tc>
           <w:tcPr>
             <w:tcW w:w="0" w:type="auto"/>
-            <w:shd w:val="clear"/>
+            <w:shd w:val="clear" w:color="auto" w:fill="auto"/>
             <w:vAlign w:val="center"/>
           </w:tcPr>
           <w:p>
@@ -3084,7 +3092,7 @@
         <w:tc>
           <w:tcPr>
             <w:tcW w:w="0" w:type="auto"/>
-            <w:shd w:val="clear"/>
+            <w:shd w:val="clear" w:color="auto" w:fill="auto"/>
             <w:vAlign w:val="center"/>
           </w:tcPr>
           <w:p>
@@ -3127,7 +3135,7 @@
             <w:insideH w:val="none" w:color="auto" w:sz="0" w:space="0"/>
             <w:insideV w:val="none" w:color="auto" w:sz="0" w:space="0"/>
           </w:tblBorders>
-          <w:shd w:val="clear"/>
+          <w:shd w:val="clear" w:color="auto" w:fill="auto"/>
           <w:tblCellMar>
             <w:top w:w="15" w:type="dxa"/>
             <w:left w:w="15" w:type="dxa"/>
@@ -3141,7 +3149,7 @@
         <w:tc>
           <w:tcPr>
             <w:tcW w:w="0" w:type="auto"/>
-            <w:shd w:val="clear"/>
+            <w:shd w:val="clear" w:color="auto" w:fill="auto"/>
             <w:vAlign w:val="center"/>
           </w:tcPr>
           <w:p>
@@ -3173,7 +3181,7 @@
         <w:tc>
           <w:tcPr>
             <w:tcW w:w="0" w:type="auto"/>
-            <w:shd w:val="clear"/>
+            <w:shd w:val="clear" w:color="auto" w:fill="auto"/>
             <w:vAlign w:val="center"/>
           </w:tcPr>
           <w:p>
@@ -3212,7 +3220,7 @@
             <w:insideH w:val="none" w:color="auto" w:sz="0" w:space="0"/>
             <w:insideV w:val="none" w:color="auto" w:sz="0" w:space="0"/>
           </w:tblBorders>
-          <w:shd w:val="clear"/>
+          <w:shd w:val="clear" w:color="auto" w:fill="auto"/>
           <w:tblCellMar>
             <w:top w:w="15" w:type="dxa"/>
             <w:left w:w="15" w:type="dxa"/>
@@ -3226,7 +3234,7 @@
         <w:tc>
           <w:tcPr>
             <w:tcW w:w="0" w:type="auto"/>
-            <w:shd w:val="clear"/>
+            <w:shd w:val="clear" w:color="auto" w:fill="auto"/>
             <w:vAlign w:val="center"/>
           </w:tcPr>
           <w:p>
@@ -3258,7 +3266,7 @@
         <w:tc>
           <w:tcPr>
             <w:tcW w:w="0" w:type="auto"/>
-            <w:shd w:val="clear"/>
+            <w:shd w:val="clear" w:color="auto" w:fill="auto"/>
             <w:vAlign w:val="center"/>
           </w:tcPr>
           <w:p>
@@ -3297,7 +3305,7 @@
             <w:insideH w:val="none" w:color="auto" w:sz="0" w:space="0"/>
             <w:insideV w:val="none" w:color="auto" w:sz="0" w:space="0"/>
           </w:tblBorders>
-          <w:shd w:val="clear"/>
+          <w:shd w:val="clear" w:color="auto" w:fill="auto"/>
           <w:tblCellMar>
             <w:top w:w="15" w:type="dxa"/>
             <w:left w:w="15" w:type="dxa"/>
@@ -3311,7 +3319,7 @@
         <w:tc>
           <w:tcPr>
             <w:tcW w:w="0" w:type="auto"/>
-            <w:shd w:val="clear"/>
+            <w:shd w:val="clear" w:color="auto" w:fill="auto"/>
             <w:vAlign w:val="center"/>
           </w:tcPr>
           <w:p>
@@ -3343,7 +3351,7 @@
         <w:tc>
           <w:tcPr>
             <w:tcW w:w="0" w:type="auto"/>
-            <w:shd w:val="clear"/>
+            <w:shd w:val="clear" w:color="auto" w:fill="auto"/>
             <w:vAlign w:val="center"/>
           </w:tcPr>
           <w:p>
@@ -3382,7 +3390,7 @@
             <w:insideH w:val="none" w:color="auto" w:sz="0" w:space="0"/>
             <w:insideV w:val="none" w:color="auto" w:sz="0" w:space="0"/>
           </w:tblBorders>
-          <w:shd w:val="clear"/>
+          <w:shd w:val="clear" w:color="auto" w:fill="auto"/>
           <w:tblCellMar>
             <w:top w:w="15" w:type="dxa"/>
             <w:left w:w="15" w:type="dxa"/>
@@ -3396,7 +3404,7 @@
         <w:tc>
           <w:tcPr>
             <w:tcW w:w="0" w:type="auto"/>
-            <w:shd w:val="clear"/>
+            <w:shd w:val="clear" w:color="auto" w:fill="auto"/>
             <w:vAlign w:val="center"/>
           </w:tcPr>
           <w:p>
@@ -3428,7 +3436,7 @@
         <w:tc>
           <w:tcPr>
             <w:tcW w:w="0" w:type="auto"/>
-            <w:shd w:val="clear"/>
+            <w:shd w:val="clear" w:color="auto" w:fill="auto"/>
             <w:vAlign w:val="center"/>
           </w:tcPr>
           <w:p>
@@ -3482,6 +3490,7 @@
     </w:p>
     <w:tbl>
       <w:tblPr>
+        <w:tblStyle w:val="4"/>
         <w:tblW w:w="0" w:type="auto"/>
         <w:tblCellSpacing w:w="15" w:type="dxa"/>
         <w:tblInd w:w="0" w:type="dxa"/>
@@ -3493,7 +3502,7 @@
           <w:insideH w:val="none" w:color="auto" w:sz="0" w:space="0"/>
           <w:insideV w:val="none" w:color="auto" w:sz="0" w:space="0"/>
         </w:tblBorders>
-        <w:shd w:val="clear"/>
+        <w:shd w:val="clear" w:color="auto" w:fill="auto"/>
         <w:tblLayout w:type="autofit"/>
         <w:tblCellMar>
           <w:top w:w="15" w:type="dxa"/>
@@ -3516,6 +3525,7 @@
             <w:insideH w:val="none" w:color="auto" w:sz="0" w:space="0"/>
             <w:insideV w:val="none" w:color="auto" w:sz="0" w:space="0"/>
           </w:tblBorders>
+          <w:shd w:val="clear" w:color="auto" w:fill="auto"/>
           <w:tblCellMar>
             <w:top w:w="15" w:type="dxa"/>
             <w:left w:w="15" w:type="dxa"/>
@@ -3529,7 +3539,7 @@
         <w:tc>
           <w:tcPr>
             <w:tcW w:w="0" w:type="auto"/>
-            <w:shd w:val="clear"/>
+            <w:shd w:val="clear" w:color="auto" w:fill="auto"/>
             <w:vAlign w:val="center"/>
           </w:tcPr>
           <w:p>
@@ -3564,7 +3574,7 @@
         <w:tc>
           <w:tcPr>
             <w:tcW w:w="0" w:type="auto"/>
-            <w:shd w:val="clear"/>
+            <w:shd w:val="clear" w:color="auto" w:fill="auto"/>
             <w:vAlign w:val="center"/>
           </w:tcPr>
           <w:p>
@@ -3607,6 +3617,7 @@
             <w:insideH w:val="none" w:color="auto" w:sz="0" w:space="0"/>
             <w:insideV w:val="none" w:color="auto" w:sz="0" w:space="0"/>
           </w:tblBorders>
+          <w:shd w:val="clear" w:color="auto" w:fill="auto"/>
           <w:tblCellMar>
             <w:top w:w="15" w:type="dxa"/>
             <w:left w:w="15" w:type="dxa"/>
@@ -3620,7 +3631,7 @@
         <w:tc>
           <w:tcPr>
             <w:tcW w:w="0" w:type="auto"/>
-            <w:shd w:val="clear"/>
+            <w:shd w:val="clear" w:color="auto" w:fill="auto"/>
             <w:vAlign w:val="center"/>
           </w:tcPr>
           <w:p>
@@ -3652,7 +3663,7 @@
         <w:tc>
           <w:tcPr>
             <w:tcW w:w="0" w:type="auto"/>
-            <w:shd w:val="clear"/>
+            <w:shd w:val="clear" w:color="auto" w:fill="auto"/>
             <w:vAlign w:val="center"/>
           </w:tcPr>
           <w:p>
@@ -3691,7 +3702,7 @@
             <w:insideH w:val="none" w:color="auto" w:sz="0" w:space="0"/>
             <w:insideV w:val="none" w:color="auto" w:sz="0" w:space="0"/>
           </w:tblBorders>
-          <w:shd w:val="clear"/>
+          <w:shd w:val="clear" w:color="auto" w:fill="auto"/>
           <w:tblCellMar>
             <w:top w:w="15" w:type="dxa"/>
             <w:left w:w="15" w:type="dxa"/>
@@ -3705,7 +3716,7 @@
         <w:tc>
           <w:tcPr>
             <w:tcW w:w="0" w:type="auto"/>
-            <w:shd w:val="clear"/>
+            <w:shd w:val="clear" w:color="auto" w:fill="auto"/>
             <w:vAlign w:val="center"/>
           </w:tcPr>
           <w:p>
@@ -3737,7 +3748,7 @@
         <w:tc>
           <w:tcPr>
             <w:tcW w:w="0" w:type="auto"/>
-            <w:shd w:val="clear"/>
+            <w:shd w:val="clear" w:color="auto" w:fill="auto"/>
             <w:vAlign w:val="center"/>
           </w:tcPr>
           <w:p>
@@ -3776,7 +3787,7 @@
             <w:insideH w:val="none" w:color="auto" w:sz="0" w:space="0"/>
             <w:insideV w:val="none" w:color="auto" w:sz="0" w:space="0"/>
           </w:tblBorders>
-          <w:shd w:val="clear"/>
+          <w:shd w:val="clear" w:color="auto" w:fill="auto"/>
           <w:tblCellMar>
             <w:top w:w="15" w:type="dxa"/>
             <w:left w:w="15" w:type="dxa"/>
@@ -3790,7 +3801,7 @@
         <w:tc>
           <w:tcPr>
             <w:tcW w:w="0" w:type="auto"/>
-            <w:shd w:val="clear"/>
+            <w:shd w:val="clear" w:color="auto" w:fill="auto"/>
             <w:vAlign w:val="center"/>
           </w:tcPr>
           <w:p>
@@ -3822,7 +3833,7 @@
         <w:tc>
           <w:tcPr>
             <w:tcW w:w="0" w:type="auto"/>
-            <w:shd w:val="clear"/>
+            <w:shd w:val="clear" w:color="auto" w:fill="auto"/>
             <w:vAlign w:val="center"/>
           </w:tcPr>
           <w:p>
@@ -3861,7 +3872,7 @@
             <w:insideH w:val="none" w:color="auto" w:sz="0" w:space="0"/>
             <w:insideV w:val="none" w:color="auto" w:sz="0" w:space="0"/>
           </w:tblBorders>
-          <w:shd w:val="clear"/>
+          <w:shd w:val="clear" w:color="auto" w:fill="auto"/>
           <w:tblCellMar>
             <w:top w:w="15" w:type="dxa"/>
             <w:left w:w="15" w:type="dxa"/>
@@ -3875,7 +3886,7 @@
         <w:tc>
           <w:tcPr>
             <w:tcW w:w="0" w:type="auto"/>
-            <w:shd w:val="clear"/>
+            <w:shd w:val="clear" w:color="auto" w:fill="auto"/>
             <w:vAlign w:val="center"/>
           </w:tcPr>
           <w:p>
@@ -3907,7 +3918,7 @@
         <w:tc>
           <w:tcPr>
             <w:tcW w:w="0" w:type="auto"/>
-            <w:shd w:val="clear"/>
+            <w:shd w:val="clear" w:color="auto" w:fill="auto"/>
             <w:vAlign w:val="center"/>
           </w:tcPr>
           <w:p>
@@ -3961,6 +3972,7 @@
     </w:p>
     <w:tbl>
       <w:tblPr>
+        <w:tblStyle w:val="4"/>
         <w:tblW w:w="0" w:type="auto"/>
         <w:tblCellSpacing w:w="15" w:type="dxa"/>
         <w:tblInd w:w="0" w:type="dxa"/>
@@ -3972,7 +3984,7 @@
           <w:insideH w:val="none" w:color="auto" w:sz="0" w:space="0"/>
           <w:insideV w:val="none" w:color="auto" w:sz="0" w:space="0"/>
         </w:tblBorders>
-        <w:shd w:val="clear"/>
+        <w:shd w:val="clear" w:color="auto" w:fill="auto"/>
         <w:tblLayout w:type="autofit"/>
         <w:tblCellMar>
           <w:top w:w="15" w:type="dxa"/>
@@ -3995,7 +4007,7 @@
             <w:insideH w:val="none" w:color="auto" w:sz="0" w:space="0"/>
             <w:insideV w:val="none" w:color="auto" w:sz="0" w:space="0"/>
           </w:tblBorders>
-          <w:shd w:val="clear"/>
+          <w:shd w:val="clear" w:color="auto" w:fill="auto"/>
           <w:tblCellMar>
             <w:top w:w="15" w:type="dxa"/>
             <w:left w:w="15" w:type="dxa"/>
@@ -4009,7 +4021,7 @@
         <w:tc>
           <w:tcPr>
             <w:tcW w:w="0" w:type="auto"/>
-            <w:shd w:val="clear"/>
+            <w:shd w:val="clear" w:color="auto" w:fill="auto"/>
             <w:vAlign w:val="center"/>
           </w:tcPr>
           <w:p>
@@ -4044,7 +4056,7 @@
         <w:tc>
           <w:tcPr>
             <w:tcW w:w="0" w:type="auto"/>
-            <w:shd w:val="clear"/>
+            <w:shd w:val="clear" w:color="auto" w:fill="auto"/>
             <w:vAlign w:val="center"/>
           </w:tcPr>
           <w:p>
@@ -4087,7 +4099,7 @@
             <w:insideH w:val="none" w:color="auto" w:sz="0" w:space="0"/>
             <w:insideV w:val="none" w:color="auto" w:sz="0" w:space="0"/>
           </w:tblBorders>
-          <w:shd w:val="clear"/>
+          <w:shd w:val="clear" w:color="auto" w:fill="auto"/>
           <w:tblCellMar>
             <w:top w:w="15" w:type="dxa"/>
             <w:left w:w="15" w:type="dxa"/>
@@ -4101,7 +4113,7 @@
         <w:tc>
           <w:tcPr>
             <w:tcW w:w="0" w:type="auto"/>
-            <w:shd w:val="clear"/>
+            <w:shd w:val="clear" w:color="auto" w:fill="auto"/>
             <w:vAlign w:val="center"/>
           </w:tcPr>
           <w:p>
@@ -4133,7 +4145,7 @@
         <w:tc>
           <w:tcPr>
             <w:tcW w:w="0" w:type="auto"/>
-            <w:shd w:val="clear"/>
+            <w:shd w:val="clear" w:color="auto" w:fill="auto"/>
             <w:vAlign w:val="center"/>
           </w:tcPr>
           <w:p>
@@ -4172,7 +4184,7 @@
             <w:insideH w:val="none" w:color="auto" w:sz="0" w:space="0"/>
             <w:insideV w:val="none" w:color="auto" w:sz="0" w:space="0"/>
           </w:tblBorders>
-          <w:shd w:val="clear"/>
+          <w:shd w:val="clear" w:color="auto" w:fill="auto"/>
           <w:tblCellMar>
             <w:top w:w="15" w:type="dxa"/>
             <w:left w:w="15" w:type="dxa"/>
@@ -4186,7 +4198,7 @@
         <w:tc>
           <w:tcPr>
             <w:tcW w:w="0" w:type="auto"/>
-            <w:shd w:val="clear"/>
+            <w:shd w:val="clear" w:color="auto" w:fill="auto"/>
             <w:vAlign w:val="center"/>
           </w:tcPr>
           <w:p>
@@ -4218,7 +4230,7 @@
         <w:tc>
           <w:tcPr>
             <w:tcW w:w="0" w:type="auto"/>
-            <w:shd w:val="clear"/>
+            <w:shd w:val="clear" w:color="auto" w:fill="auto"/>
             <w:vAlign w:val="center"/>
           </w:tcPr>
           <w:p>
@@ -4257,7 +4269,7 @@
             <w:insideH w:val="none" w:color="auto" w:sz="0" w:space="0"/>
             <w:insideV w:val="none" w:color="auto" w:sz="0" w:space="0"/>
           </w:tblBorders>
-          <w:shd w:val="clear"/>
+          <w:shd w:val="clear" w:color="auto" w:fill="auto"/>
           <w:tblCellMar>
             <w:top w:w="15" w:type="dxa"/>
             <w:left w:w="15" w:type="dxa"/>
@@ -4271,7 +4283,7 @@
         <w:tc>
           <w:tcPr>
             <w:tcW w:w="0" w:type="auto"/>
-            <w:shd w:val="clear"/>
+            <w:shd w:val="clear" w:color="auto" w:fill="auto"/>
             <w:vAlign w:val="center"/>
           </w:tcPr>
           <w:p>
@@ -4303,7 +4315,7 @@
         <w:tc>
           <w:tcPr>
             <w:tcW w:w="0" w:type="auto"/>
-            <w:shd w:val="clear"/>
+            <w:shd w:val="clear" w:color="auto" w:fill="auto"/>
             <w:vAlign w:val="center"/>
           </w:tcPr>
           <w:p>
@@ -4342,7 +4354,7 @@
             <w:insideH w:val="none" w:color="auto" w:sz="0" w:space="0"/>
             <w:insideV w:val="none" w:color="auto" w:sz="0" w:space="0"/>
           </w:tblBorders>
-          <w:shd w:val="clear"/>
+          <w:shd w:val="clear" w:color="auto" w:fill="auto"/>
           <w:tblCellMar>
             <w:top w:w="15" w:type="dxa"/>
             <w:left w:w="15" w:type="dxa"/>
@@ -4356,7 +4368,7 @@
         <w:tc>
           <w:tcPr>
             <w:tcW w:w="0" w:type="auto"/>
-            <w:shd w:val="clear"/>
+            <w:shd w:val="clear" w:color="auto" w:fill="auto"/>
             <w:vAlign w:val="center"/>
           </w:tcPr>
           <w:p>
@@ -4388,7 +4400,7 @@
         <w:tc>
           <w:tcPr>
             <w:tcW w:w="0" w:type="auto"/>
-            <w:shd w:val="clear"/>
+            <w:shd w:val="clear" w:color="auto" w:fill="auto"/>
             <w:vAlign w:val="center"/>
           </w:tcPr>
           <w:p>
@@ -4498,6 +4510,7 @@
     </w:p>
     <w:tbl>
       <w:tblPr>
+        <w:tblStyle w:val="4"/>
         <w:tblW w:w="0" w:type="auto"/>
         <w:tblCellSpacing w:w="15" w:type="dxa"/>
         <w:tblInd w:w="0" w:type="dxa"/>
@@ -4509,7 +4522,7 @@
           <w:insideH w:val="none" w:color="auto" w:sz="0" w:space="0"/>
           <w:insideV w:val="none" w:color="auto" w:sz="0" w:space="0"/>
         </w:tblBorders>
-        <w:shd w:val="clear"/>
+        <w:shd w:val="clear" w:color="auto" w:fill="auto"/>
         <w:tblLayout w:type="autofit"/>
         <w:tblCellMar>
           <w:top w:w="15" w:type="dxa"/>
@@ -4532,7 +4545,7 @@
             <w:insideH w:val="none" w:color="auto" w:sz="0" w:space="0"/>
             <w:insideV w:val="none" w:color="auto" w:sz="0" w:space="0"/>
           </w:tblBorders>
-          <w:shd w:val="clear"/>
+          <w:shd w:val="clear" w:color="auto" w:fill="auto"/>
           <w:tblCellMar>
             <w:top w:w="15" w:type="dxa"/>
             <w:left w:w="15" w:type="dxa"/>
@@ -4546,7 +4559,7 @@
         <w:tc>
           <w:tcPr>
             <w:tcW w:w="0" w:type="auto"/>
-            <w:shd w:val="clear"/>
+            <w:shd w:val="clear" w:color="auto" w:fill="auto"/>
             <w:vAlign w:val="center"/>
           </w:tcPr>
           <w:p>
@@ -4581,7 +4594,7 @@
         <w:tc>
           <w:tcPr>
             <w:tcW w:w="0" w:type="auto"/>
-            <w:shd w:val="clear"/>
+            <w:shd w:val="clear" w:color="auto" w:fill="auto"/>
             <w:vAlign w:val="center"/>
           </w:tcPr>
           <w:p>
@@ -4624,6 +4637,7 @@
             <w:insideH w:val="none" w:color="auto" w:sz="0" w:space="0"/>
             <w:insideV w:val="none" w:color="auto" w:sz="0" w:space="0"/>
           </w:tblBorders>
+          <w:shd w:val="clear" w:color="auto" w:fill="auto"/>
           <w:tblCellMar>
             <w:top w:w="15" w:type="dxa"/>
             <w:left w:w="15" w:type="dxa"/>
@@ -4638,7 +4652,7 @@
         <w:tc>
           <w:tcPr>
             <w:tcW w:w="0" w:type="auto"/>
-            <w:shd w:val="clear"/>
+            <w:shd w:val="clear" w:color="auto" w:fill="auto"/>
             <w:vAlign w:val="center"/>
           </w:tcPr>
           <w:p>
@@ -4670,7 +4684,7 @@
         <w:tc>
           <w:tcPr>
             <w:tcW w:w="0" w:type="auto"/>
-            <w:shd w:val="clear"/>
+            <w:shd w:val="clear" w:color="auto" w:fill="auto"/>
             <w:vAlign w:val="center"/>
           </w:tcPr>
           <w:p>
@@ -4709,7 +4723,7 @@
             <w:insideH w:val="none" w:color="auto" w:sz="0" w:space="0"/>
             <w:insideV w:val="none" w:color="auto" w:sz="0" w:space="0"/>
           </w:tblBorders>
-          <w:shd w:val="clear"/>
+          <w:shd w:val="clear" w:color="auto" w:fill="auto"/>
           <w:tblCellMar>
             <w:top w:w="15" w:type="dxa"/>
             <w:left w:w="15" w:type="dxa"/>
@@ -4723,7 +4737,7 @@
         <w:tc>
           <w:tcPr>
             <w:tcW w:w="0" w:type="auto"/>
-            <w:shd w:val="clear"/>
+            <w:shd w:val="clear" w:color="auto" w:fill="auto"/>
             <w:vAlign w:val="center"/>
           </w:tcPr>
           <w:p>
@@ -4755,7 +4769,7 @@
         <w:tc>
           <w:tcPr>
             <w:tcW w:w="0" w:type="auto"/>
-            <w:shd w:val="clear"/>
+            <w:shd w:val="clear" w:color="auto" w:fill="auto"/>
             <w:vAlign w:val="center"/>
           </w:tcPr>
           <w:p>
@@ -4794,7 +4808,7 @@
             <w:insideH w:val="none" w:color="auto" w:sz="0" w:space="0"/>
             <w:insideV w:val="none" w:color="auto" w:sz="0" w:space="0"/>
           </w:tblBorders>
-          <w:shd w:val="clear"/>
+          <w:shd w:val="clear" w:color="auto" w:fill="auto"/>
           <w:tblCellMar>
             <w:top w:w="15" w:type="dxa"/>
             <w:left w:w="15" w:type="dxa"/>
@@ -4808,7 +4822,7 @@
         <w:tc>
           <w:tcPr>
             <w:tcW w:w="0" w:type="auto"/>
-            <w:shd w:val="clear"/>
+            <w:shd w:val="clear" w:color="auto" w:fill="auto"/>
             <w:vAlign w:val="center"/>
           </w:tcPr>
           <w:p>
@@ -4840,7 +4854,7 @@
         <w:tc>
           <w:tcPr>
             <w:tcW w:w="0" w:type="auto"/>
-            <w:shd w:val="clear"/>
+            <w:shd w:val="clear" w:color="auto" w:fill="auto"/>
             <w:vAlign w:val="center"/>
           </w:tcPr>
           <w:p>
@@ -4879,7 +4893,7 @@
             <w:insideH w:val="none" w:color="auto" w:sz="0" w:space="0"/>
             <w:insideV w:val="none" w:color="auto" w:sz="0" w:space="0"/>
           </w:tblBorders>
-          <w:shd w:val="clear"/>
+          <w:shd w:val="clear" w:color="auto" w:fill="auto"/>
           <w:tblCellMar>
             <w:top w:w="15" w:type="dxa"/>
             <w:left w:w="15" w:type="dxa"/>
@@ -4893,7 +4907,7 @@
         <w:tc>
           <w:tcPr>
             <w:tcW w:w="0" w:type="auto"/>
-            <w:shd w:val="clear"/>
+            <w:shd w:val="clear" w:color="auto" w:fill="auto"/>
             <w:vAlign w:val="center"/>
           </w:tcPr>
           <w:p>
@@ -4925,7 +4939,7 @@
         <w:tc>
           <w:tcPr>
             <w:tcW w:w="0" w:type="auto"/>
-            <w:shd w:val="clear"/>
+            <w:shd w:val="clear" w:color="auto" w:fill="auto"/>
             <w:vAlign w:val="center"/>
           </w:tcPr>
           <w:p>
@@ -4979,6 +4993,7 @@
     </w:p>
     <w:tbl>
       <w:tblPr>
+        <w:tblStyle w:val="4"/>
         <w:tblW w:w="0" w:type="auto"/>
         <w:tblCellSpacing w:w="15" w:type="dxa"/>
         <w:tblInd w:w="0" w:type="dxa"/>
@@ -4990,7 +5005,7 @@
           <w:insideH w:val="none" w:color="auto" w:sz="0" w:space="0"/>
           <w:insideV w:val="none" w:color="auto" w:sz="0" w:space="0"/>
         </w:tblBorders>
-        <w:shd w:val="clear"/>
+        <w:shd w:val="clear" w:color="auto" w:fill="auto"/>
         <w:tblLayout w:type="autofit"/>
         <w:tblCellMar>
           <w:top w:w="15" w:type="dxa"/>
@@ -5013,6 +5028,7 @@
             <w:insideH w:val="none" w:color="auto" w:sz="0" w:space="0"/>
             <w:insideV w:val="none" w:color="auto" w:sz="0" w:space="0"/>
           </w:tblBorders>
+          <w:shd w:val="clear" w:color="auto" w:fill="auto"/>
           <w:tblCellMar>
             <w:top w:w="15" w:type="dxa"/>
             <w:left w:w="15" w:type="dxa"/>
@@ -5026,7 +5042,7 @@
         <w:tc>
           <w:tcPr>
             <w:tcW w:w="0" w:type="auto"/>
-            <w:shd w:val="clear"/>
+            <w:shd w:val="clear" w:color="auto" w:fill="auto"/>
             <w:vAlign w:val="center"/>
           </w:tcPr>
           <w:p>
@@ -5061,7 +5077,7 @@
         <w:tc>
           <w:tcPr>
             <w:tcW w:w="0" w:type="auto"/>
-            <w:shd w:val="clear"/>
+            <w:shd w:val="clear" w:color="auto" w:fill="auto"/>
             <w:vAlign w:val="center"/>
           </w:tcPr>
           <w:p>
@@ -5104,7 +5120,7 @@
             <w:insideH w:val="none" w:color="auto" w:sz="0" w:space="0"/>
             <w:insideV w:val="none" w:color="auto" w:sz="0" w:space="0"/>
           </w:tblBorders>
-          <w:shd w:val="clear"/>
+          <w:shd w:val="clear" w:color="auto" w:fill="auto"/>
           <w:tblCellMar>
             <w:top w:w="15" w:type="dxa"/>
             <w:left w:w="15" w:type="dxa"/>
@@ -5118,7 +5134,7 @@
         <w:tc>
           <w:tcPr>
             <w:tcW w:w="0" w:type="auto"/>
-            <w:shd w:val="clear"/>
+            <w:shd w:val="clear" w:color="auto" w:fill="auto"/>
             <w:vAlign w:val="center"/>
           </w:tcPr>
           <w:p>
@@ -5150,7 +5166,7 @@
         <w:tc>
           <w:tcPr>
             <w:tcW w:w="0" w:type="auto"/>
-            <w:shd w:val="clear"/>
+            <w:shd w:val="clear" w:color="auto" w:fill="auto"/>
             <w:vAlign w:val="center"/>
           </w:tcPr>
           <w:p>
@@ -5189,7 +5205,7 @@
             <w:insideH w:val="none" w:color="auto" w:sz="0" w:space="0"/>
             <w:insideV w:val="none" w:color="auto" w:sz="0" w:space="0"/>
           </w:tblBorders>
-          <w:shd w:val="clear"/>
+          <w:shd w:val="clear" w:color="auto" w:fill="auto"/>
           <w:tblCellMar>
             <w:top w:w="15" w:type="dxa"/>
             <w:left w:w="15" w:type="dxa"/>
@@ -5203,7 +5219,7 @@
         <w:tc>
           <w:tcPr>
             <w:tcW w:w="0" w:type="auto"/>
-            <w:shd w:val="clear"/>
+            <w:shd w:val="clear" w:color="auto" w:fill="auto"/>
             <w:vAlign w:val="center"/>
           </w:tcPr>
           <w:p>
@@ -5235,7 +5251,7 @@
         <w:tc>
           <w:tcPr>
             <w:tcW w:w="0" w:type="auto"/>
-            <w:shd w:val="clear"/>
+            <w:shd w:val="clear" w:color="auto" w:fill="auto"/>
             <w:vAlign w:val="center"/>
           </w:tcPr>
           <w:p>
@@ -5274,7 +5290,7 @@
             <w:insideH w:val="none" w:color="auto" w:sz="0" w:space="0"/>
             <w:insideV w:val="none" w:color="auto" w:sz="0" w:space="0"/>
           </w:tblBorders>
-          <w:shd w:val="clear"/>
+          <w:shd w:val="clear" w:color="auto" w:fill="auto"/>
           <w:tblCellMar>
             <w:top w:w="15" w:type="dxa"/>
             <w:left w:w="15" w:type="dxa"/>
@@ -5288,7 +5304,7 @@
         <w:tc>
           <w:tcPr>
             <w:tcW w:w="0" w:type="auto"/>
-            <w:shd w:val="clear"/>
+            <w:shd w:val="clear" w:color="auto" w:fill="auto"/>
             <w:vAlign w:val="center"/>
           </w:tcPr>
           <w:p>
@@ -5320,7 +5336,7 @@
         <w:tc>
           <w:tcPr>
             <w:tcW w:w="0" w:type="auto"/>
-            <w:shd w:val="clear"/>
+            <w:shd w:val="clear" w:color="auto" w:fill="auto"/>
             <w:vAlign w:val="center"/>
           </w:tcPr>
           <w:p>
@@ -5359,7 +5375,7 @@
             <w:insideH w:val="none" w:color="auto" w:sz="0" w:space="0"/>
             <w:insideV w:val="none" w:color="auto" w:sz="0" w:space="0"/>
           </w:tblBorders>
-          <w:shd w:val="clear"/>
+          <w:shd w:val="clear" w:color="auto" w:fill="auto"/>
           <w:tblCellMar>
             <w:top w:w="15" w:type="dxa"/>
             <w:left w:w="15" w:type="dxa"/>
@@ -5373,7 +5389,7 @@
         <w:tc>
           <w:tcPr>
             <w:tcW w:w="0" w:type="auto"/>
-            <w:shd w:val="clear"/>
+            <w:shd w:val="clear" w:color="auto" w:fill="auto"/>
             <w:vAlign w:val="center"/>
           </w:tcPr>
           <w:p>
@@ -5405,7 +5421,7 @@
         <w:tc>
           <w:tcPr>
             <w:tcW w:w="0" w:type="auto"/>
-            <w:shd w:val="clear"/>
+            <w:shd w:val="clear" w:color="auto" w:fill="auto"/>
             <w:vAlign w:val="center"/>
           </w:tcPr>
           <w:p>
@@ -5459,6 +5475,7 @@
     </w:p>
     <w:tbl>
       <w:tblPr>
+        <w:tblStyle w:val="4"/>
         <w:tblW w:w="0" w:type="auto"/>
         <w:tblCellSpacing w:w="15" w:type="dxa"/>
         <w:tblInd w:w="0" w:type="dxa"/>
@@ -5470,7 +5487,7 @@
           <w:insideH w:val="none" w:color="auto" w:sz="0" w:space="0"/>
           <w:insideV w:val="none" w:color="auto" w:sz="0" w:space="0"/>
         </w:tblBorders>
-        <w:shd w:val="clear"/>
+        <w:shd w:val="clear" w:color="auto" w:fill="auto"/>
         <w:tblLayout w:type="autofit"/>
         <w:tblCellMar>
           <w:top w:w="15" w:type="dxa"/>
@@ -5493,7 +5510,7 @@
             <w:insideH w:val="none" w:color="auto" w:sz="0" w:space="0"/>
             <w:insideV w:val="none" w:color="auto" w:sz="0" w:space="0"/>
           </w:tblBorders>
-          <w:shd w:val="clear"/>
+          <w:shd w:val="clear" w:color="auto" w:fill="auto"/>
           <w:tblCellMar>
             <w:top w:w="15" w:type="dxa"/>
             <w:left w:w="15" w:type="dxa"/>
@@ -5507,7 +5524,7 @@
         <w:tc>
           <w:tcPr>
             <w:tcW w:w="0" w:type="auto"/>
-            <w:shd w:val="clear"/>
+            <w:shd w:val="clear" w:color="auto" w:fill="auto"/>
             <w:vAlign w:val="center"/>
           </w:tcPr>
           <w:p>
@@ -5542,7 +5559,7 @@
         <w:tc>
           <w:tcPr>
             <w:tcW w:w="0" w:type="auto"/>
-            <w:shd w:val="clear"/>
+            <w:shd w:val="clear" w:color="auto" w:fill="auto"/>
             <w:vAlign w:val="center"/>
           </w:tcPr>
           <w:p>
@@ -5585,6 +5602,7 @@
             <w:insideH w:val="none" w:color="auto" w:sz="0" w:space="0"/>
             <w:insideV w:val="none" w:color="auto" w:sz="0" w:space="0"/>
           </w:tblBorders>
+          <w:shd w:val="clear" w:color="auto" w:fill="auto"/>
           <w:tblCellMar>
             <w:top w:w="15" w:type="dxa"/>
             <w:left w:w="15" w:type="dxa"/>
@@ -5598,7 +5616,7 @@
         <w:tc>
           <w:tcPr>
             <w:tcW w:w="0" w:type="auto"/>
-            <w:shd w:val="clear"/>
+            <w:shd w:val="clear" w:color="auto" w:fill="auto"/>
             <w:vAlign w:val="center"/>
           </w:tcPr>
           <w:p>
@@ -5630,7 +5648,7 @@
         <w:tc>
           <w:tcPr>
             <w:tcW w:w="0" w:type="auto"/>
-            <w:shd w:val="clear"/>
+            <w:shd w:val="clear" w:color="auto" w:fill="auto"/>
             <w:vAlign w:val="center"/>
           </w:tcPr>
           <w:p>
@@ -5669,7 +5687,7 @@
             <w:insideH w:val="none" w:color="auto" w:sz="0" w:space="0"/>
             <w:insideV w:val="none" w:color="auto" w:sz="0" w:space="0"/>
           </w:tblBorders>
-          <w:shd w:val="clear"/>
+          <w:shd w:val="clear" w:color="auto" w:fill="auto"/>
           <w:tblCellMar>
             <w:top w:w="15" w:type="dxa"/>
             <w:left w:w="15" w:type="dxa"/>
@@ -5683,7 +5701,7 @@
         <w:tc>
           <w:tcPr>
             <w:tcW w:w="0" w:type="auto"/>
-            <w:shd w:val="clear"/>
+            <w:shd w:val="clear" w:color="auto" w:fill="auto"/>
             <w:vAlign w:val="center"/>
           </w:tcPr>
           <w:p>
@@ -5715,7 +5733,7 @@
         <w:tc>
           <w:tcPr>
             <w:tcW w:w="0" w:type="auto"/>
-            <w:shd w:val="clear"/>
+            <w:shd w:val="clear" w:color="auto" w:fill="auto"/>
             <w:vAlign w:val="center"/>
           </w:tcPr>
           <w:p>
@@ -5754,6 +5772,7 @@
             <w:insideH w:val="none" w:color="auto" w:sz="0" w:space="0"/>
             <w:insideV w:val="none" w:color="auto" w:sz="0" w:space="0"/>
           </w:tblBorders>
+          <w:shd w:val="clear" w:color="auto" w:fill="auto"/>
           <w:tblCellMar>
             <w:top w:w="15" w:type="dxa"/>
             <w:left w:w="15" w:type="dxa"/>
@@ -5767,7 +5786,7 @@
         <w:tc>
           <w:tcPr>
             <w:tcW w:w="0" w:type="auto"/>
-            <w:shd w:val="clear"/>
+            <w:shd w:val="clear" w:color="auto" w:fill="auto"/>
             <w:vAlign w:val="center"/>
           </w:tcPr>
           <w:p>
@@ -5799,7 +5818,7 @@
         <w:tc>
           <w:tcPr>
             <w:tcW w:w="0" w:type="auto"/>
-            <w:shd w:val="clear"/>
+            <w:shd w:val="clear" w:color="auto" w:fill="auto"/>
             <w:vAlign w:val="center"/>
           </w:tcPr>
           <w:p>
@@ -5838,6 +5857,7 @@
             <w:insideH w:val="none" w:color="auto" w:sz="0" w:space="0"/>
             <w:insideV w:val="none" w:color="auto" w:sz="0" w:space="0"/>
           </w:tblBorders>
+          <w:shd w:val="clear" w:color="auto" w:fill="auto"/>
           <w:tblCellMar>
             <w:top w:w="15" w:type="dxa"/>
             <w:left w:w="15" w:type="dxa"/>
@@ -5851,7 +5871,7 @@
         <w:tc>
           <w:tcPr>
             <w:tcW w:w="0" w:type="auto"/>
-            <w:shd w:val="clear"/>
+            <w:shd w:val="clear" w:color="auto" w:fill="auto"/>
             <w:vAlign w:val="center"/>
           </w:tcPr>
           <w:p>
@@ -5883,7 +5903,7 @@
         <w:tc>
           <w:tcPr>
             <w:tcW w:w="0" w:type="auto"/>
-            <w:shd w:val="clear"/>
+            <w:shd w:val="clear" w:color="auto" w:fill="auto"/>
             <w:vAlign w:val="center"/>
           </w:tcPr>
           <w:p>
@@ -6036,6 +6056,7 @@
     </w:p>
     <w:tbl>
       <w:tblPr>
+        <w:tblStyle w:val="4"/>
         <w:tblW w:w="0" w:type="auto"/>
         <w:tblCellSpacing w:w="15" w:type="dxa"/>
         <w:tblInd w:w="0" w:type="dxa"/>
@@ -6047,7 +6068,7 @@
           <w:insideH w:val="none" w:color="auto" w:sz="0" w:space="0"/>
           <w:insideV w:val="none" w:color="auto" w:sz="0" w:space="0"/>
         </w:tblBorders>
-        <w:shd w:val="clear"/>
+        <w:shd w:val="clear" w:color="auto" w:fill="auto"/>
         <w:tblLayout w:type="autofit"/>
         <w:tblCellMar>
           <w:top w:w="15" w:type="dxa"/>
@@ -6070,7 +6091,6 @@
             <w:insideH w:val="none" w:color="auto" w:sz="0" w:space="0"/>
             <w:insideV w:val="none" w:color="auto" w:sz="0" w:space="0"/>
           </w:tblBorders>
-          <w:shd w:val="clear"/>
           <w:tblCellMar>
             <w:top w:w="15" w:type="dxa"/>
             <w:left w:w="15" w:type="dxa"/>
@@ -6084,7 +6104,7 @@
         <w:tc>
           <w:tcPr>
             <w:tcW w:w="0" w:type="auto"/>
-            <w:shd w:val="clear"/>
+            <w:shd w:val="clear" w:color="auto" w:fill="auto"/>
             <w:vAlign w:val="center"/>
           </w:tcPr>
           <w:p>
@@ -6119,7 +6139,7 @@
         <w:tc>
           <w:tcPr>
             <w:tcW w:w="0" w:type="auto"/>
-            <w:shd w:val="clear"/>
+            <w:shd w:val="clear" w:color="auto" w:fill="auto"/>
             <w:vAlign w:val="center"/>
           </w:tcPr>
           <w:p>
@@ -6162,7 +6182,6 @@
             <w:insideH w:val="none" w:color="auto" w:sz="0" w:space="0"/>
             <w:insideV w:val="none" w:color="auto" w:sz="0" w:space="0"/>
           </w:tblBorders>
-          <w:shd w:val="clear"/>
           <w:tblCellMar>
             <w:top w:w="15" w:type="dxa"/>
             <w:left w:w="15" w:type="dxa"/>
@@ -6176,7 +6195,7 @@
         <w:tc>
           <w:tcPr>
             <w:tcW w:w="0" w:type="auto"/>
-            <w:shd w:val="clear"/>
+            <w:shd w:val="clear" w:color="auto" w:fill="auto"/>
             <w:vAlign w:val="center"/>
           </w:tcPr>
           <w:p>
@@ -6208,7 +6227,7 @@
         <w:tc>
           <w:tcPr>
             <w:tcW w:w="0" w:type="auto"/>
-            <w:shd w:val="clear"/>
+            <w:shd w:val="clear" w:color="auto" w:fill="auto"/>
             <w:vAlign w:val="center"/>
           </w:tcPr>
           <w:p>
@@ -6247,7 +6266,6 @@
             <w:insideH w:val="none" w:color="auto" w:sz="0" w:space="0"/>
             <w:insideV w:val="none" w:color="auto" w:sz="0" w:space="0"/>
           </w:tblBorders>
-          <w:shd w:val="clear"/>
           <w:tblCellMar>
             <w:top w:w="15" w:type="dxa"/>
             <w:left w:w="15" w:type="dxa"/>
@@ -6261,7 +6279,7 @@
         <w:tc>
           <w:tcPr>
             <w:tcW w:w="0" w:type="auto"/>
-            <w:shd w:val="clear"/>
+            <w:shd w:val="clear" w:color="auto" w:fill="auto"/>
             <w:vAlign w:val="center"/>
           </w:tcPr>
           <w:p>
@@ -6293,7 +6311,7 @@
         <w:tc>
           <w:tcPr>
             <w:tcW w:w="0" w:type="auto"/>
-            <w:shd w:val="clear"/>
+            <w:shd w:val="clear" w:color="auto" w:fill="auto"/>
             <w:vAlign w:val="center"/>
           </w:tcPr>
           <w:p>
@@ -6332,7 +6350,7 @@
             <w:insideH w:val="none" w:color="auto" w:sz="0" w:space="0"/>
             <w:insideV w:val="none" w:color="auto" w:sz="0" w:space="0"/>
           </w:tblBorders>
-          <w:shd w:val="clear"/>
+          <w:shd w:val="clear" w:color="auto" w:fill="auto"/>
           <w:tblCellMar>
             <w:top w:w="15" w:type="dxa"/>
             <w:left w:w="15" w:type="dxa"/>
@@ -6346,7 +6364,7 @@
         <w:tc>
           <w:tcPr>
             <w:tcW w:w="0" w:type="auto"/>
-            <w:shd w:val="clear"/>
+            <w:shd w:val="clear" w:color="auto" w:fill="auto"/>
             <w:vAlign w:val="center"/>
           </w:tcPr>
           <w:p>
@@ -6378,7 +6396,7 @@
         <w:tc>
           <w:tcPr>
             <w:tcW w:w="0" w:type="auto"/>
-            <w:shd w:val="clear"/>
+            <w:shd w:val="clear" w:color="auto" w:fill="auto"/>
             <w:vAlign w:val="center"/>
           </w:tcPr>
           <w:p>
@@ -6417,7 +6435,6 @@
             <w:insideH w:val="none" w:color="auto" w:sz="0" w:space="0"/>
             <w:insideV w:val="none" w:color="auto" w:sz="0" w:space="0"/>
           </w:tblBorders>
-          <w:shd w:val="clear"/>
           <w:tblCellMar>
             <w:top w:w="15" w:type="dxa"/>
             <w:left w:w="15" w:type="dxa"/>
@@ -6431,7 +6448,7 @@
         <w:tc>
           <w:tcPr>
             <w:tcW w:w="0" w:type="auto"/>
-            <w:shd w:val="clear"/>
+            <w:shd w:val="clear" w:color="auto" w:fill="auto"/>
             <w:vAlign w:val="center"/>
           </w:tcPr>
           <w:p>
@@ -6463,7 +6480,7 @@
         <w:tc>
           <w:tcPr>
             <w:tcW w:w="0" w:type="auto"/>
-            <w:shd w:val="clear"/>
+            <w:shd w:val="clear" w:color="auto" w:fill="auto"/>
             <w:vAlign w:val="center"/>
           </w:tcPr>
           <w:p>
@@ -6517,6 +6534,7 @@
     </w:p>
     <w:tbl>
       <w:tblPr>
+        <w:tblStyle w:val="4"/>
         <w:tblW w:w="0" w:type="auto"/>
         <w:tblCellSpacing w:w="15" w:type="dxa"/>
         <w:tblInd w:w="0" w:type="dxa"/>
@@ -6528,7 +6546,7 @@
           <w:insideH w:val="none" w:color="auto" w:sz="0" w:space="0"/>
           <w:insideV w:val="none" w:color="auto" w:sz="0" w:space="0"/>
         </w:tblBorders>
-        <w:shd w:val="clear"/>
+        <w:shd w:val="clear" w:color="auto" w:fill="auto"/>
         <w:tblLayout w:type="autofit"/>
         <w:tblCellMar>
           <w:top w:w="15" w:type="dxa"/>
@@ -6551,7 +6569,6 @@
             <w:insideH w:val="none" w:color="auto" w:sz="0" w:space="0"/>
             <w:insideV w:val="none" w:color="auto" w:sz="0" w:space="0"/>
           </w:tblBorders>
-          <w:shd w:val="clear"/>
           <w:tblCellMar>
             <w:top w:w="15" w:type="dxa"/>
             <w:left w:w="15" w:type="dxa"/>
@@ -6565,7 +6582,7 @@
         <w:tc>
           <w:tcPr>
             <w:tcW w:w="0" w:type="auto"/>
-            <w:shd w:val="clear"/>
+            <w:shd w:val="clear" w:color="auto" w:fill="auto"/>
             <w:vAlign w:val="center"/>
           </w:tcPr>
           <w:p>
@@ -6600,7 +6617,7 @@
         <w:tc>
           <w:tcPr>
             <w:tcW w:w="0" w:type="auto"/>
-            <w:shd w:val="clear"/>
+            <w:shd w:val="clear" w:color="auto" w:fill="auto"/>
             <w:vAlign w:val="center"/>
           </w:tcPr>
           <w:p>
@@ -6629,261 +6646,6 @@
                 <w:lang w:val="en-US" w:eastAsia="zh-CN" w:bidi="ar"/>
               </w:rPr>
               <w:t>Details</w:t>
-            </w:r>
-          </w:p>
-        </w:tc>
-      </w:tr>
-      <w:tr>
-        <w:tblPrEx>
-          <w:tblBorders>
-            <w:top w:val="none" w:color="auto" w:sz="0" w:space="0"/>
-            <w:left w:val="none" w:color="auto" w:sz="0" w:space="0"/>
-            <w:bottom w:val="none" w:color="auto" w:sz="0" w:space="0"/>
-            <w:right w:val="none" w:color="auto" w:sz="0" w:space="0"/>
-            <w:insideH w:val="none" w:color="auto" w:sz="0" w:space="0"/>
-            <w:insideV w:val="none" w:color="auto" w:sz="0" w:space="0"/>
-          </w:tblBorders>
-          <w:shd w:val="clear"/>
-          <w:tblCellMar>
-            <w:top w:w="15" w:type="dxa"/>
-            <w:left w:w="15" w:type="dxa"/>
-            <w:bottom w:w="15" w:type="dxa"/>
-            <w:right w:w="15" w:type="dxa"/>
-          </w:tblCellMar>
-        </w:tblPrEx>
-        <w:trPr>
-          <w:tblCellSpacing w:w="15" w:type="dxa"/>
-        </w:trPr>
-        <w:tc>
-          <w:tcPr>
-            <w:tcW w:w="0" w:type="auto"/>
-            <w:shd w:val="clear"/>
-            <w:vAlign w:val="center"/>
-          </w:tcPr>
-          <w:p>
-            <w:pPr>
-              <w:keepNext w:val="0"/>
-              <w:keepLines w:val="0"/>
-              <w:widowControl/>
-              <w:suppressLineNumbers w:val="0"/>
-              <w:jc w:val="left"/>
-              <w:rPr>
-                <w:rFonts w:hint="default" w:ascii="Arial" w:hAnsi="Arial" w:cs="Arial"/>
-                <w:sz w:val="28"/>
-                <w:szCs w:val="28"/>
-              </w:rPr>
-            </w:pPr>
-            <w:r>
-              <w:rPr>
-                <w:rStyle w:val="11"/>
-                <w:rFonts w:hint="default" w:ascii="Arial" w:hAnsi="Arial" w:eastAsia="SimSun" w:cs="Arial"/>
-                <w:kern w:val="0"/>
-                <w:sz w:val="28"/>
-                <w:szCs w:val="28"/>
-                <w:lang w:val="en-US" w:eastAsia="zh-CN" w:bidi="ar"/>
-              </w:rPr>
-              <w:t>Risk</w:t>
-            </w:r>
-          </w:p>
-        </w:tc>
-        <w:tc>
-          <w:tcPr>
-            <w:tcW w:w="0" w:type="auto"/>
-            <w:shd w:val="clear"/>
-            <w:vAlign w:val="center"/>
-          </w:tcPr>
-          <w:p>
-            <w:pPr>
-              <w:keepNext w:val="0"/>
-              <w:keepLines w:val="0"/>
-              <w:widowControl/>
-              <w:suppressLineNumbers w:val="0"/>
-              <w:jc w:val="left"/>
-              <w:rPr>
-                <w:rFonts w:hint="default" w:ascii="Arial" w:hAnsi="Arial" w:cs="Arial"/>
-                <w:sz w:val="28"/>
-                <w:szCs w:val="28"/>
-              </w:rPr>
-            </w:pPr>
-            <w:r>
-              <w:rPr>
-                <w:rFonts w:hint="default" w:ascii="Arial" w:hAnsi="Arial" w:eastAsia="SimSun" w:cs="Arial"/>
-                <w:kern w:val="0"/>
-                <w:sz w:val="28"/>
-                <w:szCs w:val="28"/>
-                <w:lang w:val="en-US" w:eastAsia="zh-CN" w:bidi="ar"/>
-              </w:rPr>
-              <w:t xml:space="preserve"> Medium</w:t>
-            </w:r>
-          </w:p>
-        </w:tc>
-      </w:tr>
-      <w:tr>
-        <w:tblPrEx>
-          <w:tblBorders>
-            <w:top w:val="none" w:color="auto" w:sz="0" w:space="0"/>
-            <w:left w:val="none" w:color="auto" w:sz="0" w:space="0"/>
-            <w:bottom w:val="none" w:color="auto" w:sz="0" w:space="0"/>
-            <w:right w:val="none" w:color="auto" w:sz="0" w:space="0"/>
-            <w:insideH w:val="none" w:color="auto" w:sz="0" w:space="0"/>
-            <w:insideV w:val="none" w:color="auto" w:sz="0" w:space="0"/>
-          </w:tblBorders>
-          <w:shd w:val="clear"/>
-          <w:tblCellMar>
-            <w:top w:w="15" w:type="dxa"/>
-            <w:left w:w="15" w:type="dxa"/>
-            <w:bottom w:w="15" w:type="dxa"/>
-            <w:right w:w="15" w:type="dxa"/>
-          </w:tblCellMar>
-        </w:tblPrEx>
-        <w:trPr>
-          <w:tblCellSpacing w:w="15" w:type="dxa"/>
-        </w:trPr>
-        <w:tc>
-          <w:tcPr>
-            <w:tcW w:w="0" w:type="auto"/>
-            <w:shd w:val="clear"/>
-            <w:vAlign w:val="center"/>
-          </w:tcPr>
-          <w:p>
-            <w:pPr>
-              <w:keepNext w:val="0"/>
-              <w:keepLines w:val="0"/>
-              <w:widowControl/>
-              <w:suppressLineNumbers w:val="0"/>
-              <w:jc w:val="left"/>
-              <w:rPr>
-                <w:rFonts w:hint="default" w:ascii="Arial" w:hAnsi="Arial" w:cs="Arial"/>
-                <w:sz w:val="28"/>
-                <w:szCs w:val="28"/>
-              </w:rPr>
-            </w:pPr>
-            <w:r>
-              <w:rPr>
-                <w:rStyle w:val="11"/>
-                <w:rFonts w:hint="default" w:ascii="Arial" w:hAnsi="Arial" w:eastAsia="SimSun" w:cs="Arial"/>
-                <w:kern w:val="0"/>
-                <w:sz w:val="28"/>
-                <w:szCs w:val="28"/>
-                <w:lang w:val="en-US" w:eastAsia="zh-CN" w:bidi="ar"/>
-              </w:rPr>
-              <w:t>Header</w:t>
-            </w:r>
-          </w:p>
-        </w:tc>
-        <w:tc>
-          <w:tcPr>
-            <w:tcW w:w="0" w:type="auto"/>
-            <w:shd w:val="clear"/>
-            <w:vAlign w:val="center"/>
-          </w:tcPr>
-          <w:p>
-            <w:pPr>
-              <w:keepNext w:val="0"/>
-              <w:keepLines w:val="0"/>
-              <w:widowControl/>
-              <w:suppressLineNumbers w:val="0"/>
-              <w:jc w:val="left"/>
-              <w:rPr>
-                <w:rFonts w:hint="default" w:ascii="Arial" w:hAnsi="Arial" w:cs="Arial"/>
-                <w:sz w:val="28"/>
-                <w:szCs w:val="28"/>
-              </w:rPr>
-            </w:pPr>
-            <w:r>
-              <w:rPr>
-                <w:rFonts w:hint="default" w:ascii="Arial" w:hAnsi="Arial" w:eastAsia="SimSun" w:cs="Arial"/>
-                <w:kern w:val="0"/>
-                <w:sz w:val="28"/>
-                <w:szCs w:val="28"/>
-                <w:lang w:val="en-US" w:eastAsia="zh-CN" w:bidi="ar"/>
-              </w:rPr>
-              <w:t>Cache-Control: max-age=43200</w:t>
-            </w:r>
-          </w:p>
-        </w:tc>
-      </w:tr>
-      <w:tr>
-        <w:tblPrEx>
-          <w:tblBorders>
-            <w:top w:val="none" w:color="auto" w:sz="0" w:space="0"/>
-            <w:left w:val="none" w:color="auto" w:sz="0" w:space="0"/>
-            <w:bottom w:val="none" w:color="auto" w:sz="0" w:space="0"/>
-            <w:right w:val="none" w:color="auto" w:sz="0" w:space="0"/>
-            <w:insideH w:val="none" w:color="auto" w:sz="0" w:space="0"/>
-            <w:insideV w:val="none" w:color="auto" w:sz="0" w:space="0"/>
-          </w:tblBorders>
-          <w:shd w:val="clear"/>
-          <w:tblCellMar>
-            <w:top w:w="15" w:type="dxa"/>
-            <w:left w:w="15" w:type="dxa"/>
-            <w:bottom w:w="15" w:type="dxa"/>
-            <w:right w:w="15" w:type="dxa"/>
-          </w:tblCellMar>
-        </w:tblPrEx>
-        <w:trPr>
-          <w:tblCellSpacing w:w="15" w:type="dxa"/>
-        </w:trPr>
-        <w:tc>
-          <w:tcPr>
-            <w:tcW w:w="0" w:type="auto"/>
-            <w:shd w:val="clear"/>
-            <w:vAlign w:val="center"/>
-          </w:tcPr>
-          <w:p>
-            <w:pPr>
-              <w:keepNext w:val="0"/>
-              <w:keepLines w:val="0"/>
-              <w:widowControl/>
-              <w:suppressLineNumbers w:val="0"/>
-              <w:jc w:val="left"/>
-              <w:rPr>
-                <w:rFonts w:hint="default" w:ascii="Arial" w:hAnsi="Arial" w:cs="Arial"/>
-                <w:sz w:val="28"/>
-                <w:szCs w:val="28"/>
-              </w:rPr>
-            </w:pPr>
-            <w:r>
-              <w:rPr>
-                <w:rStyle w:val="11"/>
-                <w:rFonts w:hint="default" w:ascii="Arial" w:hAnsi="Arial" w:eastAsia="SimSun" w:cs="Arial"/>
-                <w:kern w:val="0"/>
-                <w:sz w:val="28"/>
-                <w:szCs w:val="28"/>
-                <w:lang w:val="en-US" w:eastAsia="zh-CN" w:bidi="ar"/>
-              </w:rPr>
-              <w:t>What it means</w:t>
-            </w:r>
-          </w:p>
-        </w:tc>
-        <w:tc>
-          <w:tcPr>
-            <w:tcW w:w="0" w:type="auto"/>
-            <w:shd w:val="clear"/>
-            <w:vAlign w:val="center"/>
-          </w:tcPr>
-          <w:p>
-            <w:pPr>
-              <w:keepNext w:val="0"/>
-              <w:keepLines w:val="0"/>
-              <w:widowControl/>
-              <w:suppressLineNumbers w:val="0"/>
-              <w:jc w:val="left"/>
-              <w:rPr>
-                <w:rFonts w:hint="default" w:ascii="Arial" w:hAnsi="Arial" w:cs="Arial"/>
-                <w:sz w:val="28"/>
-                <w:szCs w:val="28"/>
-              </w:rPr>
-            </w:pPr>
-            <w:r>
-              <w:rPr>
-                <w:rFonts w:hint="default" w:ascii="Arial" w:hAnsi="Arial" w:eastAsia="SimSun" w:cs="Arial"/>
-                <w:kern w:val="0"/>
-                <w:sz w:val="28"/>
-                <w:szCs w:val="28"/>
-                <w:lang w:val="en-US" w:eastAsia="zh-CN" w:bidi="ar"/>
-              </w:rPr>
-              <w:t>Personal user data is cached for 12 hours — stale or wrong data could be served to different users</w:t>
             </w:r>
           </w:p>
         </w:tc>
@@ -6911,7 +6673,7 @@
         <w:tc>
           <w:tcPr>
             <w:tcW w:w="0" w:type="auto"/>
-            <w:shd w:val="clear"/>
+            <w:shd w:val="clear" w:color="auto" w:fill="auto"/>
             <w:vAlign w:val="center"/>
           </w:tcPr>
           <w:p>
@@ -6936,6 +6698,261 @@
                 <w:szCs w:val="28"/>
                 <w:lang w:val="en-US" w:eastAsia="zh-CN" w:bidi="ar"/>
               </w:rPr>
+              <w:t>Risk</w:t>
+            </w:r>
+          </w:p>
+        </w:tc>
+        <w:tc>
+          <w:tcPr>
+            <w:tcW w:w="0" w:type="auto"/>
+            <w:shd w:val="clear" w:color="auto" w:fill="auto"/>
+            <w:vAlign w:val="center"/>
+          </w:tcPr>
+          <w:p>
+            <w:pPr>
+              <w:keepNext w:val="0"/>
+              <w:keepLines w:val="0"/>
+              <w:widowControl/>
+              <w:suppressLineNumbers w:val="0"/>
+              <w:jc w:val="left"/>
+              <w:rPr>
+                <w:rFonts w:hint="default" w:ascii="Arial" w:hAnsi="Arial" w:cs="Arial"/>
+                <w:sz w:val="28"/>
+                <w:szCs w:val="28"/>
+              </w:rPr>
+            </w:pPr>
+            <w:r>
+              <w:rPr>
+                <w:rFonts w:hint="default" w:ascii="Arial" w:hAnsi="Arial" w:eastAsia="SimSun" w:cs="Arial"/>
+                <w:kern w:val="0"/>
+                <w:sz w:val="28"/>
+                <w:szCs w:val="28"/>
+                <w:lang w:val="en-US" w:eastAsia="zh-CN" w:bidi="ar"/>
+              </w:rPr>
+              <w:t xml:space="preserve"> Medium</w:t>
+            </w:r>
+          </w:p>
+        </w:tc>
+      </w:tr>
+      <w:tr>
+        <w:tblPrEx>
+          <w:tblBorders>
+            <w:top w:val="none" w:color="auto" w:sz="0" w:space="0"/>
+            <w:left w:val="none" w:color="auto" w:sz="0" w:space="0"/>
+            <w:bottom w:val="none" w:color="auto" w:sz="0" w:space="0"/>
+            <w:right w:val="none" w:color="auto" w:sz="0" w:space="0"/>
+            <w:insideH w:val="none" w:color="auto" w:sz="0" w:space="0"/>
+            <w:insideV w:val="none" w:color="auto" w:sz="0" w:space="0"/>
+          </w:tblBorders>
+          <w:shd w:val="clear" w:color="auto" w:fill="auto"/>
+          <w:tblCellMar>
+            <w:top w:w="15" w:type="dxa"/>
+            <w:left w:w="15" w:type="dxa"/>
+            <w:bottom w:w="15" w:type="dxa"/>
+            <w:right w:w="15" w:type="dxa"/>
+          </w:tblCellMar>
+        </w:tblPrEx>
+        <w:trPr>
+          <w:tblCellSpacing w:w="15" w:type="dxa"/>
+        </w:trPr>
+        <w:tc>
+          <w:tcPr>
+            <w:tcW w:w="0" w:type="auto"/>
+            <w:shd w:val="clear" w:color="auto" w:fill="auto"/>
+            <w:vAlign w:val="center"/>
+          </w:tcPr>
+          <w:p>
+            <w:pPr>
+              <w:keepNext w:val="0"/>
+              <w:keepLines w:val="0"/>
+              <w:widowControl/>
+              <w:suppressLineNumbers w:val="0"/>
+              <w:jc w:val="left"/>
+              <w:rPr>
+                <w:rFonts w:hint="default" w:ascii="Arial" w:hAnsi="Arial" w:cs="Arial"/>
+                <w:sz w:val="28"/>
+                <w:szCs w:val="28"/>
+              </w:rPr>
+            </w:pPr>
+            <w:r>
+              <w:rPr>
+                <w:rStyle w:val="11"/>
+                <w:rFonts w:hint="default" w:ascii="Arial" w:hAnsi="Arial" w:eastAsia="SimSun" w:cs="Arial"/>
+                <w:kern w:val="0"/>
+                <w:sz w:val="28"/>
+                <w:szCs w:val="28"/>
+                <w:lang w:val="en-US" w:eastAsia="zh-CN" w:bidi="ar"/>
+              </w:rPr>
+              <w:t>Header</w:t>
+            </w:r>
+          </w:p>
+        </w:tc>
+        <w:tc>
+          <w:tcPr>
+            <w:tcW w:w="0" w:type="auto"/>
+            <w:shd w:val="clear" w:color="auto" w:fill="auto"/>
+            <w:vAlign w:val="center"/>
+          </w:tcPr>
+          <w:p>
+            <w:pPr>
+              <w:keepNext w:val="0"/>
+              <w:keepLines w:val="0"/>
+              <w:widowControl/>
+              <w:suppressLineNumbers w:val="0"/>
+              <w:jc w:val="left"/>
+              <w:rPr>
+                <w:rFonts w:hint="default" w:ascii="Arial" w:hAnsi="Arial" w:cs="Arial"/>
+                <w:sz w:val="28"/>
+                <w:szCs w:val="28"/>
+              </w:rPr>
+            </w:pPr>
+            <w:r>
+              <w:rPr>
+                <w:rFonts w:hint="default" w:ascii="Arial" w:hAnsi="Arial" w:eastAsia="SimSun" w:cs="Arial"/>
+                <w:kern w:val="0"/>
+                <w:sz w:val="28"/>
+                <w:szCs w:val="28"/>
+                <w:lang w:val="en-US" w:eastAsia="zh-CN" w:bidi="ar"/>
+              </w:rPr>
+              <w:t>Cache-Control: max-age=43200</w:t>
+            </w:r>
+          </w:p>
+        </w:tc>
+      </w:tr>
+      <w:tr>
+        <w:tblPrEx>
+          <w:tblBorders>
+            <w:top w:val="none" w:color="auto" w:sz="0" w:space="0"/>
+            <w:left w:val="none" w:color="auto" w:sz="0" w:space="0"/>
+            <w:bottom w:val="none" w:color="auto" w:sz="0" w:space="0"/>
+            <w:right w:val="none" w:color="auto" w:sz="0" w:space="0"/>
+            <w:insideH w:val="none" w:color="auto" w:sz="0" w:space="0"/>
+            <w:insideV w:val="none" w:color="auto" w:sz="0" w:space="0"/>
+          </w:tblBorders>
+          <w:shd w:val="clear" w:color="auto" w:fill="auto"/>
+          <w:tblCellMar>
+            <w:top w:w="15" w:type="dxa"/>
+            <w:left w:w="15" w:type="dxa"/>
+            <w:bottom w:w="15" w:type="dxa"/>
+            <w:right w:w="15" w:type="dxa"/>
+          </w:tblCellMar>
+        </w:tblPrEx>
+        <w:trPr>
+          <w:tblCellSpacing w:w="15" w:type="dxa"/>
+        </w:trPr>
+        <w:tc>
+          <w:tcPr>
+            <w:tcW w:w="0" w:type="auto"/>
+            <w:shd w:val="clear" w:color="auto" w:fill="auto"/>
+            <w:vAlign w:val="center"/>
+          </w:tcPr>
+          <w:p>
+            <w:pPr>
+              <w:keepNext w:val="0"/>
+              <w:keepLines w:val="0"/>
+              <w:widowControl/>
+              <w:suppressLineNumbers w:val="0"/>
+              <w:jc w:val="left"/>
+              <w:rPr>
+                <w:rFonts w:hint="default" w:ascii="Arial" w:hAnsi="Arial" w:cs="Arial"/>
+                <w:sz w:val="28"/>
+                <w:szCs w:val="28"/>
+              </w:rPr>
+            </w:pPr>
+            <w:r>
+              <w:rPr>
+                <w:rStyle w:val="11"/>
+                <w:rFonts w:hint="default" w:ascii="Arial" w:hAnsi="Arial" w:eastAsia="SimSun" w:cs="Arial"/>
+                <w:kern w:val="0"/>
+                <w:sz w:val="28"/>
+                <w:szCs w:val="28"/>
+                <w:lang w:val="en-US" w:eastAsia="zh-CN" w:bidi="ar"/>
+              </w:rPr>
+              <w:t>What it means</w:t>
+            </w:r>
+          </w:p>
+        </w:tc>
+        <w:tc>
+          <w:tcPr>
+            <w:tcW w:w="0" w:type="auto"/>
+            <w:shd w:val="clear" w:color="auto" w:fill="auto"/>
+            <w:vAlign w:val="center"/>
+          </w:tcPr>
+          <w:p>
+            <w:pPr>
+              <w:keepNext w:val="0"/>
+              <w:keepLines w:val="0"/>
+              <w:widowControl/>
+              <w:suppressLineNumbers w:val="0"/>
+              <w:jc w:val="left"/>
+              <w:rPr>
+                <w:rFonts w:hint="default" w:ascii="Arial" w:hAnsi="Arial" w:cs="Arial"/>
+                <w:sz w:val="28"/>
+                <w:szCs w:val="28"/>
+              </w:rPr>
+            </w:pPr>
+            <w:r>
+              <w:rPr>
+                <w:rFonts w:hint="default" w:ascii="Arial" w:hAnsi="Arial" w:eastAsia="SimSun" w:cs="Arial"/>
+                <w:kern w:val="0"/>
+                <w:sz w:val="28"/>
+                <w:szCs w:val="28"/>
+                <w:lang w:val="en-US" w:eastAsia="zh-CN" w:bidi="ar"/>
+              </w:rPr>
+              <w:t>Personal user data is cached for 12 hours — stale or wrong data could be served to different users</w:t>
+            </w:r>
+          </w:p>
+        </w:tc>
+      </w:tr>
+      <w:tr>
+        <w:tblPrEx>
+          <w:tblBorders>
+            <w:top w:val="none" w:color="auto" w:sz="0" w:space="0"/>
+            <w:left w:val="none" w:color="auto" w:sz="0" w:space="0"/>
+            <w:bottom w:val="none" w:color="auto" w:sz="0" w:space="0"/>
+            <w:right w:val="none" w:color="auto" w:sz="0" w:space="0"/>
+            <w:insideH w:val="none" w:color="auto" w:sz="0" w:space="0"/>
+            <w:insideV w:val="none" w:color="auto" w:sz="0" w:space="0"/>
+          </w:tblBorders>
+          <w:shd w:val="clear" w:color="auto" w:fill="auto"/>
+          <w:tblCellMar>
+            <w:top w:w="15" w:type="dxa"/>
+            <w:left w:w="15" w:type="dxa"/>
+            <w:bottom w:w="15" w:type="dxa"/>
+            <w:right w:w="15" w:type="dxa"/>
+          </w:tblCellMar>
+        </w:tblPrEx>
+        <w:trPr>
+          <w:tblCellSpacing w:w="15" w:type="dxa"/>
+        </w:trPr>
+        <w:tc>
+          <w:tcPr>
+            <w:tcW w:w="0" w:type="auto"/>
+            <w:shd w:val="clear" w:color="auto" w:fill="auto"/>
+            <w:vAlign w:val="center"/>
+          </w:tcPr>
+          <w:p>
+            <w:pPr>
+              <w:keepNext w:val="0"/>
+              <w:keepLines w:val="0"/>
+              <w:widowControl/>
+              <w:suppressLineNumbers w:val="0"/>
+              <w:jc w:val="left"/>
+              <w:rPr>
+                <w:rFonts w:hint="default" w:ascii="Arial" w:hAnsi="Arial" w:cs="Arial"/>
+                <w:sz w:val="28"/>
+                <w:szCs w:val="28"/>
+              </w:rPr>
+            </w:pPr>
+            <w:r>
+              <w:rPr>
+                <w:rStyle w:val="11"/>
+                <w:rFonts w:hint="default" w:ascii="Arial" w:hAnsi="Arial" w:eastAsia="SimSun" w:cs="Arial"/>
+                <w:kern w:val="0"/>
+                <w:sz w:val="28"/>
+                <w:szCs w:val="28"/>
+                <w:lang w:val="en-US" w:eastAsia="zh-CN" w:bidi="ar"/>
+              </w:rPr>
               <w:t>Fix</w:t>
             </w:r>
           </w:p>
@@ -6943,7 +6960,7 @@
         <w:tc>
           <w:tcPr>
             <w:tcW w:w="0" w:type="auto"/>
-            <w:shd w:val="clear"/>
+            <w:shd w:val="clear" w:color="auto" w:fill="auto"/>
             <w:vAlign w:val="center"/>
           </w:tcPr>
           <w:p>
@@ -7018,6 +7035,7 @@
     </w:p>
     <w:tbl>
       <w:tblPr>
+        <w:tblStyle w:val="4"/>
         <w:tblW w:w="0" w:type="auto"/>
         <w:tblCellSpacing w:w="15" w:type="dxa"/>
         <w:tblInd w:w="0" w:type="dxa"/>
@@ -7029,7 +7047,7 @@
           <w:insideH w:val="none" w:color="auto" w:sz="0" w:space="0"/>
           <w:insideV w:val="none" w:color="auto" w:sz="0" w:space="0"/>
         </w:tblBorders>
-        <w:shd w:val="clear"/>
+        <w:shd w:val="clear" w:color="auto" w:fill="auto"/>
         <w:tblLayout w:type="autofit"/>
         <w:tblCellMar>
           <w:top w:w="15" w:type="dxa"/>
@@ -7052,7 +7070,7 @@
             <w:insideH w:val="none" w:color="auto" w:sz="0" w:space="0"/>
             <w:insideV w:val="none" w:color="auto" w:sz="0" w:space="0"/>
           </w:tblBorders>
-          <w:shd w:val="clear"/>
+          <w:shd w:val="clear" w:color="auto" w:fill="auto"/>
           <w:tblCellMar>
             <w:top w:w="15" w:type="dxa"/>
             <w:left w:w="15" w:type="dxa"/>
@@ -7066,7 +7084,7 @@
         <w:tc>
           <w:tcPr>
             <w:tcW w:w="0" w:type="auto"/>
-            <w:shd w:val="clear"/>
+            <w:shd w:val="clear" w:color="auto" w:fill="auto"/>
             <w:vAlign w:val="center"/>
           </w:tcPr>
           <w:p>
@@ -7101,7 +7119,7 @@
         <w:tc>
           <w:tcPr>
             <w:tcW w:w="0" w:type="auto"/>
-            <w:shd w:val="clear"/>
+            <w:shd w:val="clear" w:color="auto" w:fill="auto"/>
             <w:vAlign w:val="center"/>
           </w:tcPr>
           <w:p>
@@ -7144,7 +7162,7 @@
             <w:insideH w:val="none" w:color="auto" w:sz="0" w:space="0"/>
             <w:insideV w:val="none" w:color="auto" w:sz="0" w:space="0"/>
           </w:tblBorders>
-          <w:shd w:val="clear"/>
+          <w:shd w:val="clear" w:color="auto" w:fill="auto"/>
           <w:tblCellMar>
             <w:top w:w="15" w:type="dxa"/>
             <w:left w:w="15" w:type="dxa"/>
@@ -7158,7 +7176,7 @@
         <w:tc>
           <w:tcPr>
             <w:tcW w:w="0" w:type="auto"/>
-            <w:shd w:val="clear"/>
+            <w:shd w:val="clear" w:color="auto" w:fill="auto"/>
             <w:vAlign w:val="center"/>
           </w:tcPr>
           <w:p>
@@ -7190,7 +7208,7 @@
         <w:tc>
           <w:tcPr>
             <w:tcW w:w="0" w:type="auto"/>
-            <w:shd w:val="clear"/>
+            <w:shd w:val="clear" w:color="auto" w:fill="auto"/>
             <w:vAlign w:val="center"/>
           </w:tcPr>
           <w:p>
@@ -7239,7 +7257,7 @@
             <w:insideH w:val="none" w:color="auto" w:sz="0" w:space="0"/>
             <w:insideV w:val="none" w:color="auto" w:sz="0" w:space="0"/>
           </w:tblBorders>
-          <w:shd w:val="clear"/>
+          <w:shd w:val="clear" w:color="auto" w:fill="auto"/>
           <w:tblCellMar>
             <w:top w:w="15" w:type="dxa"/>
             <w:left w:w="15" w:type="dxa"/>
@@ -7253,7 +7271,7 @@
         <w:tc>
           <w:tcPr>
             <w:tcW w:w="0" w:type="auto"/>
-            <w:shd w:val="clear"/>
+            <w:shd w:val="clear" w:color="auto" w:fill="auto"/>
             <w:vAlign w:val="center"/>
           </w:tcPr>
           <w:p>
@@ -7285,7 +7303,7 @@
         <w:tc>
           <w:tcPr>
             <w:tcW w:w="0" w:type="auto"/>
-            <w:shd w:val="clear"/>
+            <w:shd w:val="clear" w:color="auto" w:fill="auto"/>
             <w:vAlign w:val="center"/>
           </w:tcPr>
           <w:p>
@@ -7324,7 +7342,6 @@
             <w:insideH w:val="none" w:color="auto" w:sz="0" w:space="0"/>
             <w:insideV w:val="none" w:color="auto" w:sz="0" w:space="0"/>
           </w:tblBorders>
-          <w:shd w:val="clear"/>
           <w:tblCellMar>
             <w:top w:w="15" w:type="dxa"/>
             <w:left w:w="15" w:type="dxa"/>
@@ -7338,7 +7355,7 @@
         <w:tc>
           <w:tcPr>
             <w:tcW w:w="0" w:type="auto"/>
-            <w:shd w:val="clear"/>
+            <w:shd w:val="clear" w:color="auto" w:fill="auto"/>
             <w:vAlign w:val="center"/>
           </w:tcPr>
           <w:p>
@@ -7370,7 +7387,7 @@
         <w:tc>
           <w:tcPr>
             <w:tcW w:w="0" w:type="auto"/>
-            <w:shd w:val="clear"/>
+            <w:shd w:val="clear" w:color="auto" w:fill="auto"/>
             <w:vAlign w:val="center"/>
           </w:tcPr>
           <w:p>
@@ -7409,7 +7426,7 @@
             <w:insideH w:val="none" w:color="auto" w:sz="0" w:space="0"/>
             <w:insideV w:val="none" w:color="auto" w:sz="0" w:space="0"/>
           </w:tblBorders>
-          <w:shd w:val="clear"/>
+          <w:shd w:val="clear" w:color="auto" w:fill="auto"/>
           <w:tblCellMar>
             <w:top w:w="15" w:type="dxa"/>
             <w:left w:w="15" w:type="dxa"/>
@@ -7423,7 +7440,7 @@
         <w:tc>
           <w:tcPr>
             <w:tcW w:w="0" w:type="auto"/>
-            <w:shd w:val="clear"/>
+            <w:shd w:val="clear" w:color="auto" w:fill="auto"/>
             <w:vAlign w:val="center"/>
           </w:tcPr>
           <w:p>
@@ -7455,7 +7472,7 @@
         <w:tc>
           <w:tcPr>
             <w:tcW w:w="0" w:type="auto"/>
-            <w:shd w:val="clear"/>
+            <w:shd w:val="clear" w:color="auto" w:fill="auto"/>
             <w:vAlign w:val="center"/>
           </w:tcPr>
           <w:p>
@@ -7624,6 +7641,7 @@
     </w:p>
     <w:tbl>
       <w:tblPr>
+        <w:tblStyle w:val="4"/>
         <w:tblW w:w="0" w:type="auto"/>
         <w:tblCellSpacing w:w="15" w:type="dxa"/>
         <w:tblInd w:w="0" w:type="dxa"/>
@@ -7635,7 +7653,7 @@
           <w:insideH w:val="none" w:color="auto" w:sz="0" w:space="0"/>
           <w:insideV w:val="none" w:color="auto" w:sz="0" w:space="0"/>
         </w:tblBorders>
-        <w:shd w:val="clear"/>
+        <w:shd w:val="clear" w:color="auto" w:fill="auto"/>
         <w:tblLayout w:type="autofit"/>
         <w:tblCellMar>
           <w:top w:w="15" w:type="dxa"/>
@@ -7660,7 +7678,7 @@
             <w:insideH w:val="none" w:color="auto" w:sz="0" w:space="0"/>
             <w:insideV w:val="none" w:color="auto" w:sz="0" w:space="0"/>
           </w:tblBorders>
-          <w:shd w:val="clear"/>
+          <w:shd w:val="clear" w:color="auto" w:fill="auto"/>
           <w:tblCellMar>
             <w:top w:w="15" w:type="dxa"/>
             <w:left w:w="15" w:type="dxa"/>
@@ -7674,7 +7692,7 @@
         <w:tc>
           <w:tcPr>
             <w:tcW w:w="0" w:type="auto"/>
-            <w:shd w:val="clear"/>
+            <w:shd w:val="clear" w:color="auto" w:fill="auto"/>
             <w:vAlign w:val="center"/>
           </w:tcPr>
           <w:p>
@@ -7709,7 +7727,7 @@
         <w:tc>
           <w:tcPr>
             <w:tcW w:w="0" w:type="auto"/>
-            <w:shd w:val="clear"/>
+            <w:shd w:val="clear" w:color="auto" w:fill="auto"/>
             <w:vAlign w:val="center"/>
           </w:tcPr>
           <w:p>
@@ -7744,7 +7762,7 @@
         <w:tc>
           <w:tcPr>
             <w:tcW w:w="0" w:type="auto"/>
-            <w:shd w:val="clear"/>
+            <w:shd w:val="clear" w:color="auto" w:fill="auto"/>
             <w:vAlign w:val="center"/>
           </w:tcPr>
           <w:p>
@@ -7779,7 +7797,7 @@
         <w:tc>
           <w:tcPr>
             <w:tcW w:w="0" w:type="auto"/>
-            <w:shd w:val="clear"/>
+            <w:shd w:val="clear" w:color="auto" w:fill="auto"/>
             <w:vAlign w:val="center"/>
           </w:tcPr>
           <w:p>
@@ -7822,7 +7840,7 @@
             <w:insideH w:val="none" w:color="auto" w:sz="0" w:space="0"/>
             <w:insideV w:val="none" w:color="auto" w:sz="0" w:space="0"/>
           </w:tblBorders>
-          <w:shd w:val="clear"/>
+          <w:shd w:val="clear" w:color="auto" w:fill="auto"/>
           <w:tblCellMar>
             <w:top w:w="15" w:type="dxa"/>
             <w:left w:w="15" w:type="dxa"/>
@@ -7836,7 +7854,7 @@
         <w:tc>
           <w:tcPr>
             <w:tcW w:w="0" w:type="auto"/>
-            <w:shd w:val="clear"/>
+            <w:shd w:val="clear" w:color="auto" w:fill="auto"/>
             <w:vAlign w:val="center"/>
           </w:tcPr>
           <w:p>
@@ -7867,7 +7885,7 @@
         <w:tc>
           <w:tcPr>
             <w:tcW w:w="0" w:type="auto"/>
-            <w:shd w:val="clear"/>
+            <w:shd w:val="clear" w:color="auto" w:fill="auto"/>
             <w:vAlign w:val="center"/>
           </w:tcPr>
           <w:p>
@@ -7898,7 +7916,7 @@
         <w:tc>
           <w:tcPr>
             <w:tcW w:w="0" w:type="auto"/>
-            <w:shd w:val="clear"/>
+            <w:shd w:val="clear" w:color="auto" w:fill="auto"/>
             <w:vAlign w:val="center"/>
           </w:tcPr>
           <w:p>
@@ -7929,7 +7947,7 @@
         <w:tc>
           <w:tcPr>
             <w:tcW w:w="0" w:type="auto"/>
-            <w:shd w:val="clear"/>
+            <w:shd w:val="clear" w:color="auto" w:fill="auto"/>
             <w:vAlign w:val="center"/>
           </w:tcPr>
           <w:p>
@@ -7968,7 +7986,7 @@
             <w:insideH w:val="none" w:color="auto" w:sz="0" w:space="0"/>
             <w:insideV w:val="none" w:color="auto" w:sz="0" w:space="0"/>
           </w:tblBorders>
-          <w:shd w:val="clear"/>
+          <w:shd w:val="clear" w:color="auto" w:fill="auto"/>
           <w:tblCellMar>
             <w:top w:w="15" w:type="dxa"/>
             <w:left w:w="15" w:type="dxa"/>
@@ -7982,7 +8000,7 @@
         <w:tc>
           <w:tcPr>
             <w:tcW w:w="0" w:type="auto"/>
-            <w:shd w:val="clear"/>
+            <w:shd w:val="clear" w:color="auto" w:fill="auto"/>
             <w:vAlign w:val="center"/>
           </w:tcPr>
           <w:p>
@@ -8013,7 +8031,7 @@
         <w:tc>
           <w:tcPr>
             <w:tcW w:w="0" w:type="auto"/>
-            <w:shd w:val="clear"/>
+            <w:shd w:val="clear" w:color="auto" w:fill="auto"/>
             <w:vAlign w:val="center"/>
           </w:tcPr>
           <w:p>
@@ -8044,7 +8062,7 @@
         <w:tc>
           <w:tcPr>
             <w:tcW w:w="0" w:type="auto"/>
-            <w:shd w:val="clear"/>
+            <w:shd w:val="clear" w:color="auto" w:fill="auto"/>
             <w:vAlign w:val="center"/>
           </w:tcPr>
           <w:p>
@@ -8075,7 +8093,7 @@
         <w:tc>
           <w:tcPr>
             <w:tcW w:w="0" w:type="auto"/>
-            <w:shd w:val="clear"/>
+            <w:shd w:val="clear" w:color="auto" w:fill="auto"/>
             <w:vAlign w:val="center"/>
           </w:tcPr>
           <w:p>
@@ -8114,7 +8132,7 @@
             <w:insideH w:val="none" w:color="auto" w:sz="0" w:space="0"/>
             <w:insideV w:val="none" w:color="auto" w:sz="0" w:space="0"/>
           </w:tblBorders>
-          <w:shd w:val="clear"/>
+          <w:shd w:val="clear" w:color="auto" w:fill="auto"/>
           <w:tblCellMar>
             <w:top w:w="15" w:type="dxa"/>
             <w:left w:w="15" w:type="dxa"/>
@@ -8128,7 +8146,7 @@
         <w:tc>
           <w:tcPr>
             <w:tcW w:w="0" w:type="auto"/>
-            <w:shd w:val="clear"/>
+            <w:shd w:val="clear" w:color="auto" w:fill="auto"/>
             <w:vAlign w:val="center"/>
           </w:tcPr>
           <w:p>
@@ -8159,7 +8177,7 @@
         <w:tc>
           <w:tcPr>
             <w:tcW w:w="0" w:type="auto"/>
-            <w:shd w:val="clear"/>
+            <w:shd w:val="clear" w:color="auto" w:fill="auto"/>
             <w:vAlign w:val="center"/>
           </w:tcPr>
           <w:p>
@@ -8190,7 +8208,7 @@
         <w:tc>
           <w:tcPr>
             <w:tcW w:w="0" w:type="auto"/>
-            <w:shd w:val="clear"/>
+            <w:shd w:val="clear" w:color="auto" w:fill="auto"/>
             <w:vAlign w:val="center"/>
           </w:tcPr>
           <w:p>
@@ -8221,7 +8239,7 @@
         <w:tc>
           <w:tcPr>
             <w:tcW w:w="0" w:type="auto"/>
-            <w:shd w:val="clear"/>
+            <w:shd w:val="clear" w:color="auto" w:fill="auto"/>
             <w:vAlign w:val="center"/>
           </w:tcPr>
           <w:p>
@@ -8260,7 +8278,7 @@
             <w:insideH w:val="none" w:color="auto" w:sz="0" w:space="0"/>
             <w:insideV w:val="none" w:color="auto" w:sz="0" w:space="0"/>
           </w:tblBorders>
-          <w:shd w:val="clear"/>
+          <w:shd w:val="clear" w:color="auto" w:fill="auto"/>
           <w:tblCellMar>
             <w:top w:w="15" w:type="dxa"/>
             <w:left w:w="15" w:type="dxa"/>
@@ -8274,7 +8292,7 @@
         <w:tc>
           <w:tcPr>
             <w:tcW w:w="0" w:type="auto"/>
-            <w:shd w:val="clear"/>
+            <w:shd w:val="clear" w:color="auto" w:fill="auto"/>
             <w:vAlign w:val="center"/>
           </w:tcPr>
           <w:p>
@@ -8305,7 +8323,7 @@
         <w:tc>
           <w:tcPr>
             <w:tcW w:w="0" w:type="auto"/>
-            <w:shd w:val="clear"/>
+            <w:shd w:val="clear" w:color="auto" w:fill="auto"/>
             <w:vAlign w:val="center"/>
           </w:tcPr>
           <w:p>
@@ -8336,7 +8354,7 @@
         <w:tc>
           <w:tcPr>
             <w:tcW w:w="0" w:type="auto"/>
-            <w:shd w:val="clear"/>
+            <w:shd w:val="clear" w:color="auto" w:fill="auto"/>
             <w:vAlign w:val="center"/>
           </w:tcPr>
           <w:p>
@@ -8367,7 +8385,7 @@
         <w:tc>
           <w:tcPr>
             <w:tcW w:w="0" w:type="auto"/>
-            <w:shd w:val="clear"/>
+            <w:shd w:val="clear" w:color="auto" w:fill="auto"/>
             <w:vAlign w:val="center"/>
           </w:tcPr>
           <w:p>
@@ -8406,7 +8424,7 @@
             <w:insideH w:val="none" w:color="auto" w:sz="0" w:space="0"/>
             <w:insideV w:val="none" w:color="auto" w:sz="0" w:space="0"/>
           </w:tblBorders>
-          <w:shd w:val="clear"/>
+          <w:shd w:val="clear" w:color="auto" w:fill="auto"/>
           <w:tblCellMar>
             <w:top w:w="15" w:type="dxa"/>
             <w:left w:w="15" w:type="dxa"/>
@@ -8420,7 +8438,7 @@
         <w:tc>
           <w:tcPr>
             <w:tcW w:w="0" w:type="auto"/>
-            <w:shd w:val="clear"/>
+            <w:shd w:val="clear" w:color="auto" w:fill="auto"/>
             <w:vAlign w:val="center"/>
           </w:tcPr>
           <w:p>
@@ -8451,7 +8469,7 @@
         <w:tc>
           <w:tcPr>
             <w:tcW w:w="0" w:type="auto"/>
-            <w:shd w:val="clear"/>
+            <w:shd w:val="clear" w:color="auto" w:fill="auto"/>
             <w:vAlign w:val="center"/>
           </w:tcPr>
           <w:p>
@@ -8482,7 +8500,7 @@
         <w:tc>
           <w:tcPr>
             <w:tcW w:w="0" w:type="auto"/>
-            <w:shd w:val="clear"/>
+            <w:shd w:val="clear" w:color="auto" w:fill="auto"/>
             <w:vAlign w:val="center"/>
           </w:tcPr>
           <w:p>
@@ -8513,7 +8531,7 @@
         <w:tc>
           <w:tcPr>
             <w:tcW w:w="0" w:type="auto"/>
-            <w:shd w:val="clear"/>
+            <w:shd w:val="clear" w:color="auto" w:fill="auto"/>
             <w:vAlign w:val="center"/>
           </w:tcPr>
           <w:p>
@@ -8552,7 +8570,7 @@
             <w:insideH w:val="none" w:color="auto" w:sz="0" w:space="0"/>
             <w:insideV w:val="none" w:color="auto" w:sz="0" w:space="0"/>
           </w:tblBorders>
-          <w:shd w:val="clear"/>
+          <w:shd w:val="clear" w:color="auto" w:fill="auto"/>
           <w:tblCellMar>
             <w:top w:w="15" w:type="dxa"/>
             <w:left w:w="15" w:type="dxa"/>
@@ -8566,7 +8584,7 @@
         <w:tc>
           <w:tcPr>
             <w:tcW w:w="0" w:type="auto"/>
-            <w:shd w:val="clear"/>
+            <w:shd w:val="clear" w:color="auto" w:fill="auto"/>
             <w:vAlign w:val="center"/>
           </w:tcPr>
           <w:p>
@@ -8597,7 +8615,7 @@
         <w:tc>
           <w:tcPr>
             <w:tcW w:w="0" w:type="auto"/>
-            <w:shd w:val="clear"/>
+            <w:shd w:val="clear" w:color="auto" w:fill="auto"/>
             <w:vAlign w:val="center"/>
           </w:tcPr>
           <w:p>
@@ -8628,7 +8646,7 @@
         <w:tc>
           <w:tcPr>
             <w:tcW w:w="0" w:type="auto"/>
-            <w:shd w:val="clear"/>
+            <w:shd w:val="clear" w:color="auto" w:fill="auto"/>
             <w:vAlign w:val="center"/>
           </w:tcPr>
           <w:p>
@@ -8659,7 +8677,7 @@
         <w:tc>
           <w:tcPr>
             <w:tcW w:w="0" w:type="auto"/>
-            <w:shd w:val="clear"/>
+            <w:shd w:val="clear" w:color="auto" w:fill="auto"/>
             <w:vAlign w:val="center"/>
           </w:tcPr>
           <w:p>
@@ -8698,7 +8716,7 @@
             <w:insideH w:val="none" w:color="auto" w:sz="0" w:space="0"/>
             <w:insideV w:val="none" w:color="auto" w:sz="0" w:space="0"/>
           </w:tblBorders>
-          <w:shd w:val="clear"/>
+          <w:shd w:val="clear" w:color="auto" w:fill="auto"/>
           <w:tblCellMar>
             <w:top w:w="15" w:type="dxa"/>
             <w:left w:w="15" w:type="dxa"/>
@@ -8712,7 +8730,7 @@
         <w:tc>
           <w:tcPr>
             <w:tcW w:w="0" w:type="auto"/>
-            <w:shd w:val="clear"/>
+            <w:shd w:val="clear" w:color="auto" w:fill="auto"/>
             <w:vAlign w:val="center"/>
           </w:tcPr>
           <w:p>
@@ -8743,7 +8761,7 @@
         <w:tc>
           <w:tcPr>
             <w:tcW w:w="0" w:type="auto"/>
-            <w:shd w:val="clear"/>
+            <w:shd w:val="clear" w:color="auto" w:fill="auto"/>
             <w:vAlign w:val="center"/>
           </w:tcPr>
           <w:p>
@@ -8774,7 +8792,7 @@
         <w:tc>
           <w:tcPr>
             <w:tcW w:w="0" w:type="auto"/>
-            <w:shd w:val="clear"/>
+            <w:shd w:val="clear" w:color="auto" w:fill="auto"/>
             <w:vAlign w:val="center"/>
           </w:tcPr>
           <w:p>
@@ -8805,7 +8823,7 @@
         <w:tc>
           <w:tcPr>
             <w:tcW w:w="0" w:type="auto"/>
-            <w:shd w:val="clear"/>
+            <w:shd w:val="clear" w:color="auto" w:fill="auto"/>
             <w:vAlign w:val="center"/>
           </w:tcPr>
           <w:p>
@@ -8844,7 +8862,7 @@
             <w:insideH w:val="none" w:color="auto" w:sz="0" w:space="0"/>
             <w:insideV w:val="none" w:color="auto" w:sz="0" w:space="0"/>
           </w:tblBorders>
-          <w:shd w:val="clear"/>
+          <w:shd w:val="clear" w:color="auto" w:fill="auto"/>
           <w:tblCellMar>
             <w:top w:w="15" w:type="dxa"/>
             <w:left w:w="15" w:type="dxa"/>
@@ -8858,7 +8876,7 @@
         <w:tc>
           <w:tcPr>
             <w:tcW w:w="0" w:type="auto"/>
-            <w:shd w:val="clear"/>
+            <w:shd w:val="clear" w:color="auto" w:fill="auto"/>
             <w:vAlign w:val="center"/>
           </w:tcPr>
           <w:p>
@@ -8889,7 +8907,7 @@
         <w:tc>
           <w:tcPr>
             <w:tcW w:w="0" w:type="auto"/>
-            <w:shd w:val="clear"/>
+            <w:shd w:val="clear" w:color="auto" w:fill="auto"/>
             <w:vAlign w:val="center"/>
           </w:tcPr>
           <w:p>
@@ -8920,7 +8938,7 @@
         <w:tc>
           <w:tcPr>
             <w:tcW w:w="0" w:type="auto"/>
-            <w:shd w:val="clear"/>
+            <w:shd w:val="clear" w:color="auto" w:fill="auto"/>
             <w:vAlign w:val="center"/>
           </w:tcPr>
           <w:p>
@@ -8951,7 +8969,7 @@
         <w:tc>
           <w:tcPr>
             <w:tcW w:w="0" w:type="auto"/>
-            <w:shd w:val="clear"/>
+            <w:shd w:val="clear" w:color="auto" w:fill="auto"/>
             <w:vAlign w:val="center"/>
           </w:tcPr>
           <w:p>
@@ -8990,7 +9008,7 @@
             <w:insideH w:val="none" w:color="auto" w:sz="0" w:space="0"/>
             <w:insideV w:val="none" w:color="auto" w:sz="0" w:space="0"/>
           </w:tblBorders>
-          <w:shd w:val="clear"/>
+          <w:shd w:val="clear" w:color="auto" w:fill="auto"/>
           <w:tblCellMar>
             <w:top w:w="15" w:type="dxa"/>
             <w:left w:w="15" w:type="dxa"/>
@@ -9004,7 +9022,7 @@
         <w:tc>
           <w:tcPr>
             <w:tcW w:w="0" w:type="auto"/>
-            <w:shd w:val="clear"/>
+            <w:shd w:val="clear" w:color="auto" w:fill="auto"/>
             <w:vAlign w:val="center"/>
           </w:tcPr>
           <w:p>
@@ -9035,7 +9053,7 @@
         <w:tc>
           <w:tcPr>
             <w:tcW w:w="0" w:type="auto"/>
-            <w:shd w:val="clear"/>
+            <w:shd w:val="clear" w:color="auto" w:fill="auto"/>
             <w:vAlign w:val="center"/>
           </w:tcPr>
           <w:p>
@@ -9066,7 +9084,7 @@
         <w:tc>
           <w:tcPr>
             <w:tcW w:w="0" w:type="auto"/>
-            <w:shd w:val="clear"/>
+            <w:shd w:val="clear" w:color="auto" w:fill="auto"/>
             <w:vAlign w:val="center"/>
           </w:tcPr>
           <w:p>
@@ -9097,7 +9115,7 @@
         <w:tc>
           <w:tcPr>
             <w:tcW w:w="0" w:type="auto"/>
-            <w:shd w:val="clear"/>
+            <w:shd w:val="clear" w:color="auto" w:fill="auto"/>
             <w:vAlign w:val="center"/>
           </w:tcPr>
           <w:p>
@@ -9136,7 +9154,7 @@
             <w:insideH w:val="none" w:color="auto" w:sz="0" w:space="0"/>
             <w:insideV w:val="none" w:color="auto" w:sz="0" w:space="0"/>
           </w:tblBorders>
-          <w:shd w:val="clear"/>
+          <w:shd w:val="clear" w:color="auto" w:fill="auto"/>
           <w:tblCellMar>
             <w:top w:w="15" w:type="dxa"/>
             <w:left w:w="15" w:type="dxa"/>
@@ -9150,7 +9168,7 @@
         <w:tc>
           <w:tcPr>
             <w:tcW w:w="0" w:type="auto"/>
-            <w:shd w:val="clear"/>
+            <w:shd w:val="clear" w:color="auto" w:fill="auto"/>
             <w:vAlign w:val="center"/>
           </w:tcPr>
           <w:p>
@@ -9181,7 +9199,7 @@
         <w:tc>
           <w:tcPr>
             <w:tcW w:w="0" w:type="auto"/>
-            <w:shd w:val="clear"/>
+            <w:shd w:val="clear" w:color="auto" w:fill="auto"/>
             <w:vAlign w:val="center"/>
           </w:tcPr>
           <w:p>
@@ -9212,7 +9230,7 @@
         <w:tc>
           <w:tcPr>
             <w:tcW w:w="0" w:type="auto"/>
-            <w:shd w:val="clear"/>
+            <w:shd w:val="clear" w:color="auto" w:fill="auto"/>
             <w:vAlign w:val="center"/>
           </w:tcPr>
           <w:p>
@@ -9243,7 +9261,7 @@
         <w:tc>
           <w:tcPr>
             <w:tcW w:w="0" w:type="auto"/>
-            <w:shd w:val="clear"/>
+            <w:shd w:val="clear" w:color="auto" w:fill="auto"/>
             <w:vAlign w:val="center"/>
           </w:tcPr>
           <w:p>
@@ -9282,7 +9300,7 @@
             <w:insideH w:val="none" w:color="auto" w:sz="0" w:space="0"/>
             <w:insideV w:val="none" w:color="auto" w:sz="0" w:space="0"/>
           </w:tblBorders>
-          <w:shd w:val="clear"/>
+          <w:shd w:val="clear" w:color="auto" w:fill="auto"/>
           <w:tblCellMar>
             <w:top w:w="15" w:type="dxa"/>
             <w:left w:w="15" w:type="dxa"/>
@@ -9296,7 +9314,7 @@
         <w:tc>
           <w:tcPr>
             <w:tcW w:w="0" w:type="auto"/>
-            <w:shd w:val="clear"/>
+            <w:shd w:val="clear" w:color="auto" w:fill="auto"/>
             <w:vAlign w:val="center"/>
           </w:tcPr>
           <w:p>
@@ -9327,7 +9345,7 @@
         <w:tc>
           <w:tcPr>
             <w:tcW w:w="0" w:type="auto"/>
-            <w:shd w:val="clear"/>
+            <w:shd w:val="clear" w:color="auto" w:fill="auto"/>
             <w:vAlign w:val="center"/>
           </w:tcPr>
           <w:p>
@@ -9358,7 +9376,7 @@
         <w:tc>
           <w:tcPr>
             <w:tcW w:w="0" w:type="auto"/>
-            <w:shd w:val="clear"/>
+            <w:shd w:val="clear" w:color="auto" w:fill="auto"/>
             <w:vAlign w:val="center"/>
           </w:tcPr>
           <w:p>
@@ -9389,7 +9407,7 @@
         <w:tc>
           <w:tcPr>
             <w:tcW w:w="0" w:type="auto"/>
-            <w:shd w:val="clear"/>
+            <w:shd w:val="clear" w:color="auto" w:fill="auto"/>
             <w:vAlign w:val="center"/>
           </w:tcPr>
           <w:p>
@@ -9428,7 +9446,7 @@
             <w:insideH w:val="none" w:color="auto" w:sz="0" w:space="0"/>
             <w:insideV w:val="none" w:color="auto" w:sz="0" w:space="0"/>
           </w:tblBorders>
-          <w:shd w:val="clear"/>
+          <w:shd w:val="clear" w:color="auto" w:fill="auto"/>
           <w:tblCellMar>
             <w:top w:w="15" w:type="dxa"/>
             <w:left w:w="15" w:type="dxa"/>
@@ -9442,7 +9460,7 @@
         <w:tc>
           <w:tcPr>
             <w:tcW w:w="0" w:type="auto"/>
-            <w:shd w:val="clear"/>
+            <w:shd w:val="clear" w:color="auto" w:fill="auto"/>
             <w:vAlign w:val="center"/>
           </w:tcPr>
           <w:p>
@@ -9473,7 +9491,7 @@
         <w:tc>
           <w:tcPr>
             <w:tcW w:w="0" w:type="auto"/>
-            <w:shd w:val="clear"/>
+            <w:shd w:val="clear" w:color="auto" w:fill="auto"/>
             <w:vAlign w:val="center"/>
           </w:tcPr>
           <w:p>
@@ -9504,7 +9522,7 @@
         <w:tc>
           <w:tcPr>
             <w:tcW w:w="0" w:type="auto"/>
-            <w:shd w:val="clear"/>
+            <w:shd w:val="clear" w:color="auto" w:fill="auto"/>
             <w:vAlign w:val="center"/>
           </w:tcPr>
           <w:p>
@@ -9535,7 +9553,7 @@
         <w:tc>
           <w:tcPr>
             <w:tcW w:w="0" w:type="auto"/>
-            <w:shd w:val="clear"/>
+            <w:shd w:val="clear" w:color="auto" w:fill="auto"/>
             <w:vAlign w:val="center"/>
           </w:tcPr>
           <w:p>
@@ -9574,7 +9592,7 @@
             <w:insideH w:val="none" w:color="auto" w:sz="0" w:space="0"/>
             <w:insideV w:val="none" w:color="auto" w:sz="0" w:space="0"/>
           </w:tblBorders>
-          <w:shd w:val="clear"/>
+          <w:shd w:val="clear" w:color="auto" w:fill="auto"/>
           <w:tblCellMar>
             <w:top w:w="15" w:type="dxa"/>
             <w:left w:w="15" w:type="dxa"/>
@@ -9588,7 +9606,7 @@
         <w:tc>
           <w:tcPr>
             <w:tcW w:w="0" w:type="auto"/>
-            <w:shd w:val="clear"/>
+            <w:shd w:val="clear" w:color="auto" w:fill="auto"/>
             <w:vAlign w:val="center"/>
           </w:tcPr>
           <w:p>
@@ -9619,7 +9637,7 @@
         <w:tc>
           <w:tcPr>
             <w:tcW w:w="0" w:type="auto"/>
-            <w:shd w:val="clear"/>
+            <w:shd w:val="clear" w:color="auto" w:fill="auto"/>
             <w:vAlign w:val="center"/>
           </w:tcPr>
           <w:p>
@@ -9650,7 +9668,7 @@
         <w:tc>
           <w:tcPr>
             <w:tcW w:w="0" w:type="auto"/>
-            <w:shd w:val="clear"/>
+            <w:shd w:val="clear" w:color="auto" w:fill="auto"/>
             <w:vAlign w:val="center"/>
           </w:tcPr>
           <w:p>
@@ -9681,7 +9699,7 @@
         <w:tc>
           <w:tcPr>
             <w:tcW w:w="0" w:type="auto"/>
-            <w:shd w:val="clear"/>
+            <w:shd w:val="clear" w:color="auto" w:fill="auto"/>
             <w:vAlign w:val="center"/>
           </w:tcPr>
           <w:p>
@@ -9720,7 +9738,7 @@
             <w:insideH w:val="none" w:color="auto" w:sz="0" w:space="0"/>
             <w:insideV w:val="none" w:color="auto" w:sz="0" w:space="0"/>
           </w:tblBorders>
-          <w:shd w:val="clear"/>
+          <w:shd w:val="clear" w:color="auto" w:fill="auto"/>
           <w:tblCellMar>
             <w:top w:w="15" w:type="dxa"/>
             <w:left w:w="15" w:type="dxa"/>
@@ -9734,7 +9752,7 @@
         <w:tc>
           <w:tcPr>
             <w:tcW w:w="0" w:type="auto"/>
-            <w:shd w:val="clear"/>
+            <w:shd w:val="clear" w:color="auto" w:fill="auto"/>
             <w:vAlign w:val="center"/>
           </w:tcPr>
           <w:p>
@@ -9765,7 +9783,7 @@
         <w:tc>
           <w:tcPr>
             <w:tcW w:w="0" w:type="auto"/>
-            <w:shd w:val="clear"/>
+            <w:shd w:val="clear" w:color="auto" w:fill="auto"/>
             <w:vAlign w:val="center"/>
           </w:tcPr>
           <w:p>
@@ -9796,7 +9814,7 @@
         <w:tc>
           <w:tcPr>
             <w:tcW w:w="0" w:type="auto"/>
-            <w:shd w:val="clear"/>
+            <w:shd w:val="clear" w:color="auto" w:fill="auto"/>
             <w:vAlign w:val="center"/>
           </w:tcPr>
           <w:p>
@@ -9827,7 +9845,7 @@
         <w:tc>
           <w:tcPr>
             <w:tcW w:w="0" w:type="auto"/>
-            <w:shd w:val="clear"/>
+            <w:shd w:val="clear" w:color="auto" w:fill="auto"/>
             <w:vAlign w:val="center"/>
           </w:tcPr>
           <w:p>
@@ -9866,7 +9884,7 @@
             <w:insideH w:val="none" w:color="auto" w:sz="0" w:space="0"/>
             <w:insideV w:val="none" w:color="auto" w:sz="0" w:space="0"/>
           </w:tblBorders>
-          <w:shd w:val="clear"/>
+          <w:shd w:val="clear" w:color="auto" w:fill="auto"/>
           <w:tblCellMar>
             <w:top w:w="15" w:type="dxa"/>
             <w:left w:w="15" w:type="dxa"/>
@@ -9880,7 +9898,7 @@
         <w:tc>
           <w:tcPr>
             <w:tcW w:w="0" w:type="auto"/>
-            <w:shd w:val="clear"/>
+            <w:shd w:val="clear" w:color="auto" w:fill="auto"/>
             <w:vAlign w:val="center"/>
           </w:tcPr>
           <w:p>
@@ -9911,7 +9929,7 @@
         <w:tc>
           <w:tcPr>
             <w:tcW w:w="0" w:type="auto"/>
-            <w:shd w:val="clear"/>
+            <w:shd w:val="clear" w:color="auto" w:fill="auto"/>
             <w:vAlign w:val="center"/>
           </w:tcPr>
           <w:p>
@@ -9942,7 +9960,7 @@
         <w:tc>
           <w:tcPr>
             <w:tcW w:w="0" w:type="auto"/>
-            <w:shd w:val="clear"/>
+            <w:shd w:val="clear" w:color="auto" w:fill="auto"/>
             <w:vAlign w:val="center"/>
           </w:tcPr>
           <w:p>
@@ -9973,7 +9991,7 @@
         <w:tc>
           <w:tcPr>
             <w:tcW w:w="0" w:type="auto"/>
-            <w:shd w:val="clear"/>
+            <w:shd w:val="clear" w:color="auto" w:fill="auto"/>
             <w:vAlign w:val="center"/>
           </w:tcPr>
           <w:p>
@@ -10040,6 +10058,7 @@
     </w:p>
     <w:tbl>
       <w:tblPr>
+        <w:tblStyle w:val="4"/>
         <w:tblW w:w="0" w:type="auto"/>
         <w:tblCellSpacing w:w="15" w:type="dxa"/>
         <w:tblInd w:w="0" w:type="dxa"/>
@@ -10051,7 +10070,7 @@
           <w:insideH w:val="none" w:color="auto" w:sz="0" w:space="0"/>
           <w:insideV w:val="none" w:color="auto" w:sz="0" w:space="0"/>
         </w:tblBorders>
-        <w:shd w:val="clear"/>
+        <w:shd w:val="clear" w:color="auto" w:fill="auto"/>
         <w:tblLayout w:type="autofit"/>
         <w:tblCellMar>
           <w:top w:w="15" w:type="dxa"/>
@@ -10074,7 +10093,7 @@
             <w:insideH w:val="none" w:color="auto" w:sz="0" w:space="0"/>
             <w:insideV w:val="none" w:color="auto" w:sz="0" w:space="0"/>
           </w:tblBorders>
-          <w:shd w:val="clear"/>
+          <w:shd w:val="clear" w:color="auto" w:fill="auto"/>
           <w:tblCellMar>
             <w:top w:w="15" w:type="dxa"/>
             <w:left w:w="15" w:type="dxa"/>
@@ -10088,7 +10107,7 @@
         <w:tc>
           <w:tcPr>
             <w:tcW w:w="0" w:type="auto"/>
-            <w:shd w:val="clear"/>
+            <w:shd w:val="clear" w:color="auto" w:fill="auto"/>
             <w:vAlign w:val="center"/>
           </w:tcPr>
           <w:p>
@@ -10123,7 +10142,7 @@
         <w:tc>
           <w:tcPr>
             <w:tcW w:w="0" w:type="auto"/>
-            <w:shd w:val="clear"/>
+            <w:shd w:val="clear" w:color="auto" w:fill="auto"/>
             <w:vAlign w:val="center"/>
           </w:tcPr>
           <w:p>
@@ -10166,7 +10185,7 @@
             <w:insideH w:val="none" w:color="auto" w:sz="0" w:space="0"/>
             <w:insideV w:val="none" w:color="auto" w:sz="0" w:space="0"/>
           </w:tblBorders>
-          <w:shd w:val="clear"/>
+          <w:shd w:val="clear" w:color="auto" w:fill="auto"/>
           <w:tblCellMar>
             <w:top w:w="15" w:type="dxa"/>
             <w:left w:w="15" w:type="dxa"/>
@@ -10180,7 +10199,7 @@
         <w:tc>
           <w:tcPr>
             <w:tcW w:w="0" w:type="auto"/>
-            <w:shd w:val="clear"/>
+            <w:shd w:val="clear" w:color="auto" w:fill="auto"/>
             <w:vAlign w:val="center"/>
           </w:tcPr>
           <w:p>
@@ -10211,7 +10230,7 @@
         <w:tc>
           <w:tcPr>
             <w:tcW w:w="0" w:type="auto"/>
-            <w:shd w:val="clear"/>
+            <w:shd w:val="clear" w:color="auto" w:fill="auto"/>
             <w:vAlign w:val="center"/>
           </w:tcPr>
           <w:p>
@@ -10250,7 +10269,7 @@
             <w:insideH w:val="none" w:color="auto" w:sz="0" w:space="0"/>
             <w:insideV w:val="none" w:color="auto" w:sz="0" w:space="0"/>
           </w:tblBorders>
-          <w:shd w:val="clear"/>
+          <w:shd w:val="clear" w:color="auto" w:fill="auto"/>
           <w:tblCellMar>
             <w:top w:w="15" w:type="dxa"/>
             <w:left w:w="15" w:type="dxa"/>
@@ -10264,7 +10283,7 @@
         <w:tc>
           <w:tcPr>
             <w:tcW w:w="0" w:type="auto"/>
-            <w:shd w:val="clear"/>
+            <w:shd w:val="clear" w:color="auto" w:fill="auto"/>
             <w:vAlign w:val="center"/>
           </w:tcPr>
           <w:p>
@@ -10295,7 +10314,7 @@
         <w:tc>
           <w:tcPr>
             <w:tcW w:w="0" w:type="auto"/>
-            <w:shd w:val="clear"/>
+            <w:shd w:val="clear" w:color="auto" w:fill="auto"/>
             <w:vAlign w:val="center"/>
           </w:tcPr>
           <w:p>
@@ -10334,7 +10353,7 @@
             <w:insideH w:val="none" w:color="auto" w:sz="0" w:space="0"/>
             <w:insideV w:val="none" w:color="auto" w:sz="0" w:space="0"/>
           </w:tblBorders>
-          <w:shd w:val="clear"/>
+          <w:shd w:val="clear" w:color="auto" w:fill="auto"/>
           <w:tblCellMar>
             <w:top w:w="15" w:type="dxa"/>
             <w:left w:w="15" w:type="dxa"/>
@@ -10348,7 +10367,7 @@
         <w:tc>
           <w:tcPr>
             <w:tcW w:w="0" w:type="auto"/>
-            <w:shd w:val="clear"/>
+            <w:shd w:val="clear" w:color="auto" w:fill="auto"/>
             <w:vAlign w:val="center"/>
           </w:tcPr>
           <w:p>
@@ -10389,7 +10408,7 @@
         <w:tc>
           <w:tcPr>
             <w:tcW w:w="0" w:type="auto"/>
-            <w:shd w:val="clear"/>
+            <w:shd w:val="clear" w:color="auto" w:fill="auto"/>
             <w:vAlign w:val="center"/>
           </w:tcPr>
           <w:p>
@@ -10428,7 +10447,7 @@
             <w:insideH w:val="none" w:color="auto" w:sz="0" w:space="0"/>
             <w:insideV w:val="none" w:color="auto" w:sz="0" w:space="0"/>
           </w:tblBorders>
-          <w:shd w:val="clear"/>
+          <w:shd w:val="clear" w:color="auto" w:fill="auto"/>
           <w:tblCellMar>
             <w:top w:w="15" w:type="dxa"/>
             <w:left w:w="15" w:type="dxa"/>
@@ -10442,7 +10461,7 @@
         <w:tc>
           <w:tcPr>
             <w:tcW w:w="0" w:type="auto"/>
-            <w:shd w:val="clear"/>
+            <w:shd w:val="clear" w:color="auto" w:fill="auto"/>
             <w:vAlign w:val="center"/>
           </w:tcPr>
           <w:p>
@@ -10474,7 +10493,7 @@
         <w:tc>
           <w:tcPr>
             <w:tcW w:w="0" w:type="auto"/>
-            <w:shd w:val="clear"/>
+            <w:shd w:val="clear" w:color="auto" w:fill="auto"/>
             <w:vAlign w:val="center"/>
           </w:tcPr>
           <w:p>
@@ -10576,6 +10595,7 @@
     </w:p>
     <w:tbl>
       <w:tblPr>
+        <w:tblStyle w:val="4"/>
         <w:tblW w:w="0" w:type="auto"/>
         <w:tblCellSpacing w:w="15" w:type="dxa"/>
         <w:tblInd w:w="0" w:type="dxa"/>
@@ -10587,7 +10607,7 @@
           <w:insideH w:val="none" w:color="auto" w:sz="0" w:space="0"/>
           <w:insideV w:val="none" w:color="auto" w:sz="0" w:space="0"/>
         </w:tblBorders>
-        <w:shd w:val="clear"/>
+        <w:shd w:val="clear" w:color="auto" w:fill="auto"/>
         <w:tblLayout w:type="autofit"/>
         <w:tblCellMar>
           <w:top w:w="15" w:type="dxa"/>
@@ -10611,7 +10631,7 @@
             <w:insideH w:val="none" w:color="auto" w:sz="0" w:space="0"/>
             <w:insideV w:val="none" w:color="auto" w:sz="0" w:space="0"/>
           </w:tblBorders>
-          <w:shd w:val="clear"/>
+          <w:shd w:val="clear" w:color="auto" w:fill="auto"/>
           <w:tblCellMar>
             <w:top w:w="15" w:type="dxa"/>
             <w:left w:w="15" w:type="dxa"/>
@@ -10625,7 +10645,7 @@
         <w:tc>
           <w:tcPr>
             <w:tcW w:w="0" w:type="auto"/>
-            <w:shd w:val="clear"/>
+            <w:shd w:val="clear" w:color="auto" w:fill="auto"/>
             <w:vAlign w:val="center"/>
           </w:tcPr>
           <w:p>
@@ -10660,7 +10680,7 @@
         <w:tc>
           <w:tcPr>
             <w:tcW w:w="0" w:type="auto"/>
-            <w:shd w:val="clear"/>
+            <w:shd w:val="clear" w:color="auto" w:fill="auto"/>
             <w:vAlign w:val="center"/>
           </w:tcPr>
           <w:p>
@@ -10695,7 +10715,7 @@
         <w:tc>
           <w:tcPr>
             <w:tcW w:w="0" w:type="auto"/>
-            <w:shd w:val="clear"/>
+            <w:shd w:val="clear" w:color="auto" w:fill="auto"/>
             <w:vAlign w:val="center"/>
           </w:tcPr>
           <w:p>
@@ -10738,7 +10758,7 @@
             <w:insideH w:val="none" w:color="auto" w:sz="0" w:space="0"/>
             <w:insideV w:val="none" w:color="auto" w:sz="0" w:space="0"/>
           </w:tblBorders>
-          <w:shd w:val="clear"/>
+          <w:shd w:val="clear" w:color="auto" w:fill="auto"/>
           <w:tblCellMar>
             <w:top w:w="15" w:type="dxa"/>
             <w:left w:w="15" w:type="dxa"/>
@@ -10752,7 +10772,7 @@
         <w:tc>
           <w:tcPr>
             <w:tcW w:w="0" w:type="auto"/>
-            <w:shd w:val="clear"/>
+            <w:shd w:val="clear" w:color="auto" w:fill="auto"/>
             <w:vAlign w:val="center"/>
           </w:tcPr>
           <w:p>
@@ -10783,7 +10803,7 @@
         <w:tc>
           <w:tcPr>
             <w:tcW w:w="0" w:type="auto"/>
-            <w:shd w:val="clear"/>
+            <w:shd w:val="clear" w:color="auto" w:fill="auto"/>
             <w:vAlign w:val="center"/>
           </w:tcPr>
           <w:p>
@@ -10814,7 +10834,7 @@
         <w:tc>
           <w:tcPr>
             <w:tcW w:w="0" w:type="auto"/>
-            <w:shd w:val="clear"/>
+            <w:shd w:val="clear" w:color="auto" w:fill="auto"/>
             <w:vAlign w:val="center"/>
           </w:tcPr>
           <w:p>
@@ -10853,7 +10873,7 @@
             <w:insideH w:val="none" w:color="auto" w:sz="0" w:space="0"/>
             <w:insideV w:val="none" w:color="auto" w:sz="0" w:space="0"/>
           </w:tblBorders>
-          <w:shd w:val="clear"/>
+          <w:shd w:val="clear" w:color="auto" w:fill="auto"/>
           <w:tblCellMar>
             <w:top w:w="15" w:type="dxa"/>
             <w:left w:w="15" w:type="dxa"/>
@@ -10867,7 +10887,7 @@
         <w:tc>
           <w:tcPr>
             <w:tcW w:w="0" w:type="auto"/>
-            <w:shd w:val="clear"/>
+            <w:shd w:val="clear" w:color="auto" w:fill="auto"/>
             <w:vAlign w:val="center"/>
           </w:tcPr>
           <w:p>
@@ -10898,7 +10918,7 @@
         <w:tc>
           <w:tcPr>
             <w:tcW w:w="0" w:type="auto"/>
-            <w:shd w:val="clear"/>
+            <w:shd w:val="clear" w:color="auto" w:fill="auto"/>
             <w:vAlign w:val="center"/>
           </w:tcPr>
           <w:p>
@@ -10929,7 +10949,7 @@
         <w:tc>
           <w:tcPr>
             <w:tcW w:w="0" w:type="auto"/>
-            <w:shd w:val="clear"/>
+            <w:shd w:val="clear" w:color="auto" w:fill="auto"/>
             <w:vAlign w:val="center"/>
           </w:tcPr>
           <w:p>
@@ -10968,7 +10988,7 @@
             <w:insideH w:val="none" w:color="auto" w:sz="0" w:space="0"/>
             <w:insideV w:val="none" w:color="auto" w:sz="0" w:space="0"/>
           </w:tblBorders>
-          <w:shd w:val="clear"/>
+          <w:shd w:val="clear" w:color="auto" w:fill="auto"/>
           <w:tblCellMar>
             <w:top w:w="15" w:type="dxa"/>
             <w:left w:w="15" w:type="dxa"/>
@@ -10982,7 +11002,7 @@
         <w:tc>
           <w:tcPr>
             <w:tcW w:w="0" w:type="auto"/>
-            <w:shd w:val="clear"/>
+            <w:shd w:val="clear" w:color="auto" w:fill="auto"/>
             <w:vAlign w:val="center"/>
           </w:tcPr>
           <w:p>
@@ -11013,7 +11033,7 @@
         <w:tc>
           <w:tcPr>
             <w:tcW w:w="0" w:type="auto"/>
-            <w:shd w:val="clear"/>
+            <w:shd w:val="clear" w:color="auto" w:fill="auto"/>
             <w:vAlign w:val="center"/>
           </w:tcPr>
           <w:p>
@@ -11044,7 +11064,7 @@
         <w:tc>
           <w:tcPr>
             <w:tcW w:w="0" w:type="auto"/>
-            <w:shd w:val="clear"/>
+            <w:shd w:val="clear" w:color="auto" w:fill="auto"/>
             <w:vAlign w:val="center"/>
           </w:tcPr>
           <w:p>
@@ -11069,2075 +11089,6 @@
                 <w:lang w:val="en-US" w:eastAsia="zh-CN" w:bidi="ar"/>
               </w:rPr>
               <w:t>Require Bearer token for all requests</w:t>
-            </w:r>
-          </w:p>
-        </w:tc>
-      </w:tr>
-      <w:tr>
-        <w:tblPrEx>
-          <w:tblBorders>
-            <w:top w:val="none" w:color="auto" w:sz="0" w:space="0"/>
-            <w:left w:val="none" w:color="auto" w:sz="0" w:space="0"/>
-            <w:bottom w:val="none" w:color="auto" w:sz="0" w:space="0"/>
-            <w:right w:val="none" w:color="auto" w:sz="0" w:space="0"/>
-            <w:insideH w:val="none" w:color="auto" w:sz="0" w:space="0"/>
-            <w:insideV w:val="none" w:color="auto" w:sz="0" w:space="0"/>
-          </w:tblBorders>
-          <w:shd w:val="clear"/>
-          <w:tblCellMar>
-            <w:top w:w="15" w:type="dxa"/>
-            <w:left w:w="15" w:type="dxa"/>
-            <w:bottom w:w="15" w:type="dxa"/>
-            <w:right w:w="15" w:type="dxa"/>
-          </w:tblCellMar>
-        </w:tblPrEx>
-        <w:trPr>
-          <w:tblCellSpacing w:w="15" w:type="dxa"/>
-        </w:trPr>
-        <w:tc>
-          <w:tcPr>
-            <w:tcW w:w="0" w:type="auto"/>
-            <w:shd w:val="clear"/>
-            <w:vAlign w:val="center"/>
-          </w:tcPr>
-          <w:p>
-            <w:pPr>
-              <w:keepNext w:val="0"/>
-              <w:keepLines w:val="0"/>
-              <w:widowControl/>
-              <w:suppressLineNumbers w:val="0"/>
-              <w:jc w:val="left"/>
-              <w:rPr>
-                <w:rFonts w:hint="default" w:ascii="Arial" w:hAnsi="Arial" w:cs="Arial"/>
-                <w:sz w:val="28"/>
-                <w:szCs w:val="28"/>
-              </w:rPr>
-            </w:pPr>
-            <w:r>
-              <w:rPr>
-                <w:rFonts w:hint="default" w:ascii="Arial" w:hAnsi="Arial" w:eastAsia="SimSun" w:cs="Arial"/>
-                <w:kern w:val="0"/>
-                <w:sz w:val="28"/>
-                <w:szCs w:val="28"/>
-                <w:lang w:val="en-US" w:eastAsia="zh-CN" w:bidi="ar"/>
-              </w:rPr>
-              <w:t>4</w:t>
-            </w:r>
-          </w:p>
-        </w:tc>
-        <w:tc>
-          <w:tcPr>
-            <w:tcW w:w="0" w:type="auto"/>
-            <w:shd w:val="clear"/>
-            <w:vAlign w:val="center"/>
-          </w:tcPr>
-          <w:p>
-            <w:pPr>
-              <w:keepNext w:val="0"/>
-              <w:keepLines w:val="0"/>
-              <w:widowControl/>
-              <w:suppressLineNumbers w:val="0"/>
-              <w:jc w:val="left"/>
-              <w:rPr>
-                <w:rFonts w:hint="default" w:ascii="Arial" w:hAnsi="Arial" w:cs="Arial"/>
-                <w:sz w:val="28"/>
-                <w:szCs w:val="28"/>
-              </w:rPr>
-            </w:pPr>
-            <w:r>
-              <w:rPr>
-                <w:rFonts w:hint="default" w:ascii="Arial" w:hAnsi="Arial" w:eastAsia="SimSun" w:cs="Arial"/>
-                <w:kern w:val="0"/>
-                <w:sz w:val="28"/>
-                <w:szCs w:val="28"/>
-                <w:lang w:val="en-US" w:eastAsia="zh-CN" w:bidi="ar"/>
-              </w:rPr>
-              <w:t>Insecure CORS</w:t>
-            </w:r>
-          </w:p>
-        </w:tc>
-        <w:tc>
-          <w:tcPr>
-            <w:tcW w:w="0" w:type="auto"/>
-            <w:shd w:val="clear"/>
-            <w:vAlign w:val="center"/>
-          </w:tcPr>
-          <w:p>
-            <w:pPr>
-              <w:keepNext w:val="0"/>
-              <w:keepLines w:val="0"/>
-              <w:widowControl/>
-              <w:suppressLineNumbers w:val="0"/>
-              <w:jc w:val="left"/>
-              <w:rPr>
-                <w:rFonts w:hint="default" w:ascii="Arial" w:hAnsi="Arial" w:cs="Arial"/>
-                <w:sz w:val="28"/>
-                <w:szCs w:val="28"/>
-              </w:rPr>
-            </w:pPr>
-            <w:r>
-              <w:rPr>
-                <w:rFonts w:hint="default" w:ascii="Arial" w:hAnsi="Arial" w:eastAsia="SimSun" w:cs="Arial"/>
-                <w:kern w:val="0"/>
-                <w:sz w:val="28"/>
-                <w:szCs w:val="28"/>
-                <w:lang w:val="en-US" w:eastAsia="zh-CN" w:bidi="ar"/>
-              </w:rPr>
-              <w:t>Restrict to specific trusted domains only</w:t>
-            </w:r>
-          </w:p>
-        </w:tc>
-      </w:tr>
-      <w:tr>
-        <w:tblPrEx>
-          <w:tblBorders>
-            <w:top w:val="none" w:color="auto" w:sz="0" w:space="0"/>
-            <w:left w:val="none" w:color="auto" w:sz="0" w:space="0"/>
-            <w:bottom w:val="none" w:color="auto" w:sz="0" w:space="0"/>
-            <w:right w:val="none" w:color="auto" w:sz="0" w:space="0"/>
-            <w:insideH w:val="none" w:color="auto" w:sz="0" w:space="0"/>
-            <w:insideV w:val="none" w:color="auto" w:sz="0" w:space="0"/>
-          </w:tblBorders>
-          <w:shd w:val="clear"/>
-          <w:tblCellMar>
-            <w:top w:w="15" w:type="dxa"/>
-            <w:left w:w="15" w:type="dxa"/>
-            <w:bottom w:w="15" w:type="dxa"/>
-            <w:right w:w="15" w:type="dxa"/>
-          </w:tblCellMar>
-        </w:tblPrEx>
-        <w:trPr>
-          <w:tblCellSpacing w:w="15" w:type="dxa"/>
-        </w:trPr>
-        <w:tc>
-          <w:tcPr>
-            <w:tcW w:w="0" w:type="auto"/>
-            <w:shd w:val="clear"/>
-            <w:vAlign w:val="center"/>
-          </w:tcPr>
-          <w:p>
-            <w:pPr>
-              <w:keepNext w:val="0"/>
-              <w:keepLines w:val="0"/>
-              <w:widowControl/>
-              <w:suppressLineNumbers w:val="0"/>
-              <w:jc w:val="left"/>
-              <w:rPr>
-                <w:rFonts w:hint="default" w:ascii="Arial" w:hAnsi="Arial" w:cs="Arial"/>
-                <w:sz w:val="28"/>
-                <w:szCs w:val="28"/>
-              </w:rPr>
-            </w:pPr>
-            <w:r>
-              <w:rPr>
-                <w:rFonts w:hint="default" w:ascii="Arial" w:hAnsi="Arial" w:eastAsia="SimSun" w:cs="Arial"/>
-                <w:kern w:val="0"/>
-                <w:sz w:val="28"/>
-                <w:szCs w:val="28"/>
-                <w:lang w:val="en-US" w:eastAsia="zh-CN" w:bidi="ar"/>
-              </w:rPr>
-              <w:t>5</w:t>
-            </w:r>
-          </w:p>
-        </w:tc>
-        <w:tc>
-          <w:tcPr>
-            <w:tcW w:w="0" w:type="auto"/>
-            <w:shd w:val="clear"/>
-            <w:vAlign w:val="center"/>
-          </w:tcPr>
-          <w:p>
-            <w:pPr>
-              <w:keepNext w:val="0"/>
-              <w:keepLines w:val="0"/>
-              <w:widowControl/>
-              <w:suppressLineNumbers w:val="0"/>
-              <w:jc w:val="left"/>
-              <w:rPr>
-                <w:rFonts w:hint="default" w:ascii="Arial" w:hAnsi="Arial" w:cs="Arial"/>
-                <w:sz w:val="28"/>
-                <w:szCs w:val="28"/>
-              </w:rPr>
-            </w:pPr>
-            <w:r>
-              <w:rPr>
-                <w:rFonts w:hint="default" w:ascii="Arial" w:hAnsi="Arial" w:eastAsia="SimSun" w:cs="Arial"/>
-                <w:kern w:val="0"/>
-                <w:sz w:val="28"/>
-                <w:szCs w:val="28"/>
-                <w:lang w:val="en-US" w:eastAsia="zh-CN" w:bidi="ar"/>
-              </w:rPr>
-              <w:t>Accept Any Content Type</w:t>
-            </w:r>
-          </w:p>
-        </w:tc>
-        <w:tc>
-          <w:tcPr>
-            <w:tcW w:w="0" w:type="auto"/>
-            <w:shd w:val="clear"/>
-            <w:vAlign w:val="center"/>
-          </w:tcPr>
-          <w:p>
-            <w:pPr>
-              <w:keepNext w:val="0"/>
-              <w:keepLines w:val="0"/>
-              <w:widowControl/>
-              <w:suppressLineNumbers w:val="0"/>
-              <w:jc w:val="left"/>
-              <w:rPr>
-                <w:rFonts w:hint="default" w:ascii="Arial" w:hAnsi="Arial" w:cs="Arial"/>
-                <w:sz w:val="28"/>
-                <w:szCs w:val="28"/>
-              </w:rPr>
-            </w:pPr>
-            <w:r>
-              <w:rPr>
-                <w:rFonts w:hint="default" w:ascii="Arial" w:hAnsi="Arial" w:eastAsia="SimSun" w:cs="Arial"/>
-                <w:kern w:val="0"/>
-                <w:sz w:val="28"/>
-                <w:szCs w:val="28"/>
-                <w:lang w:val="en-US" w:eastAsia="zh-CN" w:bidi="ar"/>
-              </w:rPr>
-              <w:t xml:space="preserve">Restrict to </w:t>
-            </w:r>
-            <w:r>
-              <w:rPr>
-                <w:rStyle w:val="8"/>
-                <w:rFonts w:hint="default" w:ascii="Arial" w:hAnsi="Arial" w:eastAsia="SimSun" w:cs="Arial"/>
-                <w:kern w:val="0"/>
-                <w:sz w:val="28"/>
-                <w:szCs w:val="28"/>
-                <w:lang w:val="en-US" w:eastAsia="zh-CN" w:bidi="ar"/>
-              </w:rPr>
-              <w:t>application/json</w:t>
-            </w:r>
-            <w:r>
-              <w:rPr>
-                <w:rFonts w:hint="default" w:ascii="Arial" w:hAnsi="Arial" w:eastAsia="SimSun" w:cs="Arial"/>
-                <w:kern w:val="0"/>
-                <w:sz w:val="28"/>
-                <w:szCs w:val="28"/>
-                <w:lang w:val="en-US" w:eastAsia="zh-CN" w:bidi="ar"/>
-              </w:rPr>
-              <w:t xml:space="preserve"> only</w:t>
-            </w:r>
-          </w:p>
-        </w:tc>
-      </w:tr>
-      <w:tr>
-        <w:tblPrEx>
-          <w:tblBorders>
-            <w:top w:val="none" w:color="auto" w:sz="0" w:space="0"/>
-            <w:left w:val="none" w:color="auto" w:sz="0" w:space="0"/>
-            <w:bottom w:val="none" w:color="auto" w:sz="0" w:space="0"/>
-            <w:right w:val="none" w:color="auto" w:sz="0" w:space="0"/>
-            <w:insideH w:val="none" w:color="auto" w:sz="0" w:space="0"/>
-            <w:insideV w:val="none" w:color="auto" w:sz="0" w:space="0"/>
-          </w:tblBorders>
-          <w:shd w:val="clear"/>
-          <w:tblCellMar>
-            <w:top w:w="15" w:type="dxa"/>
-            <w:left w:w="15" w:type="dxa"/>
-            <w:bottom w:w="15" w:type="dxa"/>
-            <w:right w:w="15" w:type="dxa"/>
-          </w:tblCellMar>
-        </w:tblPrEx>
-        <w:trPr>
-          <w:trHeight w:val="90" w:hRule="atLeast"/>
-          <w:tblCellSpacing w:w="15" w:type="dxa"/>
-        </w:trPr>
-        <w:tc>
-          <w:tcPr>
-            <w:tcW w:w="0" w:type="auto"/>
-            <w:shd w:val="clear"/>
-            <w:vAlign w:val="center"/>
-          </w:tcPr>
-          <w:p>
-            <w:pPr>
-              <w:keepNext w:val="0"/>
-              <w:keepLines w:val="0"/>
-              <w:widowControl/>
-              <w:suppressLineNumbers w:val="0"/>
-              <w:jc w:val="left"/>
-              <w:rPr>
-                <w:rFonts w:hint="default" w:ascii="Arial" w:hAnsi="Arial" w:cs="Arial"/>
-                <w:sz w:val="28"/>
-                <w:szCs w:val="28"/>
-              </w:rPr>
-            </w:pPr>
-            <w:r>
-              <w:rPr>
-                <w:rFonts w:hint="default" w:ascii="Arial" w:hAnsi="Arial" w:eastAsia="SimSun" w:cs="Arial"/>
-                <w:kern w:val="0"/>
-                <w:sz w:val="28"/>
-                <w:szCs w:val="28"/>
-                <w:lang w:val="en-US" w:eastAsia="zh-CN" w:bidi="ar"/>
-              </w:rPr>
-              <w:t>6</w:t>
-            </w:r>
-          </w:p>
-        </w:tc>
-        <w:tc>
-          <w:tcPr>
-            <w:tcW w:w="0" w:type="auto"/>
-            <w:shd w:val="clear"/>
-            <w:vAlign w:val="center"/>
-          </w:tcPr>
-          <w:p>
-            <w:pPr>
-              <w:keepNext w:val="0"/>
-              <w:keepLines w:val="0"/>
-              <w:widowControl/>
-              <w:suppressLineNumbers w:val="0"/>
-              <w:jc w:val="left"/>
-              <w:rPr>
-                <w:rFonts w:hint="default" w:ascii="Arial" w:hAnsi="Arial" w:cs="Arial"/>
-                <w:sz w:val="28"/>
-                <w:szCs w:val="28"/>
-              </w:rPr>
-            </w:pPr>
-            <w:r>
-              <w:rPr>
-                <w:rFonts w:hint="default" w:ascii="Arial" w:hAnsi="Arial" w:eastAsia="SimSun" w:cs="Arial"/>
-                <w:kern w:val="0"/>
-                <w:sz w:val="28"/>
-                <w:szCs w:val="28"/>
-                <w:lang w:val="en-US" w:eastAsia="zh-CN" w:bidi="ar"/>
-              </w:rPr>
-              <w:t>Weak Rate Limiting</w:t>
-            </w:r>
-          </w:p>
-        </w:tc>
-        <w:tc>
-          <w:tcPr>
-            <w:tcW w:w="0" w:type="auto"/>
-            <w:shd w:val="clear"/>
-            <w:vAlign w:val="center"/>
-          </w:tcPr>
-          <w:p>
-            <w:pPr>
-              <w:keepNext w:val="0"/>
-              <w:keepLines w:val="0"/>
-              <w:widowControl/>
-              <w:suppressLineNumbers w:val="0"/>
-              <w:jc w:val="left"/>
-              <w:rPr>
-                <w:rFonts w:hint="default" w:ascii="Arial" w:hAnsi="Arial" w:cs="Arial"/>
-                <w:sz w:val="28"/>
-                <w:szCs w:val="28"/>
-              </w:rPr>
-            </w:pPr>
-            <w:r>
-              <w:rPr>
-                <w:rFonts w:hint="default" w:ascii="Arial" w:hAnsi="Arial" w:eastAsia="SimSun" w:cs="Arial"/>
-                <w:kern w:val="0"/>
-                <w:sz w:val="28"/>
-                <w:szCs w:val="28"/>
-                <w:lang w:val="en-US" w:eastAsia="zh-CN" w:bidi="ar"/>
-              </w:rPr>
-              <w:t>Reduce to maximum 100 requests per hour</w:t>
-            </w:r>
-          </w:p>
-        </w:tc>
-      </w:tr>
-      <w:tr>
-        <w:tblPrEx>
-          <w:tblBorders>
-            <w:top w:val="none" w:color="auto" w:sz="0" w:space="0"/>
-            <w:left w:val="none" w:color="auto" w:sz="0" w:space="0"/>
-            <w:bottom w:val="none" w:color="auto" w:sz="0" w:space="0"/>
-            <w:right w:val="none" w:color="auto" w:sz="0" w:space="0"/>
-            <w:insideH w:val="none" w:color="auto" w:sz="0" w:space="0"/>
-            <w:insideV w:val="none" w:color="auto" w:sz="0" w:space="0"/>
-          </w:tblBorders>
-          <w:shd w:val="clear"/>
-          <w:tblCellMar>
-            <w:top w:w="15" w:type="dxa"/>
-            <w:left w:w="15" w:type="dxa"/>
-            <w:bottom w:w="15" w:type="dxa"/>
-            <w:right w:w="15" w:type="dxa"/>
-          </w:tblCellMar>
-        </w:tblPrEx>
-        <w:trPr>
-          <w:tblCellSpacing w:w="15" w:type="dxa"/>
-        </w:trPr>
-        <w:tc>
-          <w:tcPr>
-            <w:tcW w:w="0" w:type="auto"/>
-            <w:shd w:val="clear"/>
-            <w:vAlign w:val="center"/>
-          </w:tcPr>
-          <w:p>
-            <w:pPr>
-              <w:keepNext w:val="0"/>
-              <w:keepLines w:val="0"/>
-              <w:widowControl/>
-              <w:suppressLineNumbers w:val="0"/>
-              <w:jc w:val="left"/>
-              <w:rPr>
-                <w:rFonts w:hint="default" w:ascii="Arial" w:hAnsi="Arial" w:cs="Arial"/>
-                <w:sz w:val="28"/>
-                <w:szCs w:val="28"/>
-              </w:rPr>
-            </w:pPr>
-            <w:r>
-              <w:rPr>
-                <w:rFonts w:hint="default" w:ascii="Arial" w:hAnsi="Arial" w:eastAsia="SimSun" w:cs="Arial"/>
-                <w:kern w:val="0"/>
-                <w:sz w:val="28"/>
-                <w:szCs w:val="28"/>
-                <w:lang w:val="en-US" w:eastAsia="zh-CN" w:bidi="ar"/>
-              </w:rPr>
-              <w:t>7</w:t>
-            </w:r>
-          </w:p>
-        </w:tc>
-        <w:tc>
-          <w:tcPr>
-            <w:tcW w:w="0" w:type="auto"/>
-            <w:shd w:val="clear"/>
-            <w:vAlign w:val="center"/>
-          </w:tcPr>
-          <w:p>
-            <w:pPr>
-              <w:keepNext w:val="0"/>
-              <w:keepLines w:val="0"/>
-              <w:widowControl/>
-              <w:suppressLineNumbers w:val="0"/>
-              <w:jc w:val="left"/>
-              <w:rPr>
-                <w:rFonts w:hint="default" w:ascii="Arial" w:hAnsi="Arial" w:cs="Arial"/>
-                <w:sz w:val="28"/>
-                <w:szCs w:val="28"/>
-              </w:rPr>
-            </w:pPr>
-            <w:r>
-              <w:rPr>
-                <w:rFonts w:hint="default" w:ascii="Arial" w:hAnsi="Arial" w:eastAsia="SimSun" w:cs="Arial"/>
-                <w:kern w:val="0"/>
-                <w:sz w:val="28"/>
-                <w:szCs w:val="28"/>
-                <w:lang w:val="en-US" w:eastAsia="zh-CN" w:bidi="ar"/>
-              </w:rPr>
-              <w:t>Rate Limit Reset Exposed</w:t>
-            </w:r>
-          </w:p>
-        </w:tc>
-        <w:tc>
-          <w:tcPr>
-            <w:tcW w:w="0" w:type="auto"/>
-            <w:shd w:val="clear"/>
-            <w:vAlign w:val="center"/>
-          </w:tcPr>
-          <w:p>
-            <w:pPr>
-              <w:keepNext w:val="0"/>
-              <w:keepLines w:val="0"/>
-              <w:widowControl/>
-              <w:suppressLineNumbers w:val="0"/>
-              <w:jc w:val="left"/>
-              <w:rPr>
-                <w:rFonts w:hint="default" w:ascii="Arial" w:hAnsi="Arial" w:cs="Arial"/>
-                <w:sz w:val="28"/>
-                <w:szCs w:val="28"/>
-              </w:rPr>
-            </w:pPr>
-            <w:r>
-              <w:rPr>
-                <w:rFonts w:hint="default" w:ascii="Arial" w:hAnsi="Arial" w:eastAsia="SimSun" w:cs="Arial"/>
-                <w:kern w:val="0"/>
-                <w:sz w:val="28"/>
-                <w:szCs w:val="28"/>
-                <w:lang w:val="en-US" w:eastAsia="zh-CN" w:bidi="ar"/>
-              </w:rPr>
-              <w:t>Hide rate limit reset time from headers</w:t>
-            </w:r>
-          </w:p>
-        </w:tc>
-      </w:tr>
-      <w:tr>
-        <w:tblPrEx>
-          <w:tblBorders>
-            <w:top w:val="none" w:color="auto" w:sz="0" w:space="0"/>
-            <w:left w:val="none" w:color="auto" w:sz="0" w:space="0"/>
-            <w:bottom w:val="none" w:color="auto" w:sz="0" w:space="0"/>
-            <w:right w:val="none" w:color="auto" w:sz="0" w:space="0"/>
-            <w:insideH w:val="none" w:color="auto" w:sz="0" w:space="0"/>
-            <w:insideV w:val="none" w:color="auto" w:sz="0" w:space="0"/>
-          </w:tblBorders>
-          <w:shd w:val="clear"/>
-          <w:tblCellMar>
-            <w:top w:w="15" w:type="dxa"/>
-            <w:left w:w="15" w:type="dxa"/>
-            <w:bottom w:w="15" w:type="dxa"/>
-            <w:right w:w="15" w:type="dxa"/>
-          </w:tblCellMar>
-        </w:tblPrEx>
-        <w:trPr>
-          <w:tblCellSpacing w:w="15" w:type="dxa"/>
-        </w:trPr>
-        <w:tc>
-          <w:tcPr>
-            <w:tcW w:w="0" w:type="auto"/>
-            <w:shd w:val="clear"/>
-            <w:vAlign w:val="center"/>
-          </w:tcPr>
-          <w:p>
-            <w:pPr>
-              <w:keepNext w:val="0"/>
-              <w:keepLines w:val="0"/>
-              <w:widowControl/>
-              <w:suppressLineNumbers w:val="0"/>
-              <w:jc w:val="left"/>
-              <w:rPr>
-                <w:rFonts w:hint="default" w:ascii="Arial" w:hAnsi="Arial" w:cs="Arial"/>
-                <w:sz w:val="28"/>
-                <w:szCs w:val="28"/>
-              </w:rPr>
-            </w:pPr>
-            <w:r>
-              <w:rPr>
-                <w:rFonts w:hint="default" w:ascii="Arial" w:hAnsi="Arial" w:eastAsia="SimSun" w:cs="Arial"/>
-                <w:kern w:val="0"/>
-                <w:sz w:val="28"/>
-                <w:szCs w:val="28"/>
-                <w:lang w:val="en-US" w:eastAsia="zh-CN" w:bidi="ar"/>
-              </w:rPr>
-              <w:t>8</w:t>
-            </w:r>
-          </w:p>
-        </w:tc>
-        <w:tc>
-          <w:tcPr>
-            <w:tcW w:w="0" w:type="auto"/>
-            <w:shd w:val="clear"/>
-            <w:vAlign w:val="center"/>
-          </w:tcPr>
-          <w:p>
-            <w:pPr>
-              <w:keepNext w:val="0"/>
-              <w:keepLines w:val="0"/>
-              <w:widowControl/>
-              <w:suppressLineNumbers w:val="0"/>
-              <w:jc w:val="left"/>
-              <w:rPr>
-                <w:rFonts w:hint="default" w:ascii="Arial" w:hAnsi="Arial" w:cs="Arial"/>
-                <w:sz w:val="28"/>
-                <w:szCs w:val="28"/>
-              </w:rPr>
-            </w:pPr>
-            <w:r>
-              <w:rPr>
-                <w:rFonts w:hint="default" w:ascii="Arial" w:hAnsi="Arial" w:eastAsia="SimSun" w:cs="Arial"/>
-                <w:kern w:val="0"/>
-                <w:sz w:val="28"/>
-                <w:szCs w:val="28"/>
-                <w:lang w:val="en-US" w:eastAsia="zh-CN" w:bidi="ar"/>
-              </w:rPr>
-              <w:t>Sensitive Data Cached</w:t>
-            </w:r>
-          </w:p>
-        </w:tc>
-        <w:tc>
-          <w:tcPr>
-            <w:tcW w:w="0" w:type="auto"/>
-            <w:shd w:val="clear"/>
-            <w:vAlign w:val="center"/>
-          </w:tcPr>
-          <w:p>
-            <w:pPr>
-              <w:keepNext w:val="0"/>
-              <w:keepLines w:val="0"/>
-              <w:widowControl/>
-              <w:suppressLineNumbers w:val="0"/>
-              <w:jc w:val="left"/>
-              <w:rPr>
-                <w:rFonts w:hint="default" w:ascii="Arial" w:hAnsi="Arial" w:cs="Arial"/>
-                <w:sz w:val="28"/>
-                <w:szCs w:val="28"/>
-              </w:rPr>
-            </w:pPr>
-            <w:r>
-              <w:rPr>
-                <w:rFonts w:hint="default" w:ascii="Arial" w:hAnsi="Arial" w:eastAsia="SimSun" w:cs="Arial"/>
-                <w:kern w:val="0"/>
-                <w:sz w:val="28"/>
-                <w:szCs w:val="28"/>
-                <w:lang w:val="en-US" w:eastAsia="zh-CN" w:bidi="ar"/>
-              </w:rPr>
-              <w:t xml:space="preserve">Add </w:t>
-            </w:r>
-            <w:r>
-              <w:rPr>
-                <w:rStyle w:val="8"/>
-                <w:rFonts w:hint="default" w:ascii="Arial" w:hAnsi="Arial" w:eastAsia="SimSun" w:cs="Arial"/>
-                <w:kern w:val="0"/>
-                <w:sz w:val="28"/>
-                <w:szCs w:val="28"/>
-                <w:lang w:val="en-US" w:eastAsia="zh-CN" w:bidi="ar"/>
-              </w:rPr>
-              <w:t>Cache-Control: no-store</w:t>
-            </w:r>
-            <w:r>
-              <w:rPr>
-                <w:rFonts w:hint="default" w:ascii="Arial" w:hAnsi="Arial" w:eastAsia="SimSun" w:cs="Arial"/>
-                <w:kern w:val="0"/>
-                <w:sz w:val="28"/>
-                <w:szCs w:val="28"/>
-                <w:lang w:val="en-US" w:eastAsia="zh-CN" w:bidi="ar"/>
-              </w:rPr>
-              <w:t xml:space="preserve"> for sensitive endpoints</w:t>
-            </w:r>
-          </w:p>
-        </w:tc>
-      </w:tr>
-      <w:tr>
-        <w:tblPrEx>
-          <w:tblBorders>
-            <w:top w:val="none" w:color="auto" w:sz="0" w:space="0"/>
-            <w:left w:val="none" w:color="auto" w:sz="0" w:space="0"/>
-            <w:bottom w:val="none" w:color="auto" w:sz="0" w:space="0"/>
-            <w:right w:val="none" w:color="auto" w:sz="0" w:space="0"/>
-            <w:insideH w:val="none" w:color="auto" w:sz="0" w:space="0"/>
-            <w:insideV w:val="none" w:color="auto" w:sz="0" w:space="0"/>
-          </w:tblBorders>
-          <w:shd w:val="clear"/>
-          <w:tblCellMar>
-            <w:top w:w="15" w:type="dxa"/>
-            <w:left w:w="15" w:type="dxa"/>
-            <w:bottom w:w="15" w:type="dxa"/>
-            <w:right w:w="15" w:type="dxa"/>
-          </w:tblCellMar>
-        </w:tblPrEx>
-        <w:trPr>
-          <w:tblCellSpacing w:w="15" w:type="dxa"/>
-        </w:trPr>
-        <w:tc>
-          <w:tcPr>
-            <w:tcW w:w="0" w:type="auto"/>
-            <w:shd w:val="clear"/>
-            <w:vAlign w:val="center"/>
-          </w:tcPr>
-          <w:p>
-            <w:pPr>
-              <w:keepNext w:val="0"/>
-              <w:keepLines w:val="0"/>
-              <w:widowControl/>
-              <w:suppressLineNumbers w:val="0"/>
-              <w:jc w:val="left"/>
-              <w:rPr>
-                <w:rFonts w:hint="default" w:ascii="Arial" w:hAnsi="Arial" w:cs="Arial"/>
-                <w:sz w:val="28"/>
-                <w:szCs w:val="28"/>
-              </w:rPr>
-            </w:pPr>
-            <w:r>
-              <w:rPr>
-                <w:rFonts w:hint="default" w:ascii="Arial" w:hAnsi="Arial" w:eastAsia="SimSun" w:cs="Arial"/>
-                <w:kern w:val="0"/>
-                <w:sz w:val="28"/>
-                <w:szCs w:val="28"/>
-                <w:lang w:val="en-US" w:eastAsia="zh-CN" w:bidi="ar"/>
-              </w:rPr>
-              <w:t>9</w:t>
-            </w:r>
-          </w:p>
-        </w:tc>
-        <w:tc>
-          <w:tcPr>
-            <w:tcW w:w="0" w:type="auto"/>
-            <w:shd w:val="clear"/>
-            <w:vAlign w:val="center"/>
-          </w:tcPr>
-          <w:p>
-            <w:pPr>
-              <w:keepNext w:val="0"/>
-              <w:keepLines w:val="0"/>
-              <w:widowControl/>
-              <w:suppressLineNumbers w:val="0"/>
-              <w:jc w:val="left"/>
-              <w:rPr>
-                <w:rFonts w:hint="default" w:ascii="Arial" w:hAnsi="Arial" w:cs="Arial"/>
-                <w:sz w:val="28"/>
-                <w:szCs w:val="28"/>
-              </w:rPr>
-            </w:pPr>
-            <w:r>
-              <w:rPr>
-                <w:rFonts w:hint="default" w:ascii="Arial" w:hAnsi="Arial" w:eastAsia="SimSun" w:cs="Arial"/>
-                <w:kern w:val="0"/>
-                <w:sz w:val="28"/>
-                <w:szCs w:val="28"/>
-                <w:lang w:val="en-US" w:eastAsia="zh-CN" w:bidi="ar"/>
-              </w:rPr>
-              <w:t>Cache max-age=43200</w:t>
-            </w:r>
-          </w:p>
-        </w:tc>
-        <w:tc>
-          <w:tcPr>
-            <w:tcW w:w="0" w:type="auto"/>
-            <w:shd w:val="clear"/>
-            <w:vAlign w:val="center"/>
-          </w:tcPr>
-          <w:p>
-            <w:pPr>
-              <w:keepNext w:val="0"/>
-              <w:keepLines w:val="0"/>
-              <w:widowControl/>
-              <w:suppressLineNumbers w:val="0"/>
-              <w:jc w:val="left"/>
-              <w:rPr>
-                <w:rFonts w:hint="default" w:ascii="Arial" w:hAnsi="Arial" w:cs="Arial"/>
-                <w:sz w:val="28"/>
-                <w:szCs w:val="28"/>
-              </w:rPr>
-            </w:pPr>
-            <w:r>
-              <w:rPr>
-                <w:rFonts w:hint="default" w:ascii="Arial" w:hAnsi="Arial" w:eastAsia="SimSun" w:cs="Arial"/>
-                <w:kern w:val="0"/>
-                <w:sz w:val="28"/>
-                <w:szCs w:val="28"/>
-                <w:lang w:val="en-US" w:eastAsia="zh-CN" w:bidi="ar"/>
-              </w:rPr>
-              <w:t>Reduce cache time or disable for user data</w:t>
-            </w:r>
-          </w:p>
-        </w:tc>
-      </w:tr>
-      <w:tr>
-        <w:tblPrEx>
-          <w:tblBorders>
-            <w:top w:val="none" w:color="auto" w:sz="0" w:space="0"/>
-            <w:left w:val="none" w:color="auto" w:sz="0" w:space="0"/>
-            <w:bottom w:val="none" w:color="auto" w:sz="0" w:space="0"/>
-            <w:right w:val="none" w:color="auto" w:sz="0" w:space="0"/>
-            <w:insideH w:val="none" w:color="auto" w:sz="0" w:space="0"/>
-            <w:insideV w:val="none" w:color="auto" w:sz="0" w:space="0"/>
-          </w:tblBorders>
-          <w:shd w:val="clear"/>
-          <w:tblCellMar>
-            <w:top w:w="15" w:type="dxa"/>
-            <w:left w:w="15" w:type="dxa"/>
-            <w:bottom w:w="15" w:type="dxa"/>
-            <w:right w:w="15" w:type="dxa"/>
-          </w:tblCellMar>
-        </w:tblPrEx>
-        <w:trPr>
-          <w:tblCellSpacing w:w="15" w:type="dxa"/>
-        </w:trPr>
-        <w:tc>
-          <w:tcPr>
-            <w:tcW w:w="0" w:type="auto"/>
-            <w:shd w:val="clear"/>
-            <w:vAlign w:val="center"/>
-          </w:tcPr>
-          <w:p>
-            <w:pPr>
-              <w:keepNext w:val="0"/>
-              <w:keepLines w:val="0"/>
-              <w:widowControl/>
-              <w:suppressLineNumbers w:val="0"/>
-              <w:jc w:val="left"/>
-              <w:rPr>
-                <w:rFonts w:hint="default" w:ascii="Arial" w:hAnsi="Arial" w:cs="Arial"/>
-                <w:sz w:val="28"/>
-                <w:szCs w:val="28"/>
-              </w:rPr>
-            </w:pPr>
-            <w:r>
-              <w:rPr>
-                <w:rFonts w:hint="default" w:ascii="Arial" w:hAnsi="Arial" w:eastAsia="SimSun" w:cs="Arial"/>
-                <w:kern w:val="0"/>
-                <w:sz w:val="28"/>
-                <w:szCs w:val="28"/>
-                <w:lang w:val="en-US" w:eastAsia="zh-CN" w:bidi="ar"/>
-              </w:rPr>
-              <w:t>10</w:t>
-            </w:r>
-          </w:p>
-        </w:tc>
-        <w:tc>
-          <w:tcPr>
-            <w:tcW w:w="0" w:type="auto"/>
-            <w:shd w:val="clear"/>
-            <w:vAlign w:val="center"/>
-          </w:tcPr>
-          <w:p>
-            <w:pPr>
-              <w:keepNext w:val="0"/>
-              <w:keepLines w:val="0"/>
-              <w:widowControl/>
-              <w:suppressLineNumbers w:val="0"/>
-              <w:jc w:val="left"/>
-              <w:rPr>
-                <w:rFonts w:hint="default" w:ascii="Arial" w:hAnsi="Arial" w:cs="Arial"/>
-                <w:sz w:val="28"/>
-                <w:szCs w:val="28"/>
-              </w:rPr>
-            </w:pPr>
-            <w:r>
-              <w:rPr>
-                <w:rFonts w:hint="default" w:ascii="Arial" w:hAnsi="Arial" w:eastAsia="SimSun" w:cs="Arial"/>
-                <w:kern w:val="0"/>
-                <w:sz w:val="28"/>
-                <w:szCs w:val="28"/>
-                <w:lang w:val="en-US" w:eastAsia="zh-CN" w:bidi="ar"/>
-              </w:rPr>
-              <w:t>CF-RAY ID Exposed</w:t>
-            </w:r>
-          </w:p>
-        </w:tc>
-        <w:tc>
-          <w:tcPr>
-            <w:tcW w:w="0" w:type="auto"/>
-            <w:shd w:val="clear"/>
-            <w:vAlign w:val="center"/>
-          </w:tcPr>
-          <w:p>
-            <w:pPr>
-              <w:keepNext w:val="0"/>
-              <w:keepLines w:val="0"/>
-              <w:widowControl/>
-              <w:suppressLineNumbers w:val="0"/>
-              <w:jc w:val="left"/>
-              <w:rPr>
-                <w:rFonts w:hint="default" w:ascii="Arial" w:hAnsi="Arial" w:cs="Arial"/>
-                <w:sz w:val="28"/>
-                <w:szCs w:val="28"/>
-              </w:rPr>
-            </w:pPr>
-            <w:r>
-              <w:rPr>
-                <w:rFonts w:hint="default" w:ascii="Arial" w:hAnsi="Arial" w:eastAsia="SimSun" w:cs="Arial"/>
-                <w:kern w:val="0"/>
-                <w:sz w:val="28"/>
-                <w:szCs w:val="28"/>
-                <w:lang w:val="en-US" w:eastAsia="zh-CN" w:bidi="ar"/>
-              </w:rPr>
-              <w:t>Remove internal server identifiers from headers</w:t>
-            </w:r>
-          </w:p>
-        </w:tc>
-      </w:tr>
-      <w:tr>
-        <w:tblPrEx>
-          <w:tblBorders>
-            <w:top w:val="none" w:color="auto" w:sz="0" w:space="0"/>
-            <w:left w:val="none" w:color="auto" w:sz="0" w:space="0"/>
-            <w:bottom w:val="none" w:color="auto" w:sz="0" w:space="0"/>
-            <w:right w:val="none" w:color="auto" w:sz="0" w:space="0"/>
-            <w:insideH w:val="none" w:color="auto" w:sz="0" w:space="0"/>
-            <w:insideV w:val="none" w:color="auto" w:sz="0" w:space="0"/>
-          </w:tblBorders>
-          <w:shd w:val="clear"/>
-          <w:tblCellMar>
-            <w:top w:w="15" w:type="dxa"/>
-            <w:left w:w="15" w:type="dxa"/>
-            <w:bottom w:w="15" w:type="dxa"/>
-            <w:right w:w="15" w:type="dxa"/>
-          </w:tblCellMar>
-        </w:tblPrEx>
-        <w:trPr>
-          <w:tblCellSpacing w:w="15" w:type="dxa"/>
-        </w:trPr>
-        <w:tc>
-          <w:tcPr>
-            <w:tcW w:w="0" w:type="auto"/>
-            <w:shd w:val="clear"/>
-            <w:vAlign w:val="center"/>
-          </w:tcPr>
-          <w:p>
-            <w:pPr>
-              <w:keepNext w:val="0"/>
-              <w:keepLines w:val="0"/>
-              <w:widowControl/>
-              <w:suppressLineNumbers w:val="0"/>
-              <w:jc w:val="left"/>
-              <w:rPr>
-                <w:rFonts w:hint="default" w:ascii="Arial" w:hAnsi="Arial" w:cs="Arial"/>
-                <w:sz w:val="28"/>
-                <w:szCs w:val="28"/>
-              </w:rPr>
-            </w:pPr>
-            <w:r>
-              <w:rPr>
-                <w:rFonts w:hint="default" w:ascii="Arial" w:hAnsi="Arial" w:eastAsia="SimSun" w:cs="Arial"/>
-                <w:kern w:val="0"/>
-                <w:sz w:val="28"/>
-                <w:szCs w:val="28"/>
-                <w:lang w:val="en-US" w:eastAsia="zh-CN" w:bidi="ar"/>
-              </w:rPr>
-              <w:t>11</w:t>
-            </w:r>
-          </w:p>
-        </w:tc>
-        <w:tc>
-          <w:tcPr>
-            <w:tcW w:w="0" w:type="auto"/>
-            <w:shd w:val="clear"/>
-            <w:vAlign w:val="center"/>
-          </w:tcPr>
-          <w:p>
-            <w:pPr>
-              <w:keepNext w:val="0"/>
-              <w:keepLines w:val="0"/>
-              <w:widowControl/>
-              <w:suppressLineNumbers w:val="0"/>
-              <w:jc w:val="left"/>
-              <w:rPr>
-                <w:rFonts w:hint="default" w:ascii="Arial" w:hAnsi="Arial" w:cs="Arial"/>
-                <w:sz w:val="28"/>
-                <w:szCs w:val="28"/>
-              </w:rPr>
-            </w:pPr>
-            <w:r>
-              <w:rPr>
-                <w:rFonts w:hint="default" w:ascii="Arial" w:hAnsi="Arial" w:eastAsia="SimSun" w:cs="Arial"/>
-                <w:kern w:val="0"/>
-                <w:sz w:val="28"/>
-                <w:szCs w:val="28"/>
-                <w:lang w:val="en-US" w:eastAsia="zh-CN" w:bidi="ar"/>
-              </w:rPr>
-              <w:t>alt-svc Exposed</w:t>
-            </w:r>
-          </w:p>
-        </w:tc>
-        <w:tc>
-          <w:tcPr>
-            <w:tcW w:w="0" w:type="auto"/>
-            <w:shd w:val="clear"/>
-            <w:vAlign w:val="center"/>
-          </w:tcPr>
-          <w:p>
-            <w:pPr>
-              <w:keepNext w:val="0"/>
-              <w:keepLines w:val="0"/>
-              <w:widowControl/>
-              <w:suppressLineNumbers w:val="0"/>
-              <w:jc w:val="left"/>
-              <w:rPr>
-                <w:rFonts w:hint="default" w:ascii="Arial" w:hAnsi="Arial" w:cs="Arial"/>
-                <w:sz w:val="28"/>
-                <w:szCs w:val="28"/>
-              </w:rPr>
-            </w:pPr>
-            <w:r>
-              <w:rPr>
-                <w:rFonts w:hint="default" w:ascii="Arial" w:hAnsi="Arial" w:eastAsia="SimSun" w:cs="Arial"/>
-                <w:kern w:val="0"/>
-                <w:sz w:val="28"/>
-                <w:szCs w:val="28"/>
-                <w:lang w:val="en-US" w:eastAsia="zh-CN" w:bidi="ar"/>
-              </w:rPr>
-              <w:t>Hide server infrastructure details</w:t>
-            </w:r>
-          </w:p>
-        </w:tc>
-      </w:tr>
-      <w:tr>
-        <w:tblPrEx>
-          <w:tblBorders>
-            <w:top w:val="none" w:color="auto" w:sz="0" w:space="0"/>
-            <w:left w:val="none" w:color="auto" w:sz="0" w:space="0"/>
-            <w:bottom w:val="none" w:color="auto" w:sz="0" w:space="0"/>
-            <w:right w:val="none" w:color="auto" w:sz="0" w:space="0"/>
-            <w:insideH w:val="none" w:color="auto" w:sz="0" w:space="0"/>
-            <w:insideV w:val="none" w:color="auto" w:sz="0" w:space="0"/>
-          </w:tblBorders>
-          <w:shd w:val="clear"/>
-          <w:tblCellMar>
-            <w:top w:w="15" w:type="dxa"/>
-            <w:left w:w="15" w:type="dxa"/>
-            <w:bottom w:w="15" w:type="dxa"/>
-            <w:right w:w="15" w:type="dxa"/>
-          </w:tblCellMar>
-        </w:tblPrEx>
-        <w:trPr>
-          <w:tblCellSpacing w:w="15" w:type="dxa"/>
-        </w:trPr>
-        <w:tc>
-          <w:tcPr>
-            <w:tcW w:w="0" w:type="auto"/>
-            <w:shd w:val="clear"/>
-            <w:vAlign w:val="center"/>
-          </w:tcPr>
-          <w:p>
-            <w:pPr>
-              <w:keepNext w:val="0"/>
-              <w:keepLines w:val="0"/>
-              <w:widowControl/>
-              <w:suppressLineNumbers w:val="0"/>
-              <w:jc w:val="left"/>
-              <w:rPr>
-                <w:rFonts w:hint="default" w:ascii="Arial" w:hAnsi="Arial" w:cs="Arial"/>
-                <w:sz w:val="28"/>
-                <w:szCs w:val="28"/>
-              </w:rPr>
-            </w:pPr>
-            <w:r>
-              <w:rPr>
-                <w:rFonts w:hint="default" w:ascii="Arial" w:hAnsi="Arial" w:eastAsia="SimSun" w:cs="Arial"/>
-                <w:kern w:val="0"/>
-                <w:sz w:val="28"/>
-                <w:szCs w:val="28"/>
-                <w:lang w:val="en-US" w:eastAsia="zh-CN" w:bidi="ar"/>
-              </w:rPr>
-              <w:t>12</w:t>
-            </w:r>
-          </w:p>
-        </w:tc>
-        <w:tc>
-          <w:tcPr>
-            <w:tcW w:w="0" w:type="auto"/>
-            <w:shd w:val="clear"/>
-            <w:vAlign w:val="center"/>
-          </w:tcPr>
-          <w:p>
-            <w:pPr>
-              <w:keepNext w:val="0"/>
-              <w:keepLines w:val="0"/>
-              <w:widowControl/>
-              <w:suppressLineNumbers w:val="0"/>
-              <w:jc w:val="left"/>
-              <w:rPr>
-                <w:rFonts w:hint="default" w:ascii="Arial" w:hAnsi="Arial" w:cs="Arial"/>
-                <w:sz w:val="28"/>
-                <w:szCs w:val="28"/>
-              </w:rPr>
-            </w:pPr>
-            <w:r>
-              <w:rPr>
-                <w:rFonts w:hint="default" w:ascii="Arial" w:hAnsi="Arial" w:eastAsia="SimSun" w:cs="Arial"/>
-                <w:kern w:val="0"/>
-                <w:sz w:val="28"/>
-                <w:szCs w:val="28"/>
-                <w:lang w:val="en-US" w:eastAsia="zh-CN" w:bidi="ar"/>
-              </w:rPr>
-              <w:t>User-Agent Exposed</w:t>
-            </w:r>
-          </w:p>
-        </w:tc>
-        <w:tc>
-          <w:tcPr>
-            <w:tcW w:w="0" w:type="auto"/>
-            <w:shd w:val="clear"/>
-            <w:vAlign w:val="center"/>
-          </w:tcPr>
-          <w:p>
-            <w:pPr>
-              <w:keepNext w:val="0"/>
-              <w:keepLines w:val="0"/>
-              <w:widowControl/>
-              <w:suppressLineNumbers w:val="0"/>
-              <w:jc w:val="left"/>
-              <w:rPr>
-                <w:rFonts w:hint="default" w:ascii="Arial" w:hAnsi="Arial" w:cs="Arial"/>
-                <w:sz w:val="28"/>
-                <w:szCs w:val="28"/>
-              </w:rPr>
-            </w:pPr>
-            <w:r>
-              <w:rPr>
-                <w:rFonts w:hint="default" w:ascii="Arial" w:hAnsi="Arial" w:eastAsia="SimSun" w:cs="Arial"/>
-                <w:kern w:val="0"/>
-                <w:sz w:val="28"/>
-                <w:szCs w:val="28"/>
-                <w:lang w:val="en-US" w:eastAsia="zh-CN" w:bidi="ar"/>
-              </w:rPr>
-              <w:t>Mask or remove User-Agent from responses</w:t>
-            </w:r>
-          </w:p>
-        </w:tc>
-      </w:tr>
-      <w:tr>
-        <w:tblPrEx>
-          <w:tblBorders>
-            <w:top w:val="none" w:color="auto" w:sz="0" w:space="0"/>
-            <w:left w:val="none" w:color="auto" w:sz="0" w:space="0"/>
-            <w:bottom w:val="none" w:color="auto" w:sz="0" w:space="0"/>
-            <w:right w:val="none" w:color="auto" w:sz="0" w:space="0"/>
-            <w:insideH w:val="none" w:color="auto" w:sz="0" w:space="0"/>
-            <w:insideV w:val="none" w:color="auto" w:sz="0" w:space="0"/>
-          </w:tblBorders>
-          <w:shd w:val="clear"/>
-          <w:tblCellMar>
-            <w:top w:w="15" w:type="dxa"/>
-            <w:left w:w="15" w:type="dxa"/>
-            <w:bottom w:w="15" w:type="dxa"/>
-            <w:right w:w="15" w:type="dxa"/>
-          </w:tblCellMar>
-        </w:tblPrEx>
-        <w:trPr>
-          <w:tblCellSpacing w:w="15" w:type="dxa"/>
-        </w:trPr>
-        <w:tc>
-          <w:tcPr>
-            <w:tcW w:w="0" w:type="auto"/>
-            <w:shd w:val="clear"/>
-            <w:vAlign w:val="center"/>
-          </w:tcPr>
-          <w:p>
-            <w:pPr>
-              <w:keepNext w:val="0"/>
-              <w:keepLines w:val="0"/>
-              <w:widowControl/>
-              <w:suppressLineNumbers w:val="0"/>
-              <w:jc w:val="left"/>
-              <w:rPr>
-                <w:rFonts w:hint="default" w:ascii="Arial" w:hAnsi="Arial" w:cs="Arial"/>
-                <w:sz w:val="28"/>
-                <w:szCs w:val="28"/>
-              </w:rPr>
-            </w:pPr>
-            <w:r>
-              <w:rPr>
-                <w:rFonts w:hint="default" w:ascii="Arial" w:hAnsi="Arial" w:eastAsia="SimSun" w:cs="Arial"/>
-                <w:kern w:val="0"/>
-                <w:sz w:val="28"/>
-                <w:szCs w:val="28"/>
-                <w:lang w:val="en-US" w:eastAsia="zh-CN" w:bidi="ar"/>
-              </w:rPr>
-              <w:t>13</w:t>
-            </w:r>
-          </w:p>
-        </w:tc>
-        <w:tc>
-          <w:tcPr>
-            <w:tcW w:w="0" w:type="auto"/>
-            <w:shd w:val="clear"/>
-            <w:vAlign w:val="center"/>
-          </w:tcPr>
-          <w:p>
-            <w:pPr>
-              <w:keepNext w:val="0"/>
-              <w:keepLines w:val="0"/>
-              <w:widowControl/>
-              <w:suppressLineNumbers w:val="0"/>
-              <w:jc w:val="left"/>
-              <w:rPr>
-                <w:rFonts w:hint="default" w:ascii="Arial" w:hAnsi="Arial" w:cs="Arial"/>
-                <w:sz w:val="28"/>
-                <w:szCs w:val="28"/>
-              </w:rPr>
-            </w:pPr>
-            <w:r>
-              <w:rPr>
-                <w:rFonts w:hint="default" w:ascii="Arial" w:hAnsi="Arial" w:eastAsia="SimSun" w:cs="Arial"/>
-                <w:kern w:val="0"/>
-                <w:sz w:val="28"/>
-                <w:szCs w:val="28"/>
-                <w:lang w:val="en-US" w:eastAsia="zh-CN" w:bidi="ar"/>
-              </w:rPr>
-              <w:t>Content-Length Exposed</w:t>
-            </w:r>
-          </w:p>
-        </w:tc>
-        <w:tc>
-          <w:tcPr>
-            <w:tcW w:w="0" w:type="auto"/>
-            <w:shd w:val="clear"/>
-            <w:vAlign w:val="center"/>
-          </w:tcPr>
-          <w:p>
-            <w:pPr>
-              <w:keepNext w:val="0"/>
-              <w:keepLines w:val="0"/>
-              <w:widowControl/>
-              <w:suppressLineNumbers w:val="0"/>
-              <w:jc w:val="left"/>
-              <w:rPr>
-                <w:rFonts w:hint="default" w:ascii="Arial" w:hAnsi="Arial" w:cs="Arial"/>
-                <w:sz w:val="28"/>
-                <w:szCs w:val="28"/>
-              </w:rPr>
-            </w:pPr>
-            <w:r>
-              <w:rPr>
-                <w:rFonts w:hint="default" w:ascii="Arial" w:hAnsi="Arial" w:eastAsia="SimSun" w:cs="Arial"/>
-                <w:kern w:val="0"/>
-                <w:sz w:val="28"/>
-                <w:szCs w:val="28"/>
-                <w:lang w:val="en-US" w:eastAsia="zh-CN" w:bidi="ar"/>
-              </w:rPr>
-              <w:t>Remove unnecessary response metadata</w:t>
-            </w:r>
-          </w:p>
-        </w:tc>
-      </w:tr>
-      <w:tr>
-        <w:tblPrEx>
-          <w:tblBorders>
-            <w:top w:val="none" w:color="auto" w:sz="0" w:space="0"/>
-            <w:left w:val="none" w:color="auto" w:sz="0" w:space="0"/>
-            <w:bottom w:val="none" w:color="auto" w:sz="0" w:space="0"/>
-            <w:right w:val="none" w:color="auto" w:sz="0" w:space="0"/>
-            <w:insideH w:val="none" w:color="auto" w:sz="0" w:space="0"/>
-            <w:insideV w:val="none" w:color="auto" w:sz="0" w:space="0"/>
-          </w:tblBorders>
-          <w:shd w:val="clear"/>
-          <w:tblCellMar>
-            <w:top w:w="15" w:type="dxa"/>
-            <w:left w:w="15" w:type="dxa"/>
-            <w:bottom w:w="15" w:type="dxa"/>
-            <w:right w:w="15" w:type="dxa"/>
-          </w:tblCellMar>
-        </w:tblPrEx>
-        <w:trPr>
-          <w:tblCellSpacing w:w="15" w:type="dxa"/>
-        </w:trPr>
-        <w:tc>
-          <w:tcPr>
-            <w:tcW w:w="0" w:type="auto"/>
-            <w:shd w:val="clear"/>
-            <w:vAlign w:val="center"/>
-          </w:tcPr>
-          <w:p>
-            <w:pPr>
-              <w:keepNext w:val="0"/>
-              <w:keepLines w:val="0"/>
-              <w:widowControl/>
-              <w:suppressLineNumbers w:val="0"/>
-              <w:jc w:val="left"/>
-              <w:rPr>
-                <w:rFonts w:hint="default" w:ascii="Arial" w:hAnsi="Arial" w:cs="Arial"/>
-                <w:sz w:val="28"/>
-                <w:szCs w:val="28"/>
-              </w:rPr>
-            </w:pPr>
-            <w:r>
-              <w:rPr>
-                <w:rFonts w:hint="default" w:ascii="Arial" w:hAnsi="Arial" w:eastAsia="SimSun" w:cs="Arial"/>
-                <w:kern w:val="0"/>
-                <w:sz w:val="28"/>
-                <w:szCs w:val="28"/>
-                <w:lang w:val="en-US" w:eastAsia="zh-CN" w:bidi="ar"/>
-              </w:rPr>
-              <w:t>14</w:t>
-            </w:r>
-          </w:p>
-        </w:tc>
-        <w:tc>
-          <w:tcPr>
-            <w:tcW w:w="0" w:type="auto"/>
-            <w:shd w:val="clear"/>
-            <w:vAlign w:val="center"/>
-          </w:tcPr>
-          <w:p>
-            <w:pPr>
-              <w:keepNext w:val="0"/>
-              <w:keepLines w:val="0"/>
-              <w:widowControl/>
-              <w:suppressLineNumbers w:val="0"/>
-              <w:jc w:val="left"/>
-              <w:rPr>
-                <w:rFonts w:hint="default" w:ascii="Arial" w:hAnsi="Arial" w:cs="Arial"/>
-                <w:sz w:val="28"/>
-                <w:szCs w:val="28"/>
-              </w:rPr>
-            </w:pPr>
-            <w:r>
-              <w:rPr>
-                <w:rFonts w:hint="default" w:ascii="Arial" w:hAnsi="Arial" w:eastAsia="SimSun" w:cs="Arial"/>
-                <w:kern w:val="0"/>
-                <w:sz w:val="28"/>
-                <w:szCs w:val="28"/>
-                <w:lang w:val="en-US" w:eastAsia="zh-CN" w:bidi="ar"/>
-              </w:rPr>
-              <w:t>Connection Keep-Alive</w:t>
-            </w:r>
-          </w:p>
-        </w:tc>
-        <w:tc>
-          <w:tcPr>
-            <w:tcW w:w="0" w:type="auto"/>
-            <w:shd w:val="clear"/>
-            <w:vAlign w:val="center"/>
-          </w:tcPr>
-          <w:p>
-            <w:pPr>
-              <w:keepNext w:val="0"/>
-              <w:keepLines w:val="0"/>
-              <w:widowControl/>
-              <w:suppressLineNumbers w:val="0"/>
-              <w:jc w:val="left"/>
-              <w:rPr>
-                <w:rFonts w:hint="default" w:ascii="Arial" w:hAnsi="Arial" w:cs="Arial"/>
-                <w:sz w:val="28"/>
-                <w:szCs w:val="28"/>
-              </w:rPr>
-            </w:pPr>
-            <w:r>
-              <w:rPr>
-                <w:rFonts w:hint="default" w:ascii="Arial" w:hAnsi="Arial" w:eastAsia="SimSun" w:cs="Arial"/>
-                <w:kern w:val="0"/>
-                <w:sz w:val="28"/>
-                <w:szCs w:val="28"/>
-                <w:lang w:val="en-US" w:eastAsia="zh-CN" w:bidi="ar"/>
-              </w:rPr>
-              <w:t>Set appropriate connection timeout values</w:t>
-            </w:r>
-          </w:p>
-        </w:tc>
-      </w:tr>
-      <w:tr>
-        <w:tblPrEx>
-          <w:tblBorders>
-            <w:top w:val="none" w:color="auto" w:sz="0" w:space="0"/>
-            <w:left w:val="none" w:color="auto" w:sz="0" w:space="0"/>
-            <w:bottom w:val="none" w:color="auto" w:sz="0" w:space="0"/>
-            <w:right w:val="none" w:color="auto" w:sz="0" w:space="0"/>
-            <w:insideH w:val="none" w:color="auto" w:sz="0" w:space="0"/>
-            <w:insideV w:val="none" w:color="auto" w:sz="0" w:space="0"/>
-          </w:tblBorders>
-          <w:shd w:val="clear"/>
-          <w:tblCellMar>
-            <w:top w:w="15" w:type="dxa"/>
-            <w:left w:w="15" w:type="dxa"/>
-            <w:bottom w:w="15" w:type="dxa"/>
-            <w:right w:w="15" w:type="dxa"/>
-          </w:tblCellMar>
-        </w:tblPrEx>
-        <w:trPr>
-          <w:tblCellSpacing w:w="15" w:type="dxa"/>
-        </w:trPr>
-        <w:tc>
-          <w:tcPr>
-            <w:tcW w:w="0" w:type="auto"/>
-            <w:shd w:val="clear"/>
-            <w:vAlign w:val="center"/>
-          </w:tcPr>
-          <w:p>
-            <w:pPr>
-              <w:keepNext w:val="0"/>
-              <w:keepLines w:val="0"/>
-              <w:widowControl/>
-              <w:suppressLineNumbers w:val="0"/>
-              <w:jc w:val="left"/>
-              <w:rPr>
-                <w:rFonts w:hint="default" w:ascii="Arial" w:hAnsi="Arial" w:cs="Arial"/>
-                <w:sz w:val="28"/>
-                <w:szCs w:val="28"/>
-              </w:rPr>
-            </w:pPr>
-            <w:r>
-              <w:rPr>
-                <w:rFonts w:hint="default" w:ascii="Arial" w:hAnsi="Arial" w:eastAsia="SimSun" w:cs="Arial"/>
-                <w:kern w:val="0"/>
-                <w:sz w:val="28"/>
-                <w:szCs w:val="28"/>
-                <w:lang w:val="en-US" w:eastAsia="zh-CN" w:bidi="ar"/>
-              </w:rPr>
-              <w:t>15</w:t>
-            </w:r>
-          </w:p>
-        </w:tc>
-        <w:tc>
-          <w:tcPr>
-            <w:tcW w:w="0" w:type="auto"/>
-            <w:shd w:val="clear"/>
-            <w:vAlign w:val="center"/>
-          </w:tcPr>
-          <w:p>
-            <w:pPr>
-              <w:keepNext w:val="0"/>
-              <w:keepLines w:val="0"/>
-              <w:widowControl/>
-              <w:suppressLineNumbers w:val="0"/>
-              <w:jc w:val="left"/>
-              <w:rPr>
-                <w:rFonts w:hint="default" w:ascii="Arial" w:hAnsi="Arial" w:cs="Arial"/>
-                <w:sz w:val="28"/>
-                <w:szCs w:val="28"/>
-              </w:rPr>
-            </w:pPr>
-            <w:r>
-              <w:rPr>
-                <w:rFonts w:hint="default" w:ascii="Arial" w:hAnsi="Arial" w:eastAsia="SimSun" w:cs="Arial"/>
-                <w:kern w:val="0"/>
-                <w:sz w:val="28"/>
-                <w:szCs w:val="28"/>
-                <w:lang w:val="en-US" w:eastAsia="zh-CN" w:bidi="ar"/>
-              </w:rPr>
-              <w:t>Response Size Visible</w:t>
-            </w:r>
-          </w:p>
-        </w:tc>
-        <w:tc>
-          <w:tcPr>
-            <w:tcW w:w="0" w:type="auto"/>
-            <w:shd w:val="clear"/>
-            <w:vAlign w:val="center"/>
-          </w:tcPr>
-          <w:p>
-            <w:pPr>
-              <w:keepNext w:val="0"/>
-              <w:keepLines w:val="0"/>
-              <w:widowControl/>
-              <w:suppressLineNumbers w:val="0"/>
-              <w:jc w:val="left"/>
-              <w:rPr>
-                <w:rFonts w:hint="default" w:ascii="Arial" w:hAnsi="Arial" w:cs="Arial"/>
-                <w:sz w:val="28"/>
-                <w:szCs w:val="28"/>
-              </w:rPr>
-            </w:pPr>
-            <w:r>
-              <w:rPr>
-                <w:rFonts w:hint="default" w:ascii="Arial" w:hAnsi="Arial" w:eastAsia="SimSun" w:cs="Arial"/>
-                <w:kern w:val="0"/>
-                <w:sz w:val="28"/>
-                <w:szCs w:val="28"/>
-                <w:lang w:val="en-US" w:eastAsia="zh-CN" w:bidi="ar"/>
-              </w:rPr>
-              <w:t>Minimize exposed response metadata</w:t>
-            </w:r>
-          </w:p>
-        </w:tc>
-      </w:tr>
-    </w:tbl>
-    <w:p>
-      <w:pPr>
-        <w:pStyle w:val="2"/>
-        <w:keepNext w:val="0"/>
-        <w:keepLines w:val="0"/>
-        <w:widowControl/>
-        <w:suppressLineNumbers w:val="0"/>
-        <w:rPr>
-          <w:rFonts w:hint="default" w:ascii="Arial" w:hAnsi="Arial" w:cs="Arial"/>
-          <w:sz w:val="28"/>
-          <w:szCs w:val="28"/>
-        </w:rPr>
-      </w:pPr>
-      <w:r>
-        <w:rPr>
-          <w:rFonts w:hint="default" w:ascii="Arial" w:hAnsi="Arial" w:cs="Arial"/>
-          <w:sz w:val="28"/>
-          <w:szCs w:val="28"/>
-        </w:rPr>
-        <w:t>General API Security Recommendations:</w:t>
-      </w:r>
-    </w:p>
-    <w:p>
-      <w:pPr>
-        <w:pStyle w:val="2"/>
-        <w:keepNext w:val="0"/>
-        <w:keepLines w:val="0"/>
-        <w:widowControl/>
-        <w:suppressLineNumbers w:val="0"/>
-        <w:rPr>
-          <w:rFonts w:hint="default" w:ascii="Arial" w:hAnsi="Arial" w:cs="Arial"/>
-          <w:sz w:val="28"/>
-          <w:szCs w:val="28"/>
-        </w:rPr>
-      </w:pPr>
-      <w:r>
-        <w:rPr>
-          <w:rFonts w:hint="default" w:ascii="Arial" w:hAnsi="Arial" w:cs="Arial"/>
-          <w:b w:val="0"/>
-          <w:bCs w:val="0"/>
-          <w:sz w:val="28"/>
-          <w:szCs w:val="28"/>
-        </w:rPr>
-        <w:t xml:space="preserve">Always implement </w:t>
-      </w:r>
-      <w:r>
-        <w:rPr>
-          <w:rStyle w:val="11"/>
-          <w:rFonts w:hint="default" w:ascii="Arial" w:hAnsi="Arial" w:cs="Arial"/>
-          <w:b w:val="0"/>
-          <w:bCs w:val="0"/>
-          <w:sz w:val="28"/>
-          <w:szCs w:val="28"/>
-        </w:rPr>
-        <w:t>authentication and authorization</w:t>
-      </w:r>
-      <w:r>
-        <w:rPr>
-          <w:rFonts w:hint="default" w:ascii="Arial" w:hAnsi="Arial" w:cs="Arial"/>
-          <w:b w:val="0"/>
-          <w:bCs w:val="0"/>
-          <w:sz w:val="28"/>
-          <w:szCs w:val="28"/>
-        </w:rPr>
-        <w:t xml:space="preserve"> on all API endpoints</w:t>
-      </w:r>
-      <w:r>
-        <w:rPr>
-          <w:rFonts w:hint="default" w:ascii="Arial" w:hAnsi="Arial" w:cs="Arial"/>
-          <w:b w:val="0"/>
-          <w:bCs w:val="0"/>
-          <w:sz w:val="28"/>
-          <w:szCs w:val="28"/>
-          <w:lang w:val="en-IN"/>
-        </w:rPr>
-        <w:t xml:space="preserve"> , Foll</w:t>
-      </w:r>
-      <w:r>
-        <w:rPr>
-          <w:rFonts w:hint="default" w:ascii="Arial" w:hAnsi="Arial" w:cs="Arial"/>
-          <w:b w:val="0"/>
-          <w:bCs w:val="0"/>
-          <w:sz w:val="28"/>
-          <w:szCs w:val="28"/>
-        </w:rPr>
-        <w:t xml:space="preserve">ow </w:t>
-      </w:r>
-      <w:r>
-        <w:rPr>
-          <w:rStyle w:val="11"/>
-          <w:rFonts w:hint="default" w:ascii="Arial" w:hAnsi="Arial" w:cs="Arial"/>
-          <w:b w:val="0"/>
-          <w:bCs w:val="0"/>
-          <w:sz w:val="28"/>
-          <w:szCs w:val="28"/>
-        </w:rPr>
-        <w:t>OWASP API Security Top 10</w:t>
-      </w:r>
-      <w:r>
-        <w:rPr>
-          <w:rFonts w:hint="default" w:ascii="Arial" w:hAnsi="Arial" w:cs="Arial"/>
-          <w:b w:val="0"/>
-          <w:bCs w:val="0"/>
-          <w:sz w:val="28"/>
-          <w:szCs w:val="28"/>
-        </w:rPr>
-        <w:t xml:space="preserve"> guidelines</w:t>
-      </w:r>
-      <w:r>
-        <w:rPr>
-          <w:rFonts w:hint="default" w:ascii="Arial" w:hAnsi="Arial" w:cs="Arial"/>
-          <w:b w:val="0"/>
-          <w:bCs w:val="0"/>
-          <w:sz w:val="28"/>
-          <w:szCs w:val="28"/>
-          <w:lang w:val="en-IN"/>
-        </w:rPr>
-        <w:t xml:space="preserve">, </w:t>
-      </w:r>
-      <w:r>
-        <w:rPr>
-          <w:rFonts w:hint="default" w:ascii="Arial" w:hAnsi="Arial" w:cs="Arial"/>
-          <w:b w:val="0"/>
-          <w:bCs w:val="0"/>
-          <w:sz w:val="28"/>
-          <w:szCs w:val="28"/>
-        </w:rPr>
-        <w:t xml:space="preserve">Perform </w:t>
-      </w:r>
-      <w:r>
-        <w:rPr>
-          <w:rStyle w:val="11"/>
-          <w:rFonts w:hint="default" w:ascii="Arial" w:hAnsi="Arial" w:cs="Arial"/>
-          <w:b w:val="0"/>
-          <w:bCs w:val="0"/>
-          <w:sz w:val="28"/>
-          <w:szCs w:val="28"/>
-        </w:rPr>
-        <w:t>regular API security testing</w:t>
-      </w:r>
-      <w:r>
-        <w:rPr>
-          <w:rFonts w:hint="default" w:ascii="Arial" w:hAnsi="Arial" w:cs="Arial"/>
-          <w:b w:val="0"/>
-          <w:bCs w:val="0"/>
-          <w:sz w:val="28"/>
-          <w:szCs w:val="28"/>
-        </w:rPr>
-        <w:t xml:space="preserve"> using tools like Postman and OWASP ZAP</w:t>
-      </w:r>
-      <w:r>
-        <w:rPr>
-          <w:rFonts w:hint="default" w:ascii="Arial" w:hAnsi="Arial" w:cs="Arial"/>
-          <w:b w:val="0"/>
-          <w:bCs w:val="0"/>
-          <w:sz w:val="28"/>
-          <w:szCs w:val="28"/>
-          <w:lang w:val="en-IN"/>
-        </w:rPr>
-        <w:t xml:space="preserve"> , </w:t>
-      </w:r>
-      <w:r>
-        <w:rPr>
-          <w:rFonts w:hint="default" w:ascii="Arial" w:hAnsi="Arial" w:cs="Arial"/>
-          <w:b w:val="0"/>
-          <w:bCs w:val="0"/>
-          <w:sz w:val="28"/>
-          <w:szCs w:val="28"/>
-        </w:rPr>
-        <w:t xml:space="preserve">Implement </w:t>
-      </w:r>
-      <w:r>
-        <w:rPr>
-          <w:rStyle w:val="11"/>
-          <w:rFonts w:hint="default" w:ascii="Arial" w:hAnsi="Arial" w:cs="Arial"/>
-          <w:b w:val="0"/>
-          <w:bCs w:val="0"/>
-          <w:sz w:val="28"/>
-          <w:szCs w:val="28"/>
-        </w:rPr>
-        <w:t>input validation</w:t>
-      </w:r>
-      <w:r>
-        <w:rPr>
-          <w:rFonts w:hint="default" w:ascii="Arial" w:hAnsi="Arial" w:cs="Arial"/>
-          <w:b w:val="0"/>
-          <w:bCs w:val="0"/>
-          <w:sz w:val="28"/>
-          <w:szCs w:val="28"/>
-        </w:rPr>
-        <w:t xml:space="preserve"> on all API parameters</w:t>
-      </w:r>
-      <w:r>
-        <w:rPr>
-          <w:rFonts w:hint="default" w:ascii="Arial" w:hAnsi="Arial" w:cs="Arial"/>
-          <w:b w:val="0"/>
-          <w:bCs w:val="0"/>
-          <w:sz w:val="28"/>
-          <w:szCs w:val="28"/>
-          <w:lang w:val="en-IN"/>
-        </w:rPr>
-        <w:t xml:space="preserve"> , </w:t>
-      </w:r>
-      <w:r>
-        <w:rPr>
-          <w:rFonts w:hint="default" w:ascii="Arial" w:hAnsi="Arial" w:cs="Arial"/>
-          <w:b w:val="0"/>
-          <w:bCs w:val="0"/>
-          <w:sz w:val="28"/>
-          <w:szCs w:val="28"/>
-        </w:rPr>
-        <w:t xml:space="preserve">Use </w:t>
-      </w:r>
-      <w:r>
-        <w:rPr>
-          <w:rStyle w:val="11"/>
-          <w:rFonts w:hint="default" w:ascii="Arial" w:hAnsi="Arial" w:cs="Arial"/>
-          <w:b w:val="0"/>
-          <w:bCs w:val="0"/>
-          <w:sz w:val="28"/>
-          <w:szCs w:val="28"/>
-        </w:rPr>
-        <w:t>HTTPS</w:t>
-      </w:r>
-      <w:r>
-        <w:rPr>
-          <w:rFonts w:hint="default" w:ascii="Arial" w:hAnsi="Arial" w:cs="Arial"/>
-          <w:b w:val="0"/>
-          <w:bCs w:val="0"/>
-          <w:sz w:val="28"/>
-          <w:szCs w:val="28"/>
-        </w:rPr>
-        <w:t xml:space="preserve"> for all API communications</w:t>
-      </w:r>
-      <w:r>
-        <w:rPr>
-          <w:rFonts w:hint="default" w:ascii="Arial" w:hAnsi="Arial" w:cs="Arial"/>
-          <w:b w:val="0"/>
-          <w:bCs w:val="0"/>
-          <w:sz w:val="28"/>
-          <w:szCs w:val="28"/>
-          <w:lang w:val="en-IN"/>
-        </w:rPr>
-        <w:t xml:space="preserve"> , </w:t>
-      </w:r>
-      <w:r>
-        <w:rPr>
-          <w:rFonts w:hint="default" w:ascii="Arial" w:hAnsi="Arial" w:cs="Arial"/>
-          <w:b w:val="0"/>
-          <w:bCs w:val="0"/>
-          <w:sz w:val="28"/>
-          <w:szCs w:val="28"/>
-        </w:rPr>
-        <w:t xml:space="preserve">Apply </w:t>
-      </w:r>
-      <w:r>
-        <w:rPr>
-          <w:rStyle w:val="11"/>
-          <w:rFonts w:hint="default" w:ascii="Arial" w:hAnsi="Arial" w:cs="Arial"/>
-          <w:b w:val="0"/>
-          <w:bCs w:val="0"/>
-          <w:sz w:val="28"/>
-          <w:szCs w:val="28"/>
-        </w:rPr>
-        <w:t>principle of least privilege</w:t>
-      </w:r>
-      <w:r>
-        <w:rPr>
-          <w:rFonts w:hint="default" w:ascii="Arial" w:hAnsi="Arial" w:cs="Arial"/>
-          <w:b w:val="0"/>
-          <w:bCs w:val="0"/>
-          <w:sz w:val="28"/>
-          <w:szCs w:val="28"/>
-        </w:rPr>
-        <w:t xml:space="preserve"> — return only data the user needs</w:t>
-      </w:r>
-    </w:p>
-    <w:p>
-      <w:pPr>
-        <w:pStyle w:val="2"/>
-        <w:keepNext w:val="0"/>
-        <w:keepLines w:val="0"/>
-        <w:widowControl/>
-        <w:suppressLineNumbers w:val="0"/>
-        <w:rPr>
-          <w:rFonts w:hint="default" w:ascii="Arial" w:hAnsi="Arial" w:cs="Arial"/>
-          <w:sz w:val="28"/>
-          <w:szCs w:val="28"/>
-        </w:rPr>
-      </w:pPr>
-      <w:r>
-        <w:rPr>
-          <w:rFonts w:hint="default" w:ascii="Arial" w:hAnsi="Arial" w:cs="Arial"/>
-          <w:sz w:val="28"/>
-          <w:szCs w:val="28"/>
-        </w:rPr>
-        <w:t>7. Conclusion</w:t>
-      </w:r>
-    </w:p>
-    <w:p>
-      <w:pPr>
-        <w:pStyle w:val="10"/>
-        <w:keepNext w:val="0"/>
-        <w:keepLines w:val="0"/>
-        <w:widowControl/>
-        <w:suppressLineNumbers w:val="0"/>
-        <w:spacing w:before="0" w:beforeAutospacing="1" w:after="0" w:afterAutospacing="1"/>
-        <w:ind w:left="0" w:right="0"/>
-        <w:rPr>
-          <w:rFonts w:hint="default" w:ascii="Arial" w:hAnsi="Arial" w:cs="Arial"/>
-          <w:sz w:val="28"/>
-          <w:szCs w:val="28"/>
-        </w:rPr>
-      </w:pPr>
-      <w:r>
-        <w:rPr>
-          <w:rFonts w:hint="default" w:ascii="Arial" w:hAnsi="Arial" w:cs="Arial"/>
-          <w:sz w:val="28"/>
-          <w:szCs w:val="28"/>
-        </w:rPr>
-        <w:t xml:space="preserve">In this API Security Risk Analysis, I analyzed </w:t>
-      </w:r>
-      <w:r>
-        <w:rPr>
-          <w:rStyle w:val="11"/>
-          <w:rFonts w:hint="default" w:ascii="Arial" w:hAnsi="Arial" w:cs="Arial"/>
-          <w:sz w:val="28"/>
-          <w:szCs w:val="28"/>
-        </w:rPr>
-        <w:fldChar w:fldCharType="begin"/>
-      </w:r>
-      <w:r>
-        <w:rPr>
-          <w:rStyle w:val="11"/>
-          <w:rFonts w:hint="default" w:ascii="Arial" w:hAnsi="Arial" w:cs="Arial"/>
-          <w:sz w:val="28"/>
-          <w:szCs w:val="28"/>
-        </w:rPr>
-        <w:instrText xml:space="preserve"> HYPERLINK "https://jsonplaceholder.typicode.com/users" </w:instrText>
-      </w:r>
-      <w:r>
-        <w:rPr>
-          <w:rStyle w:val="11"/>
-          <w:rFonts w:hint="default" w:ascii="Arial" w:hAnsi="Arial" w:cs="Arial"/>
-          <w:sz w:val="28"/>
-          <w:szCs w:val="28"/>
-        </w:rPr>
-        <w:fldChar w:fldCharType="separate"/>
-      </w:r>
-      <w:r>
-        <w:rPr>
-          <w:rStyle w:val="9"/>
-          <w:rFonts w:hint="default" w:ascii="Arial" w:hAnsi="Arial" w:cs="Arial"/>
-          <w:sz w:val="28"/>
-          <w:szCs w:val="28"/>
-        </w:rPr>
-        <w:t>https://jsonplaceholder.typicode.com/users</w:t>
-      </w:r>
-      <w:r>
-        <w:rPr>
-          <w:rStyle w:val="11"/>
-          <w:rFonts w:hint="default" w:ascii="Arial" w:hAnsi="Arial" w:cs="Arial"/>
-          <w:sz w:val="28"/>
-          <w:szCs w:val="28"/>
-        </w:rPr>
-        <w:fldChar w:fldCharType="end"/>
-      </w:r>
-      <w:r>
-        <w:rPr>
-          <w:rFonts w:hint="default" w:ascii="Arial" w:hAnsi="Arial" w:cs="Arial"/>
-          <w:sz w:val="28"/>
-          <w:szCs w:val="28"/>
-        </w:rPr>
-        <w:t xml:space="preserve"> using Postman Web. A total of </w:t>
-      </w:r>
-      <w:r>
-        <w:rPr>
-          <w:rStyle w:val="11"/>
-          <w:rFonts w:hint="default" w:ascii="Arial" w:hAnsi="Arial" w:cs="Arial"/>
-          <w:sz w:val="28"/>
-          <w:szCs w:val="28"/>
-        </w:rPr>
-        <w:t>15 security findings</w:t>
-      </w:r>
-      <w:r>
-        <w:rPr>
-          <w:rFonts w:hint="default" w:ascii="Arial" w:hAnsi="Arial" w:cs="Arial"/>
-          <w:sz w:val="28"/>
-          <w:szCs w:val="28"/>
-        </w:rPr>
-        <w:t xml:space="preserve"> were identified — 5 High Risk, 8 Medium Risk, and 2 Low Risk.</w:t>
-      </w:r>
-    </w:p>
-    <w:p>
-      <w:pPr>
-        <w:pStyle w:val="10"/>
-        <w:keepNext w:val="0"/>
-        <w:keepLines w:val="0"/>
-        <w:widowControl/>
-        <w:suppressLineNumbers w:val="0"/>
-        <w:spacing w:before="0" w:beforeAutospacing="1" w:after="0" w:afterAutospacing="1"/>
-        <w:ind w:left="0" w:right="0"/>
-        <w:rPr>
-          <w:rFonts w:hint="default" w:ascii="Arial" w:hAnsi="Arial" w:cs="Arial"/>
-          <w:sz w:val="28"/>
-          <w:szCs w:val="28"/>
-        </w:rPr>
-      </w:pPr>
-      <w:r>
-        <w:rPr>
-          <w:rFonts w:hint="default" w:ascii="Arial" w:hAnsi="Arial" w:cs="Arial"/>
-          <w:sz w:val="28"/>
-          <w:szCs w:val="28"/>
-        </w:rPr>
-        <w:t xml:space="preserve">The most critical issues are the </w:t>
-      </w:r>
-      <w:r>
-        <w:rPr>
-          <w:rStyle w:val="11"/>
-          <w:rFonts w:hint="default" w:ascii="Arial" w:hAnsi="Arial" w:cs="Arial"/>
-          <w:sz w:val="28"/>
-          <w:szCs w:val="28"/>
-        </w:rPr>
-        <w:t>missing authentication</w:t>
-      </w:r>
-      <w:r>
-        <w:rPr>
-          <w:rFonts w:hint="default" w:ascii="Arial" w:hAnsi="Arial" w:cs="Arial"/>
-          <w:sz w:val="28"/>
-          <w:szCs w:val="28"/>
-        </w:rPr>
-        <w:t xml:space="preserve">, </w:t>
-      </w:r>
-      <w:r>
-        <w:rPr>
-          <w:rStyle w:val="11"/>
-          <w:rFonts w:hint="default" w:ascii="Arial" w:hAnsi="Arial" w:cs="Arial"/>
-          <w:sz w:val="28"/>
-          <w:szCs w:val="28"/>
-        </w:rPr>
-        <w:t>exposed personal data</w:t>
-      </w:r>
-      <w:r>
-        <w:rPr>
-          <w:rFonts w:hint="default" w:ascii="Arial" w:hAnsi="Arial" w:cs="Arial"/>
-          <w:sz w:val="28"/>
-          <w:szCs w:val="28"/>
-        </w:rPr>
-        <w:t xml:space="preserve">, and </w:t>
-      </w:r>
-      <w:r>
-        <w:rPr>
-          <w:rStyle w:val="11"/>
-          <w:rFonts w:hint="default" w:ascii="Arial" w:hAnsi="Arial" w:cs="Arial"/>
-          <w:sz w:val="28"/>
-          <w:szCs w:val="28"/>
-        </w:rPr>
-        <w:t>insecure CORS configuration</w:t>
-      </w:r>
-      <w:r>
-        <w:rPr>
-          <w:rFonts w:hint="default" w:ascii="Arial" w:hAnsi="Arial" w:cs="Arial"/>
-          <w:sz w:val="28"/>
-          <w:szCs w:val="28"/>
-        </w:rPr>
-        <w:t>. These vulnerabilities allow anyone to access sensitive user information without any login or authorization — posing serious privacy and security risks.</w:t>
-      </w:r>
-    </w:p>
-    <w:p>
-      <w:pPr>
-        <w:pStyle w:val="10"/>
-        <w:keepNext w:val="0"/>
-        <w:keepLines w:val="0"/>
-        <w:widowControl/>
-        <w:suppressLineNumbers w:val="0"/>
-        <w:spacing w:before="0" w:beforeAutospacing="1" w:after="0" w:afterAutospacing="1"/>
-        <w:ind w:left="0" w:right="0"/>
-        <w:rPr>
-          <w:rFonts w:hint="default" w:ascii="Arial" w:hAnsi="Arial" w:cs="Arial"/>
-          <w:sz w:val="28"/>
-          <w:szCs w:val="28"/>
-        </w:rPr>
-      </w:pPr>
-      <w:r>
-        <w:rPr>
-          <w:rFonts w:hint="default" w:ascii="Arial" w:hAnsi="Arial" w:cs="Arial"/>
-          <w:sz w:val="28"/>
-          <w:szCs w:val="28"/>
-        </w:rPr>
-        <w:t>Immediate action should be taken to implement proper authentication, restrict CORS policy, and reduce rate limiting to protect user data from unauthorized access.</w:t>
-      </w:r>
-    </w:p>
-    <w:p>
-      <w:pPr>
-        <w:keepNext w:val="0"/>
-        <w:keepLines w:val="0"/>
-        <w:widowControl/>
-        <w:suppressLineNumbers w:val="0"/>
-        <w:rPr>
-          <w:rFonts w:hint="default" w:ascii="Arial" w:hAnsi="Arial" w:cs="Arial"/>
-          <w:sz w:val="28"/>
-          <w:szCs w:val="28"/>
-        </w:rPr>
-      </w:pPr>
-    </w:p>
-    <w:p>
-      <w:pPr>
-        <w:pStyle w:val="2"/>
-        <w:keepNext w:val="0"/>
-        <w:keepLines w:val="0"/>
-        <w:widowControl/>
-        <w:suppressLineNumbers w:val="0"/>
-        <w:rPr>
-          <w:rFonts w:hint="default" w:ascii="Arial" w:hAnsi="Arial" w:cs="Arial"/>
-          <w:sz w:val="28"/>
-          <w:szCs w:val="28"/>
-        </w:rPr>
-      </w:pPr>
-      <w:r>
-        <w:rPr>
-          <w:rFonts w:hint="default" w:ascii="Arial" w:hAnsi="Arial" w:cs="Arial"/>
-          <w:sz w:val="28"/>
-          <w:szCs w:val="28"/>
-        </w:rPr>
-        <w:t>8. References</w:t>
-      </w:r>
-    </w:p>
-    <w:tbl>
-      <w:tblPr>
-        <w:tblW w:w="0" w:type="auto"/>
-        <w:tblCellSpacing w:w="15" w:type="dxa"/>
-        <w:tblInd w:w="0" w:type="dxa"/>
-        <w:tblBorders>
-          <w:top w:val="none" w:color="auto" w:sz="0" w:space="0"/>
-          <w:left w:val="none" w:color="auto" w:sz="0" w:space="0"/>
-          <w:bottom w:val="none" w:color="auto" w:sz="0" w:space="0"/>
-          <w:right w:val="none" w:color="auto" w:sz="0" w:space="0"/>
-          <w:insideH w:val="none" w:color="auto" w:sz="0" w:space="0"/>
-          <w:insideV w:val="none" w:color="auto" w:sz="0" w:space="0"/>
-        </w:tblBorders>
-        <w:shd w:val="clear"/>
-        <w:tblLayout w:type="autofit"/>
-        <w:tblCellMar>
-          <w:top w:w="15" w:type="dxa"/>
-          <w:left w:w="15" w:type="dxa"/>
-          <w:bottom w:w="15" w:type="dxa"/>
-          <w:right w:w="15" w:type="dxa"/>
-        </w:tblCellMar>
-      </w:tblPr>
-      <w:tblGrid>
-        <w:gridCol w:w="2861"/>
-        <w:gridCol w:w="5351"/>
-      </w:tblGrid>
-      <w:tr>
-        <w:tblPrEx>
-          <w:tblBorders>
-            <w:top w:val="none" w:color="auto" w:sz="0" w:space="0"/>
-            <w:left w:val="none" w:color="auto" w:sz="0" w:space="0"/>
-            <w:bottom w:val="none" w:color="auto" w:sz="0" w:space="0"/>
-            <w:right w:val="none" w:color="auto" w:sz="0" w:space="0"/>
-            <w:insideH w:val="none" w:color="auto" w:sz="0" w:space="0"/>
-            <w:insideV w:val="none" w:color="auto" w:sz="0" w:space="0"/>
-          </w:tblBorders>
-          <w:shd w:val="clear"/>
-          <w:tblCellMar>
-            <w:top w:w="15" w:type="dxa"/>
-            <w:left w:w="15" w:type="dxa"/>
-            <w:bottom w:w="15" w:type="dxa"/>
-            <w:right w:w="15" w:type="dxa"/>
-          </w:tblCellMar>
-        </w:tblPrEx>
-        <w:trPr>
-          <w:tblCellSpacing w:w="15" w:type="dxa"/>
-        </w:trPr>
-        <w:tc>
-          <w:tcPr>
-            <w:tcW w:w="0" w:type="auto"/>
-            <w:shd w:val="clear"/>
-            <w:vAlign w:val="center"/>
-          </w:tcPr>
-          <w:p>
-            <w:pPr>
-              <w:keepNext w:val="0"/>
-              <w:keepLines w:val="0"/>
-              <w:widowControl/>
-              <w:suppressLineNumbers w:val="0"/>
-              <w:jc w:val="center"/>
-              <w:rPr>
-                <w:rFonts w:hint="default" w:ascii="Arial" w:hAnsi="Arial" w:cs="Arial"/>
-                <w:b/>
-                <w:bCs/>
-                <w:sz w:val="28"/>
-                <w:szCs w:val="28"/>
-              </w:rPr>
-            </w:pPr>
-            <w:r>
-              <w:rPr>
-                <w:rFonts w:hint="default" w:ascii="Arial" w:hAnsi="Arial" w:eastAsia="SimSun" w:cs="Arial"/>
-                <w:b/>
-                <w:bCs/>
-                <w:kern w:val="0"/>
-                <w:sz w:val="28"/>
-                <w:szCs w:val="28"/>
-                <w:lang w:val="en-US" w:eastAsia="zh-CN" w:bidi="ar"/>
-              </w:rPr>
-              <w:t>Source</w:t>
-            </w:r>
-          </w:p>
-        </w:tc>
-        <w:tc>
-          <w:tcPr>
-            <w:tcW w:w="0" w:type="auto"/>
-            <w:shd w:val="clear"/>
-            <w:vAlign w:val="center"/>
-          </w:tcPr>
-          <w:p>
-            <w:pPr>
-              <w:keepNext w:val="0"/>
-              <w:keepLines w:val="0"/>
-              <w:widowControl/>
-              <w:suppressLineNumbers w:val="0"/>
-              <w:jc w:val="center"/>
-              <w:rPr>
-                <w:rFonts w:hint="default" w:ascii="Arial" w:hAnsi="Arial" w:cs="Arial"/>
-                <w:b/>
-                <w:bCs/>
-                <w:sz w:val="28"/>
-                <w:szCs w:val="28"/>
-              </w:rPr>
-            </w:pPr>
-            <w:r>
-              <w:rPr>
-                <w:rFonts w:hint="default" w:ascii="Arial" w:hAnsi="Arial" w:eastAsia="SimSun" w:cs="Arial"/>
-                <w:b/>
-                <w:bCs/>
-                <w:kern w:val="0"/>
-                <w:sz w:val="28"/>
-                <w:szCs w:val="28"/>
-                <w:lang w:val="en-US" w:eastAsia="zh-CN" w:bidi="ar"/>
-              </w:rPr>
-              <w:t>Details</w:t>
             </w:r>
           </w:p>
         </w:tc>
@@ -13165,102 +11116,93 @@
         <w:tc>
           <w:tcPr>
             <w:tcW w:w="0" w:type="auto"/>
-            <w:shd w:val="clear"/>
-            <w:vAlign w:val="center"/>
-          </w:tcPr>
-          <w:p>
-            <w:pPr>
-              <w:keepNext w:val="0"/>
-              <w:keepLines w:val="0"/>
-              <w:widowControl/>
-              <w:suppressLineNumbers w:val="0"/>
-              <w:jc w:val="left"/>
-              <w:rPr>
-                <w:rFonts w:hint="default" w:ascii="Arial" w:hAnsi="Arial" w:cs="Arial"/>
-                <w:sz w:val="28"/>
-                <w:szCs w:val="28"/>
-              </w:rPr>
-            </w:pPr>
-            <w:r>
-              <w:rPr>
-                <w:rStyle w:val="11"/>
-                <w:rFonts w:hint="default" w:ascii="Arial" w:hAnsi="Arial" w:eastAsia="SimSun" w:cs="Arial"/>
-                <w:kern w:val="0"/>
-                <w:sz w:val="28"/>
-                <w:szCs w:val="28"/>
-                <w:lang w:val="en-US" w:eastAsia="zh-CN" w:bidi="ar"/>
-              </w:rPr>
-              <w:t>Target API</w:t>
-            </w:r>
-          </w:p>
-        </w:tc>
-        <w:tc>
-          <w:tcPr>
-            <w:tcW w:w="0" w:type="auto"/>
-            <w:shd w:val="clear"/>
-            <w:vAlign w:val="center"/>
-          </w:tcPr>
-          <w:p>
-            <w:pPr>
-              <w:keepNext w:val="0"/>
-              <w:keepLines w:val="0"/>
-              <w:widowControl/>
-              <w:suppressLineNumbers w:val="0"/>
-              <w:jc w:val="left"/>
-              <w:rPr>
-                <w:rFonts w:hint="default" w:ascii="Arial" w:hAnsi="Arial" w:cs="Arial"/>
-                <w:sz w:val="28"/>
-                <w:szCs w:val="28"/>
-              </w:rPr>
-            </w:pPr>
-            <w:r>
-              <w:rPr>
-                <w:rFonts w:hint="default" w:ascii="Arial" w:hAnsi="Arial" w:eastAsia="SimSun" w:cs="Arial"/>
-                <w:kern w:val="0"/>
-                <w:sz w:val="28"/>
-                <w:szCs w:val="28"/>
-                <w:lang w:val="en-US" w:eastAsia="zh-CN" w:bidi="ar"/>
-              </w:rPr>
-              <w:fldChar w:fldCharType="begin"/>
-            </w:r>
-            <w:r>
-              <w:rPr>
-                <w:rFonts w:hint="default" w:ascii="Arial" w:hAnsi="Arial" w:eastAsia="SimSun" w:cs="Arial"/>
-                <w:kern w:val="0"/>
-                <w:sz w:val="28"/>
-                <w:szCs w:val="28"/>
-                <w:lang w:val="en-US" w:eastAsia="zh-CN" w:bidi="ar"/>
-              </w:rPr>
-              <w:instrText xml:space="preserve"> HYPERLINK "https://jsonplaceholder.typicode.com" </w:instrText>
-            </w:r>
-            <w:r>
-              <w:rPr>
-                <w:rFonts w:hint="default" w:ascii="Arial" w:hAnsi="Arial" w:eastAsia="SimSun" w:cs="Arial"/>
-                <w:kern w:val="0"/>
-                <w:sz w:val="28"/>
-                <w:szCs w:val="28"/>
-                <w:lang w:val="en-US" w:eastAsia="zh-CN" w:bidi="ar"/>
-              </w:rPr>
-              <w:fldChar w:fldCharType="separate"/>
-            </w:r>
-            <w:r>
-              <w:rPr>
-                <w:rStyle w:val="9"/>
-                <w:rFonts w:hint="default" w:ascii="Arial" w:hAnsi="Arial" w:eastAsia="SimSun" w:cs="Arial"/>
-                <w:sz w:val="28"/>
-                <w:szCs w:val="28"/>
-              </w:rPr>
-              <w:t>https://jsonplaceholder.typicode.com</w:t>
-            </w:r>
-            <w:r>
-              <w:rPr>
-                <w:rFonts w:hint="default" w:ascii="Arial" w:hAnsi="Arial" w:eastAsia="SimSun" w:cs="Arial"/>
-                <w:kern w:val="0"/>
-                <w:sz w:val="28"/>
-                <w:szCs w:val="28"/>
-                <w:lang w:val="en-US" w:eastAsia="zh-CN" w:bidi="ar"/>
-              </w:rPr>
-              <w:fldChar w:fldCharType="end"/>
+            <w:shd w:val="clear" w:color="auto" w:fill="auto"/>
+            <w:vAlign w:val="center"/>
+          </w:tcPr>
+          <w:p>
+            <w:pPr>
+              <w:keepNext w:val="0"/>
+              <w:keepLines w:val="0"/>
+              <w:widowControl/>
+              <w:suppressLineNumbers w:val="0"/>
+              <w:jc w:val="left"/>
+              <w:rPr>
+                <w:rFonts w:hint="default" w:ascii="Arial" w:hAnsi="Arial" w:cs="Arial"/>
+                <w:sz w:val="28"/>
+                <w:szCs w:val="28"/>
+              </w:rPr>
+            </w:pPr>
+            <w:r>
+              <w:rPr>
+                <w:rFonts w:hint="default" w:ascii="Arial" w:hAnsi="Arial" w:eastAsia="SimSun" w:cs="Arial"/>
+                <w:kern w:val="0"/>
+                <w:sz w:val="28"/>
+                <w:szCs w:val="28"/>
+                <w:lang w:val="en-US" w:eastAsia="zh-CN" w:bidi="ar"/>
+              </w:rPr>
+              <w:t>4</w:t>
+            </w:r>
+          </w:p>
+        </w:tc>
+        <w:tc>
+          <w:tcPr>
+            <w:tcW w:w="0" w:type="auto"/>
+            <w:shd w:val="clear" w:color="auto" w:fill="auto"/>
+            <w:vAlign w:val="center"/>
+          </w:tcPr>
+          <w:p>
+            <w:pPr>
+              <w:keepNext w:val="0"/>
+              <w:keepLines w:val="0"/>
+              <w:widowControl/>
+              <w:suppressLineNumbers w:val="0"/>
+              <w:jc w:val="left"/>
+              <w:rPr>
+                <w:rFonts w:hint="default" w:ascii="Arial" w:hAnsi="Arial" w:cs="Arial"/>
+                <w:sz w:val="28"/>
+                <w:szCs w:val="28"/>
+              </w:rPr>
+            </w:pPr>
+            <w:r>
+              <w:rPr>
+                <w:rFonts w:hint="default" w:ascii="Arial" w:hAnsi="Arial" w:eastAsia="SimSun" w:cs="Arial"/>
+                <w:kern w:val="0"/>
+                <w:sz w:val="28"/>
+                <w:szCs w:val="28"/>
+                <w:lang w:val="en-US" w:eastAsia="zh-CN" w:bidi="ar"/>
+              </w:rPr>
+              <w:t>Insecure CORS</w:t>
+            </w:r>
+          </w:p>
+        </w:tc>
+        <w:tc>
+          <w:tcPr>
+            <w:tcW w:w="0" w:type="auto"/>
+            <w:shd w:val="clear" w:color="auto" w:fill="auto"/>
+            <w:vAlign w:val="center"/>
+          </w:tcPr>
+          <w:p>
+            <w:pPr>
+              <w:keepNext w:val="0"/>
+              <w:keepLines w:val="0"/>
+              <w:widowControl/>
+              <w:suppressLineNumbers w:val="0"/>
+              <w:jc w:val="left"/>
+              <w:rPr>
+                <w:rFonts w:hint="default" w:ascii="Arial" w:hAnsi="Arial" w:cs="Arial"/>
+                <w:sz w:val="28"/>
+                <w:szCs w:val="28"/>
+              </w:rPr>
+            </w:pPr>
+            <w:r>
+              <w:rPr>
+                <w:rFonts w:hint="default" w:ascii="Arial" w:hAnsi="Arial" w:eastAsia="SimSun" w:cs="Arial"/>
+                <w:kern w:val="0"/>
+                <w:sz w:val="28"/>
+                <w:szCs w:val="28"/>
+                <w:lang w:val="en-US" w:eastAsia="zh-CN" w:bidi="ar"/>
+              </w:rPr>
+              <w:t>Restrict to specific trusted domains only</w:t>
             </w:r>
           </w:p>
         </w:tc>
@@ -13288,102 +11230,114 @@
         <w:tc>
           <w:tcPr>
             <w:tcW w:w="0" w:type="auto"/>
-            <w:shd w:val="clear"/>
-            <w:vAlign w:val="center"/>
-          </w:tcPr>
-          <w:p>
-            <w:pPr>
-              <w:keepNext w:val="0"/>
-              <w:keepLines w:val="0"/>
-              <w:widowControl/>
-              <w:suppressLineNumbers w:val="0"/>
-              <w:jc w:val="left"/>
-              <w:rPr>
-                <w:rFonts w:hint="default" w:ascii="Arial" w:hAnsi="Arial" w:cs="Arial"/>
-                <w:sz w:val="28"/>
-                <w:szCs w:val="28"/>
-              </w:rPr>
-            </w:pPr>
-            <w:r>
-              <w:rPr>
-                <w:rStyle w:val="11"/>
-                <w:rFonts w:hint="default" w:ascii="Arial" w:hAnsi="Arial" w:eastAsia="SimSun" w:cs="Arial"/>
-                <w:kern w:val="0"/>
-                <w:sz w:val="28"/>
-                <w:szCs w:val="28"/>
-                <w:lang w:val="en-US" w:eastAsia="zh-CN" w:bidi="ar"/>
-              </w:rPr>
-              <w:t>Postman Web</w:t>
-            </w:r>
-          </w:p>
-        </w:tc>
-        <w:tc>
-          <w:tcPr>
-            <w:tcW w:w="0" w:type="auto"/>
-            <w:shd w:val="clear"/>
-            <w:vAlign w:val="center"/>
-          </w:tcPr>
-          <w:p>
-            <w:pPr>
-              <w:keepNext w:val="0"/>
-              <w:keepLines w:val="0"/>
-              <w:widowControl/>
-              <w:suppressLineNumbers w:val="0"/>
-              <w:jc w:val="left"/>
-              <w:rPr>
-                <w:rFonts w:hint="default" w:ascii="Arial" w:hAnsi="Arial" w:cs="Arial"/>
-                <w:sz w:val="28"/>
-                <w:szCs w:val="28"/>
-              </w:rPr>
-            </w:pPr>
-            <w:r>
-              <w:rPr>
-                <w:rFonts w:hint="default" w:ascii="Arial" w:hAnsi="Arial" w:eastAsia="SimSun" w:cs="Arial"/>
-                <w:kern w:val="0"/>
-                <w:sz w:val="28"/>
-                <w:szCs w:val="28"/>
-                <w:lang w:val="en-US" w:eastAsia="zh-CN" w:bidi="ar"/>
-              </w:rPr>
-              <w:fldChar w:fldCharType="begin"/>
-            </w:r>
-            <w:r>
-              <w:rPr>
-                <w:rFonts w:hint="default" w:ascii="Arial" w:hAnsi="Arial" w:eastAsia="SimSun" w:cs="Arial"/>
-                <w:kern w:val="0"/>
-                <w:sz w:val="28"/>
-                <w:szCs w:val="28"/>
-                <w:lang w:val="en-US" w:eastAsia="zh-CN" w:bidi="ar"/>
-              </w:rPr>
-              <w:instrText xml:space="preserve"> HYPERLINK "https://web.postman.co" </w:instrText>
-            </w:r>
-            <w:r>
-              <w:rPr>
-                <w:rFonts w:hint="default" w:ascii="Arial" w:hAnsi="Arial" w:eastAsia="SimSun" w:cs="Arial"/>
-                <w:kern w:val="0"/>
-                <w:sz w:val="28"/>
-                <w:szCs w:val="28"/>
-                <w:lang w:val="en-US" w:eastAsia="zh-CN" w:bidi="ar"/>
-              </w:rPr>
-              <w:fldChar w:fldCharType="separate"/>
-            </w:r>
-            <w:r>
-              <w:rPr>
-                <w:rStyle w:val="9"/>
-                <w:rFonts w:hint="default" w:ascii="Arial" w:hAnsi="Arial" w:eastAsia="SimSun" w:cs="Arial"/>
-                <w:sz w:val="28"/>
-                <w:szCs w:val="28"/>
-              </w:rPr>
-              <w:t>https://web.postman.co</w:t>
-            </w:r>
-            <w:r>
-              <w:rPr>
-                <w:rFonts w:hint="default" w:ascii="Arial" w:hAnsi="Arial" w:eastAsia="SimSun" w:cs="Arial"/>
-                <w:kern w:val="0"/>
-                <w:sz w:val="28"/>
-                <w:szCs w:val="28"/>
-                <w:lang w:val="en-US" w:eastAsia="zh-CN" w:bidi="ar"/>
-              </w:rPr>
-              <w:fldChar w:fldCharType="end"/>
+            <w:shd w:val="clear" w:color="auto" w:fill="auto"/>
+            <w:vAlign w:val="center"/>
+          </w:tcPr>
+          <w:p>
+            <w:pPr>
+              <w:keepNext w:val="0"/>
+              <w:keepLines w:val="0"/>
+              <w:widowControl/>
+              <w:suppressLineNumbers w:val="0"/>
+              <w:jc w:val="left"/>
+              <w:rPr>
+                <w:rFonts w:hint="default" w:ascii="Arial" w:hAnsi="Arial" w:cs="Arial"/>
+                <w:sz w:val="28"/>
+                <w:szCs w:val="28"/>
+              </w:rPr>
+            </w:pPr>
+            <w:r>
+              <w:rPr>
+                <w:rFonts w:hint="default" w:ascii="Arial" w:hAnsi="Arial" w:eastAsia="SimSun" w:cs="Arial"/>
+                <w:kern w:val="0"/>
+                <w:sz w:val="28"/>
+                <w:szCs w:val="28"/>
+                <w:lang w:val="en-US" w:eastAsia="zh-CN" w:bidi="ar"/>
+              </w:rPr>
+              <w:t>5</w:t>
+            </w:r>
+          </w:p>
+        </w:tc>
+        <w:tc>
+          <w:tcPr>
+            <w:tcW w:w="0" w:type="auto"/>
+            <w:shd w:val="clear" w:color="auto" w:fill="auto"/>
+            <w:vAlign w:val="center"/>
+          </w:tcPr>
+          <w:p>
+            <w:pPr>
+              <w:keepNext w:val="0"/>
+              <w:keepLines w:val="0"/>
+              <w:widowControl/>
+              <w:suppressLineNumbers w:val="0"/>
+              <w:jc w:val="left"/>
+              <w:rPr>
+                <w:rFonts w:hint="default" w:ascii="Arial" w:hAnsi="Arial" w:cs="Arial"/>
+                <w:sz w:val="28"/>
+                <w:szCs w:val="28"/>
+              </w:rPr>
+            </w:pPr>
+            <w:r>
+              <w:rPr>
+                <w:rFonts w:hint="default" w:ascii="Arial" w:hAnsi="Arial" w:eastAsia="SimSun" w:cs="Arial"/>
+                <w:kern w:val="0"/>
+                <w:sz w:val="28"/>
+                <w:szCs w:val="28"/>
+                <w:lang w:val="en-US" w:eastAsia="zh-CN" w:bidi="ar"/>
+              </w:rPr>
+              <w:t>Accept Any Content Type</w:t>
+            </w:r>
+          </w:p>
+        </w:tc>
+        <w:tc>
+          <w:tcPr>
+            <w:tcW w:w="0" w:type="auto"/>
+            <w:shd w:val="clear" w:color="auto" w:fill="auto"/>
+            <w:vAlign w:val="center"/>
+          </w:tcPr>
+          <w:p>
+            <w:pPr>
+              <w:keepNext w:val="0"/>
+              <w:keepLines w:val="0"/>
+              <w:widowControl/>
+              <w:suppressLineNumbers w:val="0"/>
+              <w:jc w:val="left"/>
+              <w:rPr>
+                <w:rFonts w:hint="default" w:ascii="Arial" w:hAnsi="Arial" w:cs="Arial"/>
+                <w:sz w:val="28"/>
+                <w:szCs w:val="28"/>
+              </w:rPr>
+            </w:pPr>
+            <w:r>
+              <w:rPr>
+                <w:rFonts w:hint="default" w:ascii="Arial" w:hAnsi="Arial" w:eastAsia="SimSun" w:cs="Arial"/>
+                <w:kern w:val="0"/>
+                <w:sz w:val="28"/>
+                <w:szCs w:val="28"/>
+                <w:lang w:val="en-US" w:eastAsia="zh-CN" w:bidi="ar"/>
+              </w:rPr>
+              <w:t xml:space="preserve">Restrict to </w:t>
+            </w:r>
+            <w:r>
+              <w:rPr>
+                <w:rStyle w:val="8"/>
+                <w:rFonts w:hint="default" w:ascii="Arial" w:hAnsi="Arial" w:eastAsia="SimSun" w:cs="Arial"/>
+                <w:kern w:val="0"/>
+                <w:sz w:val="28"/>
+                <w:szCs w:val="28"/>
+                <w:lang w:val="en-US" w:eastAsia="zh-CN" w:bidi="ar"/>
+              </w:rPr>
+              <w:t>application/json</w:t>
+            </w:r>
+            <w:r>
+              <w:rPr>
+                <w:rFonts w:hint="default" w:ascii="Arial" w:hAnsi="Arial" w:eastAsia="SimSun" w:cs="Arial"/>
+                <w:kern w:val="0"/>
+                <w:sz w:val="28"/>
+                <w:szCs w:val="28"/>
+                <w:lang w:val="en-US" w:eastAsia="zh-CN" w:bidi="ar"/>
+              </w:rPr>
+              <w:t xml:space="preserve"> only</w:t>
             </w:r>
           </w:p>
         </w:tc>
@@ -13406,107 +11360,99 @@
           </w:tblCellMar>
         </w:tblPrEx>
         <w:trPr>
+          <w:trHeight w:val="90" w:hRule="atLeast"/>
           <w:tblCellSpacing w:w="15" w:type="dxa"/>
         </w:trPr>
         <w:tc>
           <w:tcPr>
             <w:tcW w:w="0" w:type="auto"/>
-            <w:shd w:val="clear"/>
-            <w:vAlign w:val="center"/>
-          </w:tcPr>
-          <w:p>
-            <w:pPr>
-              <w:keepNext w:val="0"/>
-              <w:keepLines w:val="0"/>
-              <w:widowControl/>
-              <w:suppressLineNumbers w:val="0"/>
-              <w:jc w:val="left"/>
-              <w:rPr>
-                <w:rFonts w:hint="default" w:ascii="Arial" w:hAnsi="Arial" w:cs="Arial"/>
-                <w:sz w:val="28"/>
-                <w:szCs w:val="28"/>
-              </w:rPr>
-            </w:pPr>
-            <w:r>
-              <w:rPr>
-                <w:rStyle w:val="11"/>
-                <w:rFonts w:hint="default" w:ascii="Arial" w:hAnsi="Arial" w:eastAsia="SimSun" w:cs="Arial"/>
-                <w:kern w:val="0"/>
-                <w:sz w:val="28"/>
-                <w:szCs w:val="28"/>
-                <w:lang w:val="en-US" w:eastAsia="zh-CN" w:bidi="ar"/>
-              </w:rPr>
-              <w:t>OWASP API Security</w:t>
-            </w:r>
-          </w:p>
-        </w:tc>
-        <w:tc>
-          <w:tcPr>
-            <w:tcW w:w="0" w:type="auto"/>
-            <w:shd w:val="clear"/>
-            <w:vAlign w:val="center"/>
-          </w:tcPr>
-          <w:p>
-            <w:pPr>
-              <w:keepNext w:val="0"/>
-              <w:keepLines w:val="0"/>
-              <w:widowControl/>
-              <w:suppressLineNumbers w:val="0"/>
-              <w:jc w:val="left"/>
-              <w:rPr>
-                <w:rFonts w:hint="default" w:ascii="Arial" w:hAnsi="Arial" w:cs="Arial"/>
-                <w:sz w:val="28"/>
-                <w:szCs w:val="28"/>
-              </w:rPr>
-            </w:pPr>
-            <w:r>
-              <w:rPr>
-                <w:rFonts w:hint="default" w:ascii="Arial" w:hAnsi="Arial" w:eastAsia="SimSun" w:cs="Arial"/>
-                <w:kern w:val="0"/>
-                <w:sz w:val="28"/>
-                <w:szCs w:val="28"/>
-                <w:lang w:val="en-US" w:eastAsia="zh-CN" w:bidi="ar"/>
-              </w:rPr>
-              <w:fldChar w:fldCharType="begin"/>
-            </w:r>
-            <w:r>
-              <w:rPr>
-                <w:rFonts w:hint="default" w:ascii="Arial" w:hAnsi="Arial" w:eastAsia="SimSun" w:cs="Arial"/>
-                <w:kern w:val="0"/>
-                <w:sz w:val="28"/>
-                <w:szCs w:val="28"/>
-                <w:lang w:val="en-US" w:eastAsia="zh-CN" w:bidi="ar"/>
-              </w:rPr>
-              <w:instrText xml:space="preserve"> HYPERLINK "https://owasp.org/www-project-api-security" </w:instrText>
-            </w:r>
-            <w:r>
-              <w:rPr>
-                <w:rFonts w:hint="default" w:ascii="Arial" w:hAnsi="Arial" w:eastAsia="SimSun" w:cs="Arial"/>
-                <w:kern w:val="0"/>
-                <w:sz w:val="28"/>
-                <w:szCs w:val="28"/>
-                <w:lang w:val="en-US" w:eastAsia="zh-CN" w:bidi="ar"/>
-              </w:rPr>
-              <w:fldChar w:fldCharType="separate"/>
-            </w:r>
-            <w:r>
-              <w:rPr>
-                <w:rStyle w:val="9"/>
-                <w:rFonts w:hint="default" w:ascii="Arial" w:hAnsi="Arial" w:eastAsia="SimSun" w:cs="Arial"/>
-                <w:sz w:val="28"/>
-                <w:szCs w:val="28"/>
-              </w:rPr>
-              <w:t>https://owasp.org/www-project-api-security</w:t>
-            </w:r>
-            <w:r>
-              <w:rPr>
-                <w:rFonts w:hint="default" w:ascii="Arial" w:hAnsi="Arial" w:eastAsia="SimSun" w:cs="Arial"/>
-                <w:kern w:val="0"/>
-                <w:sz w:val="28"/>
-                <w:szCs w:val="28"/>
-                <w:lang w:val="en-US" w:eastAsia="zh-CN" w:bidi="ar"/>
-              </w:rPr>
-              <w:fldChar w:fldCharType="end"/>
+            <w:shd w:val="clear" w:color="auto" w:fill="auto"/>
+            <w:vAlign w:val="center"/>
+          </w:tcPr>
+          <w:p>
+            <w:pPr>
+              <w:keepNext w:val="0"/>
+              <w:keepLines w:val="0"/>
+              <w:widowControl/>
+              <w:suppressLineNumbers w:val="0"/>
+              <w:jc w:val="left"/>
+              <w:rPr>
+                <w:rFonts w:hint="default" w:ascii="Arial" w:hAnsi="Arial" w:cs="Arial"/>
+                <w:sz w:val="28"/>
+                <w:szCs w:val="28"/>
+              </w:rPr>
+            </w:pPr>
+            <w:r>
+              <w:rPr>
+                <w:rFonts w:hint="default" w:ascii="Arial" w:hAnsi="Arial" w:eastAsia="SimSun" w:cs="Arial"/>
+                <w:kern w:val="0"/>
+                <w:sz w:val="28"/>
+                <w:szCs w:val="28"/>
+                <w:lang w:val="en-US" w:eastAsia="zh-CN" w:bidi="ar"/>
+              </w:rPr>
+              <w:t>6</w:t>
+            </w:r>
+          </w:p>
+        </w:tc>
+        <w:tc>
+          <w:tcPr>
+            <w:tcW w:w="0" w:type="auto"/>
+            <w:shd w:val="clear" w:color="auto" w:fill="auto"/>
+            <w:vAlign w:val="center"/>
+          </w:tcPr>
+          <w:p>
+            <w:pPr>
+              <w:keepNext w:val="0"/>
+              <w:keepLines w:val="0"/>
+              <w:widowControl/>
+              <w:suppressLineNumbers w:val="0"/>
+              <w:jc w:val="left"/>
+              <w:rPr>
+                <w:rFonts w:hint="default" w:ascii="Arial" w:hAnsi="Arial" w:cs="Arial"/>
+                <w:sz w:val="28"/>
+                <w:szCs w:val="28"/>
+              </w:rPr>
+            </w:pPr>
+            <w:r>
+              <w:rPr>
+                <w:rFonts w:hint="default" w:ascii="Arial" w:hAnsi="Arial" w:eastAsia="SimSun" w:cs="Arial"/>
+                <w:kern w:val="0"/>
+                <w:sz w:val="28"/>
+                <w:szCs w:val="28"/>
+                <w:lang w:val="en-US" w:eastAsia="zh-CN" w:bidi="ar"/>
+              </w:rPr>
+              <w:t>Weak Rate Limiting</w:t>
+            </w:r>
+          </w:p>
+        </w:tc>
+        <w:tc>
+          <w:tcPr>
+            <w:tcW w:w="0" w:type="auto"/>
+            <w:shd w:val="clear" w:color="auto" w:fill="auto"/>
+            <w:vAlign w:val="center"/>
+          </w:tcPr>
+          <w:p>
+            <w:pPr>
+              <w:keepNext w:val="0"/>
+              <w:keepLines w:val="0"/>
+              <w:widowControl/>
+              <w:suppressLineNumbers w:val="0"/>
+              <w:jc w:val="left"/>
+              <w:rPr>
+                <w:rFonts w:hint="default" w:ascii="Arial" w:hAnsi="Arial" w:cs="Arial"/>
+                <w:sz w:val="28"/>
+                <w:szCs w:val="28"/>
+              </w:rPr>
+            </w:pPr>
+            <w:r>
+              <w:rPr>
+                <w:rFonts w:hint="default" w:ascii="Arial" w:hAnsi="Arial" w:eastAsia="SimSun" w:cs="Arial"/>
+                <w:kern w:val="0"/>
+                <w:sz w:val="28"/>
+                <w:szCs w:val="28"/>
+                <w:lang w:val="en-US" w:eastAsia="zh-CN" w:bidi="ar"/>
+              </w:rPr>
+              <w:t>Reduce to maximum 100 requests per hour</w:t>
             </w:r>
           </w:p>
         </w:tc>
@@ -13521,6 +11467,7 @@
             <w:insideH w:val="none" w:color="auto" w:sz="0" w:space="0"/>
             <w:insideV w:val="none" w:color="auto" w:sz="0" w:space="0"/>
           </w:tblBorders>
+          <w:shd w:val="clear" w:color="auto" w:fill="auto"/>
           <w:tblCellMar>
             <w:top w:w="15" w:type="dxa"/>
             <w:left w:w="15" w:type="dxa"/>
@@ -13534,7 +11481,1710 @@
         <w:tc>
           <w:tcPr>
             <w:tcW w:w="0" w:type="auto"/>
-            <w:shd w:val="clear"/>
+            <w:shd w:val="clear" w:color="auto" w:fill="auto"/>
+            <w:vAlign w:val="center"/>
+          </w:tcPr>
+          <w:p>
+            <w:pPr>
+              <w:keepNext w:val="0"/>
+              <w:keepLines w:val="0"/>
+              <w:widowControl/>
+              <w:suppressLineNumbers w:val="0"/>
+              <w:jc w:val="left"/>
+              <w:rPr>
+                <w:rFonts w:hint="default" w:ascii="Arial" w:hAnsi="Arial" w:cs="Arial"/>
+                <w:sz w:val="28"/>
+                <w:szCs w:val="28"/>
+              </w:rPr>
+            </w:pPr>
+            <w:r>
+              <w:rPr>
+                <w:rFonts w:hint="default" w:ascii="Arial" w:hAnsi="Arial" w:eastAsia="SimSun" w:cs="Arial"/>
+                <w:kern w:val="0"/>
+                <w:sz w:val="28"/>
+                <w:szCs w:val="28"/>
+                <w:lang w:val="en-US" w:eastAsia="zh-CN" w:bidi="ar"/>
+              </w:rPr>
+              <w:t>7</w:t>
+            </w:r>
+          </w:p>
+        </w:tc>
+        <w:tc>
+          <w:tcPr>
+            <w:tcW w:w="0" w:type="auto"/>
+            <w:shd w:val="clear" w:color="auto" w:fill="auto"/>
+            <w:vAlign w:val="center"/>
+          </w:tcPr>
+          <w:p>
+            <w:pPr>
+              <w:keepNext w:val="0"/>
+              <w:keepLines w:val="0"/>
+              <w:widowControl/>
+              <w:suppressLineNumbers w:val="0"/>
+              <w:jc w:val="left"/>
+              <w:rPr>
+                <w:rFonts w:hint="default" w:ascii="Arial" w:hAnsi="Arial" w:cs="Arial"/>
+                <w:sz w:val="28"/>
+                <w:szCs w:val="28"/>
+              </w:rPr>
+            </w:pPr>
+            <w:r>
+              <w:rPr>
+                <w:rFonts w:hint="default" w:ascii="Arial" w:hAnsi="Arial" w:eastAsia="SimSun" w:cs="Arial"/>
+                <w:kern w:val="0"/>
+                <w:sz w:val="28"/>
+                <w:szCs w:val="28"/>
+                <w:lang w:val="en-US" w:eastAsia="zh-CN" w:bidi="ar"/>
+              </w:rPr>
+              <w:t>Rate Limit Reset Exposed</w:t>
+            </w:r>
+          </w:p>
+        </w:tc>
+        <w:tc>
+          <w:tcPr>
+            <w:tcW w:w="0" w:type="auto"/>
+            <w:shd w:val="clear" w:color="auto" w:fill="auto"/>
+            <w:vAlign w:val="center"/>
+          </w:tcPr>
+          <w:p>
+            <w:pPr>
+              <w:keepNext w:val="0"/>
+              <w:keepLines w:val="0"/>
+              <w:widowControl/>
+              <w:suppressLineNumbers w:val="0"/>
+              <w:jc w:val="left"/>
+              <w:rPr>
+                <w:rFonts w:hint="default" w:ascii="Arial" w:hAnsi="Arial" w:cs="Arial"/>
+                <w:sz w:val="28"/>
+                <w:szCs w:val="28"/>
+              </w:rPr>
+            </w:pPr>
+            <w:r>
+              <w:rPr>
+                <w:rFonts w:hint="default" w:ascii="Arial" w:hAnsi="Arial" w:eastAsia="SimSun" w:cs="Arial"/>
+                <w:kern w:val="0"/>
+                <w:sz w:val="28"/>
+                <w:szCs w:val="28"/>
+                <w:lang w:val="en-US" w:eastAsia="zh-CN" w:bidi="ar"/>
+              </w:rPr>
+              <w:t>Hide rate limit reset time from headers</w:t>
+            </w:r>
+          </w:p>
+        </w:tc>
+      </w:tr>
+      <w:tr>
+        <w:tblPrEx>
+          <w:tblBorders>
+            <w:top w:val="none" w:color="auto" w:sz="0" w:space="0"/>
+            <w:left w:val="none" w:color="auto" w:sz="0" w:space="0"/>
+            <w:bottom w:val="none" w:color="auto" w:sz="0" w:space="0"/>
+            <w:right w:val="none" w:color="auto" w:sz="0" w:space="0"/>
+            <w:insideH w:val="none" w:color="auto" w:sz="0" w:space="0"/>
+            <w:insideV w:val="none" w:color="auto" w:sz="0" w:space="0"/>
+          </w:tblBorders>
+          <w:shd w:val="clear" w:color="auto" w:fill="auto"/>
+          <w:tblCellMar>
+            <w:top w:w="15" w:type="dxa"/>
+            <w:left w:w="15" w:type="dxa"/>
+            <w:bottom w:w="15" w:type="dxa"/>
+            <w:right w:w="15" w:type="dxa"/>
+          </w:tblCellMar>
+        </w:tblPrEx>
+        <w:trPr>
+          <w:tblCellSpacing w:w="15" w:type="dxa"/>
+        </w:trPr>
+        <w:tc>
+          <w:tcPr>
+            <w:tcW w:w="0" w:type="auto"/>
+            <w:shd w:val="clear" w:color="auto" w:fill="auto"/>
+            <w:vAlign w:val="center"/>
+          </w:tcPr>
+          <w:p>
+            <w:pPr>
+              <w:keepNext w:val="0"/>
+              <w:keepLines w:val="0"/>
+              <w:widowControl/>
+              <w:suppressLineNumbers w:val="0"/>
+              <w:jc w:val="left"/>
+              <w:rPr>
+                <w:rFonts w:hint="default" w:ascii="Arial" w:hAnsi="Arial" w:cs="Arial"/>
+                <w:sz w:val="28"/>
+                <w:szCs w:val="28"/>
+              </w:rPr>
+            </w:pPr>
+            <w:r>
+              <w:rPr>
+                <w:rFonts w:hint="default" w:ascii="Arial" w:hAnsi="Arial" w:eastAsia="SimSun" w:cs="Arial"/>
+                <w:kern w:val="0"/>
+                <w:sz w:val="28"/>
+                <w:szCs w:val="28"/>
+                <w:lang w:val="en-US" w:eastAsia="zh-CN" w:bidi="ar"/>
+              </w:rPr>
+              <w:t>8</w:t>
+            </w:r>
+          </w:p>
+        </w:tc>
+        <w:tc>
+          <w:tcPr>
+            <w:tcW w:w="0" w:type="auto"/>
+            <w:shd w:val="clear" w:color="auto" w:fill="auto"/>
+            <w:vAlign w:val="center"/>
+          </w:tcPr>
+          <w:p>
+            <w:pPr>
+              <w:keepNext w:val="0"/>
+              <w:keepLines w:val="0"/>
+              <w:widowControl/>
+              <w:suppressLineNumbers w:val="0"/>
+              <w:jc w:val="left"/>
+              <w:rPr>
+                <w:rFonts w:hint="default" w:ascii="Arial" w:hAnsi="Arial" w:cs="Arial"/>
+                <w:sz w:val="28"/>
+                <w:szCs w:val="28"/>
+              </w:rPr>
+            </w:pPr>
+            <w:r>
+              <w:rPr>
+                <w:rFonts w:hint="default" w:ascii="Arial" w:hAnsi="Arial" w:eastAsia="SimSun" w:cs="Arial"/>
+                <w:kern w:val="0"/>
+                <w:sz w:val="28"/>
+                <w:szCs w:val="28"/>
+                <w:lang w:val="en-US" w:eastAsia="zh-CN" w:bidi="ar"/>
+              </w:rPr>
+              <w:t>Sensitive Data Cached</w:t>
+            </w:r>
+          </w:p>
+        </w:tc>
+        <w:tc>
+          <w:tcPr>
+            <w:tcW w:w="0" w:type="auto"/>
+            <w:shd w:val="clear" w:color="auto" w:fill="auto"/>
+            <w:vAlign w:val="center"/>
+          </w:tcPr>
+          <w:p>
+            <w:pPr>
+              <w:keepNext w:val="0"/>
+              <w:keepLines w:val="0"/>
+              <w:widowControl/>
+              <w:suppressLineNumbers w:val="0"/>
+              <w:jc w:val="left"/>
+              <w:rPr>
+                <w:rFonts w:hint="default" w:ascii="Arial" w:hAnsi="Arial" w:cs="Arial"/>
+                <w:sz w:val="28"/>
+                <w:szCs w:val="28"/>
+              </w:rPr>
+            </w:pPr>
+            <w:r>
+              <w:rPr>
+                <w:rFonts w:hint="default" w:ascii="Arial" w:hAnsi="Arial" w:eastAsia="SimSun" w:cs="Arial"/>
+                <w:kern w:val="0"/>
+                <w:sz w:val="28"/>
+                <w:szCs w:val="28"/>
+                <w:lang w:val="en-US" w:eastAsia="zh-CN" w:bidi="ar"/>
+              </w:rPr>
+              <w:t xml:space="preserve">Add </w:t>
+            </w:r>
+            <w:r>
+              <w:rPr>
+                <w:rStyle w:val="8"/>
+                <w:rFonts w:hint="default" w:ascii="Arial" w:hAnsi="Arial" w:eastAsia="SimSun" w:cs="Arial"/>
+                <w:kern w:val="0"/>
+                <w:sz w:val="28"/>
+                <w:szCs w:val="28"/>
+                <w:lang w:val="en-US" w:eastAsia="zh-CN" w:bidi="ar"/>
+              </w:rPr>
+              <w:t>Cache-Control: no-store</w:t>
+            </w:r>
+            <w:r>
+              <w:rPr>
+                <w:rFonts w:hint="default" w:ascii="Arial" w:hAnsi="Arial" w:eastAsia="SimSun" w:cs="Arial"/>
+                <w:kern w:val="0"/>
+                <w:sz w:val="28"/>
+                <w:szCs w:val="28"/>
+                <w:lang w:val="en-US" w:eastAsia="zh-CN" w:bidi="ar"/>
+              </w:rPr>
+              <w:t xml:space="preserve"> for sensitive endpoints</w:t>
+            </w:r>
+          </w:p>
+        </w:tc>
+      </w:tr>
+      <w:tr>
+        <w:tblPrEx>
+          <w:tblBorders>
+            <w:top w:val="none" w:color="auto" w:sz="0" w:space="0"/>
+            <w:left w:val="none" w:color="auto" w:sz="0" w:space="0"/>
+            <w:bottom w:val="none" w:color="auto" w:sz="0" w:space="0"/>
+            <w:right w:val="none" w:color="auto" w:sz="0" w:space="0"/>
+            <w:insideH w:val="none" w:color="auto" w:sz="0" w:space="0"/>
+            <w:insideV w:val="none" w:color="auto" w:sz="0" w:space="0"/>
+          </w:tblBorders>
+          <w:shd w:val="clear" w:color="auto" w:fill="auto"/>
+          <w:tblCellMar>
+            <w:top w:w="15" w:type="dxa"/>
+            <w:left w:w="15" w:type="dxa"/>
+            <w:bottom w:w="15" w:type="dxa"/>
+            <w:right w:w="15" w:type="dxa"/>
+          </w:tblCellMar>
+        </w:tblPrEx>
+        <w:trPr>
+          <w:tblCellSpacing w:w="15" w:type="dxa"/>
+        </w:trPr>
+        <w:tc>
+          <w:tcPr>
+            <w:tcW w:w="0" w:type="auto"/>
+            <w:shd w:val="clear" w:color="auto" w:fill="auto"/>
+            <w:vAlign w:val="center"/>
+          </w:tcPr>
+          <w:p>
+            <w:pPr>
+              <w:keepNext w:val="0"/>
+              <w:keepLines w:val="0"/>
+              <w:widowControl/>
+              <w:suppressLineNumbers w:val="0"/>
+              <w:jc w:val="left"/>
+              <w:rPr>
+                <w:rFonts w:hint="default" w:ascii="Arial" w:hAnsi="Arial" w:cs="Arial"/>
+                <w:sz w:val="28"/>
+                <w:szCs w:val="28"/>
+              </w:rPr>
+            </w:pPr>
+            <w:r>
+              <w:rPr>
+                <w:rFonts w:hint="default" w:ascii="Arial" w:hAnsi="Arial" w:eastAsia="SimSun" w:cs="Arial"/>
+                <w:kern w:val="0"/>
+                <w:sz w:val="28"/>
+                <w:szCs w:val="28"/>
+                <w:lang w:val="en-US" w:eastAsia="zh-CN" w:bidi="ar"/>
+              </w:rPr>
+              <w:t>9</w:t>
+            </w:r>
+          </w:p>
+        </w:tc>
+        <w:tc>
+          <w:tcPr>
+            <w:tcW w:w="0" w:type="auto"/>
+            <w:shd w:val="clear" w:color="auto" w:fill="auto"/>
+            <w:vAlign w:val="center"/>
+          </w:tcPr>
+          <w:p>
+            <w:pPr>
+              <w:keepNext w:val="0"/>
+              <w:keepLines w:val="0"/>
+              <w:widowControl/>
+              <w:suppressLineNumbers w:val="0"/>
+              <w:jc w:val="left"/>
+              <w:rPr>
+                <w:rFonts w:hint="default" w:ascii="Arial" w:hAnsi="Arial" w:cs="Arial"/>
+                <w:sz w:val="28"/>
+                <w:szCs w:val="28"/>
+              </w:rPr>
+            </w:pPr>
+            <w:r>
+              <w:rPr>
+                <w:rFonts w:hint="default" w:ascii="Arial" w:hAnsi="Arial" w:eastAsia="SimSun" w:cs="Arial"/>
+                <w:kern w:val="0"/>
+                <w:sz w:val="28"/>
+                <w:szCs w:val="28"/>
+                <w:lang w:val="en-US" w:eastAsia="zh-CN" w:bidi="ar"/>
+              </w:rPr>
+              <w:t>Cache max-age=43200</w:t>
+            </w:r>
+          </w:p>
+        </w:tc>
+        <w:tc>
+          <w:tcPr>
+            <w:tcW w:w="0" w:type="auto"/>
+            <w:shd w:val="clear" w:color="auto" w:fill="auto"/>
+            <w:vAlign w:val="center"/>
+          </w:tcPr>
+          <w:p>
+            <w:pPr>
+              <w:keepNext w:val="0"/>
+              <w:keepLines w:val="0"/>
+              <w:widowControl/>
+              <w:suppressLineNumbers w:val="0"/>
+              <w:jc w:val="left"/>
+              <w:rPr>
+                <w:rFonts w:hint="default" w:ascii="Arial" w:hAnsi="Arial" w:cs="Arial"/>
+                <w:sz w:val="28"/>
+                <w:szCs w:val="28"/>
+              </w:rPr>
+            </w:pPr>
+            <w:r>
+              <w:rPr>
+                <w:rFonts w:hint="default" w:ascii="Arial" w:hAnsi="Arial" w:eastAsia="SimSun" w:cs="Arial"/>
+                <w:kern w:val="0"/>
+                <w:sz w:val="28"/>
+                <w:szCs w:val="28"/>
+                <w:lang w:val="en-US" w:eastAsia="zh-CN" w:bidi="ar"/>
+              </w:rPr>
+              <w:t>Reduce cache time or disable for user data</w:t>
+            </w:r>
+          </w:p>
+        </w:tc>
+      </w:tr>
+      <w:tr>
+        <w:tblPrEx>
+          <w:tblBorders>
+            <w:top w:val="none" w:color="auto" w:sz="0" w:space="0"/>
+            <w:left w:val="none" w:color="auto" w:sz="0" w:space="0"/>
+            <w:bottom w:val="none" w:color="auto" w:sz="0" w:space="0"/>
+            <w:right w:val="none" w:color="auto" w:sz="0" w:space="0"/>
+            <w:insideH w:val="none" w:color="auto" w:sz="0" w:space="0"/>
+            <w:insideV w:val="none" w:color="auto" w:sz="0" w:space="0"/>
+          </w:tblBorders>
+          <w:shd w:val="clear" w:color="auto" w:fill="auto"/>
+          <w:tblCellMar>
+            <w:top w:w="15" w:type="dxa"/>
+            <w:left w:w="15" w:type="dxa"/>
+            <w:bottom w:w="15" w:type="dxa"/>
+            <w:right w:w="15" w:type="dxa"/>
+          </w:tblCellMar>
+        </w:tblPrEx>
+        <w:trPr>
+          <w:tblCellSpacing w:w="15" w:type="dxa"/>
+        </w:trPr>
+        <w:tc>
+          <w:tcPr>
+            <w:tcW w:w="0" w:type="auto"/>
+            <w:shd w:val="clear" w:color="auto" w:fill="auto"/>
+            <w:vAlign w:val="center"/>
+          </w:tcPr>
+          <w:p>
+            <w:pPr>
+              <w:keepNext w:val="0"/>
+              <w:keepLines w:val="0"/>
+              <w:widowControl/>
+              <w:suppressLineNumbers w:val="0"/>
+              <w:jc w:val="left"/>
+              <w:rPr>
+                <w:rFonts w:hint="default" w:ascii="Arial" w:hAnsi="Arial" w:cs="Arial"/>
+                <w:sz w:val="28"/>
+                <w:szCs w:val="28"/>
+              </w:rPr>
+            </w:pPr>
+            <w:r>
+              <w:rPr>
+                <w:rFonts w:hint="default" w:ascii="Arial" w:hAnsi="Arial" w:eastAsia="SimSun" w:cs="Arial"/>
+                <w:kern w:val="0"/>
+                <w:sz w:val="28"/>
+                <w:szCs w:val="28"/>
+                <w:lang w:val="en-US" w:eastAsia="zh-CN" w:bidi="ar"/>
+              </w:rPr>
+              <w:t>10</w:t>
+            </w:r>
+          </w:p>
+        </w:tc>
+        <w:tc>
+          <w:tcPr>
+            <w:tcW w:w="0" w:type="auto"/>
+            <w:shd w:val="clear" w:color="auto" w:fill="auto"/>
+            <w:vAlign w:val="center"/>
+          </w:tcPr>
+          <w:p>
+            <w:pPr>
+              <w:keepNext w:val="0"/>
+              <w:keepLines w:val="0"/>
+              <w:widowControl/>
+              <w:suppressLineNumbers w:val="0"/>
+              <w:jc w:val="left"/>
+              <w:rPr>
+                <w:rFonts w:hint="default" w:ascii="Arial" w:hAnsi="Arial" w:cs="Arial"/>
+                <w:sz w:val="28"/>
+                <w:szCs w:val="28"/>
+              </w:rPr>
+            </w:pPr>
+            <w:r>
+              <w:rPr>
+                <w:rFonts w:hint="default" w:ascii="Arial" w:hAnsi="Arial" w:eastAsia="SimSun" w:cs="Arial"/>
+                <w:kern w:val="0"/>
+                <w:sz w:val="28"/>
+                <w:szCs w:val="28"/>
+                <w:lang w:val="en-US" w:eastAsia="zh-CN" w:bidi="ar"/>
+              </w:rPr>
+              <w:t>CF-RAY ID Exposed</w:t>
+            </w:r>
+          </w:p>
+        </w:tc>
+        <w:tc>
+          <w:tcPr>
+            <w:tcW w:w="0" w:type="auto"/>
+            <w:shd w:val="clear" w:color="auto" w:fill="auto"/>
+            <w:vAlign w:val="center"/>
+          </w:tcPr>
+          <w:p>
+            <w:pPr>
+              <w:keepNext w:val="0"/>
+              <w:keepLines w:val="0"/>
+              <w:widowControl/>
+              <w:suppressLineNumbers w:val="0"/>
+              <w:jc w:val="left"/>
+              <w:rPr>
+                <w:rFonts w:hint="default" w:ascii="Arial" w:hAnsi="Arial" w:cs="Arial"/>
+                <w:sz w:val="28"/>
+                <w:szCs w:val="28"/>
+              </w:rPr>
+            </w:pPr>
+            <w:r>
+              <w:rPr>
+                <w:rFonts w:hint="default" w:ascii="Arial" w:hAnsi="Arial" w:eastAsia="SimSun" w:cs="Arial"/>
+                <w:kern w:val="0"/>
+                <w:sz w:val="28"/>
+                <w:szCs w:val="28"/>
+                <w:lang w:val="en-US" w:eastAsia="zh-CN" w:bidi="ar"/>
+              </w:rPr>
+              <w:t>Remove internal server identifiers from headers</w:t>
+            </w:r>
+          </w:p>
+        </w:tc>
+      </w:tr>
+      <w:tr>
+        <w:tblPrEx>
+          <w:tblBorders>
+            <w:top w:val="none" w:color="auto" w:sz="0" w:space="0"/>
+            <w:left w:val="none" w:color="auto" w:sz="0" w:space="0"/>
+            <w:bottom w:val="none" w:color="auto" w:sz="0" w:space="0"/>
+            <w:right w:val="none" w:color="auto" w:sz="0" w:space="0"/>
+            <w:insideH w:val="none" w:color="auto" w:sz="0" w:space="0"/>
+            <w:insideV w:val="none" w:color="auto" w:sz="0" w:space="0"/>
+          </w:tblBorders>
+          <w:shd w:val="clear" w:color="auto" w:fill="auto"/>
+          <w:tblCellMar>
+            <w:top w:w="15" w:type="dxa"/>
+            <w:left w:w="15" w:type="dxa"/>
+            <w:bottom w:w="15" w:type="dxa"/>
+            <w:right w:w="15" w:type="dxa"/>
+          </w:tblCellMar>
+        </w:tblPrEx>
+        <w:trPr>
+          <w:tblCellSpacing w:w="15" w:type="dxa"/>
+        </w:trPr>
+        <w:tc>
+          <w:tcPr>
+            <w:tcW w:w="0" w:type="auto"/>
+            <w:shd w:val="clear" w:color="auto" w:fill="auto"/>
+            <w:vAlign w:val="center"/>
+          </w:tcPr>
+          <w:p>
+            <w:pPr>
+              <w:keepNext w:val="0"/>
+              <w:keepLines w:val="0"/>
+              <w:widowControl/>
+              <w:suppressLineNumbers w:val="0"/>
+              <w:jc w:val="left"/>
+              <w:rPr>
+                <w:rFonts w:hint="default" w:ascii="Arial" w:hAnsi="Arial" w:cs="Arial"/>
+                <w:sz w:val="28"/>
+                <w:szCs w:val="28"/>
+              </w:rPr>
+            </w:pPr>
+            <w:r>
+              <w:rPr>
+                <w:rFonts w:hint="default" w:ascii="Arial" w:hAnsi="Arial" w:eastAsia="SimSun" w:cs="Arial"/>
+                <w:kern w:val="0"/>
+                <w:sz w:val="28"/>
+                <w:szCs w:val="28"/>
+                <w:lang w:val="en-US" w:eastAsia="zh-CN" w:bidi="ar"/>
+              </w:rPr>
+              <w:t>11</w:t>
+            </w:r>
+          </w:p>
+        </w:tc>
+        <w:tc>
+          <w:tcPr>
+            <w:tcW w:w="0" w:type="auto"/>
+            <w:shd w:val="clear" w:color="auto" w:fill="auto"/>
+            <w:vAlign w:val="center"/>
+          </w:tcPr>
+          <w:p>
+            <w:pPr>
+              <w:keepNext w:val="0"/>
+              <w:keepLines w:val="0"/>
+              <w:widowControl/>
+              <w:suppressLineNumbers w:val="0"/>
+              <w:jc w:val="left"/>
+              <w:rPr>
+                <w:rFonts w:hint="default" w:ascii="Arial" w:hAnsi="Arial" w:cs="Arial"/>
+                <w:sz w:val="28"/>
+                <w:szCs w:val="28"/>
+              </w:rPr>
+            </w:pPr>
+            <w:r>
+              <w:rPr>
+                <w:rFonts w:hint="default" w:ascii="Arial" w:hAnsi="Arial" w:eastAsia="SimSun" w:cs="Arial"/>
+                <w:kern w:val="0"/>
+                <w:sz w:val="28"/>
+                <w:szCs w:val="28"/>
+                <w:lang w:val="en-US" w:eastAsia="zh-CN" w:bidi="ar"/>
+              </w:rPr>
+              <w:t>alt-svc Exposed</w:t>
+            </w:r>
+          </w:p>
+        </w:tc>
+        <w:tc>
+          <w:tcPr>
+            <w:tcW w:w="0" w:type="auto"/>
+            <w:shd w:val="clear" w:color="auto" w:fill="auto"/>
+            <w:vAlign w:val="center"/>
+          </w:tcPr>
+          <w:p>
+            <w:pPr>
+              <w:keepNext w:val="0"/>
+              <w:keepLines w:val="0"/>
+              <w:widowControl/>
+              <w:suppressLineNumbers w:val="0"/>
+              <w:jc w:val="left"/>
+              <w:rPr>
+                <w:rFonts w:hint="default" w:ascii="Arial" w:hAnsi="Arial" w:cs="Arial"/>
+                <w:sz w:val="28"/>
+                <w:szCs w:val="28"/>
+              </w:rPr>
+            </w:pPr>
+            <w:r>
+              <w:rPr>
+                <w:rFonts w:hint="default" w:ascii="Arial" w:hAnsi="Arial" w:eastAsia="SimSun" w:cs="Arial"/>
+                <w:kern w:val="0"/>
+                <w:sz w:val="28"/>
+                <w:szCs w:val="28"/>
+                <w:lang w:val="en-US" w:eastAsia="zh-CN" w:bidi="ar"/>
+              </w:rPr>
+              <w:t>Hide server infrastructure details</w:t>
+            </w:r>
+          </w:p>
+        </w:tc>
+      </w:tr>
+      <w:tr>
+        <w:tblPrEx>
+          <w:tblBorders>
+            <w:top w:val="none" w:color="auto" w:sz="0" w:space="0"/>
+            <w:left w:val="none" w:color="auto" w:sz="0" w:space="0"/>
+            <w:bottom w:val="none" w:color="auto" w:sz="0" w:space="0"/>
+            <w:right w:val="none" w:color="auto" w:sz="0" w:space="0"/>
+            <w:insideH w:val="none" w:color="auto" w:sz="0" w:space="0"/>
+            <w:insideV w:val="none" w:color="auto" w:sz="0" w:space="0"/>
+          </w:tblBorders>
+          <w:shd w:val="clear" w:color="auto" w:fill="auto"/>
+          <w:tblCellMar>
+            <w:top w:w="15" w:type="dxa"/>
+            <w:left w:w="15" w:type="dxa"/>
+            <w:bottom w:w="15" w:type="dxa"/>
+            <w:right w:w="15" w:type="dxa"/>
+          </w:tblCellMar>
+        </w:tblPrEx>
+        <w:trPr>
+          <w:tblCellSpacing w:w="15" w:type="dxa"/>
+        </w:trPr>
+        <w:tc>
+          <w:tcPr>
+            <w:tcW w:w="0" w:type="auto"/>
+            <w:shd w:val="clear" w:color="auto" w:fill="auto"/>
+            <w:vAlign w:val="center"/>
+          </w:tcPr>
+          <w:p>
+            <w:pPr>
+              <w:keepNext w:val="0"/>
+              <w:keepLines w:val="0"/>
+              <w:widowControl/>
+              <w:suppressLineNumbers w:val="0"/>
+              <w:jc w:val="left"/>
+              <w:rPr>
+                <w:rFonts w:hint="default" w:ascii="Arial" w:hAnsi="Arial" w:cs="Arial"/>
+                <w:sz w:val="28"/>
+                <w:szCs w:val="28"/>
+              </w:rPr>
+            </w:pPr>
+            <w:r>
+              <w:rPr>
+                <w:rFonts w:hint="default" w:ascii="Arial" w:hAnsi="Arial" w:eastAsia="SimSun" w:cs="Arial"/>
+                <w:kern w:val="0"/>
+                <w:sz w:val="28"/>
+                <w:szCs w:val="28"/>
+                <w:lang w:val="en-US" w:eastAsia="zh-CN" w:bidi="ar"/>
+              </w:rPr>
+              <w:t>12</w:t>
+            </w:r>
+          </w:p>
+        </w:tc>
+        <w:tc>
+          <w:tcPr>
+            <w:tcW w:w="0" w:type="auto"/>
+            <w:shd w:val="clear" w:color="auto" w:fill="auto"/>
+            <w:vAlign w:val="center"/>
+          </w:tcPr>
+          <w:p>
+            <w:pPr>
+              <w:keepNext w:val="0"/>
+              <w:keepLines w:val="0"/>
+              <w:widowControl/>
+              <w:suppressLineNumbers w:val="0"/>
+              <w:jc w:val="left"/>
+              <w:rPr>
+                <w:rFonts w:hint="default" w:ascii="Arial" w:hAnsi="Arial" w:cs="Arial"/>
+                <w:sz w:val="28"/>
+                <w:szCs w:val="28"/>
+              </w:rPr>
+            </w:pPr>
+            <w:r>
+              <w:rPr>
+                <w:rFonts w:hint="default" w:ascii="Arial" w:hAnsi="Arial" w:eastAsia="SimSun" w:cs="Arial"/>
+                <w:kern w:val="0"/>
+                <w:sz w:val="28"/>
+                <w:szCs w:val="28"/>
+                <w:lang w:val="en-US" w:eastAsia="zh-CN" w:bidi="ar"/>
+              </w:rPr>
+              <w:t>User-Agent Exposed</w:t>
+            </w:r>
+          </w:p>
+        </w:tc>
+        <w:tc>
+          <w:tcPr>
+            <w:tcW w:w="0" w:type="auto"/>
+            <w:shd w:val="clear" w:color="auto" w:fill="auto"/>
+            <w:vAlign w:val="center"/>
+          </w:tcPr>
+          <w:p>
+            <w:pPr>
+              <w:keepNext w:val="0"/>
+              <w:keepLines w:val="0"/>
+              <w:widowControl/>
+              <w:suppressLineNumbers w:val="0"/>
+              <w:jc w:val="left"/>
+              <w:rPr>
+                <w:rFonts w:hint="default" w:ascii="Arial" w:hAnsi="Arial" w:cs="Arial"/>
+                <w:sz w:val="28"/>
+                <w:szCs w:val="28"/>
+              </w:rPr>
+            </w:pPr>
+            <w:r>
+              <w:rPr>
+                <w:rFonts w:hint="default" w:ascii="Arial" w:hAnsi="Arial" w:eastAsia="SimSun" w:cs="Arial"/>
+                <w:kern w:val="0"/>
+                <w:sz w:val="28"/>
+                <w:szCs w:val="28"/>
+                <w:lang w:val="en-US" w:eastAsia="zh-CN" w:bidi="ar"/>
+              </w:rPr>
+              <w:t>Mask or remove User-Agent from responses</w:t>
+            </w:r>
+          </w:p>
+        </w:tc>
+      </w:tr>
+      <w:tr>
+        <w:tblPrEx>
+          <w:tblBorders>
+            <w:top w:val="none" w:color="auto" w:sz="0" w:space="0"/>
+            <w:left w:val="none" w:color="auto" w:sz="0" w:space="0"/>
+            <w:bottom w:val="none" w:color="auto" w:sz="0" w:space="0"/>
+            <w:right w:val="none" w:color="auto" w:sz="0" w:space="0"/>
+            <w:insideH w:val="none" w:color="auto" w:sz="0" w:space="0"/>
+            <w:insideV w:val="none" w:color="auto" w:sz="0" w:space="0"/>
+          </w:tblBorders>
+          <w:shd w:val="clear" w:color="auto" w:fill="auto"/>
+          <w:tblCellMar>
+            <w:top w:w="15" w:type="dxa"/>
+            <w:left w:w="15" w:type="dxa"/>
+            <w:bottom w:w="15" w:type="dxa"/>
+            <w:right w:w="15" w:type="dxa"/>
+          </w:tblCellMar>
+        </w:tblPrEx>
+        <w:trPr>
+          <w:tblCellSpacing w:w="15" w:type="dxa"/>
+        </w:trPr>
+        <w:tc>
+          <w:tcPr>
+            <w:tcW w:w="0" w:type="auto"/>
+            <w:shd w:val="clear" w:color="auto" w:fill="auto"/>
+            <w:vAlign w:val="center"/>
+          </w:tcPr>
+          <w:p>
+            <w:pPr>
+              <w:keepNext w:val="0"/>
+              <w:keepLines w:val="0"/>
+              <w:widowControl/>
+              <w:suppressLineNumbers w:val="0"/>
+              <w:jc w:val="left"/>
+              <w:rPr>
+                <w:rFonts w:hint="default" w:ascii="Arial" w:hAnsi="Arial" w:cs="Arial"/>
+                <w:sz w:val="28"/>
+                <w:szCs w:val="28"/>
+              </w:rPr>
+            </w:pPr>
+            <w:r>
+              <w:rPr>
+                <w:rFonts w:hint="default" w:ascii="Arial" w:hAnsi="Arial" w:eastAsia="SimSun" w:cs="Arial"/>
+                <w:kern w:val="0"/>
+                <w:sz w:val="28"/>
+                <w:szCs w:val="28"/>
+                <w:lang w:val="en-US" w:eastAsia="zh-CN" w:bidi="ar"/>
+              </w:rPr>
+              <w:t>13</w:t>
+            </w:r>
+          </w:p>
+        </w:tc>
+        <w:tc>
+          <w:tcPr>
+            <w:tcW w:w="0" w:type="auto"/>
+            <w:shd w:val="clear" w:color="auto" w:fill="auto"/>
+            <w:vAlign w:val="center"/>
+          </w:tcPr>
+          <w:p>
+            <w:pPr>
+              <w:keepNext w:val="0"/>
+              <w:keepLines w:val="0"/>
+              <w:widowControl/>
+              <w:suppressLineNumbers w:val="0"/>
+              <w:jc w:val="left"/>
+              <w:rPr>
+                <w:rFonts w:hint="default" w:ascii="Arial" w:hAnsi="Arial" w:cs="Arial"/>
+                <w:sz w:val="28"/>
+                <w:szCs w:val="28"/>
+              </w:rPr>
+            </w:pPr>
+            <w:r>
+              <w:rPr>
+                <w:rFonts w:hint="default" w:ascii="Arial" w:hAnsi="Arial" w:eastAsia="SimSun" w:cs="Arial"/>
+                <w:kern w:val="0"/>
+                <w:sz w:val="28"/>
+                <w:szCs w:val="28"/>
+                <w:lang w:val="en-US" w:eastAsia="zh-CN" w:bidi="ar"/>
+              </w:rPr>
+              <w:t>Content-Length Exposed</w:t>
+            </w:r>
+          </w:p>
+        </w:tc>
+        <w:tc>
+          <w:tcPr>
+            <w:tcW w:w="0" w:type="auto"/>
+            <w:shd w:val="clear" w:color="auto" w:fill="auto"/>
+            <w:vAlign w:val="center"/>
+          </w:tcPr>
+          <w:p>
+            <w:pPr>
+              <w:keepNext w:val="0"/>
+              <w:keepLines w:val="0"/>
+              <w:widowControl/>
+              <w:suppressLineNumbers w:val="0"/>
+              <w:jc w:val="left"/>
+              <w:rPr>
+                <w:rFonts w:hint="default" w:ascii="Arial" w:hAnsi="Arial" w:cs="Arial"/>
+                <w:sz w:val="28"/>
+                <w:szCs w:val="28"/>
+              </w:rPr>
+            </w:pPr>
+            <w:r>
+              <w:rPr>
+                <w:rFonts w:hint="default" w:ascii="Arial" w:hAnsi="Arial" w:eastAsia="SimSun" w:cs="Arial"/>
+                <w:kern w:val="0"/>
+                <w:sz w:val="28"/>
+                <w:szCs w:val="28"/>
+                <w:lang w:val="en-US" w:eastAsia="zh-CN" w:bidi="ar"/>
+              </w:rPr>
+              <w:t>Remove unnecessary response metadata</w:t>
+            </w:r>
+          </w:p>
+        </w:tc>
+      </w:tr>
+      <w:tr>
+        <w:tblPrEx>
+          <w:tblBorders>
+            <w:top w:val="none" w:color="auto" w:sz="0" w:space="0"/>
+            <w:left w:val="none" w:color="auto" w:sz="0" w:space="0"/>
+            <w:bottom w:val="none" w:color="auto" w:sz="0" w:space="0"/>
+            <w:right w:val="none" w:color="auto" w:sz="0" w:space="0"/>
+            <w:insideH w:val="none" w:color="auto" w:sz="0" w:space="0"/>
+            <w:insideV w:val="none" w:color="auto" w:sz="0" w:space="0"/>
+          </w:tblBorders>
+          <w:shd w:val="clear" w:color="auto" w:fill="auto"/>
+          <w:tblCellMar>
+            <w:top w:w="15" w:type="dxa"/>
+            <w:left w:w="15" w:type="dxa"/>
+            <w:bottom w:w="15" w:type="dxa"/>
+            <w:right w:w="15" w:type="dxa"/>
+          </w:tblCellMar>
+        </w:tblPrEx>
+        <w:trPr>
+          <w:tblCellSpacing w:w="15" w:type="dxa"/>
+        </w:trPr>
+        <w:tc>
+          <w:tcPr>
+            <w:tcW w:w="0" w:type="auto"/>
+            <w:shd w:val="clear" w:color="auto" w:fill="auto"/>
+            <w:vAlign w:val="center"/>
+          </w:tcPr>
+          <w:p>
+            <w:pPr>
+              <w:keepNext w:val="0"/>
+              <w:keepLines w:val="0"/>
+              <w:widowControl/>
+              <w:suppressLineNumbers w:val="0"/>
+              <w:jc w:val="left"/>
+              <w:rPr>
+                <w:rFonts w:hint="default" w:ascii="Arial" w:hAnsi="Arial" w:cs="Arial"/>
+                <w:sz w:val="28"/>
+                <w:szCs w:val="28"/>
+              </w:rPr>
+            </w:pPr>
+            <w:r>
+              <w:rPr>
+                <w:rFonts w:hint="default" w:ascii="Arial" w:hAnsi="Arial" w:eastAsia="SimSun" w:cs="Arial"/>
+                <w:kern w:val="0"/>
+                <w:sz w:val="28"/>
+                <w:szCs w:val="28"/>
+                <w:lang w:val="en-US" w:eastAsia="zh-CN" w:bidi="ar"/>
+              </w:rPr>
+              <w:t>14</w:t>
+            </w:r>
+          </w:p>
+        </w:tc>
+        <w:tc>
+          <w:tcPr>
+            <w:tcW w:w="0" w:type="auto"/>
+            <w:shd w:val="clear" w:color="auto" w:fill="auto"/>
+            <w:vAlign w:val="center"/>
+          </w:tcPr>
+          <w:p>
+            <w:pPr>
+              <w:keepNext w:val="0"/>
+              <w:keepLines w:val="0"/>
+              <w:widowControl/>
+              <w:suppressLineNumbers w:val="0"/>
+              <w:jc w:val="left"/>
+              <w:rPr>
+                <w:rFonts w:hint="default" w:ascii="Arial" w:hAnsi="Arial" w:cs="Arial"/>
+                <w:sz w:val="28"/>
+                <w:szCs w:val="28"/>
+              </w:rPr>
+            </w:pPr>
+            <w:r>
+              <w:rPr>
+                <w:rFonts w:hint="default" w:ascii="Arial" w:hAnsi="Arial" w:eastAsia="SimSun" w:cs="Arial"/>
+                <w:kern w:val="0"/>
+                <w:sz w:val="28"/>
+                <w:szCs w:val="28"/>
+                <w:lang w:val="en-US" w:eastAsia="zh-CN" w:bidi="ar"/>
+              </w:rPr>
+              <w:t>Connection Keep-Alive</w:t>
+            </w:r>
+          </w:p>
+        </w:tc>
+        <w:tc>
+          <w:tcPr>
+            <w:tcW w:w="0" w:type="auto"/>
+            <w:shd w:val="clear" w:color="auto" w:fill="auto"/>
+            <w:vAlign w:val="center"/>
+          </w:tcPr>
+          <w:p>
+            <w:pPr>
+              <w:keepNext w:val="0"/>
+              <w:keepLines w:val="0"/>
+              <w:widowControl/>
+              <w:suppressLineNumbers w:val="0"/>
+              <w:jc w:val="left"/>
+              <w:rPr>
+                <w:rFonts w:hint="default" w:ascii="Arial" w:hAnsi="Arial" w:cs="Arial"/>
+                <w:sz w:val="28"/>
+                <w:szCs w:val="28"/>
+              </w:rPr>
+            </w:pPr>
+            <w:r>
+              <w:rPr>
+                <w:rFonts w:hint="default" w:ascii="Arial" w:hAnsi="Arial" w:eastAsia="SimSun" w:cs="Arial"/>
+                <w:kern w:val="0"/>
+                <w:sz w:val="28"/>
+                <w:szCs w:val="28"/>
+                <w:lang w:val="en-US" w:eastAsia="zh-CN" w:bidi="ar"/>
+              </w:rPr>
+              <w:t>Set appropriate connection timeout values</w:t>
+            </w:r>
+          </w:p>
+        </w:tc>
+      </w:tr>
+      <w:tr>
+        <w:tblPrEx>
+          <w:tblBorders>
+            <w:top w:val="none" w:color="auto" w:sz="0" w:space="0"/>
+            <w:left w:val="none" w:color="auto" w:sz="0" w:space="0"/>
+            <w:bottom w:val="none" w:color="auto" w:sz="0" w:space="0"/>
+            <w:right w:val="none" w:color="auto" w:sz="0" w:space="0"/>
+            <w:insideH w:val="none" w:color="auto" w:sz="0" w:space="0"/>
+            <w:insideV w:val="none" w:color="auto" w:sz="0" w:space="0"/>
+          </w:tblBorders>
+          <w:shd w:val="clear" w:color="auto" w:fill="auto"/>
+          <w:tblCellMar>
+            <w:top w:w="15" w:type="dxa"/>
+            <w:left w:w="15" w:type="dxa"/>
+            <w:bottom w:w="15" w:type="dxa"/>
+            <w:right w:w="15" w:type="dxa"/>
+          </w:tblCellMar>
+        </w:tblPrEx>
+        <w:trPr>
+          <w:tblCellSpacing w:w="15" w:type="dxa"/>
+        </w:trPr>
+        <w:tc>
+          <w:tcPr>
+            <w:tcW w:w="0" w:type="auto"/>
+            <w:shd w:val="clear" w:color="auto" w:fill="auto"/>
+            <w:vAlign w:val="center"/>
+          </w:tcPr>
+          <w:p>
+            <w:pPr>
+              <w:keepNext w:val="0"/>
+              <w:keepLines w:val="0"/>
+              <w:widowControl/>
+              <w:suppressLineNumbers w:val="0"/>
+              <w:jc w:val="left"/>
+              <w:rPr>
+                <w:rFonts w:hint="default" w:ascii="Arial" w:hAnsi="Arial" w:cs="Arial"/>
+                <w:sz w:val="28"/>
+                <w:szCs w:val="28"/>
+              </w:rPr>
+            </w:pPr>
+            <w:r>
+              <w:rPr>
+                <w:rFonts w:hint="default" w:ascii="Arial" w:hAnsi="Arial" w:eastAsia="SimSun" w:cs="Arial"/>
+                <w:kern w:val="0"/>
+                <w:sz w:val="28"/>
+                <w:szCs w:val="28"/>
+                <w:lang w:val="en-US" w:eastAsia="zh-CN" w:bidi="ar"/>
+              </w:rPr>
+              <w:t>15</w:t>
+            </w:r>
+          </w:p>
+        </w:tc>
+        <w:tc>
+          <w:tcPr>
+            <w:tcW w:w="0" w:type="auto"/>
+            <w:shd w:val="clear" w:color="auto" w:fill="auto"/>
+            <w:vAlign w:val="center"/>
+          </w:tcPr>
+          <w:p>
+            <w:pPr>
+              <w:keepNext w:val="0"/>
+              <w:keepLines w:val="0"/>
+              <w:widowControl/>
+              <w:suppressLineNumbers w:val="0"/>
+              <w:jc w:val="left"/>
+              <w:rPr>
+                <w:rFonts w:hint="default" w:ascii="Arial" w:hAnsi="Arial" w:cs="Arial"/>
+                <w:sz w:val="28"/>
+                <w:szCs w:val="28"/>
+              </w:rPr>
+            </w:pPr>
+            <w:r>
+              <w:rPr>
+                <w:rFonts w:hint="default" w:ascii="Arial" w:hAnsi="Arial" w:eastAsia="SimSun" w:cs="Arial"/>
+                <w:kern w:val="0"/>
+                <w:sz w:val="28"/>
+                <w:szCs w:val="28"/>
+                <w:lang w:val="en-US" w:eastAsia="zh-CN" w:bidi="ar"/>
+              </w:rPr>
+              <w:t>Response Size Visible</w:t>
+            </w:r>
+          </w:p>
+        </w:tc>
+        <w:tc>
+          <w:tcPr>
+            <w:tcW w:w="0" w:type="auto"/>
+            <w:shd w:val="clear" w:color="auto" w:fill="auto"/>
+            <w:vAlign w:val="center"/>
+          </w:tcPr>
+          <w:p>
+            <w:pPr>
+              <w:keepNext w:val="0"/>
+              <w:keepLines w:val="0"/>
+              <w:widowControl/>
+              <w:suppressLineNumbers w:val="0"/>
+              <w:jc w:val="left"/>
+              <w:rPr>
+                <w:rFonts w:hint="default" w:ascii="Arial" w:hAnsi="Arial" w:cs="Arial"/>
+                <w:sz w:val="28"/>
+                <w:szCs w:val="28"/>
+              </w:rPr>
+            </w:pPr>
+            <w:r>
+              <w:rPr>
+                <w:rFonts w:hint="default" w:ascii="Arial" w:hAnsi="Arial" w:eastAsia="SimSun" w:cs="Arial"/>
+                <w:kern w:val="0"/>
+                <w:sz w:val="28"/>
+                <w:szCs w:val="28"/>
+                <w:lang w:val="en-US" w:eastAsia="zh-CN" w:bidi="ar"/>
+              </w:rPr>
+              <w:t>Minimize exposed response metadata</w:t>
+            </w:r>
+          </w:p>
+        </w:tc>
+      </w:tr>
+    </w:tbl>
+    <w:p>
+      <w:pPr>
+        <w:pStyle w:val="2"/>
+        <w:keepNext w:val="0"/>
+        <w:keepLines w:val="0"/>
+        <w:widowControl/>
+        <w:suppressLineNumbers w:val="0"/>
+        <w:rPr>
+          <w:rFonts w:hint="default" w:ascii="Arial" w:hAnsi="Arial" w:cs="Arial"/>
+          <w:sz w:val="28"/>
+          <w:szCs w:val="28"/>
+        </w:rPr>
+      </w:pPr>
+      <w:r>
+        <w:rPr>
+          <w:rFonts w:hint="default" w:ascii="Arial" w:hAnsi="Arial" w:cs="Arial"/>
+          <w:sz w:val="28"/>
+          <w:szCs w:val="28"/>
+        </w:rPr>
+        <w:t>General API Security Recommendations:</w:t>
+      </w:r>
+    </w:p>
+    <w:p>
+      <w:pPr>
+        <w:pStyle w:val="2"/>
+        <w:keepNext w:val="0"/>
+        <w:keepLines w:val="0"/>
+        <w:widowControl/>
+        <w:suppressLineNumbers w:val="0"/>
+        <w:rPr>
+          <w:rFonts w:hint="default" w:ascii="Arial" w:hAnsi="Arial" w:cs="Arial"/>
+          <w:sz w:val="28"/>
+          <w:szCs w:val="28"/>
+        </w:rPr>
+      </w:pPr>
+      <w:r>
+        <w:rPr>
+          <w:rFonts w:hint="default" w:ascii="Arial" w:hAnsi="Arial" w:cs="Arial"/>
+          <w:b w:val="0"/>
+          <w:bCs w:val="0"/>
+          <w:sz w:val="28"/>
+          <w:szCs w:val="28"/>
+        </w:rPr>
+        <w:t xml:space="preserve">Always implement </w:t>
+      </w:r>
+      <w:r>
+        <w:rPr>
+          <w:rStyle w:val="11"/>
+          <w:rFonts w:hint="default" w:ascii="Arial" w:hAnsi="Arial" w:cs="Arial"/>
+          <w:b w:val="0"/>
+          <w:bCs w:val="0"/>
+          <w:sz w:val="28"/>
+          <w:szCs w:val="28"/>
+        </w:rPr>
+        <w:t>authentication and authorization</w:t>
+      </w:r>
+      <w:r>
+        <w:rPr>
+          <w:rFonts w:hint="default" w:ascii="Arial" w:hAnsi="Arial" w:cs="Arial"/>
+          <w:b w:val="0"/>
+          <w:bCs w:val="0"/>
+          <w:sz w:val="28"/>
+          <w:szCs w:val="28"/>
+        </w:rPr>
+        <w:t xml:space="preserve"> on all API endpoints</w:t>
+      </w:r>
+      <w:r>
+        <w:rPr>
+          <w:rFonts w:hint="default" w:ascii="Arial" w:hAnsi="Arial" w:cs="Arial"/>
+          <w:b w:val="0"/>
+          <w:bCs w:val="0"/>
+          <w:sz w:val="28"/>
+          <w:szCs w:val="28"/>
+          <w:lang w:val="en-IN"/>
+        </w:rPr>
+        <w:t xml:space="preserve"> , Foll</w:t>
+      </w:r>
+      <w:r>
+        <w:rPr>
+          <w:rFonts w:hint="default" w:ascii="Arial" w:hAnsi="Arial" w:cs="Arial"/>
+          <w:b w:val="0"/>
+          <w:bCs w:val="0"/>
+          <w:sz w:val="28"/>
+          <w:szCs w:val="28"/>
+        </w:rPr>
+        <w:t xml:space="preserve">ow </w:t>
+      </w:r>
+      <w:r>
+        <w:rPr>
+          <w:rStyle w:val="11"/>
+          <w:rFonts w:hint="default" w:ascii="Arial" w:hAnsi="Arial" w:cs="Arial"/>
+          <w:b w:val="0"/>
+          <w:bCs w:val="0"/>
+          <w:sz w:val="28"/>
+          <w:szCs w:val="28"/>
+        </w:rPr>
+        <w:t>OWASP API Security Top 10</w:t>
+      </w:r>
+      <w:r>
+        <w:rPr>
+          <w:rFonts w:hint="default" w:ascii="Arial" w:hAnsi="Arial" w:cs="Arial"/>
+          <w:b w:val="0"/>
+          <w:bCs w:val="0"/>
+          <w:sz w:val="28"/>
+          <w:szCs w:val="28"/>
+        </w:rPr>
+        <w:t xml:space="preserve"> guidelines</w:t>
+      </w:r>
+      <w:r>
+        <w:rPr>
+          <w:rFonts w:hint="default" w:ascii="Arial" w:hAnsi="Arial" w:cs="Arial"/>
+          <w:b w:val="0"/>
+          <w:bCs w:val="0"/>
+          <w:sz w:val="28"/>
+          <w:szCs w:val="28"/>
+          <w:lang w:val="en-IN"/>
+        </w:rPr>
+        <w:t xml:space="preserve">, </w:t>
+      </w:r>
+      <w:r>
+        <w:rPr>
+          <w:rFonts w:hint="default" w:ascii="Arial" w:hAnsi="Arial" w:cs="Arial"/>
+          <w:b w:val="0"/>
+          <w:bCs w:val="0"/>
+          <w:sz w:val="28"/>
+          <w:szCs w:val="28"/>
+        </w:rPr>
+        <w:t xml:space="preserve">Perform </w:t>
+      </w:r>
+      <w:r>
+        <w:rPr>
+          <w:rStyle w:val="11"/>
+          <w:rFonts w:hint="default" w:ascii="Arial" w:hAnsi="Arial" w:cs="Arial"/>
+          <w:b w:val="0"/>
+          <w:bCs w:val="0"/>
+          <w:sz w:val="28"/>
+          <w:szCs w:val="28"/>
+        </w:rPr>
+        <w:t>regular API security testing</w:t>
+      </w:r>
+      <w:r>
+        <w:rPr>
+          <w:rFonts w:hint="default" w:ascii="Arial" w:hAnsi="Arial" w:cs="Arial"/>
+          <w:b w:val="0"/>
+          <w:bCs w:val="0"/>
+          <w:sz w:val="28"/>
+          <w:szCs w:val="28"/>
+        </w:rPr>
+        <w:t xml:space="preserve"> using tools like Postman and OWASP ZAP</w:t>
+      </w:r>
+      <w:r>
+        <w:rPr>
+          <w:rFonts w:hint="default" w:ascii="Arial" w:hAnsi="Arial" w:cs="Arial"/>
+          <w:b w:val="0"/>
+          <w:bCs w:val="0"/>
+          <w:sz w:val="28"/>
+          <w:szCs w:val="28"/>
+          <w:lang w:val="en-IN"/>
+        </w:rPr>
+        <w:t xml:space="preserve"> , </w:t>
+      </w:r>
+      <w:r>
+        <w:rPr>
+          <w:rFonts w:hint="default" w:ascii="Arial" w:hAnsi="Arial" w:cs="Arial"/>
+          <w:b w:val="0"/>
+          <w:bCs w:val="0"/>
+          <w:sz w:val="28"/>
+          <w:szCs w:val="28"/>
+        </w:rPr>
+        <w:t xml:space="preserve">Implement </w:t>
+      </w:r>
+      <w:r>
+        <w:rPr>
+          <w:rStyle w:val="11"/>
+          <w:rFonts w:hint="default" w:ascii="Arial" w:hAnsi="Arial" w:cs="Arial"/>
+          <w:b w:val="0"/>
+          <w:bCs w:val="0"/>
+          <w:sz w:val="28"/>
+          <w:szCs w:val="28"/>
+        </w:rPr>
+        <w:t>input validation</w:t>
+      </w:r>
+      <w:r>
+        <w:rPr>
+          <w:rFonts w:hint="default" w:ascii="Arial" w:hAnsi="Arial" w:cs="Arial"/>
+          <w:b w:val="0"/>
+          <w:bCs w:val="0"/>
+          <w:sz w:val="28"/>
+          <w:szCs w:val="28"/>
+        </w:rPr>
+        <w:t xml:space="preserve"> on all API parameters</w:t>
+      </w:r>
+      <w:r>
+        <w:rPr>
+          <w:rFonts w:hint="default" w:ascii="Arial" w:hAnsi="Arial" w:cs="Arial"/>
+          <w:b w:val="0"/>
+          <w:bCs w:val="0"/>
+          <w:sz w:val="28"/>
+          <w:szCs w:val="28"/>
+          <w:lang w:val="en-IN"/>
+        </w:rPr>
+        <w:t xml:space="preserve"> , </w:t>
+      </w:r>
+      <w:r>
+        <w:rPr>
+          <w:rFonts w:hint="default" w:ascii="Arial" w:hAnsi="Arial" w:cs="Arial"/>
+          <w:b w:val="0"/>
+          <w:bCs w:val="0"/>
+          <w:sz w:val="28"/>
+          <w:szCs w:val="28"/>
+        </w:rPr>
+        <w:t xml:space="preserve">Use </w:t>
+      </w:r>
+      <w:r>
+        <w:rPr>
+          <w:rStyle w:val="11"/>
+          <w:rFonts w:hint="default" w:ascii="Arial" w:hAnsi="Arial" w:cs="Arial"/>
+          <w:b w:val="0"/>
+          <w:bCs w:val="0"/>
+          <w:sz w:val="28"/>
+          <w:szCs w:val="28"/>
+        </w:rPr>
+        <w:t>HTTPS</w:t>
+      </w:r>
+      <w:r>
+        <w:rPr>
+          <w:rFonts w:hint="default" w:ascii="Arial" w:hAnsi="Arial" w:cs="Arial"/>
+          <w:b w:val="0"/>
+          <w:bCs w:val="0"/>
+          <w:sz w:val="28"/>
+          <w:szCs w:val="28"/>
+        </w:rPr>
+        <w:t xml:space="preserve"> for all API communications</w:t>
+      </w:r>
+      <w:r>
+        <w:rPr>
+          <w:rFonts w:hint="default" w:ascii="Arial" w:hAnsi="Arial" w:cs="Arial"/>
+          <w:b w:val="0"/>
+          <w:bCs w:val="0"/>
+          <w:sz w:val="28"/>
+          <w:szCs w:val="28"/>
+          <w:lang w:val="en-IN"/>
+        </w:rPr>
+        <w:t xml:space="preserve"> , </w:t>
+      </w:r>
+      <w:r>
+        <w:rPr>
+          <w:rFonts w:hint="default" w:ascii="Arial" w:hAnsi="Arial" w:cs="Arial"/>
+          <w:b w:val="0"/>
+          <w:bCs w:val="0"/>
+          <w:sz w:val="28"/>
+          <w:szCs w:val="28"/>
+        </w:rPr>
+        <w:t xml:space="preserve">Apply </w:t>
+      </w:r>
+      <w:r>
+        <w:rPr>
+          <w:rStyle w:val="11"/>
+          <w:rFonts w:hint="default" w:ascii="Arial" w:hAnsi="Arial" w:cs="Arial"/>
+          <w:b w:val="0"/>
+          <w:bCs w:val="0"/>
+          <w:sz w:val="28"/>
+          <w:szCs w:val="28"/>
+        </w:rPr>
+        <w:t>principle of least privilege</w:t>
+      </w:r>
+      <w:r>
+        <w:rPr>
+          <w:rFonts w:hint="default" w:ascii="Arial" w:hAnsi="Arial" w:cs="Arial"/>
+          <w:b w:val="0"/>
+          <w:bCs w:val="0"/>
+          <w:sz w:val="28"/>
+          <w:szCs w:val="28"/>
+        </w:rPr>
+        <w:t xml:space="preserve"> — return only data the user needs</w:t>
+      </w:r>
+    </w:p>
+    <w:p>
+      <w:pPr>
+        <w:pStyle w:val="2"/>
+        <w:keepNext w:val="0"/>
+        <w:keepLines w:val="0"/>
+        <w:widowControl/>
+        <w:suppressLineNumbers w:val="0"/>
+        <w:rPr>
+          <w:rFonts w:hint="default" w:ascii="Arial" w:hAnsi="Arial" w:cs="Arial"/>
+          <w:sz w:val="28"/>
+          <w:szCs w:val="28"/>
+        </w:rPr>
+      </w:pPr>
+      <w:r>
+        <w:rPr>
+          <w:rFonts w:hint="default" w:ascii="Arial" w:hAnsi="Arial" w:cs="Arial"/>
+          <w:sz w:val="28"/>
+          <w:szCs w:val="28"/>
+        </w:rPr>
+        <w:t>7. Conclusion</w:t>
+      </w:r>
+    </w:p>
+    <w:p>
+      <w:pPr>
+        <w:pStyle w:val="10"/>
+        <w:keepNext w:val="0"/>
+        <w:keepLines w:val="0"/>
+        <w:widowControl/>
+        <w:suppressLineNumbers w:val="0"/>
+        <w:spacing w:before="0" w:beforeAutospacing="1" w:after="0" w:afterAutospacing="1"/>
+        <w:ind w:left="0" w:right="0"/>
+        <w:rPr>
+          <w:rFonts w:hint="default" w:ascii="Arial" w:hAnsi="Arial" w:cs="Arial"/>
+          <w:sz w:val="28"/>
+          <w:szCs w:val="28"/>
+        </w:rPr>
+      </w:pPr>
+      <w:r>
+        <w:rPr>
+          <w:rFonts w:hint="default" w:ascii="Arial" w:hAnsi="Arial" w:cs="Arial"/>
+          <w:sz w:val="28"/>
+          <w:szCs w:val="28"/>
+        </w:rPr>
+        <w:t xml:space="preserve">In this API Security Risk Analysis, I analyzed </w:t>
+      </w:r>
+      <w:r>
+        <w:rPr>
+          <w:rStyle w:val="11"/>
+          <w:rFonts w:hint="default" w:ascii="Arial" w:hAnsi="Arial" w:cs="Arial"/>
+          <w:sz w:val="28"/>
+          <w:szCs w:val="28"/>
+        </w:rPr>
+        <w:fldChar w:fldCharType="begin"/>
+      </w:r>
+      <w:r>
+        <w:rPr>
+          <w:rStyle w:val="11"/>
+          <w:rFonts w:hint="default" w:ascii="Arial" w:hAnsi="Arial" w:cs="Arial"/>
+          <w:sz w:val="28"/>
+          <w:szCs w:val="28"/>
+        </w:rPr>
+        <w:instrText xml:space="preserve"> HYPERLINK "https://jsonplaceholder.typicode.com/users" </w:instrText>
+      </w:r>
+      <w:r>
+        <w:rPr>
+          <w:rStyle w:val="11"/>
+          <w:rFonts w:hint="default" w:ascii="Arial" w:hAnsi="Arial" w:cs="Arial"/>
+          <w:sz w:val="28"/>
+          <w:szCs w:val="28"/>
+        </w:rPr>
+        <w:fldChar w:fldCharType="separate"/>
+      </w:r>
+      <w:r>
+        <w:rPr>
+          <w:rStyle w:val="9"/>
+          <w:rFonts w:hint="default" w:ascii="Arial" w:hAnsi="Arial" w:cs="Arial"/>
+          <w:sz w:val="28"/>
+          <w:szCs w:val="28"/>
+        </w:rPr>
+        <w:t>https://jsonplaceholder.typicode.com/users</w:t>
+      </w:r>
+      <w:r>
+        <w:rPr>
+          <w:rStyle w:val="11"/>
+          <w:rFonts w:hint="default" w:ascii="Arial" w:hAnsi="Arial" w:cs="Arial"/>
+          <w:sz w:val="28"/>
+          <w:szCs w:val="28"/>
+        </w:rPr>
+        <w:fldChar w:fldCharType="end"/>
+      </w:r>
+      <w:r>
+        <w:rPr>
+          <w:rFonts w:hint="default" w:ascii="Arial" w:hAnsi="Arial" w:cs="Arial"/>
+          <w:sz w:val="28"/>
+          <w:szCs w:val="28"/>
+        </w:rPr>
+        <w:t xml:space="preserve"> using Postman Web. A total of </w:t>
+      </w:r>
+      <w:r>
+        <w:rPr>
+          <w:rStyle w:val="11"/>
+          <w:rFonts w:hint="default" w:ascii="Arial" w:hAnsi="Arial" w:cs="Arial"/>
+          <w:sz w:val="28"/>
+          <w:szCs w:val="28"/>
+        </w:rPr>
+        <w:t>15 security findings</w:t>
+      </w:r>
+      <w:r>
+        <w:rPr>
+          <w:rFonts w:hint="default" w:ascii="Arial" w:hAnsi="Arial" w:cs="Arial"/>
+          <w:sz w:val="28"/>
+          <w:szCs w:val="28"/>
+        </w:rPr>
+        <w:t xml:space="preserve"> were identified — 5 High Risk, 8 Medium Risk, and 2 Low Risk.</w:t>
+      </w:r>
+    </w:p>
+    <w:p>
+      <w:pPr>
+        <w:pStyle w:val="10"/>
+        <w:keepNext w:val="0"/>
+        <w:keepLines w:val="0"/>
+        <w:widowControl/>
+        <w:suppressLineNumbers w:val="0"/>
+        <w:spacing w:before="0" w:beforeAutospacing="1" w:after="0" w:afterAutospacing="1"/>
+        <w:ind w:left="0" w:right="0"/>
+        <w:rPr>
+          <w:rFonts w:hint="default" w:ascii="Arial" w:hAnsi="Arial" w:cs="Arial"/>
+          <w:sz w:val="28"/>
+          <w:szCs w:val="28"/>
+        </w:rPr>
+      </w:pPr>
+      <w:r>
+        <w:rPr>
+          <w:rFonts w:hint="default" w:ascii="Arial" w:hAnsi="Arial" w:cs="Arial"/>
+          <w:sz w:val="28"/>
+          <w:szCs w:val="28"/>
+        </w:rPr>
+        <w:t xml:space="preserve">The most critical issues are the </w:t>
+      </w:r>
+      <w:r>
+        <w:rPr>
+          <w:rStyle w:val="11"/>
+          <w:rFonts w:hint="default" w:ascii="Arial" w:hAnsi="Arial" w:cs="Arial"/>
+          <w:sz w:val="28"/>
+          <w:szCs w:val="28"/>
+        </w:rPr>
+        <w:t>missing authentication</w:t>
+      </w:r>
+      <w:r>
+        <w:rPr>
+          <w:rFonts w:hint="default" w:ascii="Arial" w:hAnsi="Arial" w:cs="Arial"/>
+          <w:sz w:val="28"/>
+          <w:szCs w:val="28"/>
+        </w:rPr>
+        <w:t xml:space="preserve">, </w:t>
+      </w:r>
+      <w:r>
+        <w:rPr>
+          <w:rStyle w:val="11"/>
+          <w:rFonts w:hint="default" w:ascii="Arial" w:hAnsi="Arial" w:cs="Arial"/>
+          <w:sz w:val="28"/>
+          <w:szCs w:val="28"/>
+        </w:rPr>
+        <w:t>exposed personal data</w:t>
+      </w:r>
+      <w:r>
+        <w:rPr>
+          <w:rFonts w:hint="default" w:ascii="Arial" w:hAnsi="Arial" w:cs="Arial"/>
+          <w:sz w:val="28"/>
+          <w:szCs w:val="28"/>
+        </w:rPr>
+        <w:t xml:space="preserve">, and </w:t>
+      </w:r>
+      <w:r>
+        <w:rPr>
+          <w:rStyle w:val="11"/>
+          <w:rFonts w:hint="default" w:ascii="Arial" w:hAnsi="Arial" w:cs="Arial"/>
+          <w:sz w:val="28"/>
+          <w:szCs w:val="28"/>
+        </w:rPr>
+        <w:t>insecure CORS configuration</w:t>
+      </w:r>
+      <w:r>
+        <w:rPr>
+          <w:rFonts w:hint="default" w:ascii="Arial" w:hAnsi="Arial" w:cs="Arial"/>
+          <w:sz w:val="28"/>
+          <w:szCs w:val="28"/>
+        </w:rPr>
+        <w:t>. These vulnerabilities allow anyone to access sensitive user information without any login or authorization — posing serious privacy and security risks.</w:t>
+      </w:r>
+    </w:p>
+    <w:p>
+      <w:pPr>
+        <w:pStyle w:val="10"/>
+        <w:keepNext w:val="0"/>
+        <w:keepLines w:val="0"/>
+        <w:widowControl/>
+        <w:suppressLineNumbers w:val="0"/>
+        <w:spacing w:before="0" w:beforeAutospacing="1" w:after="0" w:afterAutospacing="1"/>
+        <w:ind w:left="0" w:right="0"/>
+        <w:rPr>
+          <w:rFonts w:hint="default" w:ascii="Arial" w:hAnsi="Arial" w:cs="Arial"/>
+          <w:sz w:val="28"/>
+          <w:szCs w:val="28"/>
+        </w:rPr>
+      </w:pPr>
+      <w:r>
+        <w:rPr>
+          <w:rFonts w:hint="default" w:ascii="Arial" w:hAnsi="Arial" w:cs="Arial"/>
+          <w:sz w:val="28"/>
+          <w:szCs w:val="28"/>
+        </w:rPr>
+        <w:t>Immediate action should be taken to implement proper authentication, restrict CORS policy, and reduce rate limiting to protect user data from unauthorized access.</w:t>
+      </w:r>
+    </w:p>
+    <w:p>
+      <w:pPr>
+        <w:keepNext w:val="0"/>
+        <w:keepLines w:val="0"/>
+        <w:widowControl/>
+        <w:suppressLineNumbers w:val="0"/>
+        <w:rPr>
+          <w:rFonts w:hint="default" w:ascii="Arial" w:hAnsi="Arial" w:cs="Arial"/>
+          <w:sz w:val="28"/>
+          <w:szCs w:val="28"/>
+        </w:rPr>
+      </w:pPr>
+    </w:p>
+    <w:p>
+      <w:pPr>
+        <w:pStyle w:val="2"/>
+        <w:keepNext w:val="0"/>
+        <w:keepLines w:val="0"/>
+        <w:widowControl/>
+        <w:suppressLineNumbers w:val="0"/>
+        <w:rPr>
+          <w:rFonts w:hint="default" w:ascii="Arial" w:hAnsi="Arial" w:cs="Arial"/>
+          <w:sz w:val="28"/>
+          <w:szCs w:val="28"/>
+        </w:rPr>
+      </w:pPr>
+      <w:r>
+        <w:rPr>
+          <w:rFonts w:hint="default" w:ascii="Arial" w:hAnsi="Arial" w:cs="Arial"/>
+          <w:sz w:val="28"/>
+          <w:szCs w:val="28"/>
+        </w:rPr>
+        <w:t>8. References</w:t>
+      </w:r>
+    </w:p>
+    <w:tbl>
+      <w:tblPr>
+        <w:tblStyle w:val="4"/>
+        <w:tblW w:w="0" w:type="auto"/>
+        <w:tblCellSpacing w:w="15" w:type="dxa"/>
+        <w:tblInd w:w="0" w:type="dxa"/>
+        <w:tblBorders>
+          <w:top w:val="none" w:color="auto" w:sz="0" w:space="0"/>
+          <w:left w:val="none" w:color="auto" w:sz="0" w:space="0"/>
+          <w:bottom w:val="none" w:color="auto" w:sz="0" w:space="0"/>
+          <w:right w:val="none" w:color="auto" w:sz="0" w:space="0"/>
+          <w:insideH w:val="none" w:color="auto" w:sz="0" w:space="0"/>
+          <w:insideV w:val="none" w:color="auto" w:sz="0" w:space="0"/>
+        </w:tblBorders>
+        <w:shd w:val="clear" w:color="auto" w:fill="auto"/>
+        <w:tblLayout w:type="autofit"/>
+        <w:tblCellMar>
+          <w:top w:w="15" w:type="dxa"/>
+          <w:left w:w="15" w:type="dxa"/>
+          <w:bottom w:w="15" w:type="dxa"/>
+          <w:right w:w="15" w:type="dxa"/>
+        </w:tblCellMar>
+      </w:tblPr>
+      <w:tblGrid>
+        <w:gridCol w:w="2258"/>
+        <w:gridCol w:w="6138"/>
+      </w:tblGrid>
+      <w:tr>
+        <w:tblPrEx>
+          <w:tblBorders>
+            <w:top w:val="none" w:color="auto" w:sz="0" w:space="0"/>
+            <w:left w:val="none" w:color="auto" w:sz="0" w:space="0"/>
+            <w:bottom w:val="none" w:color="auto" w:sz="0" w:space="0"/>
+            <w:right w:val="none" w:color="auto" w:sz="0" w:space="0"/>
+            <w:insideH w:val="none" w:color="auto" w:sz="0" w:space="0"/>
+            <w:insideV w:val="none" w:color="auto" w:sz="0" w:space="0"/>
+          </w:tblBorders>
+          <w:shd w:val="clear" w:color="auto" w:fill="auto"/>
+          <w:tblCellMar>
+            <w:top w:w="15" w:type="dxa"/>
+            <w:left w:w="15" w:type="dxa"/>
+            <w:bottom w:w="15" w:type="dxa"/>
+            <w:right w:w="15" w:type="dxa"/>
+          </w:tblCellMar>
+        </w:tblPrEx>
+        <w:trPr>
+          <w:tblCellSpacing w:w="15" w:type="dxa"/>
+        </w:trPr>
+        <w:tc>
+          <w:tcPr>
+            <w:tcW w:w="0" w:type="auto"/>
+            <w:shd w:val="clear" w:color="auto" w:fill="auto"/>
+            <w:vAlign w:val="center"/>
+          </w:tcPr>
+          <w:p>
+            <w:pPr>
+              <w:keepNext w:val="0"/>
+              <w:keepLines w:val="0"/>
+              <w:widowControl/>
+              <w:suppressLineNumbers w:val="0"/>
+              <w:jc w:val="center"/>
+              <w:rPr>
+                <w:rFonts w:hint="default" w:ascii="Arial" w:hAnsi="Arial" w:cs="Arial"/>
+                <w:b/>
+                <w:bCs/>
+                <w:sz w:val="28"/>
+                <w:szCs w:val="28"/>
+              </w:rPr>
+            </w:pPr>
+            <w:r>
+              <w:rPr>
+                <w:rFonts w:hint="default" w:ascii="Arial" w:hAnsi="Arial" w:eastAsia="SimSun" w:cs="Arial"/>
+                <w:b/>
+                <w:bCs/>
+                <w:kern w:val="0"/>
+                <w:sz w:val="28"/>
+                <w:szCs w:val="28"/>
+                <w:lang w:val="en-US" w:eastAsia="zh-CN" w:bidi="ar"/>
+              </w:rPr>
+              <w:t>Source</w:t>
+            </w:r>
+          </w:p>
+        </w:tc>
+        <w:tc>
+          <w:tcPr>
+            <w:tcW w:w="0" w:type="auto"/>
+            <w:shd w:val="clear" w:color="auto" w:fill="auto"/>
+            <w:vAlign w:val="center"/>
+          </w:tcPr>
+          <w:p>
+            <w:pPr>
+              <w:keepNext w:val="0"/>
+              <w:keepLines w:val="0"/>
+              <w:widowControl/>
+              <w:suppressLineNumbers w:val="0"/>
+              <w:jc w:val="center"/>
+              <w:rPr>
+                <w:rFonts w:hint="default" w:ascii="Arial" w:hAnsi="Arial" w:cs="Arial"/>
+                <w:b/>
+                <w:bCs/>
+                <w:sz w:val="28"/>
+                <w:szCs w:val="28"/>
+              </w:rPr>
+            </w:pPr>
+            <w:r>
+              <w:rPr>
+                <w:rFonts w:hint="default" w:ascii="Arial" w:hAnsi="Arial" w:eastAsia="SimSun" w:cs="Arial"/>
+                <w:b/>
+                <w:bCs/>
+                <w:kern w:val="0"/>
+                <w:sz w:val="28"/>
+                <w:szCs w:val="28"/>
+                <w:lang w:val="en-US" w:eastAsia="zh-CN" w:bidi="ar"/>
+              </w:rPr>
+              <w:t>Details</w:t>
+            </w:r>
+          </w:p>
+        </w:tc>
+      </w:tr>
+      <w:tr>
+        <w:tblPrEx>
+          <w:tblBorders>
+            <w:top w:val="none" w:color="auto" w:sz="0" w:space="0"/>
+            <w:left w:val="none" w:color="auto" w:sz="0" w:space="0"/>
+            <w:bottom w:val="none" w:color="auto" w:sz="0" w:space="0"/>
+            <w:right w:val="none" w:color="auto" w:sz="0" w:space="0"/>
+            <w:insideH w:val="none" w:color="auto" w:sz="0" w:space="0"/>
+            <w:insideV w:val="none" w:color="auto" w:sz="0" w:space="0"/>
+          </w:tblBorders>
+          <w:shd w:val="clear" w:color="auto" w:fill="auto"/>
+          <w:tblCellMar>
+            <w:top w:w="15" w:type="dxa"/>
+            <w:left w:w="15" w:type="dxa"/>
+            <w:bottom w:w="15" w:type="dxa"/>
+            <w:right w:w="15" w:type="dxa"/>
+          </w:tblCellMar>
+        </w:tblPrEx>
+        <w:trPr>
+          <w:tblCellSpacing w:w="15" w:type="dxa"/>
+        </w:trPr>
+        <w:tc>
+          <w:tcPr>
+            <w:tcW w:w="0" w:type="auto"/>
+            <w:shd w:val="clear" w:color="auto" w:fill="auto"/>
             <w:vAlign w:val="center"/>
           </w:tcPr>
           <w:p>
@@ -13559,6 +13209,378 @@
                 <w:szCs w:val="28"/>
                 <w:lang w:val="en-US" w:eastAsia="zh-CN" w:bidi="ar"/>
               </w:rPr>
+              <w:t>Target API</w:t>
+            </w:r>
+          </w:p>
+        </w:tc>
+        <w:tc>
+          <w:tcPr>
+            <w:tcW w:w="0" w:type="auto"/>
+            <w:shd w:val="clear" w:color="auto" w:fill="auto"/>
+            <w:vAlign w:val="center"/>
+          </w:tcPr>
+          <w:p>
+            <w:pPr>
+              <w:keepNext w:val="0"/>
+              <w:keepLines w:val="0"/>
+              <w:widowControl/>
+              <w:suppressLineNumbers w:val="0"/>
+              <w:jc w:val="left"/>
+              <w:rPr>
+                <w:rFonts w:hint="default" w:ascii="Arial" w:hAnsi="Arial" w:cs="Arial"/>
+                <w:sz w:val="28"/>
+                <w:szCs w:val="28"/>
+              </w:rPr>
+            </w:pPr>
+            <w:r>
+              <w:rPr>
+                <w:rFonts w:hint="default" w:ascii="Arial" w:hAnsi="Arial" w:eastAsia="SimSun" w:cs="Arial"/>
+                <w:kern w:val="0"/>
+                <w:sz w:val="28"/>
+                <w:szCs w:val="28"/>
+                <w:lang w:val="en-US" w:eastAsia="zh-CN" w:bidi="ar"/>
+              </w:rPr>
+              <w:fldChar w:fldCharType="begin"/>
+            </w:r>
+            <w:r>
+              <w:rPr>
+                <w:rFonts w:hint="default" w:ascii="Arial" w:hAnsi="Arial" w:eastAsia="SimSun" w:cs="Arial"/>
+                <w:kern w:val="0"/>
+                <w:sz w:val="28"/>
+                <w:szCs w:val="28"/>
+                <w:lang w:val="en-US" w:eastAsia="zh-CN" w:bidi="ar"/>
+              </w:rPr>
+              <w:instrText xml:space="preserve"> HYPERLINK "https://jsonplaceholder.typicode.com" </w:instrText>
+            </w:r>
+            <w:r>
+              <w:rPr>
+                <w:rFonts w:hint="default" w:ascii="Arial" w:hAnsi="Arial" w:eastAsia="SimSun" w:cs="Arial"/>
+                <w:kern w:val="0"/>
+                <w:sz w:val="28"/>
+                <w:szCs w:val="28"/>
+                <w:lang w:val="en-US" w:eastAsia="zh-CN" w:bidi="ar"/>
+              </w:rPr>
+              <w:fldChar w:fldCharType="separate"/>
+            </w:r>
+            <w:r>
+              <w:rPr>
+                <w:rStyle w:val="9"/>
+                <w:rFonts w:hint="default" w:ascii="Arial" w:hAnsi="Arial" w:eastAsia="SimSun" w:cs="Arial"/>
+                <w:sz w:val="28"/>
+                <w:szCs w:val="28"/>
+              </w:rPr>
+              <w:t>https://jsonplaceholder.typicode.com</w:t>
+            </w:r>
+            <w:r>
+              <w:rPr>
+                <w:rFonts w:hint="default" w:ascii="Arial" w:hAnsi="Arial" w:eastAsia="SimSun" w:cs="Arial"/>
+                <w:kern w:val="0"/>
+                <w:sz w:val="28"/>
+                <w:szCs w:val="28"/>
+                <w:lang w:val="en-US" w:eastAsia="zh-CN" w:bidi="ar"/>
+              </w:rPr>
+              <w:fldChar w:fldCharType="end"/>
+            </w:r>
+          </w:p>
+        </w:tc>
+      </w:tr>
+      <w:tr>
+        <w:tblPrEx>
+          <w:tblBorders>
+            <w:top w:val="none" w:color="auto" w:sz="0" w:space="0"/>
+            <w:left w:val="none" w:color="auto" w:sz="0" w:space="0"/>
+            <w:bottom w:val="none" w:color="auto" w:sz="0" w:space="0"/>
+            <w:right w:val="none" w:color="auto" w:sz="0" w:space="0"/>
+            <w:insideH w:val="none" w:color="auto" w:sz="0" w:space="0"/>
+            <w:insideV w:val="none" w:color="auto" w:sz="0" w:space="0"/>
+          </w:tblBorders>
+          <w:shd w:val="clear" w:color="auto" w:fill="auto"/>
+          <w:tblCellMar>
+            <w:top w:w="15" w:type="dxa"/>
+            <w:left w:w="15" w:type="dxa"/>
+            <w:bottom w:w="15" w:type="dxa"/>
+            <w:right w:w="15" w:type="dxa"/>
+          </w:tblCellMar>
+        </w:tblPrEx>
+        <w:trPr>
+          <w:tblCellSpacing w:w="15" w:type="dxa"/>
+        </w:trPr>
+        <w:tc>
+          <w:tcPr>
+            <w:tcW w:w="0" w:type="auto"/>
+            <w:shd w:val="clear" w:color="auto" w:fill="auto"/>
+            <w:vAlign w:val="center"/>
+          </w:tcPr>
+          <w:p>
+            <w:pPr>
+              <w:keepNext w:val="0"/>
+              <w:keepLines w:val="0"/>
+              <w:widowControl/>
+              <w:suppressLineNumbers w:val="0"/>
+              <w:jc w:val="left"/>
+              <w:rPr>
+                <w:rFonts w:hint="default" w:ascii="Arial" w:hAnsi="Arial" w:cs="Arial"/>
+                <w:sz w:val="28"/>
+                <w:szCs w:val="28"/>
+              </w:rPr>
+            </w:pPr>
+            <w:r>
+              <w:rPr>
+                <w:rStyle w:val="11"/>
+                <w:rFonts w:hint="default" w:ascii="Arial" w:hAnsi="Arial" w:eastAsia="SimSun" w:cs="Arial"/>
+                <w:kern w:val="0"/>
+                <w:sz w:val="28"/>
+                <w:szCs w:val="28"/>
+                <w:lang w:val="en-US" w:eastAsia="zh-CN" w:bidi="ar"/>
+              </w:rPr>
+              <w:t>Postman Web</w:t>
+            </w:r>
+          </w:p>
+        </w:tc>
+        <w:tc>
+          <w:tcPr>
+            <w:tcW w:w="0" w:type="auto"/>
+            <w:shd w:val="clear" w:color="auto" w:fill="auto"/>
+            <w:vAlign w:val="center"/>
+          </w:tcPr>
+          <w:p>
+            <w:pPr>
+              <w:keepNext w:val="0"/>
+              <w:keepLines w:val="0"/>
+              <w:widowControl/>
+              <w:suppressLineNumbers w:val="0"/>
+              <w:jc w:val="left"/>
+              <w:rPr>
+                <w:rFonts w:hint="default" w:ascii="Arial" w:hAnsi="Arial" w:cs="Arial"/>
+                <w:sz w:val="28"/>
+                <w:szCs w:val="28"/>
+              </w:rPr>
+            </w:pPr>
+            <w:r>
+              <w:rPr>
+                <w:rFonts w:hint="default" w:ascii="Arial" w:hAnsi="Arial" w:eastAsia="SimSun" w:cs="Arial"/>
+                <w:kern w:val="0"/>
+                <w:sz w:val="28"/>
+                <w:szCs w:val="28"/>
+                <w:lang w:val="en-US" w:eastAsia="zh-CN" w:bidi="ar"/>
+              </w:rPr>
+              <w:fldChar w:fldCharType="begin"/>
+            </w:r>
+            <w:r>
+              <w:rPr>
+                <w:rFonts w:hint="default" w:ascii="Arial" w:hAnsi="Arial" w:eastAsia="SimSun" w:cs="Arial"/>
+                <w:kern w:val="0"/>
+                <w:sz w:val="28"/>
+                <w:szCs w:val="28"/>
+                <w:lang w:val="en-US" w:eastAsia="zh-CN" w:bidi="ar"/>
+              </w:rPr>
+              <w:instrText xml:space="preserve"> HYPERLINK "https://web.postman.co" </w:instrText>
+            </w:r>
+            <w:r>
+              <w:rPr>
+                <w:rFonts w:hint="default" w:ascii="Arial" w:hAnsi="Arial" w:eastAsia="SimSun" w:cs="Arial"/>
+                <w:kern w:val="0"/>
+                <w:sz w:val="28"/>
+                <w:szCs w:val="28"/>
+                <w:lang w:val="en-US" w:eastAsia="zh-CN" w:bidi="ar"/>
+              </w:rPr>
+              <w:fldChar w:fldCharType="separate"/>
+            </w:r>
+            <w:r>
+              <w:rPr>
+                <w:rStyle w:val="9"/>
+                <w:rFonts w:hint="default" w:ascii="Arial" w:hAnsi="Arial" w:eastAsia="SimSun" w:cs="Arial"/>
+                <w:sz w:val="28"/>
+                <w:szCs w:val="28"/>
+              </w:rPr>
+              <w:t>https://web.postman.co</w:t>
+            </w:r>
+            <w:r>
+              <w:rPr>
+                <w:rFonts w:hint="default" w:ascii="Arial" w:hAnsi="Arial" w:eastAsia="SimSun" w:cs="Arial"/>
+                <w:kern w:val="0"/>
+                <w:sz w:val="28"/>
+                <w:szCs w:val="28"/>
+                <w:lang w:val="en-US" w:eastAsia="zh-CN" w:bidi="ar"/>
+              </w:rPr>
+              <w:fldChar w:fldCharType="end"/>
+            </w:r>
+          </w:p>
+        </w:tc>
+      </w:tr>
+      <w:tr>
+        <w:tblPrEx>
+          <w:tblBorders>
+            <w:top w:val="none" w:color="auto" w:sz="0" w:space="0"/>
+            <w:left w:val="none" w:color="auto" w:sz="0" w:space="0"/>
+            <w:bottom w:val="none" w:color="auto" w:sz="0" w:space="0"/>
+            <w:right w:val="none" w:color="auto" w:sz="0" w:space="0"/>
+            <w:insideH w:val="none" w:color="auto" w:sz="0" w:space="0"/>
+            <w:insideV w:val="none" w:color="auto" w:sz="0" w:space="0"/>
+          </w:tblBorders>
+          <w:shd w:val="clear" w:color="auto" w:fill="auto"/>
+          <w:tblCellMar>
+            <w:top w:w="15" w:type="dxa"/>
+            <w:left w:w="15" w:type="dxa"/>
+            <w:bottom w:w="15" w:type="dxa"/>
+            <w:right w:w="15" w:type="dxa"/>
+          </w:tblCellMar>
+        </w:tblPrEx>
+        <w:trPr>
+          <w:tblCellSpacing w:w="15" w:type="dxa"/>
+        </w:trPr>
+        <w:tc>
+          <w:tcPr>
+            <w:tcW w:w="0" w:type="auto"/>
+            <w:shd w:val="clear" w:color="auto" w:fill="auto"/>
+            <w:vAlign w:val="center"/>
+          </w:tcPr>
+          <w:p>
+            <w:pPr>
+              <w:keepNext w:val="0"/>
+              <w:keepLines w:val="0"/>
+              <w:widowControl/>
+              <w:suppressLineNumbers w:val="0"/>
+              <w:jc w:val="left"/>
+              <w:rPr>
+                <w:rFonts w:hint="default" w:ascii="Arial" w:hAnsi="Arial" w:cs="Arial"/>
+                <w:sz w:val="28"/>
+                <w:szCs w:val="28"/>
+              </w:rPr>
+            </w:pPr>
+            <w:r>
+              <w:rPr>
+                <w:rStyle w:val="11"/>
+                <w:rFonts w:hint="default" w:ascii="Arial" w:hAnsi="Arial" w:eastAsia="SimSun" w:cs="Arial"/>
+                <w:kern w:val="0"/>
+                <w:sz w:val="28"/>
+                <w:szCs w:val="28"/>
+                <w:lang w:val="en-US" w:eastAsia="zh-CN" w:bidi="ar"/>
+              </w:rPr>
+              <w:t>OWASP API Security</w:t>
+            </w:r>
+          </w:p>
+        </w:tc>
+        <w:tc>
+          <w:tcPr>
+            <w:tcW w:w="0" w:type="auto"/>
+            <w:shd w:val="clear" w:color="auto" w:fill="auto"/>
+            <w:vAlign w:val="center"/>
+          </w:tcPr>
+          <w:p>
+            <w:pPr>
+              <w:keepNext w:val="0"/>
+              <w:keepLines w:val="0"/>
+              <w:widowControl/>
+              <w:suppressLineNumbers w:val="0"/>
+              <w:jc w:val="left"/>
+              <w:rPr>
+                <w:rFonts w:hint="default" w:ascii="Arial" w:hAnsi="Arial" w:cs="Arial"/>
+                <w:sz w:val="28"/>
+                <w:szCs w:val="28"/>
+              </w:rPr>
+            </w:pPr>
+            <w:r>
+              <w:rPr>
+                <w:rFonts w:hint="default" w:ascii="Arial" w:hAnsi="Arial" w:eastAsia="SimSun" w:cs="Arial"/>
+                <w:kern w:val="0"/>
+                <w:sz w:val="28"/>
+                <w:szCs w:val="28"/>
+                <w:lang w:val="en-US" w:eastAsia="zh-CN" w:bidi="ar"/>
+              </w:rPr>
+              <w:fldChar w:fldCharType="begin"/>
+            </w:r>
+            <w:r>
+              <w:rPr>
+                <w:rFonts w:hint="default" w:ascii="Arial" w:hAnsi="Arial" w:eastAsia="SimSun" w:cs="Arial"/>
+                <w:kern w:val="0"/>
+                <w:sz w:val="28"/>
+                <w:szCs w:val="28"/>
+                <w:lang w:val="en-US" w:eastAsia="zh-CN" w:bidi="ar"/>
+              </w:rPr>
+              <w:instrText xml:space="preserve"> HYPERLINK "https://owasp.org/www-project-api-security" </w:instrText>
+            </w:r>
+            <w:r>
+              <w:rPr>
+                <w:rFonts w:hint="default" w:ascii="Arial" w:hAnsi="Arial" w:eastAsia="SimSun" w:cs="Arial"/>
+                <w:kern w:val="0"/>
+                <w:sz w:val="28"/>
+                <w:szCs w:val="28"/>
+                <w:lang w:val="en-US" w:eastAsia="zh-CN" w:bidi="ar"/>
+              </w:rPr>
+              <w:fldChar w:fldCharType="separate"/>
+            </w:r>
+            <w:r>
+              <w:rPr>
+                <w:rStyle w:val="9"/>
+                <w:rFonts w:hint="default" w:ascii="Arial" w:hAnsi="Arial" w:eastAsia="SimSun" w:cs="Arial"/>
+                <w:sz w:val="28"/>
+                <w:szCs w:val="28"/>
+              </w:rPr>
+              <w:t>https://owasp.org/www-project-api-security</w:t>
+            </w:r>
+            <w:r>
+              <w:rPr>
+                <w:rFonts w:hint="default" w:ascii="Arial" w:hAnsi="Arial" w:eastAsia="SimSun" w:cs="Arial"/>
+                <w:kern w:val="0"/>
+                <w:sz w:val="28"/>
+                <w:szCs w:val="28"/>
+                <w:lang w:val="en-US" w:eastAsia="zh-CN" w:bidi="ar"/>
+              </w:rPr>
+              <w:fldChar w:fldCharType="end"/>
+            </w:r>
+          </w:p>
+        </w:tc>
+      </w:tr>
+      <w:tr>
+        <w:tblPrEx>
+          <w:tblBorders>
+            <w:top w:val="none" w:color="auto" w:sz="0" w:space="0"/>
+            <w:left w:val="none" w:color="auto" w:sz="0" w:space="0"/>
+            <w:bottom w:val="none" w:color="auto" w:sz="0" w:space="0"/>
+            <w:right w:val="none" w:color="auto" w:sz="0" w:space="0"/>
+            <w:insideH w:val="none" w:color="auto" w:sz="0" w:space="0"/>
+            <w:insideV w:val="none" w:color="auto" w:sz="0" w:space="0"/>
+          </w:tblBorders>
+          <w:shd w:val="clear" w:color="auto" w:fill="auto"/>
+          <w:tblCellMar>
+            <w:top w:w="15" w:type="dxa"/>
+            <w:left w:w="15" w:type="dxa"/>
+            <w:bottom w:w="15" w:type="dxa"/>
+            <w:right w:w="15" w:type="dxa"/>
+          </w:tblCellMar>
+        </w:tblPrEx>
+        <w:trPr>
+          <w:tblCellSpacing w:w="15" w:type="dxa"/>
+        </w:trPr>
+        <w:tc>
+          <w:tcPr>
+            <w:tcW w:w="0" w:type="auto"/>
+            <w:shd w:val="clear" w:color="auto" w:fill="auto"/>
+            <w:vAlign w:val="center"/>
+          </w:tcPr>
+          <w:p>
+            <w:pPr>
+              <w:keepNext w:val="0"/>
+              <w:keepLines w:val="0"/>
+              <w:widowControl/>
+              <w:suppressLineNumbers w:val="0"/>
+              <w:jc w:val="left"/>
+              <w:rPr>
+                <w:rFonts w:hint="default" w:ascii="Arial" w:hAnsi="Arial" w:cs="Arial"/>
+                <w:sz w:val="28"/>
+                <w:szCs w:val="28"/>
+              </w:rPr>
+            </w:pPr>
+            <w:r>
+              <w:rPr>
+                <w:rStyle w:val="11"/>
+                <w:rFonts w:hint="default" w:ascii="Arial" w:hAnsi="Arial" w:eastAsia="SimSun" w:cs="Arial"/>
+                <w:kern w:val="0"/>
+                <w:sz w:val="28"/>
+                <w:szCs w:val="28"/>
+                <w:lang w:val="en-US" w:eastAsia="zh-CN" w:bidi="ar"/>
+              </w:rPr>
               <w:t>GitHub Repository</w:t>
             </w:r>
           </w:p>
@@ -13566,22 +13588,73 @@
         <w:tc>
           <w:tcPr>
             <w:tcW w:w="0" w:type="auto"/>
-            <w:shd w:val="clear"/>
-            <w:vAlign w:val="center"/>
-          </w:tcPr>
-          <w:p>
-            <w:pPr>
-              <w:keepNext w:val="0"/>
-              <w:keepLines w:val="0"/>
-              <w:widowControl/>
-              <w:suppressLineNumbers w:val="0"/>
-              <w:jc w:val="left"/>
-              <w:rPr>
-                <w:rFonts w:hint="default" w:ascii="Arial" w:hAnsi="Arial" w:cs="Arial"/>
-                <w:sz w:val="28"/>
-                <w:szCs w:val="28"/>
-              </w:rPr>
-            </w:pPr>
+            <w:shd w:val="clear" w:color="auto" w:fill="auto"/>
+            <w:vAlign w:val="center"/>
+          </w:tcPr>
+          <w:p>
+            <w:pPr>
+              <w:keepNext w:val="0"/>
+              <w:keepLines w:val="0"/>
+              <w:widowControl/>
+              <w:suppressLineNumbers w:val="0"/>
+              <w:jc w:val="left"/>
+              <w:rPr>
+                <w:rFonts w:hint="default" w:ascii="Arial" w:hAnsi="Arial" w:cs="Arial"/>
+                <w:sz w:val="28"/>
+                <w:szCs w:val="28"/>
+                <w:lang w:val="en-IN"/>
+              </w:rPr>
+            </w:pPr>
+            <w:r>
+              <w:rPr>
+                <w:rFonts w:hint="default" w:ascii="Arial" w:hAnsi="Arial" w:cs="Arial"/>
+                <w:sz w:val="28"/>
+                <w:szCs w:val="28"/>
+              </w:rPr>
+              <w:fldChar w:fldCharType="begin"/>
+            </w:r>
+            <w:r>
+              <w:rPr>
+                <w:rFonts w:hint="default" w:ascii="Arial" w:hAnsi="Arial" w:cs="Arial"/>
+                <w:sz w:val="28"/>
+                <w:szCs w:val="28"/>
+              </w:rPr>
+              <w:instrText xml:space="preserve"> HYPERLINK "https://github.com/ponskiruthika23-create/FUTURE_CS_03" </w:instrText>
+            </w:r>
+            <w:r>
+              <w:rPr>
+                <w:rFonts w:hint="default" w:ascii="Arial" w:hAnsi="Arial" w:cs="Arial"/>
+                <w:sz w:val="28"/>
+                <w:szCs w:val="28"/>
+              </w:rPr>
+              <w:fldChar w:fldCharType="separate"/>
+            </w:r>
+            <w:r>
+              <w:rPr>
+                <w:rStyle w:val="9"/>
+                <w:rFonts w:hint="default" w:ascii="Arial" w:hAnsi="Arial" w:cs="Arial"/>
+                <w:sz w:val="28"/>
+                <w:szCs w:val="28"/>
+              </w:rPr>
+              <w:t>https://github.com/ponskiruthika23-create/FUTURE_CS_03</w:t>
+            </w:r>
+            <w:r>
+              <w:rPr>
+                <w:rFonts w:hint="default" w:ascii="Arial" w:hAnsi="Arial" w:cs="Arial"/>
+                <w:sz w:val="28"/>
+                <w:szCs w:val="28"/>
+              </w:rPr>
+              <w:fldChar w:fldCharType="end"/>
+            </w:r>
+            <w:r>
+              <w:rPr>
+                <w:rFonts w:hint="default" w:ascii="Arial" w:hAnsi="Arial" w:cs="Arial"/>
+                <w:sz w:val="28"/>
+                <w:szCs w:val="28"/>
+                <w:lang w:val="en-IN"/>
+              </w:rPr>
+              <w:t xml:space="preserve"> </w:t>
+            </w:r>
           </w:p>
         </w:tc>
       </w:tr>
@@ -13618,6 +13691,8 @@
           <w:lang w:val="en-IN"/>
         </w:rPr>
       </w:pPr>
+      <w:bookmarkStart w:id="0" w:name="_GoBack"/>
+      <w:bookmarkEnd w:id="0"/>
     </w:p>
     <w:p>
       <w:pPr>
@@ -13681,8 +13756,6 @@
     <w:pPr>
       <w:pStyle w:val="6"/>
     </w:pPr>
-    <w:bookmarkStart w:id="0" w:name="_GoBack"/>
-    <w:bookmarkEnd w:id="0"/>
     <w:r>
       <w:rPr>
         <w:sz w:val="18"/>
@@ -13719,22 +13792,6 @@
                       <a:ln w="6350">
                         <a:noFill/>
                       </a:ln>
-                      <a:extLst>
-                        <a:ext uri="{909E8E84-426E-40DD-AFC4-6F175D3DCCD1}">
-                          <a14:hiddenFill xmlns:a14="http://schemas.microsoft.com/office/drawing/2010/main">
-                            <a:solidFill>
-                              <a:schemeClr val="lt1"/>
-                            </a:solidFill>
-                          </a14:hiddenFill>
-                        </a:ext>
-                        <a:ext uri="{91240B29-F687-4F45-9708-019B960494DF}">
-                          <a14:hiddenLine xmlns:a14="http://schemas.microsoft.com/office/drawing/2010/main" w="6350">
-                            <a:solidFill>
-                              <a:prstClr val="black"/>
-                            </a:solidFill>
-                          </a14:hiddenLine>
-                        </a:ext>
-                      </a:extLst>
                     </wps:spPr>
                     <wps:style>
                       <a:lnRef idx="0">
@@ -13785,7 +13842,7 @@
         </mc:Choice>
         <mc:Fallback>
           <w:pict>
-            <v:shape id="_x0000_s1026" o:spid="_x0000_s1026" o:spt="202" type="#_x0000_t202" style="position:absolute;left:0pt;margin-top:0pt;height:144pt;width:144pt;mso-position-horizontal:center;mso-position-horizontal-relative:margin;mso-wrap-style:none;z-index:251659264;mso-width-relative:page;mso-height-relative:page;" filled="f" stroked="f" coordsize="21600,21600" o:gfxdata="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">
+            <v:shape id="_x0000_s1026" o:spid="_x0000_s1026" o:spt="202" type="#_x0000_t202" style="position:absolute;left:0pt;margin-top:0pt;height:144pt;width:144pt;mso-position-horizontal:center;mso-position-horizontal-relative:margin;mso-wrap-style:none;z-index:251659264;mso-width-relative:page;mso-height-relative:page;" filled="f" stroked="f" coordsize="21600,21600" o:gfxdata="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">
               <v:fill on="f" focussize="0,0"/>
               <v:stroke on="f" weight="0.5pt"/>
               <v:imagedata o:title=""/>
@@ -13865,22 +13922,6 @@
                       <a:ln w="6350">
                         <a:noFill/>
                       </a:ln>
-                      <a:extLst>
-                        <a:ext uri="{909E8E84-426E-40DD-AFC4-6F175D3DCCD1}">
-                          <a14:hiddenFill xmlns:a14="http://schemas.microsoft.com/office/drawing/2010/main">
-                            <a:solidFill>
-                              <a:schemeClr val="lt1"/>
-                            </a:solidFill>
-                          </a14:hiddenFill>
-                        </a:ext>
-                        <a:ext uri="{91240B29-F687-4F45-9708-019B960494DF}">
-                          <a14:hiddenLine xmlns:a14="http://schemas.microsoft.com/office/drawing/2010/main" w="6350">
-                            <a:solidFill>
-                              <a:prstClr val="black"/>
-                            </a:solidFill>
-                          </a14:hiddenLine>
-                        </a:ext>
-                      </a:extLst>
                     </wps:spPr>
                     <wps:style>
                       <a:lnRef idx="0">
@@ -13931,7 +13972,7 @@
         </mc:Choice>
         <mc:Fallback>
           <w:pict>
-            <v:shape id="_x0000_s1026" o:spid="_x0000_s1026" o:spt="202" type="#_x0000_t202" style="position:absolute;left:0pt;margin-top:0pt;height:144pt;width:144pt;mso-position-horizontal:center;mso-position-horizontal-relative:margin;mso-wrap-style:none;z-index:251660288;mso-width-relative:page;mso-height-relative:page;" filled="f" stroked="f" coordsize="21600,21600" o:gfxdata="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">
+            <v:shape id="_x0000_s1026" o:spid="_x0000_s1026" o:spt="202" type="#_x0000_t202" style="position:absolute;left:0pt;margin-top:0pt;height:144pt;width:144pt;mso-position-horizontal:center;mso-position-horizontal-relative:margin;mso-wrap-style:none;z-index:251660288;mso-width-relative:page;mso-height-relative:page;" filled="f" stroked="f" coordsize="21600,21600" o:gfxdata="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">
               <v:fill on="f" focussize="0,0"/>
               <v:stroke on="f" weight="0.5pt"/>
               <v:imagedata o:title=""/>
@@ -14202,7 +14243,7 @@
     <w:lsdException w:qFormat="1" w:unhideWhenUsed="0" w:uiPriority="0" w:semiHidden="0" w:name="Title"/>
     <w:lsdException w:unhideWhenUsed="0" w:uiPriority="0" w:semiHidden="0" w:name="Closing"/>
     <w:lsdException w:unhideWhenUsed="0" w:uiPriority="0" w:semiHidden="0" w:name="Signature"/>
-    <w:lsdException w:unhideWhenUsed="0" w:uiPriority="0" w:name="Default Paragraph Font"/>
+    <w:lsdException w:qFormat="1" w:unhideWhenUsed="0" w:uiPriority="0" w:name="Default Paragraph Font"/>
     <w:lsdException w:unhideWhenUsed="0" w:uiPriority="0" w:semiHidden="0" w:name="Body Text"/>
     <w:lsdException w:unhideWhenUsed="0" w:uiPriority="0" w:semiHidden="0" w:name="Body Text Indent"/>
     <w:lsdException w:unhideWhenUsed="0" w:uiPriority="0" w:semiHidden="0" w:name="List Continue"/>
@@ -14240,7 +14281,7 @@
     <w:lsdException w:unhideWhenUsed="0" w:uiPriority="0" w:semiHidden="0" w:name="HTML Sample"/>
     <w:lsdException w:unhideWhenUsed="0" w:uiPriority="0" w:semiHidden="0" w:name="HTML Typewriter"/>
     <w:lsdException w:unhideWhenUsed="0" w:uiPriority="0" w:semiHidden="0" w:name="HTML Variable"/>
-    <w:lsdException w:unhideWhenUsed="0" w:uiPriority="0" w:name="Normal Table"/>
+    <w:lsdException w:qFormat="1" w:unhideWhenUsed="0" w:uiPriority="0" w:name="Normal Table"/>
     <w:lsdException w:unhideWhenUsed="0" w:uiPriority="0" w:semiHidden="0" w:name="annotation subject"/>
     <w:lsdException w:unhideWhenUsed="0" w:uiPriority="0" w:semiHidden="0" w:name="Table Simple 1"/>
     <w:lsdException w:unhideWhenUsed="0" w:uiPriority="0" w:semiHidden="0" w:name="Table Simple 2"/>
@@ -14419,11 +14460,13 @@
   <w:style w:type="character" w:default="1" w:styleId="3">
     <w:name w:val="Default Paragraph Font"/>
     <w:semiHidden/>
+    <w:qFormat/>
     <w:uiPriority w:val="0"/>
   </w:style>
   <w:style w:type="table" w:default="1" w:styleId="4">
     <w:name w:val="Normal Table"/>
     <w:semiHidden/>
+    <w:qFormat/>
     <w:uiPriority w:val="0"/>
     <w:tblPr>
       <w:tblCellMar>

--- a/API_SECURITY_RISK_ANALYSIS_REPORT.docx
+++ b/API_SECURITY_RISK_ANALYSIS_REPORT.docx
@@ -529,11 +529,30 @@
       </w:pPr>
       <w:r>
         <w:rPr>
-          <w:rFonts w:hint="default" w:ascii="Arial" w:hAnsi="Arial" w:cs="Arial"/>
+          <w:rFonts w:hint="default" w:ascii="Arial" w:hAnsi="Arial" w:eastAsia="SimSun" w:cs="Arial"/>
           <w:sz w:val="28"/>
           <w:szCs w:val="28"/>
         </w:rPr>
-        <w:t xml:space="preserve">An API Security Risk Analysis is a process of identifying security vulnerabilities in an API that could be exploited by attackers. In this report, I analyzed the public API </w:t>
+        <w:t>In this task I tested a public API using Postman and found several security issues that could be exploited by attacker</w:t>
+      </w:r>
+      <w:r>
+        <w:rPr>
+          <w:rFonts w:hint="default" w:ascii="Arial" w:hAnsi="Arial" w:eastAsia="SimSun" w:cs="Arial"/>
+          <w:sz w:val="28"/>
+          <w:szCs w:val="28"/>
+          <w:lang w:val="en-IN"/>
+        </w:rPr>
+        <w:t>s</w:t>
+      </w:r>
+      <w:bookmarkStart w:id="0" w:name="_GoBack"/>
+      <w:bookmarkEnd w:id="0"/>
+      <w:r>
+        <w:rPr>
+          <w:rFonts w:hint="default" w:ascii="Arial" w:hAnsi="Arial" w:cs="Arial"/>
+          <w:sz w:val="28"/>
+          <w:szCs w:val="28"/>
+        </w:rPr>
+        <w:t xml:space="preserve"> in an API that could be exploited by attackers. In this report, I analyzed the public API </w:t>
       </w:r>
       <w:r>
         <w:rPr>
@@ -764,7 +783,6 @@
             <w:insideH w:val="none" w:color="auto" w:sz="0" w:space="0"/>
             <w:insideV w:val="none" w:color="auto" w:sz="0" w:space="0"/>
           </w:tblBorders>
-          <w:shd w:val="clear" w:color="auto" w:fill="auto"/>
           <w:tblCellMar>
             <w:top w:w="15" w:type="dxa"/>
             <w:left w:w="15" w:type="dxa"/>
@@ -842,89 +860,6 @@
                 <w:lang w:val="en-US" w:eastAsia="zh-CN" w:bidi="ar"/>
               </w:rPr>
               <w:t>Purpose</w:t>
-            </w:r>
-          </w:p>
-        </w:tc>
-      </w:tr>
-      <w:tr>
-        <w:tblPrEx>
-          <w:tblBorders>
-            <w:top w:val="none" w:color="auto" w:sz="0" w:space="0"/>
-            <w:left w:val="none" w:color="auto" w:sz="0" w:space="0"/>
-            <w:bottom w:val="none" w:color="auto" w:sz="0" w:space="0"/>
-            <w:right w:val="none" w:color="auto" w:sz="0" w:space="0"/>
-            <w:insideH w:val="none" w:color="auto" w:sz="0" w:space="0"/>
-            <w:insideV w:val="none" w:color="auto" w:sz="0" w:space="0"/>
-          </w:tblBorders>
-          <w:tblCellMar>
-            <w:top w:w="15" w:type="dxa"/>
-            <w:left w:w="15" w:type="dxa"/>
-            <w:bottom w:w="15" w:type="dxa"/>
-            <w:right w:w="15" w:type="dxa"/>
-          </w:tblCellMar>
-        </w:tblPrEx>
-        <w:trPr>
-          <w:tblCellSpacing w:w="15" w:type="dxa"/>
-        </w:trPr>
-        <w:tc>
-          <w:tcPr>
-            <w:tcW w:w="0" w:type="auto"/>
-            <w:shd w:val="clear" w:color="auto" w:fill="auto"/>
-            <w:vAlign w:val="center"/>
-          </w:tcPr>
-          <w:p>
-            <w:pPr>
-              <w:keepNext w:val="0"/>
-              <w:keepLines w:val="0"/>
-              <w:widowControl/>
-              <w:suppressLineNumbers w:val="0"/>
-              <w:jc w:val="left"/>
-              <w:rPr>
-                <w:rFonts w:hint="default" w:ascii="Arial" w:hAnsi="Arial" w:cs="Arial"/>
-                <w:sz w:val="28"/>
-                <w:szCs w:val="28"/>
-              </w:rPr>
-            </w:pPr>
-            <w:r>
-              <w:rPr>
-                <w:rFonts w:hint="default" w:ascii="Arial" w:hAnsi="Arial" w:eastAsia="SimSun" w:cs="Arial"/>
-                <w:kern w:val="0"/>
-                <w:sz w:val="28"/>
-                <w:szCs w:val="28"/>
-                <w:lang w:val="en-US" w:eastAsia="zh-CN" w:bidi="ar"/>
-              </w:rPr>
-              <w:t>Postman Web</w:t>
-            </w:r>
-          </w:p>
-        </w:tc>
-        <w:tc>
-          <w:tcPr>
-            <w:tcW w:w="0" w:type="auto"/>
-            <w:shd w:val="clear" w:color="auto" w:fill="auto"/>
-            <w:vAlign w:val="center"/>
-          </w:tcPr>
-          <w:p>
-            <w:pPr>
-              <w:keepNext w:val="0"/>
-              <w:keepLines w:val="0"/>
-              <w:widowControl/>
-              <w:suppressLineNumbers w:val="0"/>
-              <w:jc w:val="left"/>
-              <w:rPr>
-                <w:rFonts w:hint="default" w:ascii="Arial" w:hAnsi="Arial" w:cs="Arial"/>
-                <w:sz w:val="28"/>
-                <w:szCs w:val="28"/>
-              </w:rPr>
-            </w:pPr>
-            <w:r>
-              <w:rPr>
-                <w:rFonts w:hint="default" w:ascii="Arial" w:hAnsi="Arial" w:eastAsia="SimSun" w:cs="Arial"/>
-                <w:kern w:val="0"/>
-                <w:sz w:val="28"/>
-                <w:szCs w:val="28"/>
-                <w:lang w:val="en-US" w:eastAsia="zh-CN" w:bidi="ar"/>
-              </w:rPr>
-              <w:t>Sending API requests and analyzing responses</w:t>
             </w:r>
           </w:p>
         </w:tc>
@@ -977,38 +912,38 @@
                 <w:szCs w:val="28"/>
                 <w:lang w:val="en-US" w:eastAsia="zh-CN" w:bidi="ar"/>
               </w:rPr>
-              <w:t>Browser DevTools</w:t>
-            </w:r>
-          </w:p>
-        </w:tc>
-        <w:tc>
-          <w:tcPr>
-            <w:tcW w:w="0" w:type="auto"/>
-            <w:shd w:val="clear" w:color="auto" w:fill="auto"/>
-            <w:vAlign w:val="center"/>
-          </w:tcPr>
-          <w:p>
-            <w:pPr>
-              <w:keepNext w:val="0"/>
-              <w:keepLines w:val="0"/>
-              <w:widowControl/>
-              <w:suppressLineNumbers w:val="0"/>
-              <w:jc w:val="left"/>
-              <w:rPr>
-                <w:rFonts w:hint="default" w:ascii="Arial" w:hAnsi="Arial" w:cs="Arial"/>
-                <w:sz w:val="28"/>
-                <w:szCs w:val="28"/>
-              </w:rPr>
-            </w:pPr>
-            <w:r>
-              <w:rPr>
-                <w:rFonts w:hint="default" w:ascii="Arial" w:hAnsi="Arial" w:eastAsia="SimSun" w:cs="Arial"/>
-                <w:kern w:val="0"/>
-                <w:sz w:val="28"/>
-                <w:szCs w:val="28"/>
-                <w:lang w:val="en-US" w:eastAsia="zh-CN" w:bidi="ar"/>
-              </w:rPr>
-              <w:t>Additional header inspection</w:t>
+              <w:t>Postman Web</w:t>
+            </w:r>
+          </w:p>
+        </w:tc>
+        <w:tc>
+          <w:tcPr>
+            <w:tcW w:w="0" w:type="auto"/>
+            <w:shd w:val="clear" w:color="auto" w:fill="auto"/>
+            <w:vAlign w:val="center"/>
+          </w:tcPr>
+          <w:p>
+            <w:pPr>
+              <w:keepNext w:val="0"/>
+              <w:keepLines w:val="0"/>
+              <w:widowControl/>
+              <w:suppressLineNumbers w:val="0"/>
+              <w:jc w:val="left"/>
+              <w:rPr>
+                <w:rFonts w:hint="default" w:ascii="Arial" w:hAnsi="Arial" w:cs="Arial"/>
+                <w:sz w:val="28"/>
+                <w:szCs w:val="28"/>
+              </w:rPr>
+            </w:pPr>
+            <w:r>
+              <w:rPr>
+                <w:rFonts w:hint="default" w:ascii="Arial" w:hAnsi="Arial" w:eastAsia="SimSun" w:cs="Arial"/>
+                <w:kern w:val="0"/>
+                <w:sz w:val="28"/>
+                <w:szCs w:val="28"/>
+                <w:lang w:val="en-US" w:eastAsia="zh-CN" w:bidi="ar"/>
+              </w:rPr>
+              <w:t>Sending API requests and analyzing responses</w:t>
             </w:r>
           </w:p>
         </w:tc>
@@ -1023,6 +958,91 @@
             <w:insideH w:val="none" w:color="auto" w:sz="0" w:space="0"/>
             <w:insideV w:val="none" w:color="auto" w:sz="0" w:space="0"/>
           </w:tblBorders>
+          <w:shd w:val="clear" w:color="auto" w:fill="auto"/>
+          <w:tblCellMar>
+            <w:top w:w="15" w:type="dxa"/>
+            <w:left w:w="15" w:type="dxa"/>
+            <w:bottom w:w="15" w:type="dxa"/>
+            <w:right w:w="15" w:type="dxa"/>
+          </w:tblCellMar>
+        </w:tblPrEx>
+        <w:trPr>
+          <w:tblCellSpacing w:w="15" w:type="dxa"/>
+        </w:trPr>
+        <w:tc>
+          <w:tcPr>
+            <w:tcW w:w="0" w:type="auto"/>
+            <w:shd w:val="clear" w:color="auto" w:fill="auto"/>
+            <w:vAlign w:val="center"/>
+          </w:tcPr>
+          <w:p>
+            <w:pPr>
+              <w:keepNext w:val="0"/>
+              <w:keepLines w:val="0"/>
+              <w:widowControl/>
+              <w:suppressLineNumbers w:val="0"/>
+              <w:jc w:val="left"/>
+              <w:rPr>
+                <w:rFonts w:hint="default" w:ascii="Arial" w:hAnsi="Arial" w:cs="Arial"/>
+                <w:sz w:val="28"/>
+                <w:szCs w:val="28"/>
+              </w:rPr>
+            </w:pPr>
+            <w:r>
+              <w:rPr>
+                <w:rFonts w:hint="default" w:ascii="Arial" w:hAnsi="Arial" w:eastAsia="SimSun" w:cs="Arial"/>
+                <w:kern w:val="0"/>
+                <w:sz w:val="28"/>
+                <w:szCs w:val="28"/>
+                <w:lang w:val="en-US" w:eastAsia="zh-CN" w:bidi="ar"/>
+              </w:rPr>
+              <w:t>Browser DevTools</w:t>
+            </w:r>
+          </w:p>
+        </w:tc>
+        <w:tc>
+          <w:tcPr>
+            <w:tcW w:w="0" w:type="auto"/>
+            <w:shd w:val="clear" w:color="auto" w:fill="auto"/>
+            <w:vAlign w:val="center"/>
+          </w:tcPr>
+          <w:p>
+            <w:pPr>
+              <w:keepNext w:val="0"/>
+              <w:keepLines w:val="0"/>
+              <w:widowControl/>
+              <w:suppressLineNumbers w:val="0"/>
+              <w:jc w:val="left"/>
+              <w:rPr>
+                <w:rFonts w:hint="default" w:ascii="Arial" w:hAnsi="Arial" w:cs="Arial"/>
+                <w:sz w:val="28"/>
+                <w:szCs w:val="28"/>
+              </w:rPr>
+            </w:pPr>
+            <w:r>
+              <w:rPr>
+                <w:rFonts w:hint="default" w:ascii="Arial" w:hAnsi="Arial" w:eastAsia="SimSun" w:cs="Arial"/>
+                <w:kern w:val="0"/>
+                <w:sz w:val="28"/>
+                <w:szCs w:val="28"/>
+                <w:lang w:val="en-US" w:eastAsia="zh-CN" w:bidi="ar"/>
+              </w:rPr>
+              <w:t>Additional header inspection</w:t>
+            </w:r>
+          </w:p>
+        </w:tc>
+      </w:tr>
+      <w:tr>
+        <w:tblPrEx>
+          <w:tblBorders>
+            <w:top w:val="none" w:color="auto" w:sz="0" w:space="0"/>
+            <w:left w:val="none" w:color="auto" w:sz="0" w:space="0"/>
+            <w:bottom w:val="none" w:color="auto" w:sz="0" w:space="0"/>
+            <w:right w:val="none" w:color="auto" w:sz="0" w:space="0"/>
+            <w:insideH w:val="none" w:color="auto" w:sz="0" w:space="0"/>
+            <w:insideV w:val="none" w:color="auto" w:sz="0" w:space="0"/>
+          </w:tblBorders>
+          <w:shd w:val="clear" w:color="auto" w:fill="auto"/>
           <w:tblCellMar>
             <w:top w:w="15" w:type="dxa"/>
             <w:left w:w="15" w:type="dxa"/>
@@ -1564,6 +1584,7 @@
             <w:insideH w:val="none" w:color="auto" w:sz="0" w:space="0"/>
             <w:insideV w:val="none" w:color="auto" w:sz="0" w:space="0"/>
           </w:tblBorders>
+          <w:shd w:val="clear" w:color="auto" w:fill="auto"/>
           <w:tblCellMar>
             <w:top w:w="15" w:type="dxa"/>
             <w:left w:w="15" w:type="dxa"/>
@@ -1634,381 +1655,6 @@
                 <w:lang w:val="en-US" w:eastAsia="zh-CN" w:bidi="ar"/>
               </w:rPr>
               <w:t>JSONPlaceholder</w:t>
-            </w:r>
-          </w:p>
-        </w:tc>
-      </w:tr>
-      <w:tr>
-        <w:tblPrEx>
-          <w:tblBorders>
-            <w:top w:val="none" w:color="auto" w:sz="0" w:space="0"/>
-            <w:left w:val="none" w:color="auto" w:sz="0" w:space="0"/>
-            <w:bottom w:val="none" w:color="auto" w:sz="0" w:space="0"/>
-            <w:right w:val="none" w:color="auto" w:sz="0" w:space="0"/>
-            <w:insideH w:val="none" w:color="auto" w:sz="0" w:space="0"/>
-            <w:insideV w:val="none" w:color="auto" w:sz="0" w:space="0"/>
-          </w:tblBorders>
-          <w:tblCellMar>
-            <w:top w:w="15" w:type="dxa"/>
-            <w:left w:w="15" w:type="dxa"/>
-            <w:bottom w:w="15" w:type="dxa"/>
-            <w:right w:w="15" w:type="dxa"/>
-          </w:tblCellMar>
-        </w:tblPrEx>
-        <w:trPr>
-          <w:tblCellSpacing w:w="15" w:type="dxa"/>
-        </w:trPr>
-        <w:tc>
-          <w:tcPr>
-            <w:tcW w:w="0" w:type="auto"/>
-            <w:shd w:val="clear" w:color="auto" w:fill="auto"/>
-            <w:vAlign w:val="center"/>
-          </w:tcPr>
-          <w:p>
-            <w:pPr>
-              <w:keepNext w:val="0"/>
-              <w:keepLines w:val="0"/>
-              <w:widowControl/>
-              <w:suppressLineNumbers w:val="0"/>
-              <w:jc w:val="left"/>
-              <w:rPr>
-                <w:rFonts w:hint="default" w:ascii="Arial" w:hAnsi="Arial" w:cs="Arial"/>
-                <w:sz w:val="28"/>
-                <w:szCs w:val="28"/>
-              </w:rPr>
-            </w:pPr>
-            <w:r>
-              <w:rPr>
-                <w:rStyle w:val="11"/>
-                <w:rFonts w:hint="default" w:ascii="Arial" w:hAnsi="Arial" w:eastAsia="SimSun" w:cs="Arial"/>
-                <w:kern w:val="0"/>
-                <w:sz w:val="28"/>
-                <w:szCs w:val="28"/>
-                <w:lang w:val="en-US" w:eastAsia="zh-CN" w:bidi="ar"/>
-              </w:rPr>
-              <w:t>Base URL</w:t>
-            </w:r>
-          </w:p>
-        </w:tc>
-        <w:tc>
-          <w:tcPr>
-            <w:tcW w:w="0" w:type="auto"/>
-            <w:shd w:val="clear" w:color="auto" w:fill="auto"/>
-            <w:vAlign w:val="center"/>
-          </w:tcPr>
-          <w:p>
-            <w:pPr>
-              <w:keepNext w:val="0"/>
-              <w:keepLines w:val="0"/>
-              <w:widowControl/>
-              <w:suppressLineNumbers w:val="0"/>
-              <w:jc w:val="left"/>
-              <w:rPr>
-                <w:rFonts w:hint="default" w:ascii="Arial" w:hAnsi="Arial" w:cs="Arial"/>
-                <w:sz w:val="28"/>
-                <w:szCs w:val="28"/>
-              </w:rPr>
-            </w:pPr>
-            <w:r>
-              <w:rPr>
-                <w:rFonts w:hint="default" w:ascii="Arial" w:hAnsi="Arial" w:eastAsia="SimSun" w:cs="Arial"/>
-                <w:kern w:val="0"/>
-                <w:sz w:val="28"/>
-                <w:szCs w:val="28"/>
-                <w:lang w:val="en-US" w:eastAsia="zh-CN" w:bidi="ar"/>
-              </w:rPr>
-              <w:fldChar w:fldCharType="begin"/>
-            </w:r>
-            <w:r>
-              <w:rPr>
-                <w:rFonts w:hint="default" w:ascii="Arial" w:hAnsi="Arial" w:eastAsia="SimSun" w:cs="Arial"/>
-                <w:kern w:val="0"/>
-                <w:sz w:val="28"/>
-                <w:szCs w:val="28"/>
-                <w:lang w:val="en-US" w:eastAsia="zh-CN" w:bidi="ar"/>
-              </w:rPr>
-              <w:instrText xml:space="preserve"> HYPERLINK "https://jsonplaceholder.typicode.com" </w:instrText>
-            </w:r>
-            <w:r>
-              <w:rPr>
-                <w:rFonts w:hint="default" w:ascii="Arial" w:hAnsi="Arial" w:eastAsia="SimSun" w:cs="Arial"/>
-                <w:kern w:val="0"/>
-                <w:sz w:val="28"/>
-                <w:szCs w:val="28"/>
-                <w:lang w:val="en-US" w:eastAsia="zh-CN" w:bidi="ar"/>
-              </w:rPr>
-              <w:fldChar w:fldCharType="separate"/>
-            </w:r>
-            <w:r>
-              <w:rPr>
-                <w:rStyle w:val="9"/>
-                <w:rFonts w:hint="default" w:ascii="Arial" w:hAnsi="Arial" w:eastAsia="SimSun" w:cs="Arial"/>
-                <w:sz w:val="28"/>
-                <w:szCs w:val="28"/>
-              </w:rPr>
-              <w:t>https://jsonplaceholder.typicode.com</w:t>
-            </w:r>
-            <w:r>
-              <w:rPr>
-                <w:rFonts w:hint="default" w:ascii="Arial" w:hAnsi="Arial" w:eastAsia="SimSun" w:cs="Arial"/>
-                <w:kern w:val="0"/>
-                <w:sz w:val="28"/>
-                <w:szCs w:val="28"/>
-                <w:lang w:val="en-US" w:eastAsia="zh-CN" w:bidi="ar"/>
-              </w:rPr>
-              <w:fldChar w:fldCharType="end"/>
-            </w:r>
-          </w:p>
-        </w:tc>
-      </w:tr>
-      <w:tr>
-        <w:tblPrEx>
-          <w:tblBorders>
-            <w:top w:val="none" w:color="auto" w:sz="0" w:space="0"/>
-            <w:left w:val="none" w:color="auto" w:sz="0" w:space="0"/>
-            <w:bottom w:val="none" w:color="auto" w:sz="0" w:space="0"/>
-            <w:right w:val="none" w:color="auto" w:sz="0" w:space="0"/>
-            <w:insideH w:val="none" w:color="auto" w:sz="0" w:space="0"/>
-            <w:insideV w:val="none" w:color="auto" w:sz="0" w:space="0"/>
-          </w:tblBorders>
-          <w:tblCellMar>
-            <w:top w:w="15" w:type="dxa"/>
-            <w:left w:w="15" w:type="dxa"/>
-            <w:bottom w:w="15" w:type="dxa"/>
-            <w:right w:w="15" w:type="dxa"/>
-          </w:tblCellMar>
-        </w:tblPrEx>
-        <w:trPr>
-          <w:tblCellSpacing w:w="15" w:type="dxa"/>
-        </w:trPr>
-        <w:tc>
-          <w:tcPr>
-            <w:tcW w:w="0" w:type="auto"/>
-            <w:shd w:val="clear" w:color="auto" w:fill="auto"/>
-            <w:vAlign w:val="center"/>
-          </w:tcPr>
-          <w:p>
-            <w:pPr>
-              <w:keepNext w:val="0"/>
-              <w:keepLines w:val="0"/>
-              <w:widowControl/>
-              <w:suppressLineNumbers w:val="0"/>
-              <w:jc w:val="left"/>
-              <w:rPr>
-                <w:rFonts w:hint="default" w:ascii="Arial" w:hAnsi="Arial" w:cs="Arial"/>
-                <w:sz w:val="28"/>
-                <w:szCs w:val="28"/>
-              </w:rPr>
-            </w:pPr>
-            <w:r>
-              <w:rPr>
-                <w:rStyle w:val="11"/>
-                <w:rFonts w:hint="default" w:ascii="Arial" w:hAnsi="Arial" w:eastAsia="SimSun" w:cs="Arial"/>
-                <w:kern w:val="0"/>
-                <w:sz w:val="28"/>
-                <w:szCs w:val="28"/>
-                <w:lang w:val="en-US" w:eastAsia="zh-CN" w:bidi="ar"/>
-              </w:rPr>
-              <w:t>Endpoint Tested</w:t>
-            </w:r>
-          </w:p>
-        </w:tc>
-        <w:tc>
-          <w:tcPr>
-            <w:tcW w:w="0" w:type="auto"/>
-            <w:shd w:val="clear" w:color="auto" w:fill="auto"/>
-            <w:vAlign w:val="center"/>
-          </w:tcPr>
-          <w:p>
-            <w:pPr>
-              <w:keepNext w:val="0"/>
-              <w:keepLines w:val="0"/>
-              <w:widowControl/>
-              <w:suppressLineNumbers w:val="0"/>
-              <w:jc w:val="left"/>
-              <w:rPr>
-                <w:rFonts w:hint="default" w:ascii="Arial" w:hAnsi="Arial" w:cs="Arial"/>
-                <w:sz w:val="28"/>
-                <w:szCs w:val="28"/>
-              </w:rPr>
-            </w:pPr>
-            <w:r>
-              <w:rPr>
-                <w:rFonts w:hint="default" w:ascii="Arial" w:hAnsi="Arial" w:eastAsia="SimSun" w:cs="Arial"/>
-                <w:kern w:val="0"/>
-                <w:sz w:val="28"/>
-                <w:szCs w:val="28"/>
-                <w:lang w:val="en-US" w:eastAsia="zh-CN" w:bidi="ar"/>
-              </w:rPr>
-              <w:t>/users</w:t>
-            </w:r>
-          </w:p>
-        </w:tc>
-      </w:tr>
-      <w:tr>
-        <w:tblPrEx>
-          <w:tblBorders>
-            <w:top w:val="none" w:color="auto" w:sz="0" w:space="0"/>
-            <w:left w:val="none" w:color="auto" w:sz="0" w:space="0"/>
-            <w:bottom w:val="none" w:color="auto" w:sz="0" w:space="0"/>
-            <w:right w:val="none" w:color="auto" w:sz="0" w:space="0"/>
-            <w:insideH w:val="none" w:color="auto" w:sz="0" w:space="0"/>
-            <w:insideV w:val="none" w:color="auto" w:sz="0" w:space="0"/>
-          </w:tblBorders>
-          <w:tblCellMar>
-            <w:top w:w="15" w:type="dxa"/>
-            <w:left w:w="15" w:type="dxa"/>
-            <w:bottom w:w="15" w:type="dxa"/>
-            <w:right w:w="15" w:type="dxa"/>
-          </w:tblCellMar>
-        </w:tblPrEx>
-        <w:trPr>
-          <w:tblCellSpacing w:w="15" w:type="dxa"/>
-        </w:trPr>
-        <w:tc>
-          <w:tcPr>
-            <w:tcW w:w="0" w:type="auto"/>
-            <w:shd w:val="clear" w:color="auto" w:fill="auto"/>
-            <w:vAlign w:val="center"/>
-          </w:tcPr>
-          <w:p>
-            <w:pPr>
-              <w:keepNext w:val="0"/>
-              <w:keepLines w:val="0"/>
-              <w:widowControl/>
-              <w:suppressLineNumbers w:val="0"/>
-              <w:jc w:val="left"/>
-              <w:rPr>
-                <w:rFonts w:hint="default" w:ascii="Arial" w:hAnsi="Arial" w:cs="Arial"/>
-                <w:sz w:val="28"/>
-                <w:szCs w:val="28"/>
-              </w:rPr>
-            </w:pPr>
-            <w:r>
-              <w:rPr>
-                <w:rStyle w:val="11"/>
-                <w:rFonts w:hint="default" w:ascii="Arial" w:hAnsi="Arial" w:eastAsia="SimSun" w:cs="Arial"/>
-                <w:kern w:val="0"/>
-                <w:sz w:val="28"/>
-                <w:szCs w:val="28"/>
-                <w:lang w:val="en-US" w:eastAsia="zh-CN" w:bidi="ar"/>
-              </w:rPr>
-              <w:t>Request Method</w:t>
-            </w:r>
-          </w:p>
-        </w:tc>
-        <w:tc>
-          <w:tcPr>
-            <w:tcW w:w="0" w:type="auto"/>
-            <w:shd w:val="clear" w:color="auto" w:fill="auto"/>
-            <w:vAlign w:val="center"/>
-          </w:tcPr>
-          <w:p>
-            <w:pPr>
-              <w:keepNext w:val="0"/>
-              <w:keepLines w:val="0"/>
-              <w:widowControl/>
-              <w:suppressLineNumbers w:val="0"/>
-              <w:jc w:val="left"/>
-              <w:rPr>
-                <w:rFonts w:hint="default" w:ascii="Arial" w:hAnsi="Arial" w:cs="Arial"/>
-                <w:sz w:val="28"/>
-                <w:szCs w:val="28"/>
-              </w:rPr>
-            </w:pPr>
-            <w:r>
-              <w:rPr>
-                <w:rFonts w:hint="default" w:ascii="Arial" w:hAnsi="Arial" w:eastAsia="SimSun" w:cs="Arial"/>
-                <w:kern w:val="0"/>
-                <w:sz w:val="28"/>
-                <w:szCs w:val="28"/>
-                <w:lang w:val="en-US" w:eastAsia="zh-CN" w:bidi="ar"/>
-              </w:rPr>
-              <w:t>GET</w:t>
-            </w:r>
-          </w:p>
-        </w:tc>
-      </w:tr>
-      <w:tr>
-        <w:tblPrEx>
-          <w:tblBorders>
-            <w:top w:val="none" w:color="auto" w:sz="0" w:space="0"/>
-            <w:left w:val="none" w:color="auto" w:sz="0" w:space="0"/>
-            <w:bottom w:val="none" w:color="auto" w:sz="0" w:space="0"/>
-            <w:right w:val="none" w:color="auto" w:sz="0" w:space="0"/>
-            <w:insideH w:val="none" w:color="auto" w:sz="0" w:space="0"/>
-            <w:insideV w:val="none" w:color="auto" w:sz="0" w:space="0"/>
-          </w:tblBorders>
-          <w:tblCellMar>
-            <w:top w:w="15" w:type="dxa"/>
-            <w:left w:w="15" w:type="dxa"/>
-            <w:bottom w:w="15" w:type="dxa"/>
-            <w:right w:w="15" w:type="dxa"/>
-          </w:tblCellMar>
-        </w:tblPrEx>
-        <w:trPr>
-          <w:tblCellSpacing w:w="15" w:type="dxa"/>
-        </w:trPr>
-        <w:tc>
-          <w:tcPr>
-            <w:tcW w:w="0" w:type="auto"/>
-            <w:shd w:val="clear" w:color="auto" w:fill="auto"/>
-            <w:vAlign w:val="center"/>
-          </w:tcPr>
-          <w:p>
-            <w:pPr>
-              <w:keepNext w:val="0"/>
-              <w:keepLines w:val="0"/>
-              <w:widowControl/>
-              <w:suppressLineNumbers w:val="0"/>
-              <w:jc w:val="left"/>
-              <w:rPr>
-                <w:rFonts w:hint="default" w:ascii="Arial" w:hAnsi="Arial" w:cs="Arial"/>
-                <w:sz w:val="28"/>
-                <w:szCs w:val="28"/>
-              </w:rPr>
-            </w:pPr>
-            <w:r>
-              <w:rPr>
-                <w:rStyle w:val="11"/>
-                <w:rFonts w:hint="default" w:ascii="Arial" w:hAnsi="Arial" w:eastAsia="SimSun" w:cs="Arial"/>
-                <w:kern w:val="0"/>
-                <w:sz w:val="28"/>
-                <w:szCs w:val="28"/>
-                <w:lang w:val="en-US" w:eastAsia="zh-CN" w:bidi="ar"/>
-              </w:rPr>
-              <w:t>Response Code</w:t>
-            </w:r>
-          </w:p>
-        </w:tc>
-        <w:tc>
-          <w:tcPr>
-            <w:tcW w:w="0" w:type="auto"/>
-            <w:shd w:val="clear" w:color="auto" w:fill="auto"/>
-            <w:vAlign w:val="center"/>
-          </w:tcPr>
-          <w:p>
-            <w:pPr>
-              <w:keepNext w:val="0"/>
-              <w:keepLines w:val="0"/>
-              <w:widowControl/>
-              <w:suppressLineNumbers w:val="0"/>
-              <w:jc w:val="left"/>
-              <w:rPr>
-                <w:rFonts w:hint="default" w:ascii="Arial" w:hAnsi="Arial" w:cs="Arial"/>
-                <w:sz w:val="28"/>
-                <w:szCs w:val="28"/>
-              </w:rPr>
-            </w:pPr>
-            <w:r>
-              <w:rPr>
-                <w:rFonts w:hint="default" w:ascii="Arial" w:hAnsi="Arial" w:eastAsia="SimSun" w:cs="Arial"/>
-                <w:kern w:val="0"/>
-                <w:sz w:val="28"/>
-                <w:szCs w:val="28"/>
-                <w:lang w:val="en-US" w:eastAsia="zh-CN" w:bidi="ar"/>
-              </w:rPr>
-              <w:t>200 OK</w:t>
             </w:r>
           </w:p>
         </w:tc>
@@ -2062,38 +1708,77 @@
                 <w:szCs w:val="28"/>
                 <w:lang w:val="en-US" w:eastAsia="zh-CN" w:bidi="ar"/>
               </w:rPr>
-              <w:t>Response Size</w:t>
-            </w:r>
-          </w:p>
-        </w:tc>
-        <w:tc>
-          <w:tcPr>
-            <w:tcW w:w="0" w:type="auto"/>
-            <w:shd w:val="clear" w:color="auto" w:fill="auto"/>
-            <w:vAlign w:val="center"/>
-          </w:tcPr>
-          <w:p>
-            <w:pPr>
-              <w:keepNext w:val="0"/>
-              <w:keepLines w:val="0"/>
-              <w:widowControl/>
-              <w:suppressLineNumbers w:val="0"/>
-              <w:jc w:val="left"/>
-              <w:rPr>
-                <w:rFonts w:hint="default" w:ascii="Arial" w:hAnsi="Arial" w:cs="Arial"/>
-                <w:sz w:val="28"/>
-                <w:szCs w:val="28"/>
-              </w:rPr>
-            </w:pPr>
-            <w:r>
-              <w:rPr>
-                <w:rFonts w:hint="default" w:ascii="Arial" w:hAnsi="Arial" w:eastAsia="SimSun" w:cs="Arial"/>
-                <w:kern w:val="0"/>
-                <w:sz w:val="28"/>
-                <w:szCs w:val="28"/>
-                <w:lang w:val="en-US" w:eastAsia="zh-CN" w:bidi="ar"/>
-              </w:rPr>
-              <w:t>2.94 KB</w:t>
+              <w:t>Base URL</w:t>
+            </w:r>
+          </w:p>
+        </w:tc>
+        <w:tc>
+          <w:tcPr>
+            <w:tcW w:w="0" w:type="auto"/>
+            <w:shd w:val="clear" w:color="auto" w:fill="auto"/>
+            <w:vAlign w:val="center"/>
+          </w:tcPr>
+          <w:p>
+            <w:pPr>
+              <w:keepNext w:val="0"/>
+              <w:keepLines w:val="0"/>
+              <w:widowControl/>
+              <w:suppressLineNumbers w:val="0"/>
+              <w:jc w:val="left"/>
+              <w:rPr>
+                <w:rFonts w:hint="default" w:ascii="Arial" w:hAnsi="Arial" w:cs="Arial"/>
+                <w:sz w:val="28"/>
+                <w:szCs w:val="28"/>
+              </w:rPr>
+            </w:pPr>
+            <w:r>
+              <w:rPr>
+                <w:rFonts w:hint="default" w:ascii="Arial" w:hAnsi="Arial" w:eastAsia="SimSun" w:cs="Arial"/>
+                <w:kern w:val="0"/>
+                <w:sz w:val="28"/>
+                <w:szCs w:val="28"/>
+                <w:lang w:val="en-US" w:eastAsia="zh-CN" w:bidi="ar"/>
+              </w:rPr>
+              <w:fldChar w:fldCharType="begin"/>
+            </w:r>
+            <w:r>
+              <w:rPr>
+                <w:rFonts w:hint="default" w:ascii="Arial" w:hAnsi="Arial" w:eastAsia="SimSun" w:cs="Arial"/>
+                <w:kern w:val="0"/>
+                <w:sz w:val="28"/>
+                <w:szCs w:val="28"/>
+                <w:lang w:val="en-US" w:eastAsia="zh-CN" w:bidi="ar"/>
+              </w:rPr>
+              <w:instrText xml:space="preserve"> HYPERLINK "https://jsonplaceholder.typicode.com" </w:instrText>
+            </w:r>
+            <w:r>
+              <w:rPr>
+                <w:rFonts w:hint="default" w:ascii="Arial" w:hAnsi="Arial" w:eastAsia="SimSun" w:cs="Arial"/>
+                <w:kern w:val="0"/>
+                <w:sz w:val="28"/>
+                <w:szCs w:val="28"/>
+                <w:lang w:val="en-US" w:eastAsia="zh-CN" w:bidi="ar"/>
+              </w:rPr>
+              <w:fldChar w:fldCharType="separate"/>
+            </w:r>
+            <w:r>
+              <w:rPr>
+                <w:rStyle w:val="9"/>
+                <w:rFonts w:hint="default" w:ascii="Arial" w:hAnsi="Arial" w:eastAsia="SimSun" w:cs="Arial"/>
+                <w:sz w:val="28"/>
+                <w:szCs w:val="28"/>
+              </w:rPr>
+              <w:t>https://jsonplaceholder.typicode.com</w:t>
+            </w:r>
+            <w:r>
+              <w:rPr>
+                <w:rFonts w:hint="default" w:ascii="Arial" w:hAnsi="Arial" w:eastAsia="SimSun" w:cs="Arial"/>
+                <w:kern w:val="0"/>
+                <w:sz w:val="28"/>
+                <w:szCs w:val="28"/>
+                <w:lang w:val="en-US" w:eastAsia="zh-CN" w:bidi="ar"/>
+              </w:rPr>
+              <w:fldChar w:fldCharType="end"/>
             </w:r>
           </w:p>
         </w:tc>
@@ -2147,38 +1832,38 @@
                 <w:szCs w:val="28"/>
                 <w:lang w:val="en-US" w:eastAsia="zh-CN" w:bidi="ar"/>
               </w:rPr>
-              <w:t>Response Time</w:t>
-            </w:r>
-          </w:p>
-        </w:tc>
-        <w:tc>
-          <w:tcPr>
-            <w:tcW w:w="0" w:type="auto"/>
-            <w:shd w:val="clear" w:color="auto" w:fill="auto"/>
-            <w:vAlign w:val="center"/>
-          </w:tcPr>
-          <w:p>
-            <w:pPr>
-              <w:keepNext w:val="0"/>
-              <w:keepLines w:val="0"/>
-              <w:widowControl/>
-              <w:suppressLineNumbers w:val="0"/>
-              <w:jc w:val="left"/>
-              <w:rPr>
-                <w:rFonts w:hint="default" w:ascii="Arial" w:hAnsi="Arial" w:cs="Arial"/>
-                <w:sz w:val="28"/>
-                <w:szCs w:val="28"/>
-              </w:rPr>
-            </w:pPr>
-            <w:r>
-              <w:rPr>
-                <w:rFonts w:hint="default" w:ascii="Arial" w:hAnsi="Arial" w:eastAsia="SimSun" w:cs="Arial"/>
-                <w:kern w:val="0"/>
-                <w:sz w:val="28"/>
-                <w:szCs w:val="28"/>
-                <w:lang w:val="en-US" w:eastAsia="zh-CN" w:bidi="ar"/>
-              </w:rPr>
-              <w:t>3.14 seconds</w:t>
+              <w:t>Endpoint Tested</w:t>
+            </w:r>
+          </w:p>
+        </w:tc>
+        <w:tc>
+          <w:tcPr>
+            <w:tcW w:w="0" w:type="auto"/>
+            <w:shd w:val="clear" w:color="auto" w:fill="auto"/>
+            <w:vAlign w:val="center"/>
+          </w:tcPr>
+          <w:p>
+            <w:pPr>
+              <w:keepNext w:val="0"/>
+              <w:keepLines w:val="0"/>
+              <w:widowControl/>
+              <w:suppressLineNumbers w:val="0"/>
+              <w:jc w:val="left"/>
+              <w:rPr>
+                <w:rFonts w:hint="default" w:ascii="Arial" w:hAnsi="Arial" w:cs="Arial"/>
+                <w:sz w:val="28"/>
+                <w:szCs w:val="28"/>
+              </w:rPr>
+            </w:pPr>
+            <w:r>
+              <w:rPr>
+                <w:rFonts w:hint="default" w:ascii="Arial" w:hAnsi="Arial" w:eastAsia="SimSun" w:cs="Arial"/>
+                <w:kern w:val="0"/>
+                <w:sz w:val="28"/>
+                <w:szCs w:val="28"/>
+                <w:lang w:val="en-US" w:eastAsia="zh-CN" w:bidi="ar"/>
+              </w:rPr>
+              <w:t>/users</w:t>
             </w:r>
           </w:p>
         </w:tc>
@@ -2193,6 +1878,347 @@
             <w:insideH w:val="none" w:color="auto" w:sz="0" w:space="0"/>
             <w:insideV w:val="none" w:color="auto" w:sz="0" w:space="0"/>
           </w:tblBorders>
+          <w:shd w:val="clear" w:color="auto" w:fill="auto"/>
+          <w:tblCellMar>
+            <w:top w:w="15" w:type="dxa"/>
+            <w:left w:w="15" w:type="dxa"/>
+            <w:bottom w:w="15" w:type="dxa"/>
+            <w:right w:w="15" w:type="dxa"/>
+          </w:tblCellMar>
+        </w:tblPrEx>
+        <w:trPr>
+          <w:tblCellSpacing w:w="15" w:type="dxa"/>
+        </w:trPr>
+        <w:tc>
+          <w:tcPr>
+            <w:tcW w:w="0" w:type="auto"/>
+            <w:shd w:val="clear" w:color="auto" w:fill="auto"/>
+            <w:vAlign w:val="center"/>
+          </w:tcPr>
+          <w:p>
+            <w:pPr>
+              <w:keepNext w:val="0"/>
+              <w:keepLines w:val="0"/>
+              <w:widowControl/>
+              <w:suppressLineNumbers w:val="0"/>
+              <w:jc w:val="left"/>
+              <w:rPr>
+                <w:rFonts w:hint="default" w:ascii="Arial" w:hAnsi="Arial" w:cs="Arial"/>
+                <w:sz w:val="28"/>
+                <w:szCs w:val="28"/>
+              </w:rPr>
+            </w:pPr>
+            <w:r>
+              <w:rPr>
+                <w:rStyle w:val="11"/>
+                <w:rFonts w:hint="default" w:ascii="Arial" w:hAnsi="Arial" w:eastAsia="SimSun" w:cs="Arial"/>
+                <w:kern w:val="0"/>
+                <w:sz w:val="28"/>
+                <w:szCs w:val="28"/>
+                <w:lang w:val="en-US" w:eastAsia="zh-CN" w:bidi="ar"/>
+              </w:rPr>
+              <w:t>Request Method</w:t>
+            </w:r>
+          </w:p>
+        </w:tc>
+        <w:tc>
+          <w:tcPr>
+            <w:tcW w:w="0" w:type="auto"/>
+            <w:shd w:val="clear" w:color="auto" w:fill="auto"/>
+            <w:vAlign w:val="center"/>
+          </w:tcPr>
+          <w:p>
+            <w:pPr>
+              <w:keepNext w:val="0"/>
+              <w:keepLines w:val="0"/>
+              <w:widowControl/>
+              <w:suppressLineNumbers w:val="0"/>
+              <w:jc w:val="left"/>
+              <w:rPr>
+                <w:rFonts w:hint="default" w:ascii="Arial" w:hAnsi="Arial" w:cs="Arial"/>
+                <w:sz w:val="28"/>
+                <w:szCs w:val="28"/>
+              </w:rPr>
+            </w:pPr>
+            <w:r>
+              <w:rPr>
+                <w:rFonts w:hint="default" w:ascii="Arial" w:hAnsi="Arial" w:eastAsia="SimSun" w:cs="Arial"/>
+                <w:kern w:val="0"/>
+                <w:sz w:val="28"/>
+                <w:szCs w:val="28"/>
+                <w:lang w:val="en-US" w:eastAsia="zh-CN" w:bidi="ar"/>
+              </w:rPr>
+              <w:t>GET</w:t>
+            </w:r>
+          </w:p>
+        </w:tc>
+      </w:tr>
+      <w:tr>
+        <w:tblPrEx>
+          <w:tblBorders>
+            <w:top w:val="none" w:color="auto" w:sz="0" w:space="0"/>
+            <w:left w:val="none" w:color="auto" w:sz="0" w:space="0"/>
+            <w:bottom w:val="none" w:color="auto" w:sz="0" w:space="0"/>
+            <w:right w:val="none" w:color="auto" w:sz="0" w:space="0"/>
+            <w:insideH w:val="none" w:color="auto" w:sz="0" w:space="0"/>
+            <w:insideV w:val="none" w:color="auto" w:sz="0" w:space="0"/>
+          </w:tblBorders>
+          <w:shd w:val="clear" w:color="auto" w:fill="auto"/>
+          <w:tblCellMar>
+            <w:top w:w="15" w:type="dxa"/>
+            <w:left w:w="15" w:type="dxa"/>
+            <w:bottom w:w="15" w:type="dxa"/>
+            <w:right w:w="15" w:type="dxa"/>
+          </w:tblCellMar>
+        </w:tblPrEx>
+        <w:trPr>
+          <w:tblCellSpacing w:w="15" w:type="dxa"/>
+        </w:trPr>
+        <w:tc>
+          <w:tcPr>
+            <w:tcW w:w="0" w:type="auto"/>
+            <w:shd w:val="clear" w:color="auto" w:fill="auto"/>
+            <w:vAlign w:val="center"/>
+          </w:tcPr>
+          <w:p>
+            <w:pPr>
+              <w:keepNext w:val="0"/>
+              <w:keepLines w:val="0"/>
+              <w:widowControl/>
+              <w:suppressLineNumbers w:val="0"/>
+              <w:jc w:val="left"/>
+              <w:rPr>
+                <w:rFonts w:hint="default" w:ascii="Arial" w:hAnsi="Arial" w:cs="Arial"/>
+                <w:sz w:val="28"/>
+                <w:szCs w:val="28"/>
+              </w:rPr>
+            </w:pPr>
+            <w:r>
+              <w:rPr>
+                <w:rStyle w:val="11"/>
+                <w:rFonts w:hint="default" w:ascii="Arial" w:hAnsi="Arial" w:eastAsia="SimSun" w:cs="Arial"/>
+                <w:kern w:val="0"/>
+                <w:sz w:val="28"/>
+                <w:szCs w:val="28"/>
+                <w:lang w:val="en-US" w:eastAsia="zh-CN" w:bidi="ar"/>
+              </w:rPr>
+              <w:t>Response Code</w:t>
+            </w:r>
+          </w:p>
+        </w:tc>
+        <w:tc>
+          <w:tcPr>
+            <w:tcW w:w="0" w:type="auto"/>
+            <w:shd w:val="clear" w:color="auto" w:fill="auto"/>
+            <w:vAlign w:val="center"/>
+          </w:tcPr>
+          <w:p>
+            <w:pPr>
+              <w:keepNext w:val="0"/>
+              <w:keepLines w:val="0"/>
+              <w:widowControl/>
+              <w:suppressLineNumbers w:val="0"/>
+              <w:jc w:val="left"/>
+              <w:rPr>
+                <w:rFonts w:hint="default" w:ascii="Arial" w:hAnsi="Arial" w:cs="Arial"/>
+                <w:sz w:val="28"/>
+                <w:szCs w:val="28"/>
+              </w:rPr>
+            </w:pPr>
+            <w:r>
+              <w:rPr>
+                <w:rFonts w:hint="default" w:ascii="Arial" w:hAnsi="Arial" w:eastAsia="SimSun" w:cs="Arial"/>
+                <w:kern w:val="0"/>
+                <w:sz w:val="28"/>
+                <w:szCs w:val="28"/>
+                <w:lang w:val="en-US" w:eastAsia="zh-CN" w:bidi="ar"/>
+              </w:rPr>
+              <w:t>200 OK</w:t>
+            </w:r>
+          </w:p>
+        </w:tc>
+      </w:tr>
+      <w:tr>
+        <w:tblPrEx>
+          <w:tblBorders>
+            <w:top w:val="none" w:color="auto" w:sz="0" w:space="0"/>
+            <w:left w:val="none" w:color="auto" w:sz="0" w:space="0"/>
+            <w:bottom w:val="none" w:color="auto" w:sz="0" w:space="0"/>
+            <w:right w:val="none" w:color="auto" w:sz="0" w:space="0"/>
+            <w:insideH w:val="none" w:color="auto" w:sz="0" w:space="0"/>
+            <w:insideV w:val="none" w:color="auto" w:sz="0" w:space="0"/>
+          </w:tblBorders>
+          <w:shd w:val="clear" w:color="auto" w:fill="auto"/>
+          <w:tblCellMar>
+            <w:top w:w="15" w:type="dxa"/>
+            <w:left w:w="15" w:type="dxa"/>
+            <w:bottom w:w="15" w:type="dxa"/>
+            <w:right w:w="15" w:type="dxa"/>
+          </w:tblCellMar>
+        </w:tblPrEx>
+        <w:trPr>
+          <w:tblCellSpacing w:w="15" w:type="dxa"/>
+        </w:trPr>
+        <w:tc>
+          <w:tcPr>
+            <w:tcW w:w="0" w:type="auto"/>
+            <w:shd w:val="clear" w:color="auto" w:fill="auto"/>
+            <w:vAlign w:val="center"/>
+          </w:tcPr>
+          <w:p>
+            <w:pPr>
+              <w:keepNext w:val="0"/>
+              <w:keepLines w:val="0"/>
+              <w:widowControl/>
+              <w:suppressLineNumbers w:val="0"/>
+              <w:jc w:val="left"/>
+              <w:rPr>
+                <w:rFonts w:hint="default" w:ascii="Arial" w:hAnsi="Arial" w:cs="Arial"/>
+                <w:sz w:val="28"/>
+                <w:szCs w:val="28"/>
+              </w:rPr>
+            </w:pPr>
+            <w:r>
+              <w:rPr>
+                <w:rStyle w:val="11"/>
+                <w:rFonts w:hint="default" w:ascii="Arial" w:hAnsi="Arial" w:eastAsia="SimSun" w:cs="Arial"/>
+                <w:kern w:val="0"/>
+                <w:sz w:val="28"/>
+                <w:szCs w:val="28"/>
+                <w:lang w:val="en-US" w:eastAsia="zh-CN" w:bidi="ar"/>
+              </w:rPr>
+              <w:t>Response Size</w:t>
+            </w:r>
+          </w:p>
+        </w:tc>
+        <w:tc>
+          <w:tcPr>
+            <w:tcW w:w="0" w:type="auto"/>
+            <w:shd w:val="clear" w:color="auto" w:fill="auto"/>
+            <w:vAlign w:val="center"/>
+          </w:tcPr>
+          <w:p>
+            <w:pPr>
+              <w:keepNext w:val="0"/>
+              <w:keepLines w:val="0"/>
+              <w:widowControl/>
+              <w:suppressLineNumbers w:val="0"/>
+              <w:jc w:val="left"/>
+              <w:rPr>
+                <w:rFonts w:hint="default" w:ascii="Arial" w:hAnsi="Arial" w:cs="Arial"/>
+                <w:sz w:val="28"/>
+                <w:szCs w:val="28"/>
+              </w:rPr>
+            </w:pPr>
+            <w:r>
+              <w:rPr>
+                <w:rFonts w:hint="default" w:ascii="Arial" w:hAnsi="Arial" w:eastAsia="SimSun" w:cs="Arial"/>
+                <w:kern w:val="0"/>
+                <w:sz w:val="28"/>
+                <w:szCs w:val="28"/>
+                <w:lang w:val="en-US" w:eastAsia="zh-CN" w:bidi="ar"/>
+              </w:rPr>
+              <w:t>2.94 KB</w:t>
+            </w:r>
+          </w:p>
+        </w:tc>
+      </w:tr>
+      <w:tr>
+        <w:tblPrEx>
+          <w:tblBorders>
+            <w:top w:val="none" w:color="auto" w:sz="0" w:space="0"/>
+            <w:left w:val="none" w:color="auto" w:sz="0" w:space="0"/>
+            <w:bottom w:val="none" w:color="auto" w:sz="0" w:space="0"/>
+            <w:right w:val="none" w:color="auto" w:sz="0" w:space="0"/>
+            <w:insideH w:val="none" w:color="auto" w:sz="0" w:space="0"/>
+            <w:insideV w:val="none" w:color="auto" w:sz="0" w:space="0"/>
+          </w:tblBorders>
+          <w:shd w:val="clear" w:color="auto" w:fill="auto"/>
+          <w:tblCellMar>
+            <w:top w:w="15" w:type="dxa"/>
+            <w:left w:w="15" w:type="dxa"/>
+            <w:bottom w:w="15" w:type="dxa"/>
+            <w:right w:w="15" w:type="dxa"/>
+          </w:tblCellMar>
+        </w:tblPrEx>
+        <w:trPr>
+          <w:tblCellSpacing w:w="15" w:type="dxa"/>
+        </w:trPr>
+        <w:tc>
+          <w:tcPr>
+            <w:tcW w:w="0" w:type="auto"/>
+            <w:shd w:val="clear" w:color="auto" w:fill="auto"/>
+            <w:vAlign w:val="center"/>
+          </w:tcPr>
+          <w:p>
+            <w:pPr>
+              <w:keepNext w:val="0"/>
+              <w:keepLines w:val="0"/>
+              <w:widowControl/>
+              <w:suppressLineNumbers w:val="0"/>
+              <w:jc w:val="left"/>
+              <w:rPr>
+                <w:rFonts w:hint="default" w:ascii="Arial" w:hAnsi="Arial" w:cs="Arial"/>
+                <w:sz w:val="28"/>
+                <w:szCs w:val="28"/>
+              </w:rPr>
+            </w:pPr>
+            <w:r>
+              <w:rPr>
+                <w:rStyle w:val="11"/>
+                <w:rFonts w:hint="default" w:ascii="Arial" w:hAnsi="Arial" w:eastAsia="SimSun" w:cs="Arial"/>
+                <w:kern w:val="0"/>
+                <w:sz w:val="28"/>
+                <w:szCs w:val="28"/>
+                <w:lang w:val="en-US" w:eastAsia="zh-CN" w:bidi="ar"/>
+              </w:rPr>
+              <w:t>Response Time</w:t>
+            </w:r>
+          </w:p>
+        </w:tc>
+        <w:tc>
+          <w:tcPr>
+            <w:tcW w:w="0" w:type="auto"/>
+            <w:shd w:val="clear" w:color="auto" w:fill="auto"/>
+            <w:vAlign w:val="center"/>
+          </w:tcPr>
+          <w:p>
+            <w:pPr>
+              <w:keepNext w:val="0"/>
+              <w:keepLines w:val="0"/>
+              <w:widowControl/>
+              <w:suppressLineNumbers w:val="0"/>
+              <w:jc w:val="left"/>
+              <w:rPr>
+                <w:rFonts w:hint="default" w:ascii="Arial" w:hAnsi="Arial" w:cs="Arial"/>
+                <w:sz w:val="28"/>
+                <w:szCs w:val="28"/>
+              </w:rPr>
+            </w:pPr>
+            <w:r>
+              <w:rPr>
+                <w:rFonts w:hint="default" w:ascii="Arial" w:hAnsi="Arial" w:eastAsia="SimSun" w:cs="Arial"/>
+                <w:kern w:val="0"/>
+                <w:sz w:val="28"/>
+                <w:szCs w:val="28"/>
+                <w:lang w:val="en-US" w:eastAsia="zh-CN" w:bidi="ar"/>
+              </w:rPr>
+              <w:t>3.14 seconds</w:t>
+            </w:r>
+          </w:p>
+        </w:tc>
+      </w:tr>
+      <w:tr>
+        <w:tblPrEx>
+          <w:tblBorders>
+            <w:top w:val="none" w:color="auto" w:sz="0" w:space="0"/>
+            <w:left w:val="none" w:color="auto" w:sz="0" w:space="0"/>
+            <w:bottom w:val="none" w:color="auto" w:sz="0" w:space="0"/>
+            <w:right w:val="none" w:color="auto" w:sz="0" w:space="0"/>
+            <w:insideH w:val="none" w:color="auto" w:sz="0" w:space="0"/>
+            <w:insideV w:val="none" w:color="auto" w:sz="0" w:space="0"/>
+          </w:tblBorders>
+          <w:shd w:val="clear" w:color="auto" w:fill="auto"/>
           <w:tblCellMar>
             <w:top w:w="15" w:type="dxa"/>
             <w:left w:w="15" w:type="dxa"/>
@@ -3043,7 +3069,6 @@
             <w:insideH w:val="none" w:color="auto" w:sz="0" w:space="0"/>
             <w:insideV w:val="none" w:color="auto" w:sz="0" w:space="0"/>
           </w:tblBorders>
-          <w:shd w:val="clear" w:color="auto" w:fill="auto"/>
           <w:tblCellMar>
             <w:top w:w="15" w:type="dxa"/>
             <w:left w:w="15" w:type="dxa"/>
@@ -3525,7 +3550,6 @@
             <w:insideH w:val="none" w:color="auto" w:sz="0" w:space="0"/>
             <w:insideV w:val="none" w:color="auto" w:sz="0" w:space="0"/>
           </w:tblBorders>
-          <w:shd w:val="clear" w:color="auto" w:fill="auto"/>
           <w:tblCellMar>
             <w:top w:w="15" w:type="dxa"/>
             <w:left w:w="15" w:type="dxa"/>
@@ -4545,7 +4569,6 @@
             <w:insideH w:val="none" w:color="auto" w:sz="0" w:space="0"/>
             <w:insideV w:val="none" w:color="auto" w:sz="0" w:space="0"/>
           </w:tblBorders>
-          <w:shd w:val="clear" w:color="auto" w:fill="auto"/>
           <w:tblCellMar>
             <w:top w:w="15" w:type="dxa"/>
             <w:left w:w="15" w:type="dxa"/>
@@ -5510,7 +5533,6 @@
             <w:insideH w:val="none" w:color="auto" w:sz="0" w:space="0"/>
             <w:insideV w:val="none" w:color="auto" w:sz="0" w:space="0"/>
           </w:tblBorders>
-          <w:shd w:val="clear" w:color="auto" w:fill="auto"/>
           <w:tblCellMar>
             <w:top w:w="15" w:type="dxa"/>
             <w:left w:w="15" w:type="dxa"/>
@@ -5772,7 +5794,6 @@
             <w:insideH w:val="none" w:color="auto" w:sz="0" w:space="0"/>
             <w:insideV w:val="none" w:color="auto" w:sz="0" w:space="0"/>
           </w:tblBorders>
-          <w:shd w:val="clear" w:color="auto" w:fill="auto"/>
           <w:tblCellMar>
             <w:top w:w="15" w:type="dxa"/>
             <w:left w:w="15" w:type="dxa"/>
@@ -5857,7 +5878,6 @@
             <w:insideH w:val="none" w:color="auto" w:sz="0" w:space="0"/>
             <w:insideV w:val="none" w:color="auto" w:sz="0" w:space="0"/>
           </w:tblBorders>
-          <w:shd w:val="clear" w:color="auto" w:fill="auto"/>
           <w:tblCellMar>
             <w:top w:w="15" w:type="dxa"/>
             <w:left w:w="15" w:type="dxa"/>
@@ -6091,6 +6111,7 @@
             <w:insideH w:val="none" w:color="auto" w:sz="0" w:space="0"/>
             <w:insideV w:val="none" w:color="auto" w:sz="0" w:space="0"/>
           </w:tblBorders>
+          <w:shd w:val="clear" w:color="auto" w:fill="auto"/>
           <w:tblCellMar>
             <w:top w:w="15" w:type="dxa"/>
             <w:left w:w="15" w:type="dxa"/>
@@ -6168,174 +6189,6 @@
                 <w:lang w:val="en-US" w:eastAsia="zh-CN" w:bidi="ar"/>
               </w:rPr>
               <w:t>Details</w:t>
-            </w:r>
-          </w:p>
-        </w:tc>
-      </w:tr>
-      <w:tr>
-        <w:tblPrEx>
-          <w:tblBorders>
-            <w:top w:val="none" w:color="auto" w:sz="0" w:space="0"/>
-            <w:left w:val="none" w:color="auto" w:sz="0" w:space="0"/>
-            <w:bottom w:val="none" w:color="auto" w:sz="0" w:space="0"/>
-            <w:right w:val="none" w:color="auto" w:sz="0" w:space="0"/>
-            <w:insideH w:val="none" w:color="auto" w:sz="0" w:space="0"/>
-            <w:insideV w:val="none" w:color="auto" w:sz="0" w:space="0"/>
-          </w:tblBorders>
-          <w:tblCellMar>
-            <w:top w:w="15" w:type="dxa"/>
-            <w:left w:w="15" w:type="dxa"/>
-            <w:bottom w:w="15" w:type="dxa"/>
-            <w:right w:w="15" w:type="dxa"/>
-          </w:tblCellMar>
-        </w:tblPrEx>
-        <w:trPr>
-          <w:tblCellSpacing w:w="15" w:type="dxa"/>
-        </w:trPr>
-        <w:tc>
-          <w:tcPr>
-            <w:tcW w:w="0" w:type="auto"/>
-            <w:shd w:val="clear" w:color="auto" w:fill="auto"/>
-            <w:vAlign w:val="center"/>
-          </w:tcPr>
-          <w:p>
-            <w:pPr>
-              <w:keepNext w:val="0"/>
-              <w:keepLines w:val="0"/>
-              <w:widowControl/>
-              <w:suppressLineNumbers w:val="0"/>
-              <w:jc w:val="left"/>
-              <w:rPr>
-                <w:rFonts w:hint="default" w:ascii="Arial" w:hAnsi="Arial" w:cs="Arial"/>
-                <w:sz w:val="28"/>
-                <w:szCs w:val="28"/>
-              </w:rPr>
-            </w:pPr>
-            <w:r>
-              <w:rPr>
-                <w:rStyle w:val="11"/>
-                <w:rFonts w:hint="default" w:ascii="Arial" w:hAnsi="Arial" w:eastAsia="SimSun" w:cs="Arial"/>
-                <w:kern w:val="0"/>
-                <w:sz w:val="28"/>
-                <w:szCs w:val="28"/>
-                <w:lang w:val="en-US" w:eastAsia="zh-CN" w:bidi="ar"/>
-              </w:rPr>
-              <w:t>Risk</w:t>
-            </w:r>
-          </w:p>
-        </w:tc>
-        <w:tc>
-          <w:tcPr>
-            <w:tcW w:w="0" w:type="auto"/>
-            <w:shd w:val="clear" w:color="auto" w:fill="auto"/>
-            <w:vAlign w:val="center"/>
-          </w:tcPr>
-          <w:p>
-            <w:pPr>
-              <w:keepNext w:val="0"/>
-              <w:keepLines w:val="0"/>
-              <w:widowControl/>
-              <w:suppressLineNumbers w:val="0"/>
-              <w:jc w:val="left"/>
-              <w:rPr>
-                <w:rFonts w:hint="default" w:ascii="Arial" w:hAnsi="Arial" w:cs="Arial"/>
-                <w:sz w:val="28"/>
-                <w:szCs w:val="28"/>
-              </w:rPr>
-            </w:pPr>
-            <w:r>
-              <w:rPr>
-                <w:rFonts w:hint="default" w:ascii="Arial" w:hAnsi="Arial" w:eastAsia="SimSun" w:cs="Arial"/>
-                <w:kern w:val="0"/>
-                <w:sz w:val="28"/>
-                <w:szCs w:val="28"/>
-                <w:lang w:val="en-US" w:eastAsia="zh-CN" w:bidi="ar"/>
-              </w:rPr>
-              <w:t xml:space="preserve"> High</w:t>
-            </w:r>
-          </w:p>
-        </w:tc>
-      </w:tr>
-      <w:tr>
-        <w:tblPrEx>
-          <w:tblBorders>
-            <w:top w:val="none" w:color="auto" w:sz="0" w:space="0"/>
-            <w:left w:val="none" w:color="auto" w:sz="0" w:space="0"/>
-            <w:bottom w:val="none" w:color="auto" w:sz="0" w:space="0"/>
-            <w:right w:val="none" w:color="auto" w:sz="0" w:space="0"/>
-            <w:insideH w:val="none" w:color="auto" w:sz="0" w:space="0"/>
-            <w:insideV w:val="none" w:color="auto" w:sz="0" w:space="0"/>
-          </w:tblBorders>
-          <w:tblCellMar>
-            <w:top w:w="15" w:type="dxa"/>
-            <w:left w:w="15" w:type="dxa"/>
-            <w:bottom w:w="15" w:type="dxa"/>
-            <w:right w:w="15" w:type="dxa"/>
-          </w:tblCellMar>
-        </w:tblPrEx>
-        <w:trPr>
-          <w:tblCellSpacing w:w="15" w:type="dxa"/>
-        </w:trPr>
-        <w:tc>
-          <w:tcPr>
-            <w:tcW w:w="0" w:type="auto"/>
-            <w:shd w:val="clear" w:color="auto" w:fill="auto"/>
-            <w:vAlign w:val="center"/>
-          </w:tcPr>
-          <w:p>
-            <w:pPr>
-              <w:keepNext w:val="0"/>
-              <w:keepLines w:val="0"/>
-              <w:widowControl/>
-              <w:suppressLineNumbers w:val="0"/>
-              <w:jc w:val="left"/>
-              <w:rPr>
-                <w:rFonts w:hint="default" w:ascii="Arial" w:hAnsi="Arial" w:cs="Arial"/>
-                <w:sz w:val="28"/>
-                <w:szCs w:val="28"/>
-              </w:rPr>
-            </w:pPr>
-            <w:r>
-              <w:rPr>
-                <w:rStyle w:val="11"/>
-                <w:rFonts w:hint="default" w:ascii="Arial" w:hAnsi="Arial" w:eastAsia="SimSun" w:cs="Arial"/>
-                <w:kern w:val="0"/>
-                <w:sz w:val="28"/>
-                <w:szCs w:val="28"/>
-                <w:lang w:val="en-US" w:eastAsia="zh-CN" w:bidi="ar"/>
-              </w:rPr>
-              <w:t>Header</w:t>
-            </w:r>
-          </w:p>
-        </w:tc>
-        <w:tc>
-          <w:tcPr>
-            <w:tcW w:w="0" w:type="auto"/>
-            <w:shd w:val="clear" w:color="auto" w:fill="auto"/>
-            <w:vAlign w:val="center"/>
-          </w:tcPr>
-          <w:p>
-            <w:pPr>
-              <w:keepNext w:val="0"/>
-              <w:keepLines w:val="0"/>
-              <w:widowControl/>
-              <w:suppressLineNumbers w:val="0"/>
-              <w:jc w:val="left"/>
-              <w:rPr>
-                <w:rFonts w:hint="default" w:ascii="Arial" w:hAnsi="Arial" w:cs="Arial"/>
-                <w:sz w:val="28"/>
-                <w:szCs w:val="28"/>
-              </w:rPr>
-            </w:pPr>
-            <w:r>
-              <w:rPr>
-                <w:rFonts w:hint="default" w:ascii="Arial" w:hAnsi="Arial" w:eastAsia="SimSun" w:cs="Arial"/>
-                <w:kern w:val="0"/>
-                <w:sz w:val="28"/>
-                <w:szCs w:val="28"/>
-                <w:lang w:val="en-US" w:eastAsia="zh-CN" w:bidi="ar"/>
-              </w:rPr>
-              <w:t>access-control-allow-credentials: true</w:t>
             </w:r>
           </w:p>
         </w:tc>
@@ -6389,38 +6242,38 @@
                 <w:szCs w:val="28"/>
                 <w:lang w:val="en-US" w:eastAsia="zh-CN" w:bidi="ar"/>
               </w:rPr>
-              <w:t>What it means</w:t>
-            </w:r>
-          </w:p>
-        </w:tc>
-        <w:tc>
-          <w:tcPr>
-            <w:tcW w:w="0" w:type="auto"/>
-            <w:shd w:val="clear" w:color="auto" w:fill="auto"/>
-            <w:vAlign w:val="center"/>
-          </w:tcPr>
-          <w:p>
-            <w:pPr>
-              <w:keepNext w:val="0"/>
-              <w:keepLines w:val="0"/>
-              <w:widowControl/>
-              <w:suppressLineNumbers w:val="0"/>
-              <w:jc w:val="left"/>
-              <w:rPr>
-                <w:rFonts w:hint="default" w:ascii="Arial" w:hAnsi="Arial" w:cs="Arial"/>
-                <w:sz w:val="28"/>
-                <w:szCs w:val="28"/>
-              </w:rPr>
-            </w:pPr>
-            <w:r>
-              <w:rPr>
-                <w:rFonts w:hint="default" w:ascii="Arial" w:hAnsi="Arial" w:eastAsia="SimSun" w:cs="Arial"/>
-                <w:kern w:val="0"/>
-                <w:sz w:val="28"/>
-                <w:szCs w:val="28"/>
-                <w:lang w:val="en-US" w:eastAsia="zh-CN" w:bidi="ar"/>
-              </w:rPr>
-              <w:t>API allows credentials from any origin — attackers can make cross-site requests using victim's credentials to steal data</w:t>
+              <w:t>Risk</w:t>
+            </w:r>
+          </w:p>
+        </w:tc>
+        <w:tc>
+          <w:tcPr>
+            <w:tcW w:w="0" w:type="auto"/>
+            <w:shd w:val="clear" w:color="auto" w:fill="auto"/>
+            <w:vAlign w:val="center"/>
+          </w:tcPr>
+          <w:p>
+            <w:pPr>
+              <w:keepNext w:val="0"/>
+              <w:keepLines w:val="0"/>
+              <w:widowControl/>
+              <w:suppressLineNumbers w:val="0"/>
+              <w:jc w:val="left"/>
+              <w:rPr>
+                <w:rFonts w:hint="default" w:ascii="Arial" w:hAnsi="Arial" w:cs="Arial"/>
+                <w:sz w:val="28"/>
+                <w:szCs w:val="28"/>
+              </w:rPr>
+            </w:pPr>
+            <w:r>
+              <w:rPr>
+                <w:rFonts w:hint="default" w:ascii="Arial" w:hAnsi="Arial" w:eastAsia="SimSun" w:cs="Arial"/>
+                <w:kern w:val="0"/>
+                <w:sz w:val="28"/>
+                <w:szCs w:val="28"/>
+                <w:lang w:val="en-US" w:eastAsia="zh-CN" w:bidi="ar"/>
+              </w:rPr>
+              <w:t xml:space="preserve"> High</w:t>
             </w:r>
           </w:p>
         </w:tc>
@@ -6435,6 +6288,177 @@
             <w:insideH w:val="none" w:color="auto" w:sz="0" w:space="0"/>
             <w:insideV w:val="none" w:color="auto" w:sz="0" w:space="0"/>
           </w:tblBorders>
+          <w:shd w:val="clear" w:color="auto" w:fill="auto"/>
+          <w:tblCellMar>
+            <w:top w:w="15" w:type="dxa"/>
+            <w:left w:w="15" w:type="dxa"/>
+            <w:bottom w:w="15" w:type="dxa"/>
+            <w:right w:w="15" w:type="dxa"/>
+          </w:tblCellMar>
+        </w:tblPrEx>
+        <w:trPr>
+          <w:tblCellSpacing w:w="15" w:type="dxa"/>
+        </w:trPr>
+        <w:tc>
+          <w:tcPr>
+            <w:tcW w:w="0" w:type="auto"/>
+            <w:shd w:val="clear" w:color="auto" w:fill="auto"/>
+            <w:vAlign w:val="center"/>
+          </w:tcPr>
+          <w:p>
+            <w:pPr>
+              <w:keepNext w:val="0"/>
+              <w:keepLines w:val="0"/>
+              <w:widowControl/>
+              <w:suppressLineNumbers w:val="0"/>
+              <w:jc w:val="left"/>
+              <w:rPr>
+                <w:rFonts w:hint="default" w:ascii="Arial" w:hAnsi="Arial" w:cs="Arial"/>
+                <w:sz w:val="28"/>
+                <w:szCs w:val="28"/>
+              </w:rPr>
+            </w:pPr>
+            <w:r>
+              <w:rPr>
+                <w:rStyle w:val="11"/>
+                <w:rFonts w:hint="default" w:ascii="Arial" w:hAnsi="Arial" w:eastAsia="SimSun" w:cs="Arial"/>
+                <w:kern w:val="0"/>
+                <w:sz w:val="28"/>
+                <w:szCs w:val="28"/>
+                <w:lang w:val="en-US" w:eastAsia="zh-CN" w:bidi="ar"/>
+              </w:rPr>
+              <w:t>Header</w:t>
+            </w:r>
+          </w:p>
+        </w:tc>
+        <w:tc>
+          <w:tcPr>
+            <w:tcW w:w="0" w:type="auto"/>
+            <w:shd w:val="clear" w:color="auto" w:fill="auto"/>
+            <w:vAlign w:val="center"/>
+          </w:tcPr>
+          <w:p>
+            <w:pPr>
+              <w:keepNext w:val="0"/>
+              <w:keepLines w:val="0"/>
+              <w:widowControl/>
+              <w:suppressLineNumbers w:val="0"/>
+              <w:jc w:val="left"/>
+              <w:rPr>
+                <w:rFonts w:hint="default" w:ascii="Arial" w:hAnsi="Arial" w:cs="Arial"/>
+                <w:sz w:val="28"/>
+                <w:szCs w:val="28"/>
+              </w:rPr>
+            </w:pPr>
+            <w:r>
+              <w:rPr>
+                <w:rFonts w:hint="default" w:ascii="Arial" w:hAnsi="Arial" w:eastAsia="SimSun" w:cs="Arial"/>
+                <w:kern w:val="0"/>
+                <w:sz w:val="28"/>
+                <w:szCs w:val="28"/>
+                <w:lang w:val="en-US" w:eastAsia="zh-CN" w:bidi="ar"/>
+              </w:rPr>
+              <w:t>access-control-allow-credentials: true</w:t>
+            </w:r>
+          </w:p>
+        </w:tc>
+      </w:tr>
+      <w:tr>
+        <w:tblPrEx>
+          <w:tblBorders>
+            <w:top w:val="none" w:color="auto" w:sz="0" w:space="0"/>
+            <w:left w:val="none" w:color="auto" w:sz="0" w:space="0"/>
+            <w:bottom w:val="none" w:color="auto" w:sz="0" w:space="0"/>
+            <w:right w:val="none" w:color="auto" w:sz="0" w:space="0"/>
+            <w:insideH w:val="none" w:color="auto" w:sz="0" w:space="0"/>
+            <w:insideV w:val="none" w:color="auto" w:sz="0" w:space="0"/>
+          </w:tblBorders>
+          <w:shd w:val="clear" w:color="auto" w:fill="auto"/>
+          <w:tblCellMar>
+            <w:top w:w="15" w:type="dxa"/>
+            <w:left w:w="15" w:type="dxa"/>
+            <w:bottom w:w="15" w:type="dxa"/>
+            <w:right w:w="15" w:type="dxa"/>
+          </w:tblCellMar>
+        </w:tblPrEx>
+        <w:trPr>
+          <w:tblCellSpacing w:w="15" w:type="dxa"/>
+        </w:trPr>
+        <w:tc>
+          <w:tcPr>
+            <w:tcW w:w="0" w:type="auto"/>
+            <w:shd w:val="clear" w:color="auto" w:fill="auto"/>
+            <w:vAlign w:val="center"/>
+          </w:tcPr>
+          <w:p>
+            <w:pPr>
+              <w:keepNext w:val="0"/>
+              <w:keepLines w:val="0"/>
+              <w:widowControl/>
+              <w:suppressLineNumbers w:val="0"/>
+              <w:jc w:val="left"/>
+              <w:rPr>
+                <w:rFonts w:hint="default" w:ascii="Arial" w:hAnsi="Arial" w:cs="Arial"/>
+                <w:sz w:val="28"/>
+                <w:szCs w:val="28"/>
+              </w:rPr>
+            </w:pPr>
+            <w:r>
+              <w:rPr>
+                <w:rStyle w:val="11"/>
+                <w:rFonts w:hint="default" w:ascii="Arial" w:hAnsi="Arial" w:eastAsia="SimSun" w:cs="Arial"/>
+                <w:kern w:val="0"/>
+                <w:sz w:val="28"/>
+                <w:szCs w:val="28"/>
+                <w:lang w:val="en-US" w:eastAsia="zh-CN" w:bidi="ar"/>
+              </w:rPr>
+              <w:t>What it means</w:t>
+            </w:r>
+          </w:p>
+        </w:tc>
+        <w:tc>
+          <w:tcPr>
+            <w:tcW w:w="0" w:type="auto"/>
+            <w:shd w:val="clear" w:color="auto" w:fill="auto"/>
+            <w:vAlign w:val="center"/>
+          </w:tcPr>
+          <w:p>
+            <w:pPr>
+              <w:keepNext w:val="0"/>
+              <w:keepLines w:val="0"/>
+              <w:widowControl/>
+              <w:suppressLineNumbers w:val="0"/>
+              <w:jc w:val="left"/>
+              <w:rPr>
+                <w:rFonts w:hint="default" w:ascii="Arial" w:hAnsi="Arial" w:cs="Arial"/>
+                <w:sz w:val="28"/>
+                <w:szCs w:val="28"/>
+              </w:rPr>
+            </w:pPr>
+            <w:r>
+              <w:rPr>
+                <w:rFonts w:hint="default" w:ascii="Arial" w:hAnsi="Arial" w:eastAsia="SimSun" w:cs="Arial"/>
+                <w:kern w:val="0"/>
+                <w:sz w:val="28"/>
+                <w:szCs w:val="28"/>
+                <w:lang w:val="en-US" w:eastAsia="zh-CN" w:bidi="ar"/>
+              </w:rPr>
+              <w:t>API allows credentials from any origin — attackers can make cross-site requests using victim's credentials to steal data</w:t>
+            </w:r>
+          </w:p>
+        </w:tc>
+      </w:tr>
+      <w:tr>
+        <w:tblPrEx>
+          <w:tblBorders>
+            <w:top w:val="none" w:color="auto" w:sz="0" w:space="0"/>
+            <w:left w:val="none" w:color="auto" w:sz="0" w:space="0"/>
+            <w:bottom w:val="none" w:color="auto" w:sz="0" w:space="0"/>
+            <w:right w:val="none" w:color="auto" w:sz="0" w:space="0"/>
+            <w:insideH w:val="none" w:color="auto" w:sz="0" w:space="0"/>
+            <w:insideV w:val="none" w:color="auto" w:sz="0" w:space="0"/>
+          </w:tblBorders>
+          <w:shd w:val="clear" w:color="auto" w:fill="auto"/>
           <w:tblCellMar>
             <w:top w:w="15" w:type="dxa"/>
             <w:left w:w="15" w:type="dxa"/>
@@ -6744,7 +6768,6 @@
             <w:insideH w:val="none" w:color="auto" w:sz="0" w:space="0"/>
             <w:insideV w:val="none" w:color="auto" w:sz="0" w:space="0"/>
           </w:tblBorders>
-          <w:shd w:val="clear" w:color="auto" w:fill="auto"/>
           <w:tblCellMar>
             <w:top w:w="15" w:type="dxa"/>
             <w:left w:w="15" w:type="dxa"/>
@@ -6829,7 +6852,6 @@
             <w:insideH w:val="none" w:color="auto" w:sz="0" w:space="0"/>
             <w:insideV w:val="none" w:color="auto" w:sz="0" w:space="0"/>
           </w:tblBorders>
-          <w:shd w:val="clear" w:color="auto" w:fill="auto"/>
           <w:tblCellMar>
             <w:top w:w="15" w:type="dxa"/>
             <w:left w:w="15" w:type="dxa"/>
@@ -11103,6 +11125,7 @@
             <w:insideH w:val="none" w:color="auto" w:sz="0" w:space="0"/>
             <w:insideV w:val="none" w:color="auto" w:sz="0" w:space="0"/>
           </w:tblBorders>
+          <w:shd w:val="clear" w:color="auto" w:fill="auto"/>
           <w:tblCellMar>
             <w:top w:w="15" w:type="dxa"/>
             <w:left w:w="15" w:type="dxa"/>
@@ -11217,6 +11240,7 @@
             <w:insideH w:val="none" w:color="auto" w:sz="0" w:space="0"/>
             <w:insideV w:val="none" w:color="auto" w:sz="0" w:space="0"/>
           </w:tblBorders>
+          <w:shd w:val="clear" w:color="auto" w:fill="auto"/>
           <w:tblCellMar>
             <w:top w:w="15" w:type="dxa"/>
             <w:left w:w="15" w:type="dxa"/>
@@ -11352,6 +11376,7 @@
             <w:insideH w:val="none" w:color="auto" w:sz="0" w:space="0"/>
             <w:insideV w:val="none" w:color="auto" w:sz="0" w:space="0"/>
           </w:tblBorders>
+          <w:shd w:val="clear" w:color="auto" w:fill="auto"/>
           <w:tblCellMar>
             <w:top w:w="15" w:type="dxa"/>
             <w:left w:w="15" w:type="dxa"/>
@@ -13691,8 +13716,6 @@
           <w:lang w:val="en-IN"/>
         </w:rPr>
       </w:pPr>
-      <w:bookmarkStart w:id="0" w:name="_GoBack"/>
-      <w:bookmarkEnd w:id="0"/>
     </w:p>
     <w:p>
       <w:pPr>
